--- a/eng/docx/19.content.docx
+++ b/eng/docx/19.content.docx
@@ -19,7 +19,7 @@
         <w:rPr>
           <w:lang w:val="en_US" w:bidi="en_US"/>
         </w:rPr>
-        <w:t>Resource: Study Notes - Book Intros (Tyndale)</w:t>
+        <w:t>Resource: Tyndale Open Study Notes</w:t>
       </w:r>
       <w:r>
         <w:rPr>
@@ -112,7 +112,7 @@
         <w:rPr>
           <w:lang w:val="en_US" w:bidi="en_US"/>
         </w:rPr>
-        <w:t>Study Notes - Book Intros (Tyndale)</w:t>
+        <w:t>Tyndale Open Study Notes</w:t>
       </w:r>
     </w:p>
     <w:p>

--- a/eng/docx/19.content.docx
+++ b/eng/docx/19.content.docx
@@ -231,7 +231,21 @@
         <w:rPr>
           <w:lang w:val="en_US" w:bidi="en_US"/>
         </w:rPr>
-        <w:t>Jesus and the apostles loved the book of Psalms—they quoted from it and lived out of it. These ancient prayers and praises of Israel provide a bridge between the Old Testament and the New Testament; the themes introduced in the psalms find further development in the New Testament. Where David’s dynasty failed, Jesus gives hope. Yet, certain expectations that emerge in the book of Psalms still remain for the future, namely that God’s people will completely fulfill his purposes and that all nations will submit to the Messiah.</w:t>
+        <w:t>Jesus and the apostles loved the book of Psalms. They quoted it often and shaped their lives by its teachings. These ancient prayers and songs of praise from Israel connect the Old Testament and the New Testament. Many themes that begin in the Psalms are developed further in the New Testament.</w:t>
+      </w:r>
+    </w:p>
+    <w:p>
+      <w:pPr/>
+      <w:r>
+        <w:rPr>
+          <w:lang w:val="en_US" w:bidi="en_US"/>
+        </w:rPr>
+      </w:r>
+      <w:r>
+        <w:rPr>
+          <w:lang w:val="en_US" w:bidi="en_US"/>
+        </w:rPr>
+        <w:t>Where David's family line of kings not fully accomplish God’s purposes, but Jesus brings hope and fulfills God’s promises. At the same time, some expectations found in the Psalms still point to the future. God’s people have not yet fully carried out all of his purposes, and not all nations have submitted to the Messiah (God’s chosen King).</w:t>
       </w:r>
     </w:p>
     <w:p>
@@ -256,7 +270,7 @@
         <w:rPr>
           <w:lang w:val="en_US" w:bidi="en_US"/>
         </w:rPr>
-        <w:t xml:space="preserve">The psalms, like all Scripture, are inspired and given by God (see </w:t>
+        <w:t xml:space="preserve">The psalms, like all Scripture, are inspired by God and given by him (see </w:t>
       </w:r>
       <w:hyperlink r:id="rId13">
         <w:r>
@@ -267,14 +281,14 @@
             <w:color w:val="0000EE"/>
             <w:u w:val="single"/>
           </w:rPr>
-          <w:t>2 Tim 3:16</w:t>
-        </w:r>
-      </w:hyperlink>
-      <w:r>
-        <w:rPr>
-          <w:lang w:val="en_US" w:bidi="en_US"/>
-        </w:rPr>
-        <w:t>). Yet each psalm originated with a human author as a prayer or praise to the Lord. The psalms are diverse: The Psalter includes laments, praise psalms, wisdom, thanksgiving, reflections on God’s actions, celebrations of God’s revelation, and worship.</w:t>
+          <w:t>2 Timothy 3:16</w:t>
+        </w:r>
+      </w:hyperlink>
+      <w:r>
+        <w:rPr>
+          <w:lang w:val="en_US" w:bidi="en_US"/>
+        </w:rPr>
+        <w:t>). At the same time, each psalm was written by a human author as a prayer or song of praise to the Lord.</w:t>
       </w:r>
     </w:p>
     <w:p>
@@ -288,7 +302,21 @@
         <w:rPr>
           <w:lang w:val="en_US" w:bidi="en_US"/>
         </w:rPr>
-        <w:t xml:space="preserve">The first two psalms serve as an introduction to the entire Psalter (the book of Psalms). </w:t>
+        <w:t>The book of Psalms (also called the Psalter) contains many different kinds of writings. It includes laments (prayers of sorrow or complaint), songs of praise, wisdom teachings, prayers of thanksgiving, reflections on God's actions, celebrations of God's revelation (how God makes himself known), and songs used in worship.</w:t>
+      </w:r>
+    </w:p>
+    <w:p>
+      <w:pPr/>
+      <w:r>
+        <w:rPr>
+          <w:lang w:val="en_US" w:bidi="en_US"/>
+        </w:rPr>
+      </w:r>
+      <w:r>
+        <w:rPr>
+          <w:lang w:val="en_US" w:bidi="en_US"/>
+        </w:rPr>
+        <w:t xml:space="preserve">The first two psalms introduce the entire Psalter. </w:t>
       </w:r>
       <w:hyperlink r:id="rId14">
         <w:r>
@@ -306,7 +334,15 @@
         <w:rPr>
           <w:lang w:val="en_US" w:bidi="en_US"/>
         </w:rPr>
-        <w:t xml:space="preserve"> describes a godly person who delights in God, lives by divine instruction, and is not influenced by evildoers. </w:t>
+        <w:t xml:space="preserve"> describes a righteous person who delights in God, follows his instruction, and does not follow the ways of evil people.</w:t>
+      </w:r>
+    </w:p>
+    <w:p>
+      <w:pPr/>
+      <w:r>
+        <w:rPr>
+          <w:lang w:val="en_US" w:bidi="en_US"/>
+        </w:rPr>
       </w:r>
       <w:hyperlink r:id="rId14">
         <w:r>
@@ -324,90 +360,7 @@
         <w:rPr>
           <w:lang w:val="en_US" w:bidi="en_US"/>
         </w:rPr>
-        <w:t xml:space="preserve"> points to three questions: (1) Is there forgiveness for sins? (2) Why do the godly suffer? and (3) Why do the wicked prosper? The rest of the Psalter meditates on these questions.</w:t>
-      </w:r>
-    </w:p>
-    <w:p>
-      <w:pPr/>
-      <w:r>
-        <w:rPr>
-          <w:lang w:val="en_US" w:bidi="en_US"/>
-        </w:rPr>
-      </w:r>
-      <w:hyperlink r:id="rId15">
-        <w:r>
-          <w:rPr>
-            <w:lang w:val="en_US" w:bidi="en_US"/>
-          </w:rPr>
-          <w:rPr>
-            <w:color w:val="0000EE"/>
-            <w:u w:val="single"/>
-          </w:rPr>
-          <w:t>Psalm 2</w:t>
-        </w:r>
-      </w:hyperlink>
-      <w:r>
-        <w:rPr>
-          <w:lang w:val="en_US" w:bidi="en_US"/>
-        </w:rPr>
-        <w:t xml:space="preserve"> speaks of how the nations and the wicked are in rebellion against God’s rule. God judges the rebellious and protects the godly. </w:t>
-      </w:r>
-      <w:hyperlink r:id="rId15">
-        <w:r>
-          <w:rPr>
-            <w:lang w:val="en_US" w:bidi="en_US"/>
-          </w:rPr>
-          <w:rPr>
-            <w:color w:val="0000EE"/>
-            <w:u w:val="single"/>
-          </w:rPr>
-          <w:t>Psalm 2</w:t>
-        </w:r>
-      </w:hyperlink>
-      <w:r>
-        <w:rPr>
-          <w:lang w:val="en_US" w:bidi="en_US"/>
-        </w:rPr>
-        <w:t xml:space="preserve"> suggests two questions: (1) Why do the rebellious nations and the wicked prosper? and (2) Why were the kings of David’s line not victorious?</w:t>
-      </w:r>
-    </w:p>
-    <w:p>
-      <w:pPr/>
-      <w:r>
-        <w:rPr>
-          <w:lang w:val="en_US" w:bidi="en_US"/>
-        </w:rPr>
-      </w:r>
-      <w:r>
-        <w:rPr>
-          <w:lang w:val="en_US" w:bidi="en_US"/>
-        </w:rPr>
-        <w:t>The psalmists largely wrestle with these questions. Some quietly accept their problems, while others question God or become exasperated. Meanwhile, new questions and issues develop out of their dialogues with God.</w:t>
-      </w:r>
-    </w:p>
-    <w:p>
-      <w:pPr>
-        <w:pStyle w:val="Heading2"/>
-      </w:pPr>
-      <w:r>
-        <w:rPr>
-          <w:lang w:val="en_US" w:bidi="en_US"/>
-        </w:rPr>
-        <w:t>The Composition of the Psalms</w:t>
-      </w:r>
-    </w:p>
-    <w:p>
-      <w:pPr/>
-      <w:r>
-        <w:rPr>
-          <w:lang w:val="en_US" w:bidi="en_US"/>
-        </w:rPr>
-      </w:r>
-      <w:r>
-        <w:rPr>
-          <w:lang w:val="en_US" w:bidi="en_US"/>
-        </w:rPr>
-        <w:t>For a thousand years, poets wrote these poems while people recited and collected them. The Temple liturgy encouraged both the writing and the collection of psalms. Gradually, editors incorporated smaller collections into larger collections, shaping five collections into the one book of Psalms. The process of editing the Psalter into one book took place over time and was completed following the exile to Babylon. There are several markers of this editorial activity:</w:t>
+        <w:t xml:space="preserve"> also raises three important questions: </w:t>
       </w:r>
     </w:p>
     <w:p>
@@ -429,79 +382,7 @@
         <w:rPr>
           <w:lang w:val="en_US" w:bidi="en_US"/>
         </w:rPr>
-        <w:t xml:space="preserve">The editors placed </w:t>
-      </w:r>
-      <w:hyperlink r:id="rId14">
-        <w:r>
-          <w:rPr>
-            <w:lang w:val="en_US" w:bidi="en_US"/>
-          </w:rPr>
-          <w:rPr>
-            <w:color w:val="0000EE"/>
-            <w:u w:val="single"/>
-          </w:rPr>
-          <w:t>Psalms 1</w:t>
-        </w:r>
-      </w:hyperlink>
-      <w:r>
-        <w:rPr>
-          <w:lang w:val="en_US" w:bidi="en_US"/>
-        </w:rPr>
-        <w:t xml:space="preserve"> and </w:t>
-      </w:r>
-      <w:hyperlink r:id="rId15">
-        <w:r>
-          <w:rPr>
-            <w:lang w:val="en_US" w:bidi="en_US"/>
-          </w:rPr>
-          <w:rPr>
-            <w:color w:val="0000EE"/>
-            <w:u w:val="single"/>
-          </w:rPr>
-          <w:t>2</w:t>
-        </w:r>
-      </w:hyperlink>
-      <w:r>
-        <w:rPr>
-          <w:lang w:val="en_US" w:bidi="en_US"/>
-        </w:rPr>
-        <w:t xml:space="preserve"> as an introduction to the whole book of Psalms. Both psalms give idealized portraits: </w:t>
-      </w:r>
-      <w:hyperlink r:id="rId14">
-        <w:r>
-          <w:rPr>
-            <w:lang w:val="en_US" w:bidi="en_US"/>
-          </w:rPr>
-          <w:rPr>
-            <w:color w:val="0000EE"/>
-            <w:u w:val="single"/>
-          </w:rPr>
-          <w:t>Psalm 1</w:t>
-        </w:r>
-      </w:hyperlink>
-      <w:r>
-        <w:rPr>
-          <w:lang w:val="en_US" w:bidi="en_US"/>
-        </w:rPr>
-        <w:t xml:space="preserve"> portrays the ideal godly person who lives by God’s instruction. </w:t>
-      </w:r>
-      <w:hyperlink r:id="rId15">
-        <w:r>
-          <w:rPr>
-            <w:lang w:val="en_US" w:bidi="en_US"/>
-          </w:rPr>
-          <w:rPr>
-            <w:color w:val="0000EE"/>
-            <w:u w:val="single"/>
-          </w:rPr>
-          <w:t>Psalm 2</w:t>
-        </w:r>
-      </w:hyperlink>
-      <w:r>
-        <w:rPr>
-          <w:lang w:val="en_US" w:bidi="en_US"/>
-        </w:rPr>
-        <w:t xml:space="preserve"> portrays the Messiah, the ideal king of Israel. The rest of the Psalter develops and deepens these portraits, while at the same time exploring how neither the people of God nor their king were able to fulfill God’s ideals and bring about the happiness and peace of God’s kingdom.</w:t>
+        <w:t>Is there forgiveness for sins?</w:t>
       </w:r>
     </w:p>
     <w:p>
@@ -519,169 +400,7 @@
         <w:rPr>
           <w:lang w:val="en_US" w:bidi="en_US"/>
         </w:rPr>
-        <w:t>Individual psalms were collected in groups. The editors arranged these groupings of psalms into five collections: Book One (</w:t>
-      </w:r>
-      <w:hyperlink r:id="rId16">
-        <w:r>
-          <w:rPr>
-            <w:lang w:val="en_US" w:bidi="en_US"/>
-          </w:rPr>
-          <w:rPr>
-            <w:color w:val="0000EE"/>
-            <w:u w:val="single"/>
-          </w:rPr>
-          <w:t>Pss 1–41</w:t>
-        </w:r>
-      </w:hyperlink>
-      <w:r>
-        <w:rPr>
-          <w:lang w:val="en_US" w:bidi="en_US"/>
-        </w:rPr>
-        <w:t xml:space="preserve">, with a doxology in </w:t>
-      </w:r>
-      <w:hyperlink r:id="rId17">
-        <w:r>
-          <w:rPr>
-            <w:lang w:val="en_US" w:bidi="en_US"/>
-          </w:rPr>
-          <w:rPr>
-            <w:color w:val="0000EE"/>
-            <w:u w:val="single"/>
-          </w:rPr>
-          <w:t>41:13</w:t>
-        </w:r>
-      </w:hyperlink>
-      <w:r>
-        <w:rPr>
-          <w:lang w:val="en_US" w:bidi="en_US"/>
-        </w:rPr>
-        <w:t>), Book Two (</w:t>
-      </w:r>
-      <w:hyperlink r:id="rId18">
-        <w:r>
-          <w:rPr>
-            <w:lang w:val="en_US" w:bidi="en_US"/>
-          </w:rPr>
-          <w:rPr>
-            <w:color w:val="0000EE"/>
-            <w:u w:val="single"/>
-          </w:rPr>
-          <w:t>Pss 42–72</w:t>
-        </w:r>
-      </w:hyperlink>
-      <w:r>
-        <w:rPr>
-          <w:lang w:val="en_US" w:bidi="en_US"/>
-        </w:rPr>
-        <w:t xml:space="preserve">, with a doxology in </w:t>
-      </w:r>
-      <w:hyperlink r:id="rId19">
-        <w:r>
-          <w:rPr>
-            <w:lang w:val="en_US" w:bidi="en_US"/>
-          </w:rPr>
-          <w:rPr>
-            <w:color w:val="0000EE"/>
-            <w:u w:val="single"/>
-          </w:rPr>
-          <w:t>72:19</w:t>
-        </w:r>
-      </w:hyperlink>
-      <w:r>
-        <w:rPr>
-          <w:lang w:val="en_US" w:bidi="en_US"/>
-        </w:rPr>
-        <w:t>), Book Three (</w:t>
-      </w:r>
-      <w:hyperlink r:id="rId20">
-        <w:r>
-          <w:rPr>
-            <w:lang w:val="en_US" w:bidi="en_US"/>
-          </w:rPr>
-          <w:rPr>
-            <w:color w:val="0000EE"/>
-            <w:u w:val="single"/>
-          </w:rPr>
-          <w:t>Pss 73–89</w:t>
-        </w:r>
-      </w:hyperlink>
-      <w:r>
-        <w:rPr>
-          <w:lang w:val="en_US" w:bidi="en_US"/>
-        </w:rPr>
-        <w:t xml:space="preserve">, with a doxology in </w:t>
-      </w:r>
-      <w:hyperlink r:id="rId21">
-        <w:r>
-          <w:rPr>
-            <w:lang w:val="en_US" w:bidi="en_US"/>
-          </w:rPr>
-          <w:rPr>
-            <w:color w:val="0000EE"/>
-            <w:u w:val="single"/>
-          </w:rPr>
-          <w:t>89:52</w:t>
-        </w:r>
-      </w:hyperlink>
-      <w:r>
-        <w:rPr>
-          <w:lang w:val="en_US" w:bidi="en_US"/>
-        </w:rPr>
-        <w:t>), Book Four (</w:t>
-      </w:r>
-      <w:hyperlink r:id="rId22">
-        <w:r>
-          <w:rPr>
-            <w:lang w:val="en_US" w:bidi="en_US"/>
-          </w:rPr>
-          <w:rPr>
-            <w:color w:val="0000EE"/>
-            <w:u w:val="single"/>
-          </w:rPr>
-          <w:t>Pss 90–106</w:t>
-        </w:r>
-      </w:hyperlink>
-      <w:r>
-        <w:rPr>
-          <w:lang w:val="en_US" w:bidi="en_US"/>
-        </w:rPr>
-        <w:t xml:space="preserve">, with a doxology in </w:t>
-      </w:r>
-      <w:hyperlink r:id="rId23">
-        <w:r>
-          <w:rPr>
-            <w:lang w:val="en_US" w:bidi="en_US"/>
-          </w:rPr>
-          <w:rPr>
-            <w:color w:val="0000EE"/>
-            <w:u w:val="single"/>
-          </w:rPr>
-          <w:t>106:48</w:t>
-        </w:r>
-      </w:hyperlink>
-      <w:r>
-        <w:rPr>
-          <w:lang w:val="en_US" w:bidi="en_US"/>
-        </w:rPr>
-        <w:t>), and Book Five (</w:t>
-      </w:r>
-      <w:hyperlink r:id="rId24">
-        <w:r>
-          <w:rPr>
-            <w:lang w:val="en_US" w:bidi="en_US"/>
-          </w:rPr>
-          <w:rPr>
-            <w:color w:val="0000EE"/>
-            <w:u w:val="single"/>
-          </w:rPr>
-          <w:t>Pss 107–150</w:t>
-        </w:r>
-      </w:hyperlink>
-      <w:r>
-        <w:rPr>
-          <w:lang w:val="en_US" w:bidi="en_US"/>
-        </w:rPr>
-        <w:t>, without a doxology).</w:t>
+        <w:t>Why do righteous people suffer? and</w:t>
       </w:r>
     </w:p>
     <w:p>
@@ -699,1116 +418,7 @@
         <w:rPr>
           <w:lang w:val="en_US" w:bidi="en_US"/>
         </w:rPr>
-        <w:t>Books One (</w:t>
-      </w:r>
-      <w:hyperlink r:id="rId16">
-        <w:r>
-          <w:rPr>
-            <w:lang w:val="en_US" w:bidi="en_US"/>
-          </w:rPr>
-          <w:rPr>
-            <w:color w:val="0000EE"/>
-            <w:u w:val="single"/>
-          </w:rPr>
-          <w:t>Pss 1–41</w:t>
-        </w:r>
-      </w:hyperlink>
-      <w:r>
-        <w:rPr>
-          <w:lang w:val="en_US" w:bidi="en_US"/>
-        </w:rPr>
-        <w:t>) and Two (</w:t>
-      </w:r>
-      <w:hyperlink r:id="rId18">
-        <w:r>
-          <w:rPr>
-            <w:lang w:val="en_US" w:bidi="en_US"/>
-          </w:rPr>
-          <w:rPr>
-            <w:color w:val="0000EE"/>
-            <w:u w:val="single"/>
-          </w:rPr>
-          <w:t>Pss 42–72</w:t>
-        </w:r>
-      </w:hyperlink>
-      <w:r>
-        <w:rPr>
-          <w:lang w:val="en_US" w:bidi="en_US"/>
-        </w:rPr>
-        <w:t>) form the first stage of the collection. The shift from David in Book One (</w:t>
-      </w:r>
-      <w:hyperlink r:id="rId25">
-        <w:r>
-          <w:rPr>
-            <w:lang w:val="en_US" w:bidi="en_US"/>
-          </w:rPr>
-          <w:rPr>
-            <w:color w:val="0000EE"/>
-            <w:u w:val="single"/>
-          </w:rPr>
-          <w:t>Pss 3–32</w:t>
-        </w:r>
-      </w:hyperlink>
-      <w:r>
-        <w:rPr>
-          <w:lang w:val="en_US" w:bidi="en_US"/>
-        </w:rPr>
-        <w:t xml:space="preserve">; </w:t>
-      </w:r>
-      <w:hyperlink r:id="rId26">
-        <w:r>
-          <w:rPr>
-            <w:lang w:val="en_US" w:bidi="en_US"/>
-          </w:rPr>
-          <w:rPr>
-            <w:color w:val="0000EE"/>
-            <w:u w:val="single"/>
-          </w:rPr>
-          <w:t>34–41</w:t>
-        </w:r>
-      </w:hyperlink>
-      <w:r>
-        <w:rPr>
-          <w:lang w:val="en_US" w:bidi="en_US"/>
-        </w:rPr>
-        <w:t xml:space="preserve">) to collections of psalms by various authors in Book Two (the descendants of Korah, </w:t>
-      </w:r>
-      <w:hyperlink r:id="rId27">
-        <w:r>
-          <w:rPr>
-            <w:lang w:val="en_US" w:bidi="en_US"/>
-          </w:rPr>
-          <w:rPr>
-            <w:color w:val="0000EE"/>
-            <w:u w:val="single"/>
-          </w:rPr>
-          <w:t>Pss 42–49</w:t>
-        </w:r>
-      </w:hyperlink>
-      <w:r>
-        <w:rPr>
-          <w:lang w:val="en_US" w:bidi="en_US"/>
-        </w:rPr>
-        <w:t xml:space="preserve">; Asaph, </w:t>
-      </w:r>
-      <w:hyperlink r:id="rId28">
-        <w:r>
-          <w:rPr>
-            <w:lang w:val="en_US" w:bidi="en_US"/>
-          </w:rPr>
-          <w:rPr>
-            <w:color w:val="0000EE"/>
-            <w:u w:val="single"/>
-          </w:rPr>
-          <w:t>Ps 50</w:t>
-        </w:r>
-      </w:hyperlink>
-      <w:r>
-        <w:rPr>
-          <w:lang w:val="en_US" w:bidi="en_US"/>
-        </w:rPr>
-        <w:t xml:space="preserve">; David, </w:t>
-      </w:r>
-      <w:hyperlink r:id="rId29">
-        <w:r>
-          <w:rPr>
-            <w:lang w:val="en_US" w:bidi="en_US"/>
-          </w:rPr>
-          <w:rPr>
-            <w:color w:val="0000EE"/>
-            <w:u w:val="single"/>
-          </w:rPr>
-          <w:t>Pss 51–65</w:t>
-        </w:r>
-      </w:hyperlink>
-      <w:r>
-        <w:rPr>
-          <w:lang w:val="en_US" w:bidi="en_US"/>
-        </w:rPr>
-        <w:t xml:space="preserve">; </w:t>
-      </w:r>
-      <w:hyperlink r:id="rId30">
-        <w:r>
-          <w:rPr>
-            <w:lang w:val="en_US" w:bidi="en_US"/>
-          </w:rPr>
-          <w:rPr>
-            <w:color w:val="0000EE"/>
-            <w:u w:val="single"/>
-          </w:rPr>
-          <w:t>68–70</w:t>
-        </w:r>
-      </w:hyperlink>
-      <w:r>
-        <w:rPr>
-          <w:lang w:val="en_US" w:bidi="en_US"/>
-        </w:rPr>
-        <w:t xml:space="preserve">; Solomon, </w:t>
-      </w:r>
-      <w:hyperlink r:id="rId31">
-        <w:r>
-          <w:rPr>
-            <w:lang w:val="en_US" w:bidi="en_US"/>
-          </w:rPr>
-          <w:rPr>
-            <w:color w:val="0000EE"/>
-            <w:u w:val="single"/>
-          </w:rPr>
-          <w:t>Ps 72</w:t>
-        </w:r>
-      </w:hyperlink>
-      <w:r>
-        <w:rPr>
-          <w:lang w:val="en_US" w:bidi="en_US"/>
-        </w:rPr>
-        <w:t>) reveals a thematic transition from David as the sole model and teacher to other perspectives. At the end of Book Two, the editor comments, “This ends the prayers of David son of Jesse” (</w:t>
-      </w:r>
-      <w:hyperlink r:id="rId32">
-        <w:r>
-          <w:rPr>
-            <w:lang w:val="en_US" w:bidi="en_US"/>
-          </w:rPr>
-          <w:rPr>
-            <w:color w:val="0000EE"/>
-            <w:u w:val="single"/>
-          </w:rPr>
-          <w:t>72:20</w:t>
-        </w:r>
-      </w:hyperlink>
-      <w:r>
-        <w:rPr>
-          <w:lang w:val="en_US" w:bidi="en_US"/>
-        </w:rPr>
-        <w:t>). This comment remained in place even when Books Three, Four, and Five (with additional psalms of David) were added to the collection.</w:t>
-      </w:r>
-    </w:p>
-    <w:p>
-      <w:pPr>
-        <w:pStyle w:val="ListNumber"/>
-        <w:spacing w:line="240" w:lineRule="auto"/>
-        <w:ind w:left="720"/>
-      </w:pPr>
-      <w:r>
-        <w:rPr>
-          <w:lang w:val="en_US" w:bidi="en_US"/>
-        </w:rPr>
-      </w:r>
-      <w:r>
-        <w:rPr>
-          <w:lang w:val="en_US" w:bidi="en_US"/>
-        </w:rPr>
-        <w:t>Book Three (</w:t>
-      </w:r>
-      <w:hyperlink r:id="rId20">
-        <w:r>
-          <w:rPr>
-            <w:lang w:val="en_US" w:bidi="en_US"/>
-          </w:rPr>
-          <w:rPr>
-            <w:color w:val="0000EE"/>
-            <w:u w:val="single"/>
-          </w:rPr>
-          <w:t>Pss 73–89</w:t>
-        </w:r>
-      </w:hyperlink>
-      <w:r>
-        <w:rPr>
-          <w:lang w:val="en_US" w:bidi="en_US"/>
-        </w:rPr>
-        <w:t xml:space="preserve">) shares with Book Two its preference of the name </w:t>
-      </w:r>
-      <w:r>
-        <w:rPr>
-          <w:i/>
-          <w:lang w:val="en_US" w:bidi="en_US"/>
-        </w:rPr>
-        <w:t>Elohim</w:t>
-      </w:r>
-      <w:r>
-        <w:rPr>
-          <w:lang w:val="en_US" w:bidi="en_US"/>
-        </w:rPr>
-        <w:t xml:space="preserve"> for God (</w:t>
-      </w:r>
-      <w:hyperlink r:id="rId33">
-        <w:r>
-          <w:rPr>
-            <w:lang w:val="en_US" w:bidi="en_US"/>
-          </w:rPr>
-          <w:rPr>
-            <w:color w:val="0000EE"/>
-            <w:u w:val="single"/>
-          </w:rPr>
-          <w:t>Pss 42–83</w:t>
-        </w:r>
-      </w:hyperlink>
-      <w:r>
-        <w:rPr>
-          <w:lang w:val="en_US" w:bidi="en_US"/>
-        </w:rPr>
-        <w:t xml:space="preserve">) and its diversity of authors (Asaph, </w:t>
-      </w:r>
-      <w:hyperlink r:id="rId34">
-        <w:r>
-          <w:rPr>
-            <w:lang w:val="en_US" w:bidi="en_US"/>
-          </w:rPr>
-          <w:rPr>
-            <w:color w:val="0000EE"/>
-            <w:u w:val="single"/>
-          </w:rPr>
-          <w:t>Pss 73–83</w:t>
-        </w:r>
-      </w:hyperlink>
-      <w:r>
-        <w:rPr>
-          <w:lang w:val="en_US" w:bidi="en_US"/>
-        </w:rPr>
-        <w:t xml:space="preserve">; the descendants of Korah, </w:t>
-      </w:r>
-      <w:hyperlink r:id="rId35">
-        <w:r>
-          <w:rPr>
-            <w:lang w:val="en_US" w:bidi="en_US"/>
-          </w:rPr>
-          <w:rPr>
-            <w:color w:val="0000EE"/>
-            <w:u w:val="single"/>
-          </w:rPr>
-          <w:t>Pss 84–85</w:t>
-        </w:r>
-      </w:hyperlink>
-      <w:r>
-        <w:rPr>
-          <w:lang w:val="en_US" w:bidi="en_US"/>
-        </w:rPr>
-        <w:t xml:space="preserve">; </w:t>
-      </w:r>
-      <w:hyperlink r:id="rId36">
-        <w:r>
-          <w:rPr>
-            <w:lang w:val="en_US" w:bidi="en_US"/>
-          </w:rPr>
-          <w:rPr>
-            <w:color w:val="0000EE"/>
-            <w:u w:val="single"/>
-          </w:rPr>
-          <w:t>87–88</w:t>
-        </w:r>
-      </w:hyperlink>
-      <w:r>
-        <w:rPr>
-          <w:lang w:val="en_US" w:bidi="en_US"/>
-        </w:rPr>
-        <w:t xml:space="preserve">; David, </w:t>
-      </w:r>
-      <w:hyperlink r:id="rId37">
-        <w:r>
-          <w:rPr>
-            <w:lang w:val="en_US" w:bidi="en_US"/>
-          </w:rPr>
-          <w:rPr>
-            <w:color w:val="0000EE"/>
-            <w:u w:val="single"/>
-          </w:rPr>
-          <w:t>Ps 86</w:t>
-        </w:r>
-      </w:hyperlink>
-      <w:r>
-        <w:rPr>
-          <w:lang w:val="en_US" w:bidi="en_US"/>
-        </w:rPr>
-        <w:t xml:space="preserve">). </w:t>
-      </w:r>
-      <w:hyperlink r:id="rId38">
-        <w:r>
-          <w:rPr>
-            <w:lang w:val="en_US" w:bidi="en_US"/>
-          </w:rPr>
-          <w:rPr>
-            <w:color w:val="0000EE"/>
-            <w:u w:val="single"/>
-          </w:rPr>
-          <w:t>Psalm 73</w:t>
-        </w:r>
-      </w:hyperlink>
-      <w:r>
-        <w:rPr>
-          <w:lang w:val="en_US" w:bidi="en_US"/>
-        </w:rPr>
-        <w:t>, which opens Book Three, questions God’s justice and power, thus calling into doubt the magnificent vision of the messianic kingdom outlined in the final psalm of Book Two (</w:t>
-      </w:r>
-      <w:hyperlink r:id="rId31">
-        <w:r>
-          <w:rPr>
-            <w:lang w:val="en_US" w:bidi="en_US"/>
-          </w:rPr>
-          <w:rPr>
-            <w:color w:val="0000EE"/>
-            <w:u w:val="single"/>
-          </w:rPr>
-          <w:t>Ps 72</w:t>
-        </w:r>
-      </w:hyperlink>
-      <w:r>
-        <w:rPr>
-          <w:lang w:val="en_US" w:bidi="en_US"/>
-        </w:rPr>
-        <w:t xml:space="preserve">). This questioning returns in </w:t>
-      </w:r>
-      <w:hyperlink r:id="rId39">
-        <w:r>
-          <w:rPr>
-            <w:lang w:val="en_US" w:bidi="en_US"/>
-          </w:rPr>
-          <w:rPr>
-            <w:color w:val="0000EE"/>
-            <w:u w:val="single"/>
-          </w:rPr>
-          <w:t>Psalm 89</w:t>
-        </w:r>
-      </w:hyperlink>
-      <w:r>
-        <w:rPr>
-          <w:lang w:val="en_US" w:bidi="en_US"/>
-        </w:rPr>
-        <w:t>, at the close of Book Three.</w:t>
-      </w:r>
-    </w:p>
-    <w:p>
-      <w:pPr>
-        <w:pStyle w:val="ListNumber"/>
-        <w:spacing w:line="240" w:lineRule="auto"/>
-        <w:ind w:left="720"/>
-      </w:pPr>
-      <w:r>
-        <w:rPr>
-          <w:lang w:val="en_US" w:bidi="en_US"/>
-        </w:rPr>
-      </w:r>
-      <w:r>
-        <w:rPr>
-          <w:lang w:val="en_US" w:bidi="en_US"/>
-        </w:rPr>
-        <w:t>The psalms of Book Four (</w:t>
-      </w:r>
-      <w:hyperlink r:id="rId22">
-        <w:r>
-          <w:rPr>
-            <w:lang w:val="en_US" w:bidi="en_US"/>
-          </w:rPr>
-          <w:rPr>
-            <w:color w:val="0000EE"/>
-            <w:u w:val="single"/>
-          </w:rPr>
-          <w:t>Pss 90–106</w:t>
-        </w:r>
-      </w:hyperlink>
-      <w:r>
-        <w:rPr>
-          <w:lang w:val="en_US" w:bidi="en_US"/>
-        </w:rPr>
-        <w:t xml:space="preserve">) wrestle with questions raised at the time of the Exile, when it seemed that God’s covenant with David had been dissolved (see </w:t>
-      </w:r>
-      <w:hyperlink r:id="rId39">
-        <w:r>
-          <w:rPr>
-            <w:lang w:val="en_US" w:bidi="en_US"/>
-          </w:rPr>
-          <w:rPr>
-            <w:color w:val="0000EE"/>
-            <w:u w:val="single"/>
-          </w:rPr>
-          <w:t>Ps 89</w:t>
-        </w:r>
-      </w:hyperlink>
-      <w:r>
-        <w:rPr>
-          <w:lang w:val="en_US" w:bidi="en_US"/>
-        </w:rPr>
-        <w:t xml:space="preserve">). In response to this crisis, several psalms encourage individual growth in character and godliness (see </w:t>
-      </w:r>
-      <w:hyperlink r:id="rId40">
-        <w:r>
-          <w:rPr>
-            <w:lang w:val="en_US" w:bidi="en_US"/>
-          </w:rPr>
-          <w:rPr>
-            <w:color w:val="0000EE"/>
-            <w:u w:val="single"/>
-          </w:rPr>
-          <w:t>Pss 91–92</w:t>
-        </w:r>
-      </w:hyperlink>
-      <w:r>
-        <w:rPr>
-          <w:lang w:val="en_US" w:bidi="en_US"/>
-        </w:rPr>
-        <w:t>). Most psalms in this collection present God as the true and faithful king whose kingdom extends to every part of creation (</w:t>
-      </w:r>
-      <w:hyperlink r:id="rId41">
-        <w:r>
-          <w:rPr>
-            <w:lang w:val="en_US" w:bidi="en_US"/>
-          </w:rPr>
-          <w:rPr>
-            <w:color w:val="0000EE"/>
-            <w:u w:val="single"/>
-          </w:rPr>
-          <w:t>Pss 93–100</w:t>
-        </w:r>
-      </w:hyperlink>
-      <w:r>
-        <w:rPr>
-          <w:lang w:val="en_US" w:bidi="en_US"/>
-        </w:rPr>
-        <w:t>). He still loves his people, the flock of his pasture (</w:t>
-      </w:r>
-      <w:hyperlink r:id="rId42">
-        <w:r>
-          <w:rPr>
-            <w:lang w:val="en_US" w:bidi="en_US"/>
-          </w:rPr>
-          <w:rPr>
-            <w:color w:val="0000EE"/>
-            <w:u w:val="single"/>
-          </w:rPr>
-          <w:t>Ps 100</w:t>
-        </w:r>
-      </w:hyperlink>
-      <w:r>
-        <w:rPr>
-          <w:lang w:val="en_US" w:bidi="en_US"/>
-        </w:rPr>
-        <w:t>), but they have to listen to him (</w:t>
-      </w:r>
-      <w:hyperlink r:id="rId43">
-        <w:r>
-          <w:rPr>
-            <w:lang w:val="en_US" w:bidi="en_US"/>
-          </w:rPr>
-          <w:rPr>
-            <w:color w:val="0000EE"/>
-            <w:u w:val="single"/>
-          </w:rPr>
-          <w:t>Pss 95</w:t>
-        </w:r>
-      </w:hyperlink>
-      <w:r>
-        <w:rPr>
-          <w:lang w:val="en_US" w:bidi="en_US"/>
-        </w:rPr>
-        <w:t xml:space="preserve">; </w:t>
-      </w:r>
-      <w:hyperlink r:id="rId42">
-        <w:r>
-          <w:rPr>
-            <w:lang w:val="en_US" w:bidi="en_US"/>
-          </w:rPr>
-          <w:rPr>
-            <w:color w:val="0000EE"/>
-            <w:u w:val="single"/>
-          </w:rPr>
-          <w:t>100</w:t>
-        </w:r>
-      </w:hyperlink>
-      <w:r>
-        <w:rPr>
-          <w:lang w:val="en_US" w:bidi="en_US"/>
-        </w:rPr>
-        <w:t>). God is the source of forgiveness, and his compassion assures his exiled people that he still cares for them. The review of redemption history from creation to the Exile (</w:t>
-      </w:r>
-      <w:hyperlink r:id="rId44">
-        <w:r>
-          <w:rPr>
-            <w:lang w:val="en_US" w:bidi="en_US"/>
-          </w:rPr>
-          <w:rPr>
-            <w:color w:val="0000EE"/>
-            <w:u w:val="single"/>
-          </w:rPr>
-          <w:t>Pss 104–106</w:t>
-        </w:r>
-      </w:hyperlink>
-      <w:r>
-        <w:rPr>
-          <w:lang w:val="en_US" w:bidi="en_US"/>
-        </w:rPr>
-        <w:t>) underscores both God’s wisdom and Israel’s folly as a framework for understanding the Exile.</w:t>
-      </w:r>
-    </w:p>
-    <w:p>
-      <w:pPr>
-        <w:pStyle w:val="ListNumber"/>
-        <w:spacing w:line="240" w:lineRule="auto"/>
-        <w:ind w:left="720"/>
-      </w:pPr>
-      <w:r>
-        <w:rPr>
-          <w:lang w:val="en_US" w:bidi="en_US"/>
-        </w:rPr>
-      </w:r>
-      <w:r>
-        <w:rPr>
-          <w:lang w:val="en_US" w:bidi="en_US"/>
-        </w:rPr>
-        <w:t xml:space="preserve">The benediction of </w:t>
-      </w:r>
-      <w:hyperlink r:id="rId23">
-        <w:r>
-          <w:rPr>
-            <w:lang w:val="en_US" w:bidi="en_US"/>
-          </w:rPr>
-          <w:rPr>
-            <w:color w:val="0000EE"/>
-            <w:u w:val="single"/>
-          </w:rPr>
-          <w:t>Psalm 106:48</w:t>
-        </w:r>
-      </w:hyperlink>
-      <w:r>
-        <w:rPr>
-          <w:lang w:val="en_US" w:bidi="en_US"/>
-        </w:rPr>
-        <w:t xml:space="preserve"> is also included in </w:t>
-      </w:r>
-      <w:hyperlink r:id="rId45">
-        <w:r>
-          <w:rPr>
-            <w:lang w:val="en_US" w:bidi="en_US"/>
-          </w:rPr>
-          <w:rPr>
-            <w:color w:val="0000EE"/>
-            <w:u w:val="single"/>
-          </w:rPr>
-          <w:t>1 Chronicles 16:36</w:t>
-        </w:r>
-      </w:hyperlink>
-      <w:r>
-        <w:rPr>
-          <w:lang w:val="en_US" w:bidi="en_US"/>
-        </w:rPr>
-        <w:t xml:space="preserve"> and might indicate that Book Four was completed in the postexilic era (when Chronicles was compiled).</w:t>
-      </w:r>
-    </w:p>
-    <w:p>
-      <w:pPr>
-        <w:pStyle w:val="ListNumber"/>
-        <w:spacing w:line="240" w:lineRule="auto"/>
-        <w:ind w:left="720"/>
-      </w:pPr>
-      <w:r>
-        <w:rPr>
-          <w:lang w:val="en_US" w:bidi="en_US"/>
-        </w:rPr>
-      </w:r>
-      <w:r>
-        <w:rPr>
-          <w:lang w:val="en_US" w:bidi="en_US"/>
-        </w:rPr>
-        <w:t>Book Five (</w:t>
-      </w:r>
-      <w:hyperlink r:id="rId24">
-        <w:r>
-          <w:rPr>
-            <w:lang w:val="en_US" w:bidi="en_US"/>
-          </w:rPr>
-          <w:rPr>
-            <w:color w:val="0000EE"/>
-            <w:u w:val="single"/>
-          </w:rPr>
-          <w:t>Pss 107–150</w:t>
-        </w:r>
-      </w:hyperlink>
-      <w:r>
-        <w:rPr>
-          <w:lang w:val="en_US" w:bidi="en_US"/>
-        </w:rPr>
-        <w:t xml:space="preserve">) includes a number of smaller collections: the </w:t>
-      </w:r>
-      <w:r>
-        <w:rPr>
-          <w:i/>
-          <w:lang w:val="en_US" w:bidi="en_US"/>
-        </w:rPr>
-        <w:t>Egyptian Hallel</w:t>
-      </w:r>
-      <w:r>
-        <w:rPr>
-          <w:lang w:val="en_US" w:bidi="en_US"/>
-        </w:rPr>
-        <w:t xml:space="preserve"> (</w:t>
-      </w:r>
-      <w:hyperlink r:id="rId46">
-        <w:r>
-          <w:rPr>
-            <w:lang w:val="en_US" w:bidi="en_US"/>
-          </w:rPr>
-          <w:rPr>
-            <w:color w:val="0000EE"/>
-            <w:u w:val="single"/>
-          </w:rPr>
-          <w:t>Pss 113–118</w:t>
-        </w:r>
-      </w:hyperlink>
-      <w:r>
-        <w:rPr>
-          <w:lang w:val="en_US" w:bidi="en_US"/>
-        </w:rPr>
-        <w:t xml:space="preserve">); the </w:t>
-      </w:r>
-      <w:r>
-        <w:rPr>
-          <w:i/>
-          <w:lang w:val="en_US" w:bidi="en_US"/>
-        </w:rPr>
-        <w:t>Torah Psalm</w:t>
-      </w:r>
-      <w:r>
-        <w:rPr>
-          <w:lang w:val="en_US" w:bidi="en_US"/>
-        </w:rPr>
-        <w:t xml:space="preserve"> (</w:t>
-      </w:r>
-      <w:hyperlink r:id="rId47">
-        <w:r>
-          <w:rPr>
-            <w:lang w:val="en_US" w:bidi="en_US"/>
-          </w:rPr>
-          <w:rPr>
-            <w:color w:val="0000EE"/>
-            <w:u w:val="single"/>
-          </w:rPr>
-          <w:t>Ps 119</w:t>
-        </w:r>
-      </w:hyperlink>
-      <w:r>
-        <w:rPr>
-          <w:lang w:val="en_US" w:bidi="en_US"/>
-        </w:rPr>
-        <w:t xml:space="preserve">); the </w:t>
-      </w:r>
-      <w:r>
-        <w:rPr>
-          <w:i/>
-          <w:lang w:val="en_US" w:bidi="en_US"/>
-        </w:rPr>
-        <w:t>Great Hallel</w:t>
-      </w:r>
-      <w:r>
-        <w:rPr>
-          <w:lang w:val="en_US" w:bidi="en_US"/>
-        </w:rPr>
-        <w:t xml:space="preserve"> (</w:t>
-      </w:r>
-      <w:hyperlink r:id="rId48">
-        <w:r>
-          <w:rPr>
-            <w:lang w:val="en_US" w:bidi="en_US"/>
-          </w:rPr>
-          <w:rPr>
-            <w:color w:val="0000EE"/>
-            <w:u w:val="single"/>
-          </w:rPr>
-          <w:t>Pss 120–136</w:t>
-        </w:r>
-      </w:hyperlink>
-      <w:r>
-        <w:rPr>
-          <w:lang w:val="en_US" w:bidi="en_US"/>
-        </w:rPr>
-        <w:t xml:space="preserve">), which includes the </w:t>
-      </w:r>
-      <w:r>
-        <w:rPr>
-          <w:i/>
-          <w:lang w:val="en_US" w:bidi="en_US"/>
-        </w:rPr>
-        <w:t>Songs of Ascents</w:t>
-      </w:r>
-      <w:r>
-        <w:rPr>
-          <w:lang w:val="en_US" w:bidi="en_US"/>
-        </w:rPr>
-        <w:t xml:space="preserve"> (</w:t>
-      </w:r>
-      <w:hyperlink r:id="rId49">
-        <w:r>
-          <w:rPr>
-            <w:lang w:val="en_US" w:bidi="en_US"/>
-          </w:rPr>
-          <w:rPr>
-            <w:color w:val="0000EE"/>
-            <w:u w:val="single"/>
-          </w:rPr>
-          <w:t>Pss 120–134</w:t>
-        </w:r>
-      </w:hyperlink>
-      <w:r>
-        <w:rPr>
-          <w:lang w:val="en_US" w:bidi="en_US"/>
-        </w:rPr>
-        <w:t>); eight psalms of David (</w:t>
-      </w:r>
-      <w:hyperlink r:id="rId50">
-        <w:r>
-          <w:rPr>
-            <w:lang w:val="en_US" w:bidi="en_US"/>
-          </w:rPr>
-          <w:rPr>
-            <w:color w:val="0000EE"/>
-            <w:u w:val="single"/>
-          </w:rPr>
-          <w:t>Pss 138–145</w:t>
-        </w:r>
-      </w:hyperlink>
-      <w:r>
-        <w:rPr>
-          <w:lang w:val="en_US" w:bidi="en_US"/>
-        </w:rPr>
-        <w:t>); and five concluding hymns of praise (</w:t>
-      </w:r>
-      <w:hyperlink r:id="rId51">
-        <w:r>
-          <w:rPr>
-            <w:lang w:val="en_US" w:bidi="en_US"/>
-          </w:rPr>
-          <w:rPr>
-            <w:color w:val="0000EE"/>
-            <w:u w:val="single"/>
-          </w:rPr>
-          <w:t>Pss 146–150</w:t>
-        </w:r>
-      </w:hyperlink>
-      <w:r>
-        <w:rPr>
-          <w:lang w:val="en_US" w:bidi="en_US"/>
-        </w:rPr>
-        <w:t>). Book Five sets out the thematic progression of affliction, lament, God’s rescue, and praise. The opening psalm (</w:t>
-      </w:r>
-      <w:hyperlink r:id="rId52">
-        <w:r>
-          <w:rPr>
-            <w:lang w:val="en_US" w:bidi="en_US"/>
-          </w:rPr>
-          <w:rPr>
-            <w:color w:val="0000EE"/>
-            <w:u w:val="single"/>
-          </w:rPr>
-          <w:t>Ps 107</w:t>
-        </w:r>
-      </w:hyperlink>
-      <w:r>
-        <w:rPr>
-          <w:lang w:val="en_US" w:bidi="en_US"/>
-        </w:rPr>
-        <w:t>) begins this pattern, and its final verse (</w:t>
-      </w:r>
-      <w:hyperlink r:id="rId53">
-        <w:r>
-          <w:rPr>
-            <w:lang w:val="en_US" w:bidi="en_US"/>
-          </w:rPr>
-          <w:rPr>
-            <w:color w:val="0000EE"/>
-            <w:u w:val="single"/>
-          </w:rPr>
-          <w:t>107:43</w:t>
-        </w:r>
-      </w:hyperlink>
-      <w:r>
-        <w:rPr>
-          <w:lang w:val="en_US" w:bidi="en_US"/>
-        </w:rPr>
-        <w:t xml:space="preserve">) points to the importance of wisdom in discerning God’s ways. </w:t>
-      </w:r>
-      <w:hyperlink r:id="rId47">
-        <w:r>
-          <w:rPr>
-            <w:lang w:val="en_US" w:bidi="en_US"/>
-          </w:rPr>
-          <w:rPr>
-            <w:color w:val="0000EE"/>
-            <w:u w:val="single"/>
-          </w:rPr>
-          <w:t>Psalm 119</w:t>
-        </w:r>
-      </w:hyperlink>
-      <w:r>
-        <w:rPr>
-          <w:lang w:val="en_US" w:bidi="en_US"/>
-        </w:rPr>
-        <w:t>, the longest psalm, celebrates the wisdom of God and the word of God. The psalms recounting the Lord’s historic care for Israel in the wilderness (</w:t>
-      </w:r>
-      <w:hyperlink r:id="rId54">
-        <w:r>
-          <w:rPr>
-            <w:lang w:val="en_US" w:bidi="en_US"/>
-          </w:rPr>
-          <w:rPr>
-            <w:color w:val="0000EE"/>
-            <w:u w:val="single"/>
-          </w:rPr>
-          <w:t>Pss 114–118</w:t>
-        </w:r>
-      </w:hyperlink>
-      <w:r>
-        <w:rPr>
-          <w:lang w:val="en_US" w:bidi="en_US"/>
-        </w:rPr>
-        <w:t xml:space="preserve">; </w:t>
-      </w:r>
-      <w:hyperlink r:id="rId55">
-        <w:r>
-          <w:rPr>
-            <w:lang w:val="en_US" w:bidi="en_US"/>
-          </w:rPr>
-          <w:rPr>
-            <w:color w:val="0000EE"/>
-            <w:u w:val="single"/>
-          </w:rPr>
-          <w:t>135–136</w:t>
-        </w:r>
-      </w:hyperlink>
-      <w:r>
-        <w:rPr>
-          <w:lang w:val="en_US" w:bidi="en_US"/>
-        </w:rPr>
-        <w:t>) prepare exilic and postexilic Israel to read David’s final prayers (</w:t>
-      </w:r>
-      <w:hyperlink r:id="rId50">
-        <w:r>
-          <w:rPr>
-            <w:lang w:val="en_US" w:bidi="en_US"/>
-          </w:rPr>
-          <w:rPr>
-            <w:color w:val="0000EE"/>
-            <w:u w:val="single"/>
-          </w:rPr>
-          <w:t>Pss 138–145</w:t>
-        </w:r>
-      </w:hyperlink>
-      <w:r>
-        <w:rPr>
-          <w:lang w:val="en_US" w:bidi="en_US"/>
-        </w:rPr>
-        <w:t>) in a new light: David looked forward to God’s kingdom (</w:t>
-      </w:r>
-      <w:hyperlink r:id="rId56">
-        <w:r>
-          <w:rPr>
-            <w:lang w:val="en_US" w:bidi="en_US"/>
-          </w:rPr>
-          <w:rPr>
-            <w:color w:val="0000EE"/>
-            <w:u w:val="single"/>
-          </w:rPr>
-          <w:t>Ps 145</w:t>
-        </w:r>
-      </w:hyperlink>
-      <w:r>
-        <w:rPr>
-          <w:lang w:val="en_US" w:bidi="en_US"/>
-        </w:rPr>
-        <w:t>). The psalms of praise affirm this hope (</w:t>
-      </w:r>
-      <w:hyperlink r:id="rId51">
-        <w:r>
-          <w:rPr>
-            <w:lang w:val="en_US" w:bidi="en_US"/>
-          </w:rPr>
-          <w:rPr>
-            <w:color w:val="0000EE"/>
-            <w:u w:val="single"/>
-          </w:rPr>
-          <w:t>Pss 146–150</w:t>
-        </w:r>
-      </w:hyperlink>
-      <w:r>
-        <w:rPr>
-          <w:lang w:val="en_US" w:bidi="en_US"/>
-        </w:rPr>
-        <w:t>).</w:t>
-      </w:r>
-    </w:p>
-    <w:p>
-      <w:pPr>
-        <w:pStyle w:val="ListNumber"/>
-        <w:spacing w:line="240" w:lineRule="auto"/>
-        <w:ind w:left="720"/>
-      </w:pPr>
-      <w:r>
-        <w:rPr>
-          <w:lang w:val="en_US" w:bidi="en_US"/>
-        </w:rPr>
-      </w:r>
-      <w:r>
-        <w:rPr>
-          <w:lang w:val="en_US" w:bidi="en_US"/>
-        </w:rPr>
-        <w:t>Additions appear to have been made to already-existing psalms. This may explain the prayer for the restoration of Zion (</w:t>
-      </w:r>
-      <w:hyperlink r:id="rId57">
-        <w:r>
-          <w:rPr>
-            <w:lang w:val="en_US" w:bidi="en_US"/>
-          </w:rPr>
-          <w:rPr>
-            <w:color w:val="0000EE"/>
-            <w:u w:val="single"/>
-          </w:rPr>
-          <w:t>51:18–19</w:t>
-        </w:r>
-      </w:hyperlink>
-      <w:r>
-        <w:rPr>
-          <w:lang w:val="en_US" w:bidi="en_US"/>
-        </w:rPr>
-        <w:t>) and for God’s blessing on Jerusalem (</w:t>
-      </w:r>
-      <w:hyperlink r:id="rId58">
-        <w:r>
-          <w:rPr>
-            <w:lang w:val="en_US" w:bidi="en_US"/>
-          </w:rPr>
-          <w:rPr>
-            <w:color w:val="0000EE"/>
-            <w:u w:val="single"/>
-          </w:rPr>
-          <w:t>69:34–36</w:t>
-        </w:r>
-      </w:hyperlink>
-      <w:r>
-        <w:rPr>
-          <w:lang w:val="en_US" w:bidi="en_US"/>
-        </w:rPr>
-        <w:t>). Changes in circumstances may have occasioned the addition of new stanzas.</w:t>
-      </w:r>
-    </w:p>
-    <w:p>
-      <w:pPr>
-        <w:pStyle w:val="ListNumber"/>
-        <w:spacing w:line="240" w:lineRule="auto"/>
-        <w:ind w:left="720"/>
-      </w:pPr>
-      <w:r>
-        <w:rPr>
-          <w:lang w:val="en_US" w:bidi="en_US"/>
-        </w:rPr>
-      </w:r>
-      <w:r>
-        <w:rPr>
-          <w:lang w:val="en_US" w:bidi="en_US"/>
-        </w:rPr>
-        <w:t xml:space="preserve">The available manuscripts reveal some flexibility in the organization and titles of the psalms. Both the Hebrew and Greek editions of the Psalter contain 150 psalms, but with differing divisions and numbering as well as differences regarding which psalms have titles. The Greek text combines both </w:t>
-      </w:r>
-      <w:hyperlink r:id="rId59">
-        <w:r>
-          <w:rPr>
-            <w:lang w:val="en_US" w:bidi="en_US"/>
-          </w:rPr>
-          <w:rPr>
-            <w:color w:val="0000EE"/>
-            <w:u w:val="single"/>
-          </w:rPr>
-          <w:t>Psalms 9</w:t>
-        </w:r>
-      </w:hyperlink>
-      <w:r>
-        <w:rPr>
-          <w:lang w:val="en_US" w:bidi="en_US"/>
-        </w:rPr>
-        <w:t xml:space="preserve"> and </w:t>
-      </w:r>
-      <w:hyperlink r:id="rId60">
-        <w:r>
-          <w:rPr>
-            <w:lang w:val="en_US" w:bidi="en_US"/>
-          </w:rPr>
-          <w:rPr>
-            <w:color w:val="0000EE"/>
-            <w:u w:val="single"/>
-          </w:rPr>
-          <w:t>10</w:t>
-        </w:r>
-      </w:hyperlink>
-      <w:r>
-        <w:rPr>
-          <w:lang w:val="en_US" w:bidi="en_US"/>
-        </w:rPr>
-        <w:t xml:space="preserve"> and </w:t>
-      </w:r>
-      <w:hyperlink r:id="rId61">
-        <w:r>
-          <w:rPr>
-            <w:lang w:val="en_US" w:bidi="en_US"/>
-          </w:rPr>
-          <w:rPr>
-            <w:color w:val="0000EE"/>
-            <w:u w:val="single"/>
-          </w:rPr>
-          <w:t>Psalms 114</w:t>
-        </w:r>
-      </w:hyperlink>
-      <w:r>
-        <w:rPr>
-          <w:lang w:val="en_US" w:bidi="en_US"/>
-        </w:rPr>
-        <w:t xml:space="preserve"> and </w:t>
-      </w:r>
-      <w:hyperlink r:id="rId62">
-        <w:r>
-          <w:rPr>
-            <w:lang w:val="en_US" w:bidi="en_US"/>
-          </w:rPr>
-          <w:rPr>
-            <w:color w:val="0000EE"/>
-            <w:u w:val="single"/>
-          </w:rPr>
-          <w:t>115</w:t>
-        </w:r>
-      </w:hyperlink>
-      <w:r>
-        <w:rPr>
-          <w:lang w:val="en_US" w:bidi="en_US"/>
-        </w:rPr>
-        <w:t xml:space="preserve"> into one psalm each, but it splits both </w:t>
-      </w:r>
-      <w:hyperlink r:id="rId63">
-        <w:r>
-          <w:rPr>
-            <w:lang w:val="en_US" w:bidi="en_US"/>
-          </w:rPr>
-          <w:rPr>
-            <w:color w:val="0000EE"/>
-            <w:u w:val="single"/>
-          </w:rPr>
-          <w:t>Psalms 116</w:t>
-        </w:r>
-      </w:hyperlink>
-      <w:r>
-        <w:rPr>
-          <w:lang w:val="en_US" w:bidi="en_US"/>
-        </w:rPr>
-        <w:t xml:space="preserve"> and </w:t>
-      </w:r>
-      <w:hyperlink r:id="rId64">
-        <w:r>
-          <w:rPr>
-            <w:lang w:val="en_US" w:bidi="en_US"/>
-          </w:rPr>
-          <w:rPr>
-            <w:color w:val="0000EE"/>
-            <w:u w:val="single"/>
-          </w:rPr>
-          <w:t>147</w:t>
-        </w:r>
-      </w:hyperlink>
-      <w:r>
-        <w:rPr>
-          <w:lang w:val="en_US" w:bidi="en_US"/>
-        </w:rPr>
-        <w:t xml:space="preserve"> into two. Differences between the Hebrew and English numbering are indicated in the notes.</w:t>
+        <w:t xml:space="preserve">Why do wicked people prosper? </w:t>
       </w:r>
     </w:p>
     <w:p>
@@ -1822,72 +432,7 @@
         <w:rPr>
           <w:lang w:val="en_US" w:bidi="en_US"/>
         </w:rPr>
-        <w:t xml:space="preserve">By the time of Jesus, the collected Psalter was well known (see </w:t>
-      </w:r>
-      <w:hyperlink r:id="rId65">
-        <w:r>
-          <w:rPr>
-            <w:lang w:val="en_US" w:bidi="en_US"/>
-          </w:rPr>
-          <w:rPr>
-            <w:color w:val="0000EE"/>
-            <w:u w:val="single"/>
-          </w:rPr>
-          <w:t>Luke 20:42</w:t>
-        </w:r>
-      </w:hyperlink>
-      <w:r>
-        <w:rPr>
-          <w:lang w:val="en_US" w:bidi="en_US"/>
-        </w:rPr>
-        <w:t xml:space="preserve">; </w:t>
-      </w:r>
-      <w:hyperlink r:id="rId66">
-        <w:r>
-          <w:rPr>
-            <w:lang w:val="en_US" w:bidi="en_US"/>
-          </w:rPr>
-          <w:rPr>
-            <w:color w:val="0000EE"/>
-            <w:u w:val="single"/>
-          </w:rPr>
-          <w:t>Acts 1:20</w:t>
-        </w:r>
-      </w:hyperlink>
-      <w:r>
-        <w:rPr>
-          <w:lang w:val="en_US" w:bidi="en_US"/>
-        </w:rPr>
-        <w:t xml:space="preserve">). It was part of the third section of the Hebrew canon, called the Writings (see </w:t>
-      </w:r>
-      <w:hyperlink r:id="rId67">
-        <w:r>
-          <w:rPr>
-            <w:lang w:val="en_US" w:bidi="en_US"/>
-          </w:rPr>
-          <w:rPr>
-            <w:color w:val="0000EE"/>
-            <w:u w:val="single"/>
-          </w:rPr>
-          <w:t>Luke 24:44</w:t>
-        </w:r>
-      </w:hyperlink>
-      <w:r>
-        <w:rPr>
-          <w:lang w:val="en_US" w:bidi="en_US"/>
-        </w:rPr>
-        <w:t>).</w:t>
-      </w:r>
-    </w:p>
-    <w:p>
-      <w:pPr>
-        <w:pStyle w:val="Heading2"/>
-      </w:pPr>
-      <w:r>
-        <w:rPr>
-          <w:lang w:val="en_US" w:bidi="en_US"/>
-        </w:rPr>
-        <w:t>Authorship</w:t>
+        <w:t>The rest of the Psalter reflects on these questions and explores them in many different ways.</w:t>
       </w:r>
     </w:p>
     <w:p>
@@ -1897,191 +442,23 @@
           <w:lang w:val="en_US" w:bidi="en_US"/>
         </w:rPr>
       </w:r>
-      <w:r>
-        <w:rPr>
-          <w:lang w:val="en_US" w:bidi="en_US"/>
-        </w:rPr>
-        <w:t>Many of the psalms are associated with David, but not all; in fact, less than half are explicitly connected with him. Others are connected with Asaph (</w:t>
-      </w:r>
-      <w:hyperlink r:id="rId28">
-        <w:r>
-          <w:rPr>
-            <w:lang w:val="en_US" w:bidi="en_US"/>
-          </w:rPr>
-          <w:rPr>
-            <w:color w:val="0000EE"/>
-            <w:u w:val="single"/>
-          </w:rPr>
-          <w:t>Pss 50</w:t>
-        </w:r>
-      </w:hyperlink>
-      <w:r>
-        <w:rPr>
-          <w:lang w:val="en_US" w:bidi="en_US"/>
-        </w:rPr>
-        <w:t xml:space="preserve">; </w:t>
-      </w:r>
-      <w:hyperlink r:id="rId34">
-        <w:r>
-          <w:rPr>
-            <w:lang w:val="en_US" w:bidi="en_US"/>
-          </w:rPr>
-          <w:rPr>
-            <w:color w:val="0000EE"/>
-            <w:u w:val="single"/>
-          </w:rPr>
-          <w:t>73–83</w:t>
-        </w:r>
-      </w:hyperlink>
-      <w:r>
-        <w:rPr>
-          <w:lang w:val="en_US" w:bidi="en_US"/>
-        </w:rPr>
-        <w:t>), the descendants of Korah (</w:t>
-      </w:r>
-      <w:hyperlink r:id="rId27">
-        <w:r>
-          <w:rPr>
-            <w:lang w:val="en_US" w:bidi="en_US"/>
-          </w:rPr>
-          <w:rPr>
-            <w:color w:val="0000EE"/>
-            <w:u w:val="single"/>
-          </w:rPr>
-          <w:t>Pss 42–49</w:t>
-        </w:r>
-      </w:hyperlink>
-      <w:r>
-        <w:rPr>
-          <w:lang w:val="en_US" w:bidi="en_US"/>
-        </w:rPr>
-        <w:t xml:space="preserve">; </w:t>
-      </w:r>
-      <w:hyperlink r:id="rId35">
-        <w:r>
-          <w:rPr>
-            <w:lang w:val="en_US" w:bidi="en_US"/>
-          </w:rPr>
-          <w:rPr>
-            <w:color w:val="0000EE"/>
-            <w:u w:val="single"/>
-          </w:rPr>
-          <w:t>84–85</w:t>
-        </w:r>
-      </w:hyperlink>
-      <w:r>
-        <w:rPr>
-          <w:lang w:val="en_US" w:bidi="en_US"/>
-        </w:rPr>
-        <w:t xml:space="preserve">; </w:t>
-      </w:r>
-      <w:hyperlink r:id="rId68">
-        <w:r>
-          <w:rPr>
-            <w:lang w:val="en_US" w:bidi="en_US"/>
-          </w:rPr>
-          <w:rPr>
-            <w:color w:val="0000EE"/>
-            <w:u w:val="single"/>
-          </w:rPr>
-          <w:t>87</w:t>
-        </w:r>
-      </w:hyperlink>
-      <w:r>
-        <w:rPr>
-          <w:lang w:val="en_US" w:bidi="en_US"/>
-        </w:rPr>
-        <w:t>), Solomon (</w:t>
-      </w:r>
-      <w:hyperlink r:id="rId31">
-        <w:r>
-          <w:rPr>
-            <w:lang w:val="en_US" w:bidi="en_US"/>
-          </w:rPr>
-          <w:rPr>
-            <w:color w:val="0000EE"/>
-            <w:u w:val="single"/>
-          </w:rPr>
-          <w:t>Pss 72</w:t>
-        </w:r>
-      </w:hyperlink>
-      <w:r>
-        <w:rPr>
-          <w:lang w:val="en_US" w:bidi="en_US"/>
-        </w:rPr>
-        <w:t xml:space="preserve">; </w:t>
-      </w:r>
-      <w:hyperlink r:id="rId69">
-        <w:r>
-          <w:rPr>
-            <w:lang w:val="en_US" w:bidi="en_US"/>
-          </w:rPr>
-          <w:rPr>
-            <w:color w:val="0000EE"/>
-            <w:u w:val="single"/>
-          </w:rPr>
-          <w:t>127</w:t>
-        </w:r>
-      </w:hyperlink>
-      <w:r>
-        <w:rPr>
-          <w:lang w:val="en_US" w:bidi="en_US"/>
-        </w:rPr>
-        <w:t>), Heman (</w:t>
-      </w:r>
-      <w:hyperlink r:id="rId70">
-        <w:r>
-          <w:rPr>
-            <w:lang w:val="en_US" w:bidi="en_US"/>
-          </w:rPr>
-          <w:rPr>
-            <w:color w:val="0000EE"/>
-            <w:u w:val="single"/>
-          </w:rPr>
-          <w:t>Ps 88</w:t>
-        </w:r>
-      </w:hyperlink>
-      <w:r>
-        <w:rPr>
-          <w:lang w:val="en_US" w:bidi="en_US"/>
-        </w:rPr>
-        <w:t>), Ethan (</w:t>
-      </w:r>
-      <w:hyperlink r:id="rId39">
-        <w:r>
-          <w:rPr>
-            <w:lang w:val="en_US" w:bidi="en_US"/>
-          </w:rPr>
-          <w:rPr>
-            <w:color w:val="0000EE"/>
-            <w:u w:val="single"/>
-          </w:rPr>
-          <w:t>Ps 89</w:t>
-        </w:r>
-      </w:hyperlink>
-      <w:r>
-        <w:rPr>
-          <w:lang w:val="en_US" w:bidi="en_US"/>
-        </w:rPr>
-        <w:t>), and Moses (</w:t>
-      </w:r>
-      <w:hyperlink r:id="rId71">
-        <w:r>
-          <w:rPr>
-            <w:lang w:val="en_US" w:bidi="en_US"/>
-          </w:rPr>
-          <w:rPr>
-            <w:color w:val="0000EE"/>
-            <w:u w:val="single"/>
-          </w:rPr>
-          <w:t>Ps 90</w:t>
-        </w:r>
-      </w:hyperlink>
-      <w:r>
-        <w:rPr>
-          <w:lang w:val="en_US" w:bidi="en_US"/>
-        </w:rPr>
-        <w:t>).</w:t>
+      <w:hyperlink r:id="rId15">
+        <w:r>
+          <w:rPr>
+            <w:lang w:val="en_US" w:bidi="en_US"/>
+          </w:rPr>
+          <w:rPr>
+            <w:color w:val="0000EE"/>
+            <w:u w:val="single"/>
+          </w:rPr>
+          <w:t>Psalm 2</w:t>
+        </w:r>
+      </w:hyperlink>
+      <w:r>
+        <w:rPr>
+          <w:lang w:val="en_US" w:bidi="en_US"/>
+        </w:rPr>
+        <w:t xml:space="preserve"> describes how the nations and the wicked rebel against God's rule. God judges those who oppose him and protects those who are faithful to him.</w:t>
       </w:r>
     </w:p>
     <w:p>
@@ -2091,1306 +468,23 @@
           <w:lang w:val="en_US" w:bidi="en_US"/>
         </w:rPr>
       </w:r>
-      <w:r>
-        <w:rPr>
-          <w:lang w:val="en_US" w:bidi="en_US"/>
-        </w:rPr>
-        <w:t>Of the 116 psalms with a title, most identify a person who is linked to that psalm. The person named may be the author, but not necessarily. The Hebrew preposition le before the name (often translated “of”) can also mean “for,” “dedicated to,” “concerning,” “to,” or “by.” So, ledawid (often translated “of David”) could be interpreted as “for David,” “dedicated to David,” “concerning David,” or “by David.” While many psalms “of David” may have been written by him, there are several reasons for caution. The titles occasionally have two names, such as David and Jeduthun or Asaph (</w:t>
-      </w:r>
-      <w:hyperlink r:id="rId72">
-        <w:r>
-          <w:rPr>
-            <w:lang w:val="en_US" w:bidi="en_US"/>
-          </w:rPr>
-          <w:rPr>
-            <w:color w:val="0000EE"/>
-            <w:u w:val="single"/>
-          </w:rPr>
-          <w:t>Pss 39</w:t>
-        </w:r>
-      </w:hyperlink>
-      <w:r>
-        <w:rPr>
-          <w:lang w:val="en_US" w:bidi="en_US"/>
-        </w:rPr>
-        <w:t xml:space="preserve">, </w:t>
-      </w:r>
-      <w:hyperlink r:id="rId73">
-        <w:r>
-          <w:rPr>
-            <w:lang w:val="en_US" w:bidi="en_US"/>
-          </w:rPr>
-          <w:rPr>
-            <w:color w:val="0000EE"/>
-            <w:u w:val="single"/>
-          </w:rPr>
-          <w:t>62</w:t>
-        </w:r>
-      </w:hyperlink>
-      <w:r>
-        <w:rPr>
-          <w:lang w:val="en_US" w:bidi="en_US"/>
-        </w:rPr>
-        <w:t xml:space="preserve">, </w:t>
-      </w:r>
-      <w:hyperlink r:id="rId74">
-        <w:r>
-          <w:rPr>
-            <w:lang w:val="en_US" w:bidi="en_US"/>
-          </w:rPr>
-          <w:rPr>
-            <w:color w:val="0000EE"/>
-            <w:u w:val="single"/>
-          </w:rPr>
-          <w:t>77</w:t>
-        </w:r>
-      </w:hyperlink>
-      <w:r>
-        <w:rPr>
-          <w:lang w:val="en_US" w:bidi="en_US"/>
-        </w:rPr>
-        <w:t>). It is possible that the other individual was the actual author of the psalm. Furthermore, the psalms whose titles connect them with an episode of David’s life (</w:t>
-      </w:r>
-      <w:hyperlink r:id="rId75">
-        <w:r>
-          <w:rPr>
-            <w:lang w:val="en_US" w:bidi="en_US"/>
-          </w:rPr>
-          <w:rPr>
-            <w:color w:val="0000EE"/>
-            <w:u w:val="single"/>
-          </w:rPr>
-          <w:t>Pss 3</w:t>
-        </w:r>
-      </w:hyperlink>
-      <w:r>
-        <w:rPr>
-          <w:lang w:val="en_US" w:bidi="en_US"/>
-        </w:rPr>
-        <w:t xml:space="preserve">, </w:t>
-      </w:r>
-      <w:hyperlink r:id="rId76">
-        <w:r>
-          <w:rPr>
-            <w:lang w:val="en_US" w:bidi="en_US"/>
-          </w:rPr>
-          <w:rPr>
-            <w:color w:val="0000EE"/>
-            <w:u w:val="single"/>
-          </w:rPr>
-          <w:t>7</w:t>
-        </w:r>
-      </w:hyperlink>
-      <w:r>
-        <w:rPr>
-          <w:lang w:val="en_US" w:bidi="en_US"/>
-        </w:rPr>
-        <w:t xml:space="preserve">, </w:t>
-      </w:r>
-      <w:hyperlink r:id="rId77">
-        <w:r>
-          <w:rPr>
-            <w:lang w:val="en_US" w:bidi="en_US"/>
-          </w:rPr>
-          <w:rPr>
-            <w:color w:val="0000EE"/>
-            <w:u w:val="single"/>
-          </w:rPr>
-          <w:t>18</w:t>
-        </w:r>
-      </w:hyperlink>
-      <w:r>
-        <w:rPr>
-          <w:lang w:val="en_US" w:bidi="en_US"/>
-        </w:rPr>
-        <w:t xml:space="preserve">, </w:t>
-      </w:r>
-      <w:hyperlink r:id="rId78">
-        <w:r>
-          <w:rPr>
-            <w:lang w:val="en_US" w:bidi="en_US"/>
-          </w:rPr>
-          <w:rPr>
-            <w:color w:val="0000EE"/>
-            <w:u w:val="single"/>
-          </w:rPr>
-          <w:t>34</w:t>
-        </w:r>
-      </w:hyperlink>
-      <w:r>
-        <w:rPr>
-          <w:lang w:val="en_US" w:bidi="en_US"/>
-        </w:rPr>
-        <w:t xml:space="preserve">, </w:t>
-      </w:r>
-      <w:hyperlink r:id="rId79">
-        <w:r>
-          <w:rPr>
-            <w:lang w:val="en_US" w:bidi="en_US"/>
-          </w:rPr>
-          <w:rPr>
-            <w:color w:val="0000EE"/>
-            <w:u w:val="single"/>
-          </w:rPr>
-          <w:t>51</w:t>
-        </w:r>
-      </w:hyperlink>
-      <w:r>
-        <w:rPr>
-          <w:lang w:val="en_US" w:bidi="en_US"/>
-        </w:rPr>
-        <w:t xml:space="preserve">, </w:t>
-      </w:r>
-      <w:hyperlink r:id="rId80">
-        <w:r>
-          <w:rPr>
-            <w:lang w:val="en_US" w:bidi="en_US"/>
-          </w:rPr>
-          <w:rPr>
-            <w:color w:val="0000EE"/>
-            <w:u w:val="single"/>
-          </w:rPr>
-          <w:t>52</w:t>
-        </w:r>
-      </w:hyperlink>
-      <w:r>
-        <w:rPr>
-          <w:lang w:val="en_US" w:bidi="en_US"/>
-        </w:rPr>
-        <w:t xml:space="preserve">, </w:t>
-      </w:r>
-      <w:hyperlink r:id="rId81">
-        <w:r>
-          <w:rPr>
-            <w:lang w:val="en_US" w:bidi="en_US"/>
-          </w:rPr>
-          <w:rPr>
-            <w:color w:val="0000EE"/>
-            <w:u w:val="single"/>
-          </w:rPr>
-          <w:t>54</w:t>
-        </w:r>
-      </w:hyperlink>
-      <w:r>
-        <w:rPr>
-          <w:lang w:val="en_US" w:bidi="en_US"/>
-        </w:rPr>
-        <w:t xml:space="preserve">, </w:t>
-      </w:r>
-      <w:hyperlink r:id="rId82">
-        <w:r>
-          <w:rPr>
-            <w:lang w:val="en_US" w:bidi="en_US"/>
-          </w:rPr>
-          <w:rPr>
-            <w:color w:val="0000EE"/>
-            <w:u w:val="single"/>
-          </w:rPr>
-          <w:t>56</w:t>
-        </w:r>
-      </w:hyperlink>
-      <w:r>
-        <w:rPr>
-          <w:lang w:val="en_US" w:bidi="en_US"/>
-        </w:rPr>
-        <w:t xml:space="preserve">, </w:t>
-      </w:r>
-      <w:hyperlink r:id="rId83">
-        <w:r>
-          <w:rPr>
-            <w:lang w:val="en_US" w:bidi="en_US"/>
-          </w:rPr>
-          <w:rPr>
-            <w:color w:val="0000EE"/>
-            <w:u w:val="single"/>
-          </w:rPr>
-          <w:t>57</w:t>
-        </w:r>
-      </w:hyperlink>
-      <w:r>
-        <w:rPr>
-          <w:lang w:val="en_US" w:bidi="en_US"/>
-        </w:rPr>
-        <w:t xml:space="preserve">, </w:t>
-      </w:r>
-      <w:hyperlink r:id="rId84">
-        <w:r>
-          <w:rPr>
-            <w:lang w:val="en_US" w:bidi="en_US"/>
-          </w:rPr>
-          <w:rPr>
-            <w:color w:val="0000EE"/>
-            <w:u w:val="single"/>
-          </w:rPr>
-          <w:t>59</w:t>
-        </w:r>
-      </w:hyperlink>
-      <w:r>
-        <w:rPr>
-          <w:lang w:val="en_US" w:bidi="en_US"/>
-        </w:rPr>
-        <w:t xml:space="preserve">, </w:t>
-      </w:r>
-      <w:hyperlink r:id="rId85">
-        <w:r>
-          <w:rPr>
-            <w:lang w:val="en_US" w:bidi="en_US"/>
-          </w:rPr>
-          <w:rPr>
-            <w:color w:val="0000EE"/>
-            <w:u w:val="single"/>
-          </w:rPr>
-          <w:t>60</w:t>
-        </w:r>
-      </w:hyperlink>
-      <w:r>
-        <w:rPr>
-          <w:lang w:val="en_US" w:bidi="en_US"/>
-        </w:rPr>
-        <w:t xml:space="preserve">, </w:t>
-      </w:r>
-      <w:hyperlink r:id="rId86">
-        <w:r>
-          <w:rPr>
-            <w:lang w:val="en_US" w:bidi="en_US"/>
-          </w:rPr>
-          <w:rPr>
-            <w:color w:val="0000EE"/>
-            <w:u w:val="single"/>
-          </w:rPr>
-          <w:t>63</w:t>
-        </w:r>
-      </w:hyperlink>
-      <w:r>
-        <w:rPr>
-          <w:lang w:val="en_US" w:bidi="en_US"/>
-        </w:rPr>
-        <w:t xml:space="preserve">, </w:t>
-      </w:r>
-      <w:hyperlink r:id="rId87">
-        <w:r>
-          <w:rPr>
-            <w:lang w:val="en_US" w:bidi="en_US"/>
-          </w:rPr>
-          <w:rPr>
-            <w:color w:val="0000EE"/>
-            <w:u w:val="single"/>
-          </w:rPr>
-          <w:t>142</w:t>
-        </w:r>
-      </w:hyperlink>
-      <w:r>
-        <w:rPr>
-          <w:lang w:val="en_US" w:bidi="en_US"/>
-        </w:rPr>
-        <w:t xml:space="preserve">) provide little or no specific connection with those episodes. For example, the title in </w:t>
-      </w:r>
-      <w:hyperlink r:id="rId79">
-        <w:r>
-          <w:rPr>
-            <w:lang w:val="en_US" w:bidi="en_US"/>
-          </w:rPr>
-          <w:rPr>
-            <w:color w:val="0000EE"/>
-            <w:u w:val="single"/>
-          </w:rPr>
-          <w:t>Psalm 51</w:t>
-        </w:r>
-      </w:hyperlink>
-      <w:r>
-        <w:rPr>
-          <w:lang w:val="en_US" w:bidi="en_US"/>
-        </w:rPr>
-        <w:t xml:space="preserve"> connects the psalm with David’s sin and Nathan’s rebuke. The psalm speaks of sin, forgiveness, and a broken spirit, but any specifics of the situation are notoriously absent. In addition, several psalms “of David” seem to assume the existence of the Temple, which was not constructed until after David’s death (see </w:t>
-      </w:r>
-      <w:hyperlink r:id="rId88">
-        <w:r>
-          <w:rPr>
-            <w:lang w:val="en_US" w:bidi="en_US"/>
-          </w:rPr>
-          <w:rPr>
-            <w:color w:val="0000EE"/>
-            <w:u w:val="single"/>
-          </w:rPr>
-          <w:t>Ps 5:7</w:t>
-        </w:r>
-      </w:hyperlink>
-      <w:r>
-        <w:rPr>
-          <w:lang w:val="en_US" w:bidi="en_US"/>
-        </w:rPr>
-        <w:t xml:space="preserve">; </w:t>
-      </w:r>
-      <w:hyperlink r:id="rId89">
-        <w:r>
-          <w:rPr>
-            <w:lang w:val="en_US" w:bidi="en_US"/>
-          </w:rPr>
-          <w:rPr>
-            <w:color w:val="0000EE"/>
-            <w:u w:val="single"/>
-          </w:rPr>
-          <w:t>122:title</w:t>
-        </w:r>
-      </w:hyperlink>
-      <w:r>
-        <w:rPr>
-          <w:lang w:val="en_US" w:bidi="en_US"/>
-        </w:rPr>
-        <w:t xml:space="preserve">; </w:t>
-      </w:r>
-      <w:hyperlink r:id="rId90">
-        <w:r>
-          <w:rPr>
-            <w:lang w:val="en_US" w:bidi="en_US"/>
-          </w:rPr>
-          <w:rPr>
-            <w:color w:val="0000EE"/>
-            <w:u w:val="single"/>
-          </w:rPr>
-          <w:t>138:2</w:t>
-        </w:r>
-      </w:hyperlink>
-      <w:r>
-        <w:rPr>
-          <w:lang w:val="en_US" w:bidi="en_US"/>
-        </w:rPr>
-        <w:t xml:space="preserve">). Similarly, the title of </w:t>
-      </w:r>
-      <w:hyperlink r:id="rId91">
-        <w:r>
-          <w:rPr>
-            <w:lang w:val="en_US" w:bidi="en_US"/>
-          </w:rPr>
-          <w:rPr>
-            <w:color w:val="0000EE"/>
-            <w:u w:val="single"/>
-          </w:rPr>
-          <w:t>Psalm 30</w:t>
-        </w:r>
-      </w:hyperlink>
-      <w:r>
-        <w:rPr>
-          <w:lang w:val="en_US" w:bidi="en_US"/>
-        </w:rPr>
-        <w:t xml:space="preserve"> connects David with the dedication of the Temple, and </w:t>
-      </w:r>
-      <w:hyperlink r:id="rId92">
-        <w:r>
-          <w:rPr>
-            <w:lang w:val="en_US" w:bidi="en_US"/>
-          </w:rPr>
-          <w:rPr>
-            <w:color w:val="0000EE"/>
-            <w:u w:val="single"/>
-          </w:rPr>
-          <w:t>Psalm 69</w:t>
-        </w:r>
-      </w:hyperlink>
-      <w:r>
-        <w:rPr>
-          <w:lang w:val="en_US" w:bidi="en_US"/>
-        </w:rPr>
-        <w:t xml:space="preserve"> does not seem to fit with what is known of David’s life. Finally, some textual traditions vary in the mention of David in the heading (e.g., </w:t>
-      </w:r>
-      <w:hyperlink r:id="rId93">
-        <w:r>
-          <w:rPr>
-            <w:lang w:val="en_US" w:bidi="en_US"/>
-          </w:rPr>
-          <w:rPr>
-            <w:color w:val="0000EE"/>
-            <w:u w:val="single"/>
-          </w:rPr>
-          <w:t>Pss 122</w:t>
-        </w:r>
-      </w:hyperlink>
-      <w:r>
-        <w:rPr>
-          <w:lang w:val="en_US" w:bidi="en_US"/>
-        </w:rPr>
-        <w:t xml:space="preserve">, </w:t>
-      </w:r>
-      <w:hyperlink r:id="rId94">
-        <w:r>
-          <w:rPr>
-            <w:lang w:val="en_US" w:bidi="en_US"/>
-          </w:rPr>
-          <w:rPr>
-            <w:color w:val="0000EE"/>
-            <w:u w:val="single"/>
-          </w:rPr>
-          <w:t>124</w:t>
-        </w:r>
-      </w:hyperlink>
-      <w:r>
-        <w:rPr>
-          <w:lang w:val="en_US" w:bidi="en_US"/>
-        </w:rPr>
-        <w:t>). It is possible, therefore, that ledawid should be understood in many cases as meaning “for/dedicated to/concerning David” rather than “by David.” Such psalms evoke his persona as the chief representative of the dynasty without implying that he himself was the author. Still, there are many psalms that could have been authored by David.</w:t>
-      </w:r>
-    </w:p>
-    <w:p>
-      <w:pPr>
-        <w:pStyle w:val="Heading2"/>
-      </w:pPr>
-      <w:r>
-        <w:rPr>
-          <w:lang w:val="en_US" w:bidi="en_US"/>
-        </w:rPr>
-        <w:t>Literary Issues</w:t>
-      </w:r>
-    </w:p>
-    <w:p>
-      <w:pPr/>
-      <w:r>
-        <w:rPr>
-          <w:lang w:val="en_US" w:bidi="en_US"/>
-        </w:rPr>
-      </w:r>
-      <w:r>
-        <w:rPr>
-          <w:lang w:val="en_US" w:bidi="en_US"/>
-        </w:rPr>
-        <w:t xml:space="preserve">The title </w:t>
-      </w:r>
-      <w:r>
-        <w:rPr>
-          <w:i/>
-          <w:lang w:val="en_US" w:bidi="en_US"/>
-        </w:rPr>
-        <w:t>Psalms</w:t>
-      </w:r>
-      <w:r>
-        <w:rPr>
-          <w:lang w:val="en_US" w:bidi="en_US"/>
-        </w:rPr>
-        <w:t xml:space="preserve"> comes from the Greek word psalmos (“song”; see </w:t>
-      </w:r>
-      <w:hyperlink r:id="rId65">
-        <w:r>
-          <w:rPr>
-            <w:lang w:val="en_US" w:bidi="en_US"/>
-          </w:rPr>
-          <w:rPr>
-            <w:color w:val="0000EE"/>
-            <w:u w:val="single"/>
-          </w:rPr>
-          <w:t>Luke 20:42</w:t>
-        </w:r>
-      </w:hyperlink>
-      <w:r>
-        <w:rPr>
-          <w:lang w:val="en_US" w:bidi="en_US"/>
-        </w:rPr>
-        <w:t xml:space="preserve">; </w:t>
-      </w:r>
-      <w:hyperlink r:id="rId67">
-        <w:r>
-          <w:rPr>
-            <w:lang w:val="en_US" w:bidi="en_US"/>
-          </w:rPr>
-          <w:rPr>
-            <w:color w:val="0000EE"/>
-            <w:u w:val="single"/>
-          </w:rPr>
-          <w:t>24:44</w:t>
-        </w:r>
-      </w:hyperlink>
-      <w:r>
-        <w:rPr>
-          <w:lang w:val="en_US" w:bidi="en_US"/>
-        </w:rPr>
-        <w:t xml:space="preserve">), which translates the Hebrew mizmor, a word frequently found in the titles of individual psalms (e.g., see </w:t>
-      </w:r>
-      <w:hyperlink r:id="rId95">
-        <w:r>
-          <w:rPr>
-            <w:lang w:val="en_US" w:bidi="en_US"/>
-          </w:rPr>
-          <w:rPr>
-            <w:color w:val="0000EE"/>
-            <w:u w:val="single"/>
-          </w:rPr>
-          <w:t>Ps 3:title</w:t>
-        </w:r>
-      </w:hyperlink>
-      <w:r>
-        <w:rPr>
-          <w:lang w:val="en_US" w:bidi="en_US"/>
-        </w:rPr>
-        <w:t>, translated “psalm”). The word mizmor is related to a verb meaning “to play a stringed instrument.” The psalms were originally accompanied by instruments and were part of the oral tradition of Israel before they were collected. The Hebrew title of the Psalter is tehillim (“praises”), a word that is related to hallelujah (“praise Yahweh”).</w:t>
-      </w:r>
-    </w:p>
-    <w:p>
-      <w:pPr/>
-      <w:r>
-        <w:rPr>
-          <w:lang w:val="en_US" w:bidi="en_US"/>
-        </w:rPr>
-      </w:r>
-      <w:r>
-        <w:rPr>
-          <w:lang w:val="en_US" w:bidi="en_US"/>
-        </w:rPr>
-        <w:t>Psalm Titles. The psalm titles, or short superscriptions accompanying most of the psalms, give information such as the author, the type of psalm (e.g., song, prayer), a musical notation, the use of the psalm, a historical context, or a dedication. Much of the information is not well understood, so many scholars do not emphasize the psalm titles in the interpretation of the psalms.</w:t>
-      </w:r>
-    </w:p>
-    <w:p>
-      <w:pPr/>
-      <w:r>
-        <w:rPr>
-          <w:lang w:val="en_US" w:bidi="en_US"/>
-        </w:rPr>
-      </w:r>
-      <w:r>
-        <w:rPr>
-          <w:lang w:val="en_US" w:bidi="en_US"/>
-        </w:rPr>
-        <w:t>In Hebrew editions, the psalm titles are typically numbered as verse 1. As a result, the verse numbers for many entire psalms differ by one from most English translations.</w:t>
-      </w:r>
-    </w:p>
-    <w:p>
-      <w:pPr/>
-      <w:r>
-        <w:rPr>
-          <w:lang w:val="en_US" w:bidi="en_US"/>
-        </w:rPr>
-      </w:r>
-      <w:r>
-        <w:rPr>
-          <w:lang w:val="en_US" w:bidi="en_US"/>
-        </w:rPr>
-        <w:t xml:space="preserve">Interlude (Hebrew Selah). This word is found throughout the book of Psalms. The meaning of the word is uncertain, though it is probably a musical or literary term. In the NLT it is consistently rendered </w:t>
-      </w:r>
-      <w:r>
-        <w:rPr>
-          <w:i/>
-          <w:lang w:val="en_US" w:bidi="en_US"/>
-        </w:rPr>
-        <w:t>Interlude</w:t>
-      </w:r>
-      <w:r>
-        <w:rPr>
-          <w:lang w:val="en_US" w:bidi="en_US"/>
-        </w:rPr>
-        <w:t>.</w:t>
-      </w:r>
-    </w:p>
-    <w:p>
-      <w:pPr/>
-      <w:r>
-        <w:rPr>
-          <w:lang w:val="en_US" w:bidi="en_US"/>
-        </w:rPr>
-      </w:r>
-      <w:r>
-        <w:rPr>
-          <w:lang w:val="en_US" w:bidi="en_US"/>
-        </w:rPr>
-        <w:t>Groupings of the Psalms. The psalms can be grouped in a number of ways:</w:t>
-      </w:r>
-    </w:p>
-    <w:p>
-      <w:pPr>
-        <w:pStyle w:val="ListBullet"/>
-        <w:spacing w:line="240" w:lineRule="auto"/>
-        <w:ind w:left="720"/>
-      </w:pPr>
-      <w:r>
-        <w:rPr>
-          <w:lang w:val="en_US" w:bidi="en_US"/>
-        </w:rPr>
-      </w:r>
-      <w:r>
-        <w:rPr>
-          <w:lang w:val="en_US" w:bidi="en_US"/>
-        </w:rPr>
-        <w:t xml:space="preserve">By the names they use for God: Yahweh (“the Lord,” </w:t>
-      </w:r>
-      <w:hyperlink r:id="rId16">
-        <w:r>
-          <w:rPr>
-            <w:lang w:val="en_US" w:bidi="en_US"/>
-          </w:rPr>
-          <w:rPr>
-            <w:color w:val="0000EE"/>
-            <w:u w:val="single"/>
-          </w:rPr>
-          <w:t>Pss 1–41</w:t>
-        </w:r>
-      </w:hyperlink>
-      <w:r>
-        <w:rPr>
-          <w:lang w:val="en_US" w:bidi="en_US"/>
-        </w:rPr>
-        <w:t xml:space="preserve">) and Elohim (“God,” </w:t>
-      </w:r>
-      <w:hyperlink r:id="rId18">
-        <w:r>
-          <w:rPr>
-            <w:lang w:val="en_US" w:bidi="en_US"/>
-          </w:rPr>
-          <w:rPr>
-            <w:color w:val="0000EE"/>
-            <w:u w:val="single"/>
-          </w:rPr>
-          <w:t>Pss 42–72</w:t>
-        </w:r>
-      </w:hyperlink>
-      <w:r>
-        <w:rPr>
-          <w:lang w:val="en_US" w:bidi="en_US"/>
-        </w:rPr>
-        <w:t>).</w:t>
-      </w:r>
-    </w:p>
-    <w:p>
-      <w:pPr>
-        <w:pStyle w:val="ListBullet"/>
-        <w:spacing w:line="240" w:lineRule="auto"/>
-        <w:ind w:left="720"/>
-      </w:pPr>
-      <w:r>
-        <w:rPr>
-          <w:lang w:val="en_US" w:bidi="en_US"/>
-        </w:rPr>
-      </w:r>
-      <w:r>
-        <w:rPr>
-          <w:lang w:val="en_US" w:bidi="en_US"/>
-        </w:rPr>
-        <w:t>By the names in the titles: David (</w:t>
-      </w:r>
-      <w:hyperlink r:id="rId25">
-        <w:r>
-          <w:rPr>
-            <w:lang w:val="en_US" w:bidi="en_US"/>
-          </w:rPr>
-          <w:rPr>
-            <w:color w:val="0000EE"/>
-            <w:u w:val="single"/>
-          </w:rPr>
-          <w:t>Pss 3–32</w:t>
-        </w:r>
-      </w:hyperlink>
-      <w:r>
-        <w:rPr>
-          <w:lang w:val="en_US" w:bidi="en_US"/>
-        </w:rPr>
-        <w:t xml:space="preserve">; </w:t>
-      </w:r>
-      <w:hyperlink r:id="rId26">
-        <w:r>
-          <w:rPr>
-            <w:lang w:val="en_US" w:bidi="en_US"/>
-          </w:rPr>
-          <w:rPr>
-            <w:color w:val="0000EE"/>
-            <w:u w:val="single"/>
-          </w:rPr>
-          <w:t>34:1–41:13</w:t>
-        </w:r>
-      </w:hyperlink>
-      <w:r>
-        <w:rPr>
-          <w:lang w:val="en_US" w:bidi="en_US"/>
-        </w:rPr>
-        <w:t>, etc.), the descendants of Korah (</w:t>
-      </w:r>
-      <w:hyperlink r:id="rId27">
-        <w:r>
-          <w:rPr>
-            <w:lang w:val="en_US" w:bidi="en_US"/>
-          </w:rPr>
-          <w:rPr>
-            <w:color w:val="0000EE"/>
-            <w:u w:val="single"/>
-          </w:rPr>
-          <w:t>Pss 42–49</w:t>
-        </w:r>
-      </w:hyperlink>
-      <w:r>
-        <w:rPr>
-          <w:lang w:val="en_US" w:bidi="en_US"/>
-        </w:rPr>
-        <w:t xml:space="preserve">; </w:t>
-      </w:r>
-      <w:hyperlink r:id="rId35">
-        <w:r>
-          <w:rPr>
-            <w:lang w:val="en_US" w:bidi="en_US"/>
-          </w:rPr>
-          <w:rPr>
-            <w:color w:val="0000EE"/>
-            <w:u w:val="single"/>
-          </w:rPr>
-          <w:t>84:1–85:13</w:t>
-        </w:r>
-      </w:hyperlink>
-      <w:r>
-        <w:rPr>
-          <w:lang w:val="en_US" w:bidi="en_US"/>
-        </w:rPr>
-        <w:t xml:space="preserve">; </w:t>
-      </w:r>
-      <w:hyperlink r:id="rId36">
-        <w:r>
-          <w:rPr>
-            <w:lang w:val="en_US" w:bidi="en_US"/>
-          </w:rPr>
-          <w:rPr>
-            <w:color w:val="0000EE"/>
-            <w:u w:val="single"/>
-          </w:rPr>
-          <w:t>87:1–88:18</w:t>
-        </w:r>
-      </w:hyperlink>
-      <w:r>
-        <w:rPr>
-          <w:lang w:val="en_US" w:bidi="en_US"/>
-        </w:rPr>
-        <w:t>), and Asaph (</w:t>
-      </w:r>
-      <w:hyperlink r:id="rId28">
-        <w:r>
-          <w:rPr>
-            <w:lang w:val="en_US" w:bidi="en_US"/>
-          </w:rPr>
-          <w:rPr>
-            <w:color w:val="0000EE"/>
-            <w:u w:val="single"/>
-          </w:rPr>
-          <w:t>Pss 50</w:t>
-        </w:r>
-      </w:hyperlink>
-      <w:r>
-        <w:rPr>
-          <w:lang w:val="en_US" w:bidi="en_US"/>
-        </w:rPr>
-        <w:t xml:space="preserve">, </w:t>
-      </w:r>
-      <w:hyperlink r:id="rId34">
-        <w:r>
-          <w:rPr>
-            <w:lang w:val="en_US" w:bidi="en_US"/>
-          </w:rPr>
-          <w:rPr>
-            <w:color w:val="0000EE"/>
-            <w:u w:val="single"/>
-          </w:rPr>
-          <w:t>73–83</w:t>
-        </w:r>
-      </w:hyperlink>
-      <w:r>
-        <w:rPr>
-          <w:lang w:val="en_US" w:bidi="en_US"/>
-        </w:rPr>
-        <w:t>).</w:t>
-      </w:r>
-    </w:p>
-    <w:p>
-      <w:pPr>
-        <w:pStyle w:val="ListBullet"/>
-        <w:spacing w:line="240" w:lineRule="auto"/>
-        <w:ind w:left="720"/>
-      </w:pPr>
-      <w:r>
-        <w:rPr>
-          <w:lang w:val="en_US" w:bidi="en_US"/>
-        </w:rPr>
-      </w:r>
-      <w:r>
-        <w:rPr>
-          <w:lang w:val="en_US" w:bidi="en_US"/>
-        </w:rPr>
-        <w:t>By genre (see below).</w:t>
-      </w:r>
-    </w:p>
-    <w:p>
-      <w:pPr>
-        <w:pStyle w:val="ListBullet"/>
-        <w:spacing w:line="240" w:lineRule="auto"/>
-        <w:ind w:left="720"/>
-      </w:pPr>
-      <w:r>
-        <w:rPr>
-          <w:lang w:val="en_US" w:bidi="en_US"/>
-        </w:rPr>
-      </w:r>
-      <w:r>
-        <w:rPr>
-          <w:lang w:val="en_US" w:bidi="en_US"/>
-        </w:rPr>
-        <w:t xml:space="preserve">By the collections of which they are already a part: e.g., the </w:t>
-      </w:r>
-      <w:r>
-        <w:rPr>
-          <w:i/>
-          <w:lang w:val="en_US" w:bidi="en_US"/>
-        </w:rPr>
-        <w:t>Songs of Ascents</w:t>
-      </w:r>
-      <w:r>
-        <w:rPr>
-          <w:lang w:val="en_US" w:bidi="en_US"/>
-        </w:rPr>
-        <w:t xml:space="preserve"> (</w:t>
-      </w:r>
-      <w:hyperlink r:id="rId49">
-        <w:r>
-          <w:rPr>
-            <w:lang w:val="en_US" w:bidi="en_US"/>
-          </w:rPr>
-          <w:rPr>
-            <w:color w:val="0000EE"/>
-            <w:u w:val="single"/>
-          </w:rPr>
-          <w:t>Pss 120–134</w:t>
-        </w:r>
-      </w:hyperlink>
-      <w:r>
-        <w:rPr>
-          <w:lang w:val="en_US" w:bidi="en_US"/>
-        </w:rPr>
-        <w:t xml:space="preserve">). Other collections were recognized in Jewish tradition, such as the </w:t>
-      </w:r>
-      <w:r>
-        <w:rPr>
-          <w:i/>
-          <w:lang w:val="en_US" w:bidi="en_US"/>
-        </w:rPr>
-        <w:t>Egyptian Hallel</w:t>
-      </w:r>
-      <w:r>
-        <w:rPr>
-          <w:lang w:val="en_US" w:bidi="en_US"/>
-        </w:rPr>
-        <w:t xml:space="preserve"> (</w:t>
-      </w:r>
-      <w:hyperlink r:id="rId46">
-        <w:r>
-          <w:rPr>
-            <w:lang w:val="en_US" w:bidi="en_US"/>
-          </w:rPr>
-          <w:rPr>
-            <w:color w:val="0000EE"/>
-            <w:u w:val="single"/>
-          </w:rPr>
-          <w:t>Pss 113–118</w:t>
-        </w:r>
-      </w:hyperlink>
-      <w:r>
-        <w:rPr>
-          <w:lang w:val="en_US" w:bidi="en_US"/>
-        </w:rPr>
-        <w:t>) and the hallelujah hymns (</w:t>
-      </w:r>
-      <w:hyperlink r:id="rId51">
-        <w:r>
-          <w:rPr>
-            <w:lang w:val="en_US" w:bidi="en_US"/>
-          </w:rPr>
-          <w:rPr>
-            <w:color w:val="0000EE"/>
-            <w:u w:val="single"/>
-          </w:rPr>
-          <w:t>Pss 146–150</w:t>
-        </w:r>
-      </w:hyperlink>
-      <w:r>
-        <w:rPr>
-          <w:lang w:val="en_US" w:bidi="en_US"/>
-        </w:rPr>
-        <w:t>).</w:t>
-      </w:r>
-    </w:p>
-    <w:p>
-      <w:pPr>
-        <w:pStyle w:val="ListBullet"/>
-        <w:spacing w:line="240" w:lineRule="auto"/>
-        <w:ind w:left="720"/>
-      </w:pPr>
-      <w:r>
-        <w:rPr>
-          <w:lang w:val="en_US" w:bidi="en_US"/>
-        </w:rPr>
-      </w:r>
-      <w:r>
-        <w:rPr>
-          <w:lang w:val="en_US" w:bidi="en_US"/>
-        </w:rPr>
-        <w:t>By thematic connections: e.g., God’s kingship (</w:t>
-      </w:r>
-      <w:hyperlink r:id="rId41">
-        <w:r>
-          <w:rPr>
-            <w:lang w:val="en_US" w:bidi="en_US"/>
-          </w:rPr>
-          <w:rPr>
-            <w:color w:val="0000EE"/>
-            <w:u w:val="single"/>
-          </w:rPr>
-          <w:t>Pss 93–100</w:t>
-        </w:r>
-      </w:hyperlink>
-      <w:r>
-        <w:rPr>
-          <w:lang w:val="en_US" w:bidi="en_US"/>
-        </w:rPr>
-        <w:t>), or the storyline from creation to the Exile (</w:t>
-      </w:r>
-      <w:hyperlink r:id="rId44">
-        <w:r>
-          <w:rPr>
-            <w:lang w:val="en_US" w:bidi="en_US"/>
-          </w:rPr>
-          <w:rPr>
-            <w:color w:val="0000EE"/>
-            <w:u w:val="single"/>
-          </w:rPr>
-          <w:t>Pss 104–106</w:t>
-        </w:r>
-      </w:hyperlink>
-      <w:r>
-        <w:rPr>
-          <w:lang w:val="en_US" w:bidi="en_US"/>
-        </w:rPr>
-        <w:t>).</w:t>
-      </w:r>
-    </w:p>
-    <w:p>
-      <w:pPr/>
-      <w:r>
-        <w:rPr>
-          <w:lang w:val="en_US" w:bidi="en_US"/>
-        </w:rPr>
-      </w:r>
-      <w:r>
-        <w:rPr>
-          <w:lang w:val="en_US" w:bidi="en_US"/>
-        </w:rPr>
-        <w:t xml:space="preserve">Genres of the Psalms. The psalm titles often designate the genre of a psalm. The most frequent genre designation in the titles is the Hebrew term mizmor, referring to a song originally accompanied by stringed instruments. Less frequent are the words maskil (meaning “psalm” or “chant”: </w:t>
-      </w:r>
-      <w:hyperlink r:id="rId96">
-        <w:r>
-          <w:rPr>
-            <w:lang w:val="en_US" w:bidi="en_US"/>
-          </w:rPr>
-          <w:rPr>
-            <w:color w:val="0000EE"/>
-            <w:u w:val="single"/>
-          </w:rPr>
-          <w:t>Pss 32</w:t>
-        </w:r>
-      </w:hyperlink>
-      <w:r>
-        <w:rPr>
-          <w:lang w:val="en_US" w:bidi="en_US"/>
-        </w:rPr>
-        <w:t xml:space="preserve">; </w:t>
-      </w:r>
-      <w:hyperlink r:id="rId97">
-        <w:r>
-          <w:rPr>
-            <w:lang w:val="en_US" w:bidi="en_US"/>
-          </w:rPr>
-          <w:rPr>
-            <w:color w:val="0000EE"/>
-            <w:u w:val="single"/>
-          </w:rPr>
-          <w:t>42</w:t>
-        </w:r>
-      </w:hyperlink>
-      <w:r>
-        <w:rPr>
-          <w:lang w:val="en_US" w:bidi="en_US"/>
-        </w:rPr>
-        <w:t xml:space="preserve">; </w:t>
-      </w:r>
-      <w:hyperlink r:id="rId98">
-        <w:r>
-          <w:rPr>
-            <w:lang w:val="en_US" w:bidi="en_US"/>
-          </w:rPr>
-          <w:rPr>
-            <w:color w:val="0000EE"/>
-            <w:u w:val="single"/>
-          </w:rPr>
-          <w:t>44–45</w:t>
-        </w:r>
-      </w:hyperlink>
-      <w:r>
-        <w:rPr>
-          <w:lang w:val="en_US" w:bidi="en_US"/>
-        </w:rPr>
-        <w:t xml:space="preserve">; </w:t>
-      </w:r>
-      <w:hyperlink r:id="rId99">
-        <w:r>
-          <w:rPr>
-            <w:lang w:val="en_US" w:bidi="en_US"/>
-          </w:rPr>
-          <w:rPr>
-            <w:color w:val="0000EE"/>
-            <w:u w:val="single"/>
-          </w:rPr>
-          <w:t>52–55</w:t>
-        </w:r>
-      </w:hyperlink>
-      <w:r>
-        <w:rPr>
-          <w:lang w:val="en_US" w:bidi="en_US"/>
-        </w:rPr>
-        <w:t xml:space="preserve">; </w:t>
-      </w:r>
-      <w:hyperlink r:id="rId100">
-        <w:r>
-          <w:rPr>
-            <w:lang w:val="en_US" w:bidi="en_US"/>
-          </w:rPr>
-          <w:rPr>
-            <w:color w:val="0000EE"/>
-            <w:u w:val="single"/>
-          </w:rPr>
-          <w:t>74</w:t>
-        </w:r>
-      </w:hyperlink>
-      <w:r>
-        <w:rPr>
-          <w:lang w:val="en_US" w:bidi="en_US"/>
-        </w:rPr>
-        <w:t xml:space="preserve">; </w:t>
-      </w:r>
-      <w:hyperlink r:id="rId101">
-        <w:r>
-          <w:rPr>
-            <w:lang w:val="en_US" w:bidi="en_US"/>
-          </w:rPr>
-          <w:rPr>
-            <w:color w:val="0000EE"/>
-            <w:u w:val="single"/>
-          </w:rPr>
-          <w:t>88–89</w:t>
-        </w:r>
-      </w:hyperlink>
-      <w:r>
-        <w:rPr>
-          <w:lang w:val="en_US" w:bidi="en_US"/>
-        </w:rPr>
-        <w:t xml:space="preserve">), miktam (“psalm” or “chant”: </w:t>
-      </w:r>
-      <w:hyperlink r:id="rId102">
-        <w:r>
-          <w:rPr>
-            <w:lang w:val="en_US" w:bidi="en_US"/>
-          </w:rPr>
-          <w:rPr>
-            <w:color w:val="0000EE"/>
-            <w:u w:val="single"/>
-          </w:rPr>
-          <w:t>Pss 16</w:t>
-        </w:r>
-      </w:hyperlink>
-      <w:r>
-        <w:rPr>
-          <w:lang w:val="en_US" w:bidi="en_US"/>
-        </w:rPr>
-        <w:t xml:space="preserve">; </w:t>
-      </w:r>
-      <w:hyperlink r:id="rId103">
-        <w:r>
-          <w:rPr>
-            <w:lang w:val="en_US" w:bidi="en_US"/>
-          </w:rPr>
-          <w:rPr>
-            <w:color w:val="0000EE"/>
-            <w:u w:val="single"/>
-          </w:rPr>
-          <w:t>56–60</w:t>
-        </w:r>
-      </w:hyperlink>
-      <w:r>
-        <w:rPr>
-          <w:lang w:val="en_US" w:bidi="en_US"/>
-        </w:rPr>
-        <w:t xml:space="preserve">), shir (“song”: </w:t>
-      </w:r>
-      <w:hyperlink r:id="rId104">
-        <w:r>
-          <w:rPr>
-            <w:lang w:val="en_US" w:bidi="en_US"/>
-          </w:rPr>
-          <w:rPr>
-            <w:color w:val="0000EE"/>
-            <w:u w:val="single"/>
-          </w:rPr>
-          <w:t>Pss 45</w:t>
-        </w:r>
-      </w:hyperlink>
-      <w:r>
-        <w:rPr>
-          <w:lang w:val="en_US" w:bidi="en_US"/>
-        </w:rPr>
-        <w:t xml:space="preserve">; </w:t>
-      </w:r>
-      <w:hyperlink r:id="rId105">
-        <w:r>
-          <w:rPr>
-            <w:lang w:val="en_US" w:bidi="en_US"/>
-          </w:rPr>
-          <w:rPr>
-            <w:color w:val="0000EE"/>
-            <w:u w:val="single"/>
-          </w:rPr>
-          <w:t>120–135</w:t>
-        </w:r>
-      </w:hyperlink>
-      <w:r>
-        <w:rPr>
-          <w:lang w:val="en_US" w:bidi="en_US"/>
-        </w:rPr>
-        <w:t xml:space="preserve">), shiggayon (“psalm,” a generic or musical term: </w:t>
-      </w:r>
-      <w:hyperlink r:id="rId76">
-        <w:r>
-          <w:rPr>
-            <w:lang w:val="en_US" w:bidi="en_US"/>
-          </w:rPr>
-          <w:rPr>
-            <w:color w:val="0000EE"/>
-            <w:u w:val="single"/>
-          </w:rPr>
-          <w:t>Ps 7</w:t>
-        </w:r>
-      </w:hyperlink>
-      <w:r>
-        <w:rPr>
-          <w:lang w:val="en_US" w:bidi="en_US"/>
-        </w:rPr>
-        <w:t xml:space="preserve">), tepillah (“prayer”: </w:t>
-      </w:r>
-      <w:hyperlink r:id="rId106">
-        <w:r>
-          <w:rPr>
-            <w:lang w:val="en_US" w:bidi="en_US"/>
-          </w:rPr>
-          <w:rPr>
-            <w:color w:val="0000EE"/>
-            <w:u w:val="single"/>
-          </w:rPr>
-          <w:t>Pss 17</w:t>
-        </w:r>
-      </w:hyperlink>
-      <w:r>
-        <w:rPr>
-          <w:lang w:val="en_US" w:bidi="en_US"/>
-        </w:rPr>
-        <w:t xml:space="preserve">; </w:t>
-      </w:r>
-      <w:hyperlink r:id="rId37">
-        <w:r>
-          <w:rPr>
-            <w:lang w:val="en_US" w:bidi="en_US"/>
-          </w:rPr>
-          <w:rPr>
-            <w:color w:val="0000EE"/>
-            <w:u w:val="single"/>
-          </w:rPr>
-          <w:t>86</w:t>
-        </w:r>
-      </w:hyperlink>
-      <w:r>
-        <w:rPr>
-          <w:lang w:val="en_US" w:bidi="en_US"/>
-        </w:rPr>
-        <w:t xml:space="preserve">; </w:t>
-      </w:r>
-      <w:hyperlink r:id="rId71">
-        <w:r>
-          <w:rPr>
-            <w:lang w:val="en_US" w:bidi="en_US"/>
-          </w:rPr>
-          <w:rPr>
-            <w:color w:val="0000EE"/>
-            <w:u w:val="single"/>
-          </w:rPr>
-          <w:t>90</w:t>
-        </w:r>
-      </w:hyperlink>
-      <w:r>
-        <w:rPr>
-          <w:lang w:val="en_US" w:bidi="en_US"/>
-        </w:rPr>
-        <w:t xml:space="preserve">), tehillah (“psalm of praise”: </w:t>
-      </w:r>
-      <w:hyperlink r:id="rId56">
-        <w:r>
-          <w:rPr>
-            <w:lang w:val="en_US" w:bidi="en_US"/>
-          </w:rPr>
-          <w:rPr>
-            <w:color w:val="0000EE"/>
-            <w:u w:val="single"/>
-          </w:rPr>
-          <w:t>Ps 145</w:t>
-        </w:r>
-      </w:hyperlink>
-      <w:r>
-        <w:rPr>
-          <w:lang w:val="en_US" w:bidi="en_US"/>
-        </w:rPr>
-        <w:t xml:space="preserve">), higgayon (“meditation,” meaning unknown: </w:t>
-      </w:r>
-      <w:hyperlink r:id="rId107">
-        <w:r>
-          <w:rPr>
-            <w:lang w:val="en_US" w:bidi="en_US"/>
-          </w:rPr>
-          <w:rPr>
-            <w:color w:val="0000EE"/>
-            <w:u w:val="single"/>
-          </w:rPr>
-          <w:t>Ps 9:16</w:t>
-        </w:r>
-      </w:hyperlink>
-      <w:r>
-        <w:rPr>
-          <w:lang w:val="en_US" w:bidi="en_US"/>
-        </w:rPr>
-        <w:t xml:space="preserve">), and todah (“psalm of thanksgiving”: </w:t>
-      </w:r>
-      <w:hyperlink r:id="rId42">
-        <w:r>
-          <w:rPr>
-            <w:lang w:val="en_US" w:bidi="en_US"/>
-          </w:rPr>
-          <w:rPr>
-            <w:color w:val="0000EE"/>
-            <w:u w:val="single"/>
-          </w:rPr>
-          <w:t>Ps 100</w:t>
-        </w:r>
-      </w:hyperlink>
-      <w:r>
-        <w:rPr>
-          <w:lang w:val="en_US" w:bidi="en_US"/>
-        </w:rPr>
-        <w:t>).</w:t>
-      </w:r>
-    </w:p>
-    <w:p>
-      <w:pPr/>
-      <w:r>
-        <w:rPr>
-          <w:lang w:val="en_US" w:bidi="en_US"/>
-        </w:rPr>
-      </w:r>
-      <w:r>
-        <w:rPr>
-          <w:lang w:val="en_US" w:bidi="en_US"/>
-        </w:rPr>
-        <w:t>In addition to the genre identifications that are found in the Hebrew text, the psalms may be divided into three main categories:</w:t>
+      <w:hyperlink r:id="rId15">
+        <w:r>
+          <w:rPr>
+            <w:lang w:val="en_US" w:bidi="en_US"/>
+          </w:rPr>
+          <w:rPr>
+            <w:color w:val="0000EE"/>
+            <w:u w:val="single"/>
+          </w:rPr>
+          <w:t>Psalm 2</w:t>
+        </w:r>
+      </w:hyperlink>
+      <w:r>
+        <w:rPr>
+          <w:lang w:val="en_US" w:bidi="en_US"/>
+        </w:rPr>
+        <w:t xml:space="preserve"> also raises two important questions:</w:t>
       </w:r>
     </w:p>
     <w:p>
@@ -3412,169 +506,7 @@
         <w:rPr>
           <w:lang w:val="en_US" w:bidi="en_US"/>
         </w:rPr>
-        <w:t>Wisdom or instructional psalms (</w:t>
-      </w:r>
-      <w:hyperlink r:id="rId14">
-        <w:r>
-          <w:rPr>
-            <w:lang w:val="en_US" w:bidi="en_US"/>
-          </w:rPr>
-          <w:rPr>
-            <w:color w:val="0000EE"/>
-            <w:u w:val="single"/>
-          </w:rPr>
-          <w:t>Pss 1</w:t>
-        </w:r>
-      </w:hyperlink>
-      <w:r>
-        <w:rPr>
-          <w:lang w:val="en_US" w:bidi="en_US"/>
-        </w:rPr>
-        <w:t xml:space="preserve">, </w:t>
-      </w:r>
-      <w:hyperlink r:id="rId108">
-        <w:r>
-          <w:rPr>
-            <w:lang w:val="en_US" w:bidi="en_US"/>
-          </w:rPr>
-          <w:rPr>
-            <w:color w:val="0000EE"/>
-            <w:u w:val="single"/>
-          </w:rPr>
-          <w:t>15</w:t>
-        </w:r>
-      </w:hyperlink>
-      <w:r>
-        <w:rPr>
-          <w:lang w:val="en_US" w:bidi="en_US"/>
-        </w:rPr>
-        <w:t xml:space="preserve">, </w:t>
-      </w:r>
-      <w:hyperlink r:id="rId109">
-        <w:r>
-          <w:rPr>
-            <w:lang w:val="en_US" w:bidi="en_US"/>
-          </w:rPr>
-          <w:rPr>
-            <w:color w:val="0000EE"/>
-            <w:u w:val="single"/>
-          </w:rPr>
-          <w:t>24</w:t>
-        </w:r>
-      </w:hyperlink>
-      <w:r>
-        <w:rPr>
-          <w:lang w:val="en_US" w:bidi="en_US"/>
-        </w:rPr>
-        <w:t xml:space="preserve">, </w:t>
-      </w:r>
-      <w:hyperlink r:id="rId110">
-        <w:r>
-          <w:rPr>
-            <w:lang w:val="en_US" w:bidi="en_US"/>
-          </w:rPr>
-          <w:rPr>
-            <w:color w:val="0000EE"/>
-            <w:u w:val="single"/>
-          </w:rPr>
-          <w:t>33</w:t>
-        </w:r>
-      </w:hyperlink>
-      <w:r>
-        <w:rPr>
-          <w:lang w:val="en_US" w:bidi="en_US"/>
-        </w:rPr>
-        <w:t xml:space="preserve">, </w:t>
-      </w:r>
-      <w:hyperlink r:id="rId78">
-        <w:r>
-          <w:rPr>
-            <w:lang w:val="en_US" w:bidi="en_US"/>
-          </w:rPr>
-          <w:rPr>
-            <w:color w:val="0000EE"/>
-            <w:u w:val="single"/>
-          </w:rPr>
-          <w:t>34</w:t>
-        </w:r>
-      </w:hyperlink>
-      <w:r>
-        <w:rPr>
-          <w:lang w:val="en_US" w:bidi="en_US"/>
-        </w:rPr>
-        <w:t xml:space="preserve">, </w:t>
-      </w:r>
-      <w:hyperlink r:id="rId111">
-        <w:r>
-          <w:rPr>
-            <w:lang w:val="en_US" w:bidi="en_US"/>
-          </w:rPr>
-          <w:rPr>
-            <w:color w:val="0000EE"/>
-            <w:u w:val="single"/>
-          </w:rPr>
-          <w:t>37</w:t>
-        </w:r>
-      </w:hyperlink>
-      <w:r>
-        <w:rPr>
-          <w:lang w:val="en_US" w:bidi="en_US"/>
-        </w:rPr>
-        <w:t xml:space="preserve">, </w:t>
-      </w:r>
-      <w:hyperlink r:id="rId38">
-        <w:r>
-          <w:rPr>
-            <w:lang w:val="en_US" w:bidi="en_US"/>
-          </w:rPr>
-          <w:rPr>
-            <w:color w:val="0000EE"/>
-            <w:u w:val="single"/>
-          </w:rPr>
-          <w:t>73</w:t>
-        </w:r>
-      </w:hyperlink>
-      <w:r>
-        <w:rPr>
-          <w:lang w:val="en_US" w:bidi="en_US"/>
-        </w:rPr>
-        <w:t xml:space="preserve">, </w:t>
-      </w:r>
-      <w:hyperlink r:id="rId71">
-        <w:r>
-          <w:rPr>
-            <w:lang w:val="en_US" w:bidi="en_US"/>
-          </w:rPr>
-          <w:rPr>
-            <w:color w:val="0000EE"/>
-            <w:u w:val="single"/>
-          </w:rPr>
-          <w:t>90</w:t>
-        </w:r>
-      </w:hyperlink>
-      <w:r>
-        <w:rPr>
-          <w:lang w:val="en_US" w:bidi="en_US"/>
-        </w:rPr>
-        <w:t xml:space="preserve">, </w:t>
-      </w:r>
-      <w:hyperlink r:id="rId52">
-        <w:r>
-          <w:rPr>
-            <w:lang w:val="en_US" w:bidi="en_US"/>
-          </w:rPr>
-          <w:rPr>
-            <w:color w:val="0000EE"/>
-            <w:u w:val="single"/>
-          </w:rPr>
-          <w:t>107</w:t>
-        </w:r>
-      </w:hyperlink>
-      <w:r>
-        <w:rPr>
-          <w:lang w:val="en_US" w:bidi="en_US"/>
-        </w:rPr>
-        <w:t>)</w:t>
+        <w:t>Why do rebellious nations and wicked people prosper? and</w:t>
       </w:r>
     </w:p>
     <w:p>
@@ -3592,7 +524,161 @@
         <w:rPr>
           <w:lang w:val="en_US" w:bidi="en_US"/>
         </w:rPr>
-        <w:t>Psalms of lament (most psalms in books 1—3), which can be subdivided into individual laments and community laments</w:t>
+        <w:t>Why were the kings from David's family line not victorious?</w:t>
+      </w:r>
+    </w:p>
+    <w:p>
+      <w:pPr/>
+      <w:r>
+        <w:rPr>
+          <w:lang w:val="en_US" w:bidi="en_US"/>
+        </w:rPr>
+      </w:r>
+      <w:r>
+        <w:rPr>
+          <w:lang w:val="en_US" w:bidi="en_US"/>
+        </w:rPr>
+        <w:t>The psalmists (the people who wrote the psalms) spend much of the Psalter wrestling with these questions. Some accept their difficulties with quiet trust, while others question God or express deep frustration. As they continue their conversations with God, new questions and concerns also arise.</w:t>
+      </w:r>
+    </w:p>
+    <w:p>
+      <w:pPr>
+        <w:pStyle w:val="Heading2"/>
+      </w:pPr>
+      <w:r>
+        <w:rPr>
+          <w:lang w:val="en_US" w:bidi="en_US"/>
+        </w:rPr>
+        <w:t>The Composition of the Psalms</w:t>
+      </w:r>
+    </w:p>
+    <w:p>
+      <w:pPr/>
+      <w:r>
+        <w:rPr>
+          <w:lang w:val="en_US" w:bidi="en_US"/>
+        </w:rPr>
+      </w:r>
+      <w:r>
+        <w:rPr>
+          <w:lang w:val="en_US" w:bidi="en_US"/>
+        </w:rPr>
+        <w:t>Over a period of about one thousand years, poets wrote these songs, and people recited and collected them. Worship in the temple encouraged both the writing and the collection of psalms. Over time, editors combined smaller collections into larger ones. Eventually, they shaped five collections into the single book of Psalms.</w:t>
+      </w:r>
+    </w:p>
+    <w:p>
+      <w:pPr/>
+      <w:r>
+        <w:rPr>
+          <w:lang w:val="en_US" w:bidi="en_US"/>
+        </w:rPr>
+      </w:r>
+      <w:r>
+        <w:rPr>
+          <w:lang w:val="en_US" w:bidi="en_US"/>
+        </w:rPr>
+        <w:t>This process of collecting and arranging the Psalter took place over many years and was completed after the exile to Babylon. Several features in the book point to this editorial activity:</w:t>
+      </w:r>
+    </w:p>
+    <w:p>
+      <w:pPr>
+        <w:pStyle w:val="ListNumber"/>
+        <w:numPr>
+          <w:ilvl w:val="0"/>
+          <w:numId w:val="16"/>
+        </w:numPr>
+        <w:spacing w:line="240" w:lineRule="auto"/>
+        <w:ind w:left="720"/>
+      </w:pPr>
+      <w:r>
+        <w:rPr>
+          <w:lang w:val="en_US" w:bidi="en_US"/>
+        </w:rPr>
+      </w:r>
+      <w:r>
+        <w:rPr>
+          <w:lang w:val="en_US" w:bidi="en_US"/>
+        </w:rPr>
+        <w:t xml:space="preserve">The editors placed </w:t>
+      </w:r>
+      <w:hyperlink r:id="rId14">
+        <w:r>
+          <w:rPr>
+            <w:lang w:val="en_US" w:bidi="en_US"/>
+          </w:rPr>
+          <w:rPr>
+            <w:color w:val="0000EE"/>
+            <w:u w:val="single"/>
+          </w:rPr>
+          <w:t>Psalms 1</w:t>
+        </w:r>
+      </w:hyperlink>
+      <w:r>
+        <w:rPr>
+          <w:lang w:val="en_US" w:bidi="en_US"/>
+        </w:rPr>
+        <w:t xml:space="preserve"> and </w:t>
+      </w:r>
+      <w:hyperlink r:id="rId15">
+        <w:r>
+          <w:rPr>
+            <w:lang w:val="en_US" w:bidi="en_US"/>
+          </w:rPr>
+          <w:rPr>
+            <w:color w:val="0000EE"/>
+            <w:u w:val="single"/>
+          </w:rPr>
+          <w:t>2</w:t>
+        </w:r>
+      </w:hyperlink>
+      <w:r>
+        <w:rPr>
+          <w:lang w:val="en_US" w:bidi="en_US"/>
+        </w:rPr>
+        <w:t xml:space="preserve"> at the beginning of the book as an introduction to the entire Psalter. Both psalms present ideal examples. </w:t>
+      </w:r>
+      <w:hyperlink r:id="rId14">
+        <w:r>
+          <w:rPr>
+            <w:lang w:val="en_US" w:bidi="en_US"/>
+          </w:rPr>
+          <w:rPr>
+            <w:color w:val="0000EE"/>
+            <w:u w:val="single"/>
+          </w:rPr>
+          <w:t>Psalm 1</w:t>
+        </w:r>
+      </w:hyperlink>
+      <w:r>
+        <w:rPr>
+          <w:lang w:val="en_US" w:bidi="en_US"/>
+        </w:rPr>
+        <w:t xml:space="preserve"> describes the ideal righteous person who lives by God's instruction. </w:t>
+      </w:r>
+      <w:hyperlink r:id="rId15">
+        <w:r>
+          <w:rPr>
+            <w:lang w:val="en_US" w:bidi="en_US"/>
+          </w:rPr>
+          <w:rPr>
+            <w:color w:val="0000EE"/>
+            <w:u w:val="single"/>
+          </w:rPr>
+          <w:t>Psalm 2</w:t>
+        </w:r>
+      </w:hyperlink>
+      <w:r>
+        <w:rPr>
+          <w:lang w:val="en_US" w:bidi="en_US"/>
+        </w:rPr>
+        <w:t xml:space="preserve"> escribes the Messiah (God's chosen King), the ideal king of Israel.</w:t>
+        <w:br/>
+      </w:r>
+      <w:r>
+        <w:rPr>
+          <w:lang w:val="en_US" w:bidi="en_US"/>
+        </w:rPr>
+        <w:t>The rest of the Psalter develops these portraits in greater depth. At the same time, it explores how neither God's people nor their king were able to fully live according to God's purposes or bring about the joy and peace of God's kingdom.</w:t>
       </w:r>
     </w:p>
     <w:p>
@@ -3610,7 +696,4252 @@
         <w:rPr>
           <w:lang w:val="en_US" w:bidi="en_US"/>
         </w:rPr>
-        <w:t>Hymns of praise or thanksgiving (</w:t>
+        <w:t>Individual psalms were gathered into smaller collections. Editors then arranged these collections into five main sections:</w:t>
+      </w:r>
+    </w:p>
+    <w:p>
+      <w:pPr>
+        <w:pStyle w:val="ListBullet"/>
+        <w:spacing w:line="240" w:lineRule="auto"/>
+        <w:ind w:left="1440"/>
+      </w:pPr>
+      <w:r>
+        <w:rPr>
+          <w:lang w:val="en_US" w:bidi="en_US"/>
+        </w:rPr>
+      </w:r>
+      <w:r>
+        <w:rPr>
+          <w:lang w:val="en_US" w:bidi="en_US"/>
+        </w:rPr>
+        <w:t xml:space="preserve">Book One includes </w:t>
+      </w:r>
+      <w:hyperlink r:id="rId16">
+        <w:r>
+          <w:rPr>
+            <w:lang w:val="en_US" w:bidi="en_US"/>
+          </w:rPr>
+          <w:rPr>
+            <w:color w:val="0000EE"/>
+            <w:u w:val="single"/>
+          </w:rPr>
+          <w:t>Psalms 1–41</w:t>
+        </w:r>
+      </w:hyperlink>
+      <w:r>
+        <w:rPr>
+          <w:lang w:val="en_US" w:bidi="en_US"/>
+        </w:rPr>
+        <w:t xml:space="preserve"> and ends with a doxology (a short song or statement of praise to God) in </w:t>
+      </w:r>
+      <w:hyperlink r:id="rId17">
+        <w:r>
+          <w:rPr>
+            <w:lang w:val="en_US" w:bidi="en_US"/>
+          </w:rPr>
+          <w:rPr>
+            <w:color w:val="0000EE"/>
+            <w:u w:val="single"/>
+          </w:rPr>
+          <w:t>41:13</w:t>
+        </w:r>
+      </w:hyperlink>
+      <w:r>
+        <w:rPr>
+          <w:lang w:val="en_US" w:bidi="en_US"/>
+        </w:rPr>
+        <w:t xml:space="preserve">. </w:t>
+      </w:r>
+    </w:p>
+    <w:p>
+      <w:pPr>
+        <w:pStyle w:val="ListBullet"/>
+        <w:spacing w:line="240" w:lineRule="auto"/>
+        <w:ind w:left="1440"/>
+      </w:pPr>
+      <w:r>
+        <w:rPr>
+          <w:lang w:val="en_US" w:bidi="en_US"/>
+        </w:rPr>
+      </w:r>
+      <w:r>
+        <w:rPr>
+          <w:lang w:val="en_US" w:bidi="en_US"/>
+        </w:rPr>
+        <w:t xml:space="preserve">Book Two includes </w:t>
+      </w:r>
+      <w:hyperlink r:id="rId18">
+        <w:r>
+          <w:rPr>
+            <w:lang w:val="en_US" w:bidi="en_US"/>
+          </w:rPr>
+          <w:rPr>
+            <w:color w:val="0000EE"/>
+            <w:u w:val="single"/>
+          </w:rPr>
+          <w:t>Psalms 42–72</w:t>
+        </w:r>
+      </w:hyperlink>
+      <w:r>
+        <w:rPr>
+          <w:lang w:val="en_US" w:bidi="en_US"/>
+        </w:rPr>
+        <w:t xml:space="preserve"> and ends with a doxology in </w:t>
+      </w:r>
+      <w:hyperlink r:id="rId19">
+        <w:r>
+          <w:rPr>
+            <w:lang w:val="en_US" w:bidi="en_US"/>
+          </w:rPr>
+          <w:rPr>
+            <w:color w:val="0000EE"/>
+            <w:u w:val="single"/>
+          </w:rPr>
+          <w:t>72:19</w:t>
+        </w:r>
+      </w:hyperlink>
+      <w:r>
+        <w:rPr>
+          <w:lang w:val="en_US" w:bidi="en_US"/>
+        </w:rPr>
+        <w:t xml:space="preserve">. </w:t>
+      </w:r>
+    </w:p>
+    <w:p>
+      <w:pPr>
+        <w:pStyle w:val="ListBullet"/>
+        <w:spacing w:line="240" w:lineRule="auto"/>
+        <w:ind w:left="1440"/>
+      </w:pPr>
+      <w:r>
+        <w:rPr>
+          <w:lang w:val="en_US" w:bidi="en_US"/>
+        </w:rPr>
+      </w:r>
+      <w:r>
+        <w:rPr>
+          <w:lang w:val="en_US" w:bidi="en_US"/>
+        </w:rPr>
+        <w:t xml:space="preserve">Book Three includes </w:t>
+      </w:r>
+      <w:hyperlink r:id="rId20">
+        <w:r>
+          <w:rPr>
+            <w:lang w:val="en_US" w:bidi="en_US"/>
+          </w:rPr>
+          <w:rPr>
+            <w:color w:val="0000EE"/>
+            <w:u w:val="single"/>
+          </w:rPr>
+          <w:t>Psalms 73–89</w:t>
+        </w:r>
+      </w:hyperlink>
+      <w:r>
+        <w:rPr>
+          <w:lang w:val="en_US" w:bidi="en_US"/>
+        </w:rPr>
+        <w:t xml:space="preserve"> and ends with a doxology in </w:t>
+      </w:r>
+      <w:hyperlink r:id="rId21">
+        <w:r>
+          <w:rPr>
+            <w:lang w:val="en_US" w:bidi="en_US"/>
+          </w:rPr>
+          <w:rPr>
+            <w:color w:val="0000EE"/>
+            <w:u w:val="single"/>
+          </w:rPr>
+          <w:t>89:52</w:t>
+        </w:r>
+      </w:hyperlink>
+      <w:r>
+        <w:rPr>
+          <w:lang w:val="en_US" w:bidi="en_US"/>
+        </w:rPr>
+        <w:t xml:space="preserve">. </w:t>
+      </w:r>
+    </w:p>
+    <w:p>
+      <w:pPr>
+        <w:pStyle w:val="ListBullet"/>
+        <w:spacing w:line="240" w:lineRule="auto"/>
+        <w:ind w:left="1440"/>
+      </w:pPr>
+      <w:r>
+        <w:rPr>
+          <w:lang w:val="en_US" w:bidi="en_US"/>
+        </w:rPr>
+      </w:r>
+      <w:r>
+        <w:rPr>
+          <w:lang w:val="en_US" w:bidi="en_US"/>
+        </w:rPr>
+        <w:t xml:space="preserve">Book Four includes </w:t>
+      </w:r>
+      <w:hyperlink r:id="rId22">
+        <w:r>
+          <w:rPr>
+            <w:lang w:val="en_US" w:bidi="en_US"/>
+          </w:rPr>
+          <w:rPr>
+            <w:color w:val="0000EE"/>
+            <w:u w:val="single"/>
+          </w:rPr>
+          <w:t>Psalms 90–106</w:t>
+        </w:r>
+      </w:hyperlink>
+      <w:r>
+        <w:rPr>
+          <w:lang w:val="en_US" w:bidi="en_US"/>
+        </w:rPr>
+        <w:t xml:space="preserve"> and ends with a doxology in </w:t>
+      </w:r>
+      <w:hyperlink r:id="rId23">
+        <w:r>
+          <w:rPr>
+            <w:lang w:val="en_US" w:bidi="en_US"/>
+          </w:rPr>
+          <w:rPr>
+            <w:color w:val="0000EE"/>
+            <w:u w:val="single"/>
+          </w:rPr>
+          <w:t>106:48</w:t>
+        </w:r>
+      </w:hyperlink>
+      <w:r>
+        <w:rPr>
+          <w:lang w:val="en_US" w:bidi="en_US"/>
+        </w:rPr>
+        <w:t xml:space="preserve">. </w:t>
+      </w:r>
+    </w:p>
+    <w:p>
+      <w:pPr>
+        <w:pStyle w:val="ListBullet"/>
+        <w:spacing w:line="240" w:lineRule="auto"/>
+        <w:ind w:left="1440"/>
+      </w:pPr>
+      <w:r>
+        <w:rPr>
+          <w:lang w:val="en_US" w:bidi="en_US"/>
+        </w:rPr>
+      </w:r>
+      <w:r>
+        <w:rPr>
+          <w:lang w:val="en_US" w:bidi="en_US"/>
+        </w:rPr>
+        <w:t xml:space="preserve">Book Five includes </w:t>
+      </w:r>
+      <w:hyperlink r:id="rId24">
+        <w:r>
+          <w:rPr>
+            <w:lang w:val="en_US" w:bidi="en_US"/>
+          </w:rPr>
+          <w:rPr>
+            <w:color w:val="0000EE"/>
+            <w:u w:val="single"/>
+          </w:rPr>
+          <w:t>Psalms 107–150</w:t>
+        </w:r>
+      </w:hyperlink>
+      <w:r>
+        <w:rPr>
+          <w:lang w:val="en_US" w:bidi="en_US"/>
+        </w:rPr>
+        <w:t xml:space="preserve"> and does not end with a doxology.</w:t>
+      </w:r>
+    </w:p>
+    <w:p>
+      <w:pPr>
+        <w:pStyle w:val="ListNumber"/>
+        <w:numPr>
+          <w:ilvl w:val="0"/>
+          <w:numId w:val="17"/>
+        </w:numPr>
+        <w:spacing w:line="240" w:lineRule="auto"/>
+        <w:ind w:left="720"/>
+      </w:pPr>
+      <w:r>
+        <w:rPr>
+          <w:lang w:val="en_US" w:bidi="en_US"/>
+        </w:rPr>
+      </w:r>
+      <w:r>
+        <w:rPr>
+          <w:lang w:val="en_US" w:bidi="en_US"/>
+        </w:rPr>
+        <w:t>Books One (</w:t>
+      </w:r>
+      <w:hyperlink r:id="rId16">
+        <w:r>
+          <w:rPr>
+            <w:lang w:val="en_US" w:bidi="en_US"/>
+          </w:rPr>
+          <w:rPr>
+            <w:color w:val="0000EE"/>
+            <w:u w:val="single"/>
+          </w:rPr>
+          <w:t>Psalms 1–41</w:t>
+        </w:r>
+      </w:hyperlink>
+      <w:r>
+        <w:rPr>
+          <w:lang w:val="en_US" w:bidi="en_US"/>
+        </w:rPr>
+        <w:t>) and Two (</w:t>
+      </w:r>
+      <w:hyperlink r:id="rId18">
+        <w:r>
+          <w:rPr>
+            <w:lang w:val="en_US" w:bidi="en_US"/>
+          </w:rPr>
+          <w:rPr>
+            <w:color w:val="0000EE"/>
+            <w:u w:val="single"/>
+          </w:rPr>
+          <w:t>Psalms 42–72</w:t>
+        </w:r>
+      </w:hyperlink>
+      <w:r>
+        <w:rPr>
+          <w:lang w:val="en_US" w:bidi="en_US"/>
+        </w:rPr>
+        <w:t>) form the first major stage in the development of the Psalter. Book One is made up mostly of psalms by David (</w:t>
+      </w:r>
+      <w:hyperlink r:id="rId25">
+        <w:r>
+          <w:rPr>
+            <w:lang w:val="en_US" w:bidi="en_US"/>
+          </w:rPr>
+          <w:rPr>
+            <w:color w:val="0000EE"/>
+            <w:u w:val="single"/>
+          </w:rPr>
+          <w:t>Psalms 3–32</w:t>
+        </w:r>
+      </w:hyperlink>
+      <w:r>
+        <w:rPr>
+          <w:lang w:val="en_US" w:bidi="en_US"/>
+        </w:rPr>
+        <w:t xml:space="preserve">; </w:t>
+      </w:r>
+      <w:hyperlink r:id="rId26">
+        <w:r>
+          <w:rPr>
+            <w:lang w:val="en_US" w:bidi="en_US"/>
+          </w:rPr>
+          <w:rPr>
+            <w:color w:val="0000EE"/>
+            <w:u w:val="single"/>
+          </w:rPr>
+          <w:t>34–41</w:t>
+        </w:r>
+      </w:hyperlink>
+      <w:r>
+        <w:rPr>
+          <w:lang w:val="en_US" w:bidi="en_US"/>
+        </w:rPr>
+        <w:t>). In Book Two, psalms by other authors appear alongside David's. These include:</w:t>
+      </w:r>
+    </w:p>
+    <w:p>
+      <w:pPr>
+        <w:pStyle w:val="ListBullet"/>
+        <w:spacing w:line="240" w:lineRule="auto"/>
+        <w:ind w:left="1440"/>
+      </w:pPr>
+      <w:r>
+        <w:rPr>
+          <w:lang w:val="en_US" w:bidi="en_US"/>
+        </w:rPr>
+      </w:r>
+      <w:r>
+        <w:rPr>
+          <w:lang w:val="en_US" w:bidi="en_US"/>
+        </w:rPr>
+        <w:t>the descendants of Korah (</w:t>
+      </w:r>
+      <w:hyperlink r:id="rId27">
+        <w:r>
+          <w:rPr>
+            <w:lang w:val="en_US" w:bidi="en_US"/>
+          </w:rPr>
+          <w:rPr>
+            <w:color w:val="0000EE"/>
+            <w:u w:val="single"/>
+          </w:rPr>
+          <w:t>Psalms 42–49</w:t>
+        </w:r>
+      </w:hyperlink>
+      <w:r>
+        <w:rPr>
+          <w:lang w:val="en_US" w:bidi="en_US"/>
+        </w:rPr>
+        <w:t xml:space="preserve">), </w:t>
+      </w:r>
+    </w:p>
+    <w:p>
+      <w:pPr>
+        <w:pStyle w:val="ListBullet"/>
+        <w:spacing w:line="240" w:lineRule="auto"/>
+        <w:ind w:left="1440"/>
+      </w:pPr>
+      <w:r>
+        <w:rPr>
+          <w:lang w:val="en_US" w:bidi="en_US"/>
+        </w:rPr>
+      </w:r>
+      <w:r>
+        <w:rPr>
+          <w:lang w:val="en_US" w:bidi="en_US"/>
+        </w:rPr>
+        <w:t>Asaph (</w:t>
+      </w:r>
+      <w:hyperlink r:id="rId28">
+        <w:r>
+          <w:rPr>
+            <w:lang w:val="en_US" w:bidi="en_US"/>
+          </w:rPr>
+          <w:rPr>
+            <w:color w:val="0000EE"/>
+            <w:u w:val="single"/>
+          </w:rPr>
+          <w:t>Psalm 50</w:t>
+        </w:r>
+      </w:hyperlink>
+      <w:r>
+        <w:rPr>
+          <w:lang w:val="en_US" w:bidi="en_US"/>
+        </w:rPr>
+        <w:t xml:space="preserve">), </w:t>
+      </w:r>
+    </w:p>
+    <w:p>
+      <w:pPr>
+        <w:pStyle w:val="ListBullet"/>
+        <w:spacing w:line="240" w:lineRule="auto"/>
+        <w:ind w:left="1440"/>
+      </w:pPr>
+      <w:r>
+        <w:rPr>
+          <w:lang w:val="en_US" w:bidi="en_US"/>
+        </w:rPr>
+      </w:r>
+      <w:r>
+        <w:rPr>
+          <w:lang w:val="en_US" w:bidi="en_US"/>
+        </w:rPr>
+        <w:t>David (</w:t>
+      </w:r>
+      <w:hyperlink r:id="rId29">
+        <w:r>
+          <w:rPr>
+            <w:lang w:val="en_US" w:bidi="en_US"/>
+          </w:rPr>
+          <w:rPr>
+            <w:color w:val="0000EE"/>
+            <w:u w:val="single"/>
+          </w:rPr>
+          <w:t>Psalms 51–65</w:t>
+        </w:r>
+      </w:hyperlink>
+      <w:r>
+        <w:rPr>
+          <w:lang w:val="en_US" w:bidi="en_US"/>
+        </w:rPr>
+        <w:t xml:space="preserve"> and </w:t>
+      </w:r>
+      <w:hyperlink r:id="rId30">
+        <w:r>
+          <w:rPr>
+            <w:lang w:val="en_US" w:bidi="en_US"/>
+          </w:rPr>
+          <w:rPr>
+            <w:color w:val="0000EE"/>
+            <w:u w:val="single"/>
+          </w:rPr>
+          <w:t>68–70</w:t>
+        </w:r>
+      </w:hyperlink>
+      <w:r>
+        <w:rPr>
+          <w:lang w:val="en_US" w:bidi="en_US"/>
+        </w:rPr>
+        <w:t xml:space="preserve">), </w:t>
+      </w:r>
+    </w:p>
+    <w:p>
+      <w:pPr>
+        <w:pStyle w:val="ListBullet"/>
+        <w:spacing w:line="240" w:lineRule="auto"/>
+        <w:ind w:left="1440"/>
+      </w:pPr>
+      <w:r>
+        <w:rPr>
+          <w:lang w:val="en_US" w:bidi="en_US"/>
+        </w:rPr>
+      </w:r>
+      <w:r>
+        <w:rPr>
+          <w:lang w:val="en_US" w:bidi="en_US"/>
+        </w:rPr>
+        <w:t>and Solomon (</w:t>
+      </w:r>
+      <w:hyperlink r:id="rId31">
+        <w:r>
+          <w:rPr>
+            <w:lang w:val="en_US" w:bidi="en_US"/>
+          </w:rPr>
+          <w:rPr>
+            <w:color w:val="0000EE"/>
+            <w:u w:val="single"/>
+          </w:rPr>
+          <w:t>Psalm 72</w:t>
+        </w:r>
+      </w:hyperlink>
+      <w:r>
+        <w:rPr>
+          <w:lang w:val="en_US" w:bidi="en_US"/>
+        </w:rPr>
+        <w:t xml:space="preserve">). </w:t>
+      </w:r>
+    </w:p>
+    <w:p>
+      <w:pPr/>
+      <w:r>
+        <w:rPr>
+          <w:lang w:val="en_US" w:bidi="en_US"/>
+        </w:rPr>
+      </w:r>
+      <w:r>
+        <w:rPr>
+          <w:lang w:val="en_US" w:bidi="en_US"/>
+        </w:rPr>
+        <w:t>This shift shows a change in emphasis. David is no longer the only model and teacher. Other voices and perspectives are also included.</w:t>
+      </w:r>
+    </w:p>
+    <w:p>
+      <w:pPr/>
+      <w:r>
+        <w:rPr>
+          <w:lang w:val="en_US" w:bidi="en_US"/>
+        </w:rPr>
+      </w:r>
+      <w:r>
+        <w:rPr>
+          <w:lang w:val="en_US" w:bidi="en_US"/>
+        </w:rPr>
+        <w:t>At the end of Book Two, the editor adds this comment: “</w:t>
+      </w:r>
+      <w:r>
+        <w:rPr>
+          <w:lang w:val="en_US" w:bidi="en_US"/>
+        </w:rPr>
+        <w:t>Thus conclude the prayers of David son of Jesse</w:t>
+      </w:r>
+      <w:r>
+        <w:rPr>
+          <w:lang w:val="en_US" w:bidi="en_US"/>
+        </w:rPr>
+        <w:t>” (</w:t>
+      </w:r>
+      <w:hyperlink r:id="rId32">
+        <w:r>
+          <w:rPr>
+            <w:lang w:val="en_US" w:bidi="en_US"/>
+          </w:rPr>
+          <w:rPr>
+            <w:color w:val="0000EE"/>
+            <w:u w:val="single"/>
+          </w:rPr>
+          <w:t>72:20</w:t>
+        </w:r>
+      </w:hyperlink>
+      <w:r>
+        <w:rPr>
+          <w:lang w:val="en_US" w:bidi="en_US"/>
+        </w:rPr>
+        <w:t>). This note remained in the book even after Books Three, Four, and Five were added, including additional psalms attributed to David.</w:t>
+      </w:r>
+    </w:p>
+    <w:p>
+      <w:pPr>
+        <w:pStyle w:val="ListNumber"/>
+        <w:numPr>
+          <w:ilvl w:val="0"/>
+          <w:numId w:val="18"/>
+        </w:numPr>
+        <w:spacing w:line="240" w:lineRule="auto"/>
+        <w:ind w:left="720"/>
+      </w:pPr>
+      <w:r>
+        <w:rPr>
+          <w:lang w:val="en_US" w:bidi="en_US"/>
+        </w:rPr>
+      </w:r>
+      <w:r>
+        <w:rPr>
+          <w:lang w:val="en_US" w:bidi="en_US"/>
+        </w:rPr>
+        <w:t>Book Three (</w:t>
+      </w:r>
+      <w:hyperlink r:id="rId20">
+        <w:r>
+          <w:rPr>
+            <w:lang w:val="en_US" w:bidi="en_US"/>
+          </w:rPr>
+          <w:rPr>
+            <w:color w:val="0000EE"/>
+            <w:u w:val="single"/>
+          </w:rPr>
+          <w:t>Psalms 73–89</w:t>
+        </w:r>
+      </w:hyperlink>
+      <w:r>
+        <w:rPr>
+          <w:lang w:val="en_US" w:bidi="en_US"/>
+        </w:rPr>
+        <w:t xml:space="preserve">) shares several features with Book Two. Like Book Two, it often uses the name </w:t>
+      </w:r>
+      <w:r>
+        <w:rPr>
+          <w:i/>
+          <w:lang w:val="en_US" w:bidi="en_US"/>
+        </w:rPr>
+        <w:t>Elohim</w:t>
+      </w:r>
+      <w:r>
+        <w:rPr>
+          <w:lang w:val="en_US" w:bidi="en_US"/>
+        </w:rPr>
+        <w:t xml:space="preserve"> (a Hebrew name for God) in speaking about God (</w:t>
+      </w:r>
+      <w:hyperlink r:id="rId20">
+        <w:r>
+          <w:rPr>
+            <w:lang w:val="en_US" w:bidi="en_US"/>
+          </w:rPr>
+          <w:rPr>
+            <w:color w:val="0000EE"/>
+            <w:u w:val="single"/>
+          </w:rPr>
+          <w:t>Psalms 73–89</w:t>
+        </w:r>
+      </w:hyperlink>
+      <w:r>
+        <w:rPr>
+          <w:lang w:val="en_US" w:bidi="en_US"/>
+        </w:rPr>
+        <w:t xml:space="preserve">; </w:t>
+      </w:r>
+      <w:hyperlink r:id="rId33">
+        <w:r>
+          <w:rPr>
+            <w:lang w:val="en_US" w:bidi="en_US"/>
+          </w:rPr>
+          <w:rPr>
+            <w:color w:val="0000EE"/>
+            <w:u w:val="single"/>
+          </w:rPr>
+          <w:t>Psalms 42–83</w:t>
+        </w:r>
+      </w:hyperlink>
+      <w:r>
+        <w:rPr>
+          <w:lang w:val="en_US" w:bidi="en_US"/>
+        </w:rPr>
+        <w:t>). It also includes psalms from different authors, including:</w:t>
+      </w:r>
+    </w:p>
+    <w:p>
+      <w:pPr>
+        <w:pStyle w:val="ListBullet"/>
+        <w:spacing w:line="240" w:lineRule="auto"/>
+        <w:ind w:left="1440"/>
+      </w:pPr>
+      <w:r>
+        <w:rPr>
+          <w:lang w:val="en_US" w:bidi="en_US"/>
+        </w:rPr>
+      </w:r>
+      <w:r>
+        <w:rPr>
+          <w:lang w:val="en_US" w:bidi="en_US"/>
+        </w:rPr>
+        <w:t>Asaph (</w:t>
+      </w:r>
+      <w:hyperlink r:id="rId34">
+        <w:r>
+          <w:rPr>
+            <w:lang w:val="en_US" w:bidi="en_US"/>
+          </w:rPr>
+          <w:rPr>
+            <w:color w:val="0000EE"/>
+            <w:u w:val="single"/>
+          </w:rPr>
+          <w:t>Psalms 73–83</w:t>
+        </w:r>
+      </w:hyperlink>
+      <w:r>
+        <w:rPr>
+          <w:lang w:val="en_US" w:bidi="en_US"/>
+        </w:rPr>
+        <w:t xml:space="preserve">), </w:t>
+      </w:r>
+    </w:p>
+    <w:p>
+      <w:pPr>
+        <w:pStyle w:val="ListBullet"/>
+        <w:spacing w:line="240" w:lineRule="auto"/>
+        <w:ind w:left="1440"/>
+      </w:pPr>
+      <w:r>
+        <w:rPr>
+          <w:lang w:val="en_US" w:bidi="en_US"/>
+        </w:rPr>
+      </w:r>
+      <w:r>
+        <w:rPr>
+          <w:lang w:val="en_US" w:bidi="en_US"/>
+        </w:rPr>
+        <w:t>those descended from Korah (</w:t>
+      </w:r>
+      <w:hyperlink r:id="rId35">
+        <w:r>
+          <w:rPr>
+            <w:lang w:val="en_US" w:bidi="en_US"/>
+          </w:rPr>
+          <w:rPr>
+            <w:color w:val="0000EE"/>
+            <w:u w:val="single"/>
+          </w:rPr>
+          <w:t>Psalms 84–85</w:t>
+        </w:r>
+      </w:hyperlink>
+      <w:r>
+        <w:rPr>
+          <w:lang w:val="en_US" w:bidi="en_US"/>
+        </w:rPr>
+        <w:t xml:space="preserve"> and </w:t>
+      </w:r>
+      <w:hyperlink r:id="rId36">
+        <w:r>
+          <w:rPr>
+            <w:lang w:val="en_US" w:bidi="en_US"/>
+          </w:rPr>
+          <w:rPr>
+            <w:color w:val="0000EE"/>
+            <w:u w:val="single"/>
+          </w:rPr>
+          <w:t>87–88</w:t>
+        </w:r>
+      </w:hyperlink>
+      <w:r>
+        <w:rPr>
+          <w:lang w:val="en_US" w:bidi="en_US"/>
+        </w:rPr>
+        <w:t xml:space="preserve">), and </w:t>
+      </w:r>
+    </w:p>
+    <w:p>
+      <w:pPr>
+        <w:pStyle w:val="ListBullet"/>
+        <w:spacing w:line="240" w:lineRule="auto"/>
+        <w:ind w:left="1440"/>
+      </w:pPr>
+      <w:r>
+        <w:rPr>
+          <w:lang w:val="en_US" w:bidi="en_US"/>
+        </w:rPr>
+      </w:r>
+      <w:r>
+        <w:rPr>
+          <w:lang w:val="en_US" w:bidi="en_US"/>
+        </w:rPr>
+        <w:t>David (</w:t>
+      </w:r>
+      <w:hyperlink r:id="rId37">
+        <w:r>
+          <w:rPr>
+            <w:lang w:val="en_US" w:bidi="en_US"/>
+          </w:rPr>
+          <w:rPr>
+            <w:color w:val="0000EE"/>
+            <w:u w:val="single"/>
+          </w:rPr>
+          <w:t>Psalm 86</w:t>
+        </w:r>
+      </w:hyperlink>
+      <w:r>
+        <w:rPr>
+          <w:lang w:val="en_US" w:bidi="en_US"/>
+        </w:rPr>
+        <w:t xml:space="preserve">). </w:t>
+      </w:r>
+    </w:p>
+    <w:p>
+      <w:pPr/>
+      <w:r>
+        <w:rPr>
+          <w:lang w:val="en_US" w:bidi="en_US"/>
+        </w:rPr>
+      </w:r>
+      <w:hyperlink r:id="rId38">
+        <w:r>
+          <w:rPr>
+            <w:lang w:val="en_US" w:bidi="en_US"/>
+          </w:rPr>
+          <w:rPr>
+            <w:color w:val="0000EE"/>
+            <w:u w:val="single"/>
+          </w:rPr>
+          <w:t>Psalm 73</w:t>
+        </w:r>
+      </w:hyperlink>
+      <w:r>
+        <w:rPr>
+          <w:lang w:val="en_US" w:bidi="en_US"/>
+        </w:rPr>
+        <w:t xml:space="preserve">, which begins Book Three, raises questions about God's justice and power. These questions challenge the hopeful picture of the Messiah's kingdom presented in </w:t>
+      </w:r>
+      <w:hyperlink r:id="rId31">
+        <w:r>
+          <w:rPr>
+            <w:lang w:val="en_US" w:bidi="en_US"/>
+          </w:rPr>
+          <w:rPr>
+            <w:color w:val="0000EE"/>
+            <w:u w:val="single"/>
+          </w:rPr>
+          <w:t>Psalm 72</w:t>
+        </w:r>
+      </w:hyperlink>
+      <w:r>
+        <w:rPr>
+          <w:lang w:val="en_US" w:bidi="en_US"/>
+        </w:rPr>
+        <w:t xml:space="preserve">, the final psalm of Book Two. Similar questions appear again in </w:t>
+      </w:r>
+      <w:hyperlink r:id="rId39">
+        <w:r>
+          <w:rPr>
+            <w:lang w:val="en_US" w:bidi="en_US"/>
+          </w:rPr>
+          <w:rPr>
+            <w:color w:val="0000EE"/>
+            <w:u w:val="single"/>
+          </w:rPr>
+          <w:t>Psalm 89</w:t>
+        </w:r>
+      </w:hyperlink>
+      <w:r>
+        <w:rPr>
+          <w:lang w:val="en_US" w:bidi="en_US"/>
+        </w:rPr>
+        <w:t>, which closes Book Three.</w:t>
+      </w:r>
+    </w:p>
+    <w:p>
+      <w:pPr>
+        <w:pStyle w:val="ListNumber"/>
+        <w:numPr>
+          <w:ilvl w:val="0"/>
+          <w:numId w:val="19"/>
+        </w:numPr>
+        <w:spacing w:line="240" w:lineRule="auto"/>
+        <w:ind w:left="720"/>
+      </w:pPr>
+      <w:r>
+        <w:rPr>
+          <w:lang w:val="en_US" w:bidi="en_US"/>
+        </w:rPr>
+      </w:r>
+      <w:r>
+        <w:rPr>
+          <w:lang w:val="en_US" w:bidi="en_US"/>
+        </w:rPr>
+        <w:t>The psalms in Book Four (</w:t>
+      </w:r>
+      <w:hyperlink r:id="rId22">
+        <w:r>
+          <w:rPr>
+            <w:lang w:val="en_US" w:bidi="en_US"/>
+          </w:rPr>
+          <w:rPr>
+            <w:color w:val="0000EE"/>
+            <w:u w:val="single"/>
+          </w:rPr>
+          <w:t>Psalms 90–106</w:t>
+        </w:r>
+      </w:hyperlink>
+      <w:r>
+        <w:rPr>
+          <w:lang w:val="en_US" w:bidi="en_US"/>
+        </w:rPr>
+        <w:t xml:space="preserve">) address questions that arose during the exile, when it seemed that God's covenant with David had come to an end (see </w:t>
+      </w:r>
+      <w:hyperlink r:id="rId39">
+        <w:r>
+          <w:rPr>
+            <w:lang w:val="en_US" w:bidi="en_US"/>
+          </w:rPr>
+          <w:rPr>
+            <w:color w:val="0000EE"/>
+            <w:u w:val="single"/>
+          </w:rPr>
+          <w:t>Psalm 89</w:t>
+        </w:r>
+      </w:hyperlink>
+      <w:r>
+        <w:rPr>
+          <w:lang w:val="en_US" w:bidi="en_US"/>
+        </w:rPr>
+        <w:t xml:space="preserve">). In response to this crisis, several psalms encourage people to grow in character and faithfulness to God (see </w:t>
+      </w:r>
+      <w:hyperlink r:id="rId40">
+        <w:r>
+          <w:rPr>
+            <w:lang w:val="en_US" w:bidi="en_US"/>
+          </w:rPr>
+          <w:rPr>
+            <w:color w:val="0000EE"/>
+            <w:u w:val="single"/>
+          </w:rPr>
+          <w:t>Psalms 91–92</w:t>
+        </w:r>
+      </w:hyperlink>
+      <w:r>
+        <w:rPr>
+          <w:lang w:val="en_US" w:bidi="en_US"/>
+        </w:rPr>
+        <w:t xml:space="preserve">). </w:t>
+        <w:br/>
+      </w:r>
+      <w:r>
+        <w:rPr>
+          <w:lang w:val="en_US" w:bidi="en_US"/>
+        </w:rPr>
+        <w:t>Many psalms in this section present God as the true and faithful King whose rule extends over all creation (</w:t>
+      </w:r>
+      <w:hyperlink r:id="rId41">
+        <w:r>
+          <w:rPr>
+            <w:lang w:val="en_US" w:bidi="en_US"/>
+          </w:rPr>
+          <w:rPr>
+            <w:color w:val="0000EE"/>
+            <w:u w:val="single"/>
+          </w:rPr>
+          <w:t>Psalms 93–100</w:t>
+        </w:r>
+      </w:hyperlink>
+      <w:r>
+        <w:rPr>
+          <w:lang w:val="en_US" w:bidi="en_US"/>
+        </w:rPr>
+        <w:t xml:space="preserve">). </w:t>
+        <w:br/>
+      </w:r>
+      <w:r>
+        <w:rPr>
+          <w:lang w:val="en_US" w:bidi="en_US"/>
+        </w:rPr>
+        <w:t>God still loves his people, described as the flock of his pasture (</w:t>
+      </w:r>
+      <w:hyperlink r:id="rId42">
+        <w:r>
+          <w:rPr>
+            <w:lang w:val="en_US" w:bidi="en_US"/>
+          </w:rPr>
+          <w:rPr>
+            <w:color w:val="0000EE"/>
+            <w:u w:val="single"/>
+          </w:rPr>
+          <w:t>Psalm 100</w:t>
+        </w:r>
+      </w:hyperlink>
+      <w:r>
+        <w:rPr>
+          <w:lang w:val="en_US" w:bidi="en_US"/>
+        </w:rPr>
+        <w:t>). At the same time, they must listen to and obey him (</w:t>
+      </w:r>
+      <w:hyperlink r:id="rId43">
+        <w:r>
+          <w:rPr>
+            <w:lang w:val="en_US" w:bidi="en_US"/>
+          </w:rPr>
+          <w:rPr>
+            <w:color w:val="0000EE"/>
+            <w:u w:val="single"/>
+          </w:rPr>
+          <w:t>Psalms 95</w:t>
+        </w:r>
+      </w:hyperlink>
+      <w:r>
+        <w:rPr>
+          <w:lang w:val="en_US" w:bidi="en_US"/>
+        </w:rPr>
+        <w:t xml:space="preserve">; </w:t>
+      </w:r>
+      <w:hyperlink r:id="rId42">
+        <w:r>
+          <w:rPr>
+            <w:lang w:val="en_US" w:bidi="en_US"/>
+          </w:rPr>
+          <w:rPr>
+            <w:color w:val="0000EE"/>
+            <w:u w:val="single"/>
+          </w:rPr>
+          <w:t>100</w:t>
+        </w:r>
+      </w:hyperlink>
+      <w:r>
+        <w:rPr>
+          <w:lang w:val="en_US" w:bidi="en_US"/>
+        </w:rPr>
+        <w:t xml:space="preserve">). </w:t>
+        <w:br/>
+      </w:r>
+      <w:r>
+        <w:rPr>
+          <w:lang w:val="en_US" w:bidi="en_US"/>
+        </w:rPr>
+        <w:t xml:space="preserve">God forgives his people, and his compassion assures those in exile that he still cares for them. The review of Israel's history (from creation to the Exile) in </w:t>
+      </w:r>
+      <w:hyperlink r:id="rId44">
+        <w:r>
+          <w:rPr>
+            <w:lang w:val="en_US" w:bidi="en_US"/>
+          </w:rPr>
+          <w:rPr>
+            <w:color w:val="0000EE"/>
+            <w:u w:val="single"/>
+          </w:rPr>
+          <w:t xml:space="preserve">Psalms 104–106 </w:t>
+        </w:r>
+      </w:hyperlink>
+      <w:r>
+        <w:rPr>
+          <w:lang w:val="en_US" w:bidi="en_US"/>
+        </w:rPr>
+        <w:t>focuses on both God's wisdom and Israel's repeated failures. This history helps explain why the exile took place.</w:t>
+      </w:r>
+    </w:p>
+    <w:p>
+      <w:pPr>
+        <w:pStyle w:val="ListNumber"/>
+        <w:spacing w:line="240" w:lineRule="auto"/>
+        <w:ind w:left="720"/>
+      </w:pPr>
+      <w:r>
+        <w:rPr>
+          <w:lang w:val="en_US" w:bidi="en_US"/>
+        </w:rPr>
+      </w:r>
+      <w:r>
+        <w:rPr>
+          <w:lang w:val="en_US" w:bidi="en_US"/>
+        </w:rPr>
+        <w:t xml:space="preserve">The blessing in </w:t>
+      </w:r>
+      <w:hyperlink r:id="rId23">
+        <w:r>
+          <w:rPr>
+            <w:lang w:val="en_US" w:bidi="en_US"/>
+          </w:rPr>
+          <w:rPr>
+            <w:color w:val="0000EE"/>
+            <w:u w:val="single"/>
+          </w:rPr>
+          <w:t>Psalm 106:48</w:t>
+        </w:r>
+      </w:hyperlink>
+      <w:r>
+        <w:rPr>
+          <w:lang w:val="en_US" w:bidi="en_US"/>
+        </w:rPr>
+        <w:t xml:space="preserve"> also appears in </w:t>
+      </w:r>
+      <w:hyperlink r:id="rId45">
+        <w:r>
+          <w:rPr>
+            <w:lang w:val="en_US" w:bidi="en_US"/>
+          </w:rPr>
+          <w:rPr>
+            <w:color w:val="0000EE"/>
+            <w:u w:val="single"/>
+          </w:rPr>
+          <w:t>1 Chronicles 16:36</w:t>
+        </w:r>
+      </w:hyperlink>
+      <w:r>
+        <w:rPr>
+          <w:lang w:val="en_US" w:bidi="en_US"/>
+        </w:rPr>
+        <w:t>. This might suggest that Book Four was completed after the exile, around the time when the book of Chronicles was compiled.</w:t>
+      </w:r>
+    </w:p>
+    <w:p>
+      <w:pPr>
+        <w:pStyle w:val="ListNumber"/>
+        <w:spacing w:line="240" w:lineRule="auto"/>
+        <w:ind w:left="720"/>
+      </w:pPr>
+      <w:r>
+        <w:rPr>
+          <w:lang w:val="en_US" w:bidi="en_US"/>
+        </w:rPr>
+      </w:r>
+      <w:r>
+        <w:rPr>
+          <w:lang w:val="en_US" w:bidi="en_US"/>
+        </w:rPr>
+        <w:t>Book Five (</w:t>
+      </w:r>
+      <w:hyperlink r:id="rId24">
+        <w:r>
+          <w:rPr>
+            <w:lang w:val="en_US" w:bidi="en_US"/>
+          </w:rPr>
+          <w:rPr>
+            <w:color w:val="0000EE"/>
+            <w:u w:val="single"/>
+          </w:rPr>
+          <w:t>Psalms 107–150</w:t>
+        </w:r>
+      </w:hyperlink>
+      <w:r>
+        <w:rPr>
+          <w:lang w:val="en_US" w:bidi="en_US"/>
+        </w:rPr>
+        <w:t xml:space="preserve">) includes a number of smaller collections: </w:t>
+      </w:r>
+    </w:p>
+    <w:p>
+      <w:pPr>
+        <w:pStyle w:val="ListBullet"/>
+        <w:spacing w:line="240" w:lineRule="auto"/>
+        <w:ind w:left="1440"/>
+      </w:pPr>
+      <w:r>
+        <w:rPr>
+          <w:lang w:val="en_US" w:bidi="en_US"/>
+        </w:rPr>
+      </w:r>
+      <w:r>
+        <w:rPr>
+          <w:lang w:val="en_US" w:bidi="en_US"/>
+        </w:rPr>
+        <w:t xml:space="preserve">the </w:t>
+      </w:r>
+      <w:r>
+        <w:rPr>
+          <w:i/>
+          <w:lang w:val="en_US" w:bidi="en_US"/>
+        </w:rPr>
+        <w:t>Egyptian Hallel</w:t>
+      </w:r>
+      <w:r>
+        <w:rPr>
+          <w:lang w:val="en_US" w:bidi="en_US"/>
+        </w:rPr>
+        <w:t xml:space="preserve"> (</w:t>
+      </w:r>
+      <w:hyperlink r:id="rId46">
+        <w:r>
+          <w:rPr>
+            <w:lang w:val="en_US" w:bidi="en_US"/>
+          </w:rPr>
+          <w:rPr>
+            <w:color w:val="0000EE"/>
+            <w:u w:val="single"/>
+          </w:rPr>
+          <w:t>Psalms 113–118</w:t>
+        </w:r>
+      </w:hyperlink>
+      <w:r>
+        <w:rPr>
+          <w:lang w:val="en_US" w:bidi="en_US"/>
+        </w:rPr>
+        <w:t>);</w:t>
+      </w:r>
+    </w:p>
+    <w:p>
+      <w:pPr>
+        <w:pStyle w:val="ListBullet"/>
+        <w:spacing w:line="240" w:lineRule="auto"/>
+        <w:ind w:left="1440"/>
+      </w:pPr>
+      <w:r>
+        <w:rPr>
+          <w:lang w:val="en_US" w:bidi="en_US"/>
+        </w:rPr>
+      </w:r>
+      <w:r>
+        <w:rPr>
+          <w:lang w:val="en_US" w:bidi="en_US"/>
+        </w:rPr>
+        <w:t xml:space="preserve">the </w:t>
+      </w:r>
+      <w:r>
+        <w:rPr>
+          <w:i/>
+          <w:lang w:val="en_US" w:bidi="en_US"/>
+        </w:rPr>
+        <w:t>Torah Psalm</w:t>
+      </w:r>
+      <w:r>
+        <w:rPr>
+          <w:lang w:val="en_US" w:bidi="en_US"/>
+        </w:rPr>
+        <w:t xml:space="preserve"> (</w:t>
+      </w:r>
+      <w:hyperlink r:id="rId47">
+        <w:r>
+          <w:rPr>
+            <w:lang w:val="en_US" w:bidi="en_US"/>
+          </w:rPr>
+          <w:rPr>
+            <w:color w:val="0000EE"/>
+            <w:u w:val="single"/>
+          </w:rPr>
+          <w:t>Psalm 119</w:t>
+        </w:r>
+      </w:hyperlink>
+      <w:r>
+        <w:rPr>
+          <w:lang w:val="en_US" w:bidi="en_US"/>
+        </w:rPr>
+        <w:t>);</w:t>
+      </w:r>
+    </w:p>
+    <w:p>
+      <w:pPr>
+        <w:pStyle w:val="ListBullet"/>
+        <w:spacing w:line="240" w:lineRule="auto"/>
+        <w:ind w:left="1440"/>
+      </w:pPr>
+      <w:r>
+        <w:rPr>
+          <w:lang w:val="en_US" w:bidi="en_US"/>
+        </w:rPr>
+      </w:r>
+      <w:r>
+        <w:rPr>
+          <w:lang w:val="en_US" w:bidi="en_US"/>
+        </w:rPr>
+        <w:t xml:space="preserve">the </w:t>
+      </w:r>
+      <w:r>
+        <w:rPr>
+          <w:i/>
+          <w:lang w:val="en_US" w:bidi="en_US"/>
+        </w:rPr>
+        <w:t>Great Hallel</w:t>
+      </w:r>
+      <w:r>
+        <w:rPr>
+          <w:lang w:val="en_US" w:bidi="en_US"/>
+        </w:rPr>
+        <w:t xml:space="preserve"> (</w:t>
+      </w:r>
+      <w:hyperlink r:id="rId48">
+        <w:r>
+          <w:rPr>
+            <w:lang w:val="en_US" w:bidi="en_US"/>
+          </w:rPr>
+          <w:rPr>
+            <w:color w:val="0000EE"/>
+            <w:u w:val="single"/>
+          </w:rPr>
+          <w:t>Psalms 120–136</w:t>
+        </w:r>
+      </w:hyperlink>
+      <w:r>
+        <w:rPr>
+          <w:lang w:val="en_US" w:bidi="en_US"/>
+        </w:rPr>
+        <w:t xml:space="preserve">), which includes the </w:t>
+      </w:r>
+      <w:r>
+        <w:rPr>
+          <w:i/>
+          <w:lang w:val="en_US" w:bidi="en_US"/>
+        </w:rPr>
+        <w:t>Songs of Ascents</w:t>
+      </w:r>
+      <w:r>
+        <w:rPr>
+          <w:lang w:val="en_US" w:bidi="en_US"/>
+        </w:rPr>
+        <w:t xml:space="preserve"> (</w:t>
+      </w:r>
+      <w:hyperlink r:id="rId49">
+        <w:r>
+          <w:rPr>
+            <w:lang w:val="en_US" w:bidi="en_US"/>
+          </w:rPr>
+          <w:rPr>
+            <w:color w:val="0000EE"/>
+            <w:u w:val="single"/>
+          </w:rPr>
+          <w:t>Psalms 120–134</w:t>
+        </w:r>
+      </w:hyperlink>
+      <w:r>
+        <w:rPr>
+          <w:lang w:val="en_US" w:bidi="en_US"/>
+        </w:rPr>
+        <w:t>);</w:t>
+      </w:r>
+    </w:p>
+    <w:p>
+      <w:pPr>
+        <w:pStyle w:val="ListBullet"/>
+        <w:spacing w:line="240" w:lineRule="auto"/>
+        <w:ind w:left="1440"/>
+      </w:pPr>
+      <w:r>
+        <w:rPr>
+          <w:lang w:val="en_US" w:bidi="en_US"/>
+        </w:rPr>
+      </w:r>
+      <w:r>
+        <w:rPr>
+          <w:lang w:val="en_US" w:bidi="en_US"/>
+        </w:rPr>
+        <w:t>eight psalms of David (</w:t>
+      </w:r>
+      <w:hyperlink r:id="rId50">
+        <w:r>
+          <w:rPr>
+            <w:lang w:val="en_US" w:bidi="en_US"/>
+          </w:rPr>
+          <w:rPr>
+            <w:color w:val="0000EE"/>
+            <w:u w:val="single"/>
+          </w:rPr>
+          <w:t>Psalms 138–145</w:t>
+        </w:r>
+      </w:hyperlink>
+      <w:r>
+        <w:rPr>
+          <w:lang w:val="en_US" w:bidi="en_US"/>
+        </w:rPr>
+        <w:t>); and</w:t>
+      </w:r>
+    </w:p>
+    <w:p>
+      <w:pPr>
+        <w:pStyle w:val="ListBullet"/>
+        <w:spacing w:line="240" w:lineRule="auto"/>
+        <w:ind w:left="1440"/>
+      </w:pPr>
+      <w:r>
+        <w:rPr>
+          <w:lang w:val="en_US" w:bidi="en_US"/>
+        </w:rPr>
+      </w:r>
+      <w:r>
+        <w:rPr>
+          <w:lang w:val="en_US" w:bidi="en_US"/>
+        </w:rPr>
+        <w:t>five concluding hymns of praise (</w:t>
+      </w:r>
+      <w:hyperlink r:id="rId51">
+        <w:r>
+          <w:rPr>
+            <w:lang w:val="en_US" w:bidi="en_US"/>
+          </w:rPr>
+          <w:rPr>
+            <w:color w:val="0000EE"/>
+            <w:u w:val="single"/>
+          </w:rPr>
+          <w:t>Psalms 146–150</w:t>
+        </w:r>
+      </w:hyperlink>
+      <w:r>
+        <w:rPr>
+          <w:lang w:val="en_US" w:bidi="en_US"/>
+        </w:rPr>
+        <w:t xml:space="preserve">). </w:t>
+      </w:r>
+    </w:p>
+    <w:p>
+      <w:pPr/>
+      <w:r>
+        <w:rPr>
+          <w:lang w:val="en_US" w:bidi="en_US"/>
+        </w:rPr>
+      </w:r>
+      <w:r>
+        <w:rPr>
+          <w:lang w:val="en_US" w:bidi="en_US"/>
+        </w:rPr>
+        <w:t xml:space="preserve">A major theme in Book Five is the movement from suffering and lament to God's rescue and praise. This pattern begins in </w:t>
+      </w:r>
+      <w:hyperlink r:id="rId52">
+        <w:r>
+          <w:rPr>
+            <w:lang w:val="en_US" w:bidi="en_US"/>
+          </w:rPr>
+          <w:rPr>
+            <w:color w:val="0000EE"/>
+            <w:u w:val="single"/>
+          </w:rPr>
+          <w:t>Psalm 107</w:t>
+        </w:r>
+      </w:hyperlink>
+      <w:r>
+        <w:rPr>
+          <w:lang w:val="en_US" w:bidi="en_US"/>
+        </w:rPr>
+        <w:t>. The final verse of that psalm (</w:t>
+      </w:r>
+      <w:hyperlink r:id="rId53">
+        <w:r>
+          <w:rPr>
+            <w:lang w:val="en_US" w:bidi="en_US"/>
+          </w:rPr>
+          <w:rPr>
+            <w:color w:val="0000EE"/>
+            <w:u w:val="single"/>
+          </w:rPr>
+          <w:t>107:43</w:t>
+        </w:r>
+      </w:hyperlink>
+      <w:r>
+        <w:rPr>
+          <w:lang w:val="en_US" w:bidi="en_US"/>
+        </w:rPr>
+        <w:t xml:space="preserve">) highlights the importance of wisdom in understanding God's ways. </w:t>
+      </w:r>
+    </w:p>
+    <w:p>
+      <w:pPr/>
+      <w:r>
+        <w:rPr>
+          <w:lang w:val="en_US" w:bidi="en_US"/>
+        </w:rPr>
+      </w:r>
+      <w:hyperlink r:id="rId47">
+        <w:r>
+          <w:rPr>
+            <w:lang w:val="en_US" w:bidi="en_US"/>
+          </w:rPr>
+          <w:rPr>
+            <w:color w:val="0000EE"/>
+            <w:u w:val="single"/>
+          </w:rPr>
+          <w:t>Psalm 119</w:t>
+        </w:r>
+      </w:hyperlink>
+      <w:r>
+        <w:rPr>
+          <w:lang w:val="en_US" w:bidi="en_US"/>
+        </w:rPr>
+        <w:t>, the longest psalm, celebrates God's wisdom and his word. The psalms that recount the Lord's care for Israel during their journey through the wilderness (</w:t>
+      </w:r>
+      <w:hyperlink r:id="rId54">
+        <w:r>
+          <w:rPr>
+            <w:lang w:val="en_US" w:bidi="en_US"/>
+          </w:rPr>
+          <w:rPr>
+            <w:color w:val="0000EE"/>
+            <w:u w:val="single"/>
+          </w:rPr>
+          <w:t>Psalms 114–118</w:t>
+        </w:r>
+      </w:hyperlink>
+      <w:r>
+        <w:rPr>
+          <w:lang w:val="en_US" w:bidi="en_US"/>
+        </w:rPr>
+        <w:t xml:space="preserve"> and </w:t>
+      </w:r>
+      <w:hyperlink r:id="rId55">
+        <w:r>
+          <w:rPr>
+            <w:lang w:val="en_US" w:bidi="en_US"/>
+          </w:rPr>
+          <w:rPr>
+            <w:color w:val="0000EE"/>
+            <w:u w:val="single"/>
+          </w:rPr>
+          <w:t>135–136</w:t>
+        </w:r>
+      </w:hyperlink>
+      <w:r>
+        <w:rPr>
+          <w:lang w:val="en_US" w:bidi="en_US"/>
+        </w:rPr>
+        <w:t>) help God's people understand David's final prayers (</w:t>
+      </w:r>
+      <w:hyperlink r:id="rId50">
+        <w:r>
+          <w:rPr>
+            <w:lang w:val="en_US" w:bidi="en_US"/>
+          </w:rPr>
+          <w:rPr>
+            <w:color w:val="0000EE"/>
+            <w:u w:val="single"/>
+          </w:rPr>
+          <w:t>Psalms 138–145</w:t>
+        </w:r>
+      </w:hyperlink>
+      <w:r>
+        <w:rPr>
+          <w:lang w:val="en_US" w:bidi="en_US"/>
+        </w:rPr>
+        <w:t xml:space="preserve">) from a new perspective. These prayers look forward to God's kingdom, especially in </w:t>
+      </w:r>
+      <w:hyperlink r:id="rId56">
+        <w:r>
+          <w:rPr>
+            <w:lang w:val="en_US" w:bidi="en_US"/>
+          </w:rPr>
+          <w:rPr>
+            <w:color w:val="0000EE"/>
+            <w:u w:val="single"/>
+          </w:rPr>
+          <w:t>Psalm 145</w:t>
+        </w:r>
+      </w:hyperlink>
+      <w:r>
+        <w:rPr>
+          <w:lang w:val="en_US" w:bidi="en_US"/>
+        </w:rPr>
+        <w:t>. The psalms of praise (</w:t>
+      </w:r>
+      <w:hyperlink r:id="rId51">
+        <w:r>
+          <w:rPr>
+            <w:lang w:val="en_US" w:bidi="en_US"/>
+          </w:rPr>
+          <w:rPr>
+            <w:color w:val="0000EE"/>
+            <w:u w:val="single"/>
+          </w:rPr>
+          <w:t>Psalms 146–150</w:t>
+        </w:r>
+      </w:hyperlink>
+      <w:r>
+        <w:rPr>
+          <w:lang w:val="en_US" w:bidi="en_US"/>
+        </w:rPr>
+        <w:t>) affirm this hope.</w:t>
+      </w:r>
+    </w:p>
+    <w:p>
+      <w:pPr>
+        <w:pStyle w:val="ListNumber"/>
+        <w:numPr>
+          <w:ilvl w:val="0"/>
+          <w:numId w:val="20"/>
+        </w:numPr>
+        <w:spacing w:line="240" w:lineRule="auto"/>
+        <w:ind w:left="720"/>
+      </w:pPr>
+      <w:r>
+        <w:rPr>
+          <w:lang w:val="en_US" w:bidi="en_US"/>
+        </w:rPr>
+      </w:r>
+      <w:r>
+        <w:rPr>
+          <w:lang w:val="en_US" w:bidi="en_US"/>
+        </w:rPr>
+        <w:t xml:space="preserve">Some psalms appear to have been expanded after they were first written. This may explain the prayer for the restoration of Zion in </w:t>
+      </w:r>
+      <w:hyperlink r:id="rId57">
+        <w:r>
+          <w:rPr>
+            <w:lang w:val="en_US" w:bidi="en_US"/>
+          </w:rPr>
+          <w:rPr>
+            <w:color w:val="0000EE"/>
+            <w:u w:val="single"/>
+          </w:rPr>
+          <w:t>51:18–19</w:t>
+        </w:r>
+      </w:hyperlink>
+      <w:r>
+        <w:rPr>
+          <w:lang w:val="en_US" w:bidi="en_US"/>
+        </w:rPr>
+        <w:t xml:space="preserve"> and the prayer for God's blessing on Jerusalem in </w:t>
+      </w:r>
+      <w:hyperlink r:id="rId58">
+        <w:r>
+          <w:rPr>
+            <w:lang w:val="en_US" w:bidi="en_US"/>
+          </w:rPr>
+          <w:rPr>
+            <w:color w:val="0000EE"/>
+            <w:u w:val="single"/>
+          </w:rPr>
+          <w:t>69:34–36</w:t>
+        </w:r>
+      </w:hyperlink>
+      <w:r>
+        <w:rPr>
+          <w:lang w:val="en_US" w:bidi="en_US"/>
+        </w:rPr>
+        <w:t>. Changes in historical circumstances may have led editors to add new sections to these psalms.</w:t>
+      </w:r>
+    </w:p>
+    <w:p>
+      <w:pPr>
+        <w:pStyle w:val="ListNumber"/>
+        <w:spacing w:line="240" w:lineRule="auto"/>
+        <w:ind w:left="720"/>
+      </w:pPr>
+      <w:r>
+        <w:rPr>
+          <w:lang w:val="en_US" w:bidi="en_US"/>
+        </w:rPr>
+      </w:r>
+      <w:r>
+        <w:rPr>
+          <w:lang w:val="en_US" w:bidi="en_US"/>
+        </w:rPr>
+        <w:t>The available manuscripts (ancient copies of the text) show that there was some variation in how the psalms were organized and titled. Both the Hebrew and Greek versions of the Psalter contain 150 psalms, but they differ in how some psalms are divided and numbered. They also differ in which psalms include titles.</w:t>
+        <w:br/>
+      </w:r>
+      <w:r>
+        <w:rPr>
+          <w:lang w:val="en_US" w:bidi="en_US"/>
+        </w:rPr>
+        <w:t xml:space="preserve">In the Greek text, </w:t>
+      </w:r>
+      <w:hyperlink r:id="rId59">
+        <w:r>
+          <w:rPr>
+            <w:lang w:val="en_US" w:bidi="en_US"/>
+          </w:rPr>
+          <w:rPr>
+            <w:color w:val="0000EE"/>
+            <w:u w:val="single"/>
+          </w:rPr>
+          <w:t>Psalms 9</w:t>
+        </w:r>
+      </w:hyperlink>
+      <w:r>
+        <w:rPr>
+          <w:lang w:val="en_US" w:bidi="en_US"/>
+        </w:rPr>
+        <w:t xml:space="preserve"> and </w:t>
+      </w:r>
+      <w:hyperlink r:id="rId60">
+        <w:r>
+          <w:rPr>
+            <w:lang w:val="en_US" w:bidi="en_US"/>
+          </w:rPr>
+          <w:rPr>
+            <w:color w:val="0000EE"/>
+            <w:u w:val="single"/>
+          </w:rPr>
+          <w:t>10</w:t>
+        </w:r>
+      </w:hyperlink>
+      <w:r>
+        <w:rPr>
+          <w:lang w:val="en_US" w:bidi="en_US"/>
+        </w:rPr>
+        <w:t xml:space="preserve"> are combined into one psalm, and </w:t>
+      </w:r>
+      <w:hyperlink r:id="rId61">
+        <w:r>
+          <w:rPr>
+            <w:lang w:val="en_US" w:bidi="en_US"/>
+          </w:rPr>
+          <w:rPr>
+            <w:color w:val="0000EE"/>
+            <w:u w:val="single"/>
+          </w:rPr>
+          <w:t>Psalms 114</w:t>
+        </w:r>
+      </w:hyperlink>
+      <w:r>
+        <w:rPr>
+          <w:lang w:val="en_US" w:bidi="en_US"/>
+        </w:rPr>
+        <w:t xml:space="preserve"> and </w:t>
+      </w:r>
+      <w:hyperlink r:id="rId62">
+        <w:r>
+          <w:rPr>
+            <w:lang w:val="en_US" w:bidi="en_US"/>
+          </w:rPr>
+          <w:rPr>
+            <w:color w:val="0000EE"/>
+            <w:u w:val="single"/>
+          </w:rPr>
+          <w:t>115</w:t>
+        </w:r>
+      </w:hyperlink>
+      <w:r>
+        <w:rPr>
+          <w:lang w:val="en_US" w:bidi="en_US"/>
+        </w:rPr>
+        <w:t xml:space="preserve"> are also combined into one psalm. At the same time, </w:t>
+      </w:r>
+      <w:hyperlink r:id="rId63">
+        <w:r>
+          <w:rPr>
+            <w:lang w:val="en_US" w:bidi="en_US"/>
+          </w:rPr>
+          <w:rPr>
+            <w:color w:val="0000EE"/>
+            <w:u w:val="single"/>
+          </w:rPr>
+          <w:t>Psalms 116</w:t>
+        </w:r>
+      </w:hyperlink>
+      <w:r>
+        <w:rPr>
+          <w:lang w:val="en_US" w:bidi="en_US"/>
+        </w:rPr>
+        <w:t xml:space="preserve"> and </w:t>
+      </w:r>
+      <w:hyperlink r:id="rId64">
+        <w:r>
+          <w:rPr>
+            <w:lang w:val="en_US" w:bidi="en_US"/>
+          </w:rPr>
+          <w:rPr>
+            <w:color w:val="0000EE"/>
+            <w:u w:val="single"/>
+          </w:rPr>
+          <w:t>147</w:t>
+        </w:r>
+      </w:hyperlink>
+      <w:r>
+        <w:rPr>
+          <w:lang w:val="en_US" w:bidi="en_US"/>
+        </w:rPr>
+        <w:t xml:space="preserve"> are each divided into two psalms. Differences between the Hebrew and English numbering systems are noted throughout the study notes.</w:t>
+      </w:r>
+    </w:p>
+    <w:p>
+      <w:pPr/>
+      <w:r>
+        <w:rPr>
+          <w:lang w:val="en_US" w:bidi="en_US"/>
+        </w:rPr>
+      </w:r>
+      <w:r>
+        <w:rPr>
+          <w:lang w:val="en_US" w:bidi="en_US"/>
+        </w:rPr>
+        <w:t xml:space="preserve">By the time of Jesus, the book of Psalms was already widely known and used (see </w:t>
+      </w:r>
+      <w:hyperlink r:id="rId65">
+        <w:r>
+          <w:rPr>
+            <w:lang w:val="en_US" w:bidi="en_US"/>
+          </w:rPr>
+          <w:rPr>
+            <w:color w:val="0000EE"/>
+            <w:u w:val="single"/>
+          </w:rPr>
+          <w:t>Luke 20:42</w:t>
+        </w:r>
+      </w:hyperlink>
+      <w:r>
+        <w:rPr>
+          <w:lang w:val="en_US" w:bidi="en_US"/>
+        </w:rPr>
+        <w:t xml:space="preserve">; </w:t>
+      </w:r>
+      <w:hyperlink r:id="rId66">
+        <w:r>
+          <w:rPr>
+            <w:lang w:val="en_US" w:bidi="en_US"/>
+          </w:rPr>
+          <w:rPr>
+            <w:color w:val="0000EE"/>
+            <w:u w:val="single"/>
+          </w:rPr>
+          <w:t>Acts 1:20</w:t>
+        </w:r>
+      </w:hyperlink>
+      <w:r>
+        <w:rPr>
+          <w:lang w:val="en_US" w:bidi="en_US"/>
+        </w:rPr>
+        <w:t xml:space="preserve">). It was part of the third section of the Hebrew Scriptures, called the Writings (see </w:t>
+      </w:r>
+      <w:hyperlink r:id="rId67">
+        <w:r>
+          <w:rPr>
+            <w:lang w:val="en_US" w:bidi="en_US"/>
+          </w:rPr>
+          <w:rPr>
+            <w:color w:val="0000EE"/>
+            <w:u w:val="single"/>
+          </w:rPr>
+          <w:t>Luke 24:44</w:t>
+        </w:r>
+      </w:hyperlink>
+      <w:r>
+        <w:rPr>
+          <w:lang w:val="en_US" w:bidi="en_US"/>
+        </w:rPr>
+        <w:t>).</w:t>
+      </w:r>
+    </w:p>
+    <w:p>
+      <w:pPr>
+        <w:pStyle w:val="Heading2"/>
+      </w:pPr>
+      <w:r>
+        <w:rPr>
+          <w:lang w:val="en_US" w:bidi="en_US"/>
+        </w:rPr>
+        <w:t>Author</w:t>
+      </w:r>
+    </w:p>
+    <w:p>
+      <w:pPr/>
+      <w:r>
+        <w:rPr>
+          <w:lang w:val="en_US" w:bidi="en_US"/>
+        </w:rPr>
+      </w:r>
+      <w:r>
+        <w:rPr>
+          <w:lang w:val="en_US" w:bidi="en_US"/>
+        </w:rPr>
+        <w:t>Many of the psalms are associated with David, but not all of them. In fact, fewer than half of the psalms are explicitly connected to him. Other psalms are associated with:</w:t>
+      </w:r>
+    </w:p>
+    <w:p>
+      <w:pPr>
+        <w:pStyle w:val="ListBullet"/>
+        <w:spacing w:line="240" w:lineRule="auto"/>
+        <w:ind w:left="720"/>
+      </w:pPr>
+      <w:r>
+        <w:rPr>
+          <w:lang w:val="en_US" w:bidi="en_US"/>
+        </w:rPr>
+      </w:r>
+      <w:r>
+        <w:rPr>
+          <w:lang w:val="en_US" w:bidi="en_US"/>
+        </w:rPr>
+        <w:t>Asaph (</w:t>
+      </w:r>
+      <w:hyperlink r:id="rId28">
+        <w:r>
+          <w:rPr>
+            <w:lang w:val="en_US" w:bidi="en_US"/>
+          </w:rPr>
+          <w:rPr>
+            <w:color w:val="0000EE"/>
+            <w:u w:val="single"/>
+          </w:rPr>
+          <w:t>Psalms 50</w:t>
+        </w:r>
+      </w:hyperlink>
+      <w:r>
+        <w:rPr>
+          <w:lang w:val="en_US" w:bidi="en_US"/>
+        </w:rPr>
+        <w:t xml:space="preserve">; </w:t>
+      </w:r>
+      <w:hyperlink r:id="rId34">
+        <w:r>
+          <w:rPr>
+            <w:lang w:val="en_US" w:bidi="en_US"/>
+          </w:rPr>
+          <w:rPr>
+            <w:color w:val="0000EE"/>
+            <w:u w:val="single"/>
+          </w:rPr>
+          <w:t>73–83</w:t>
+        </w:r>
+      </w:hyperlink>
+      <w:r>
+        <w:rPr>
+          <w:lang w:val="en_US" w:bidi="en_US"/>
+        </w:rPr>
+        <w:t>),</w:t>
+      </w:r>
+    </w:p>
+    <w:p>
+      <w:pPr>
+        <w:pStyle w:val="ListBullet"/>
+        <w:spacing w:line="240" w:lineRule="auto"/>
+        <w:ind w:left="720"/>
+      </w:pPr>
+      <w:r>
+        <w:rPr>
+          <w:lang w:val="en_US" w:bidi="en_US"/>
+        </w:rPr>
+      </w:r>
+      <w:r>
+        <w:rPr>
+          <w:lang w:val="en_US" w:bidi="en_US"/>
+        </w:rPr>
+        <w:t>the descendants of Korah (</w:t>
+      </w:r>
+      <w:hyperlink r:id="rId27">
+        <w:r>
+          <w:rPr>
+            <w:lang w:val="en_US" w:bidi="en_US"/>
+          </w:rPr>
+          <w:rPr>
+            <w:color w:val="0000EE"/>
+            <w:u w:val="single"/>
+          </w:rPr>
+          <w:t>Psalms 42–49</w:t>
+        </w:r>
+      </w:hyperlink>
+      <w:r>
+        <w:rPr>
+          <w:lang w:val="en_US" w:bidi="en_US"/>
+        </w:rPr>
+        <w:t xml:space="preserve">; </w:t>
+      </w:r>
+      <w:hyperlink r:id="rId35">
+        <w:r>
+          <w:rPr>
+            <w:lang w:val="en_US" w:bidi="en_US"/>
+          </w:rPr>
+          <w:rPr>
+            <w:color w:val="0000EE"/>
+            <w:u w:val="single"/>
+          </w:rPr>
+          <w:t>84–85</w:t>
+        </w:r>
+      </w:hyperlink>
+      <w:r>
+        <w:rPr>
+          <w:lang w:val="en_US" w:bidi="en_US"/>
+        </w:rPr>
+        <w:t xml:space="preserve">; </w:t>
+      </w:r>
+      <w:hyperlink r:id="rId68">
+        <w:r>
+          <w:rPr>
+            <w:lang w:val="en_US" w:bidi="en_US"/>
+          </w:rPr>
+          <w:rPr>
+            <w:color w:val="0000EE"/>
+            <w:u w:val="single"/>
+          </w:rPr>
+          <w:t>87</w:t>
+        </w:r>
+      </w:hyperlink>
+      <w:r>
+        <w:rPr>
+          <w:lang w:val="en_US" w:bidi="en_US"/>
+        </w:rPr>
+        <w:t>),</w:t>
+      </w:r>
+    </w:p>
+    <w:p>
+      <w:pPr>
+        <w:pStyle w:val="ListBullet"/>
+        <w:spacing w:line="240" w:lineRule="auto"/>
+        <w:ind w:left="720"/>
+      </w:pPr>
+      <w:r>
+        <w:rPr>
+          <w:lang w:val="en_US" w:bidi="en_US"/>
+        </w:rPr>
+      </w:r>
+      <w:r>
+        <w:rPr>
+          <w:lang w:val="en_US" w:bidi="en_US"/>
+        </w:rPr>
+        <w:t>Solomon (</w:t>
+      </w:r>
+      <w:hyperlink r:id="rId31">
+        <w:r>
+          <w:rPr>
+            <w:lang w:val="en_US" w:bidi="en_US"/>
+          </w:rPr>
+          <w:rPr>
+            <w:color w:val="0000EE"/>
+            <w:u w:val="single"/>
+          </w:rPr>
+          <w:t>Psalms 72</w:t>
+        </w:r>
+      </w:hyperlink>
+      <w:r>
+        <w:rPr>
+          <w:lang w:val="en_US" w:bidi="en_US"/>
+        </w:rPr>
+        <w:t xml:space="preserve">; </w:t>
+      </w:r>
+      <w:hyperlink r:id="rId69">
+        <w:r>
+          <w:rPr>
+            <w:lang w:val="en_US" w:bidi="en_US"/>
+          </w:rPr>
+          <w:rPr>
+            <w:color w:val="0000EE"/>
+            <w:u w:val="single"/>
+          </w:rPr>
+          <w:t>127</w:t>
+        </w:r>
+      </w:hyperlink>
+      <w:r>
+        <w:rPr>
+          <w:lang w:val="en_US" w:bidi="en_US"/>
+        </w:rPr>
+        <w:t>),</w:t>
+      </w:r>
+    </w:p>
+    <w:p>
+      <w:pPr>
+        <w:pStyle w:val="ListBullet"/>
+        <w:spacing w:line="240" w:lineRule="auto"/>
+        <w:ind w:left="720"/>
+      </w:pPr>
+      <w:r>
+        <w:rPr>
+          <w:lang w:val="en_US" w:bidi="en_US"/>
+        </w:rPr>
+      </w:r>
+      <w:r>
+        <w:rPr>
+          <w:lang w:val="en_US" w:bidi="en_US"/>
+        </w:rPr>
+        <w:t>Heman (</w:t>
+      </w:r>
+      <w:hyperlink r:id="rId70">
+        <w:r>
+          <w:rPr>
+            <w:lang w:val="en_US" w:bidi="en_US"/>
+          </w:rPr>
+          <w:rPr>
+            <w:color w:val="0000EE"/>
+            <w:u w:val="single"/>
+          </w:rPr>
+          <w:t>Psalm 88</w:t>
+        </w:r>
+      </w:hyperlink>
+      <w:r>
+        <w:rPr>
+          <w:lang w:val="en_US" w:bidi="en_US"/>
+        </w:rPr>
+        <w:t>),</w:t>
+      </w:r>
+    </w:p>
+    <w:p>
+      <w:pPr>
+        <w:pStyle w:val="ListBullet"/>
+        <w:spacing w:line="240" w:lineRule="auto"/>
+        <w:ind w:left="720"/>
+      </w:pPr>
+      <w:r>
+        <w:rPr>
+          <w:lang w:val="en_US" w:bidi="en_US"/>
+        </w:rPr>
+      </w:r>
+      <w:r>
+        <w:rPr>
+          <w:lang w:val="en_US" w:bidi="en_US"/>
+        </w:rPr>
+        <w:t>Ethan (</w:t>
+      </w:r>
+      <w:hyperlink r:id="rId39">
+        <w:r>
+          <w:rPr>
+            <w:lang w:val="en_US" w:bidi="en_US"/>
+          </w:rPr>
+          <w:rPr>
+            <w:color w:val="0000EE"/>
+            <w:u w:val="single"/>
+          </w:rPr>
+          <w:t>Psalm 89</w:t>
+        </w:r>
+      </w:hyperlink>
+      <w:r>
+        <w:rPr>
+          <w:lang w:val="en_US" w:bidi="en_US"/>
+        </w:rPr>
+        <w:t>), and</w:t>
+      </w:r>
+    </w:p>
+    <w:p>
+      <w:pPr>
+        <w:pStyle w:val="ListBullet"/>
+        <w:spacing w:line="240" w:lineRule="auto"/>
+        <w:ind w:left="720"/>
+      </w:pPr>
+      <w:r>
+        <w:rPr>
+          <w:lang w:val="en_US" w:bidi="en_US"/>
+        </w:rPr>
+      </w:r>
+      <w:r>
+        <w:rPr>
+          <w:lang w:val="en_US" w:bidi="en_US"/>
+        </w:rPr>
+        <w:t>Moses (</w:t>
+      </w:r>
+      <w:hyperlink r:id="rId71">
+        <w:r>
+          <w:rPr>
+            <w:lang w:val="en_US" w:bidi="en_US"/>
+          </w:rPr>
+          <w:rPr>
+            <w:color w:val="0000EE"/>
+            <w:u w:val="single"/>
+          </w:rPr>
+          <w:t>Psalm 90</w:t>
+        </w:r>
+      </w:hyperlink>
+      <w:r>
+        <w:rPr>
+          <w:lang w:val="en_US" w:bidi="en_US"/>
+        </w:rPr>
+        <w:t>).</w:t>
+      </w:r>
+    </w:p>
+    <w:p>
+      <w:pPr/>
+      <w:r>
+        <w:rPr>
+          <w:lang w:val="en_US" w:bidi="en_US"/>
+        </w:rPr>
+      </w:r>
+      <w:r>
+        <w:rPr>
+          <w:lang w:val="en_US" w:bidi="en_US"/>
+        </w:rPr>
+        <w:t xml:space="preserve">Of the 116 psalms that have titles, most name a person associated with the psalm. This person may have written the psalm, but that is not always certain. The Hebrew preposition </w:t>
+      </w:r>
+      <w:r>
+        <w:rPr>
+          <w:i/>
+          <w:lang w:val="en_US" w:bidi="en_US"/>
+        </w:rPr>
+        <w:t>le</w:t>
+      </w:r>
+      <w:r>
+        <w:rPr>
+          <w:lang w:val="en_US" w:bidi="en_US"/>
+        </w:rPr>
+        <w:t xml:space="preserve"> before a name (often translated “of”) can also mean “for,” “dedicated to,” “concerning,” “to,” or “by.” For example, </w:t>
+      </w:r>
+      <w:r>
+        <w:rPr>
+          <w:i/>
+          <w:lang w:val="en_US" w:bidi="en_US"/>
+        </w:rPr>
+        <w:t>ledawid</w:t>
+      </w:r>
+      <w:r>
+        <w:rPr>
+          <w:lang w:val="en_US" w:bidi="en_US"/>
+        </w:rPr>
+        <w:t xml:space="preserve"> (often translated “of David”) could also be understood as “for David,” “dedicated to David,” “concerning David,” or “by David.”</w:t>
+      </w:r>
+    </w:p>
+    <w:p>
+      <w:pPr/>
+      <w:r>
+        <w:rPr>
+          <w:lang w:val="en_US" w:bidi="en_US"/>
+        </w:rPr>
+      </w:r>
+      <w:r>
+        <w:rPr>
+          <w:lang w:val="en_US" w:bidi="en_US"/>
+        </w:rPr>
+        <w:t>Many of the psalms “of David” may have been written by David, but there are several reasons to be cautious about this conclusion. Some titles include two names, such as David and Jeduthun or Asaph (</w:t>
+      </w:r>
+      <w:hyperlink r:id="rId72">
+        <w:r>
+          <w:rPr>
+            <w:lang w:val="en_US" w:bidi="en_US"/>
+          </w:rPr>
+          <w:rPr>
+            <w:color w:val="0000EE"/>
+            <w:u w:val="single"/>
+          </w:rPr>
+          <w:t>Psalms 39</w:t>
+        </w:r>
+      </w:hyperlink>
+      <w:r>
+        <w:rPr>
+          <w:lang w:val="en_US" w:bidi="en_US"/>
+        </w:rPr>
+        <w:t xml:space="preserve">, </w:t>
+      </w:r>
+      <w:hyperlink r:id="rId73">
+        <w:r>
+          <w:rPr>
+            <w:lang w:val="en_US" w:bidi="en_US"/>
+          </w:rPr>
+          <w:rPr>
+            <w:color w:val="0000EE"/>
+            <w:u w:val="single"/>
+          </w:rPr>
+          <w:t>62</w:t>
+        </w:r>
+      </w:hyperlink>
+      <w:r>
+        <w:rPr>
+          <w:lang w:val="en_US" w:bidi="en_US"/>
+        </w:rPr>
+        <w:t xml:space="preserve">, </w:t>
+      </w:r>
+      <w:hyperlink r:id="rId74">
+        <w:r>
+          <w:rPr>
+            <w:lang w:val="en_US" w:bidi="en_US"/>
+          </w:rPr>
+          <w:rPr>
+            <w:color w:val="0000EE"/>
+            <w:u w:val="single"/>
+          </w:rPr>
+          <w:t>77</w:t>
+        </w:r>
+      </w:hyperlink>
+      <w:r>
+        <w:rPr>
+          <w:lang w:val="en_US" w:bidi="en_US"/>
+        </w:rPr>
+        <w:t>). In these cases, the other person may have been the author of the psalm.</w:t>
+      </w:r>
+    </w:p>
+    <w:p>
+      <w:pPr/>
+      <w:r>
+        <w:rPr>
+          <w:lang w:val="en_US" w:bidi="en_US"/>
+        </w:rPr>
+      </w:r>
+      <w:r>
+        <w:rPr>
+          <w:lang w:val="en_US" w:bidi="en_US"/>
+        </w:rPr>
+        <w:t>In addition, several psalms are linked in their titles to events in David's life (</w:t>
+      </w:r>
+      <w:hyperlink r:id="rId75">
+        <w:r>
+          <w:rPr>
+            <w:lang w:val="en_US" w:bidi="en_US"/>
+          </w:rPr>
+          <w:rPr>
+            <w:color w:val="0000EE"/>
+            <w:u w:val="single"/>
+          </w:rPr>
+          <w:t>Psalms 3</w:t>
+        </w:r>
+      </w:hyperlink>
+      <w:r>
+        <w:rPr>
+          <w:lang w:val="en_US" w:bidi="en_US"/>
+        </w:rPr>
+        <w:t xml:space="preserve">, </w:t>
+      </w:r>
+      <w:hyperlink r:id="rId76">
+        <w:r>
+          <w:rPr>
+            <w:lang w:val="en_US" w:bidi="en_US"/>
+          </w:rPr>
+          <w:rPr>
+            <w:color w:val="0000EE"/>
+            <w:u w:val="single"/>
+          </w:rPr>
+          <w:t>7</w:t>
+        </w:r>
+      </w:hyperlink>
+      <w:r>
+        <w:rPr>
+          <w:lang w:val="en_US" w:bidi="en_US"/>
+        </w:rPr>
+        <w:t xml:space="preserve">, </w:t>
+      </w:r>
+      <w:hyperlink r:id="rId77">
+        <w:r>
+          <w:rPr>
+            <w:lang w:val="en_US" w:bidi="en_US"/>
+          </w:rPr>
+          <w:rPr>
+            <w:color w:val="0000EE"/>
+            <w:u w:val="single"/>
+          </w:rPr>
+          <w:t>18</w:t>
+        </w:r>
+      </w:hyperlink>
+      <w:r>
+        <w:rPr>
+          <w:lang w:val="en_US" w:bidi="en_US"/>
+        </w:rPr>
+        <w:t xml:space="preserve">, </w:t>
+      </w:r>
+      <w:hyperlink r:id="rId78">
+        <w:r>
+          <w:rPr>
+            <w:lang w:val="en_US" w:bidi="en_US"/>
+          </w:rPr>
+          <w:rPr>
+            <w:color w:val="0000EE"/>
+            <w:u w:val="single"/>
+          </w:rPr>
+          <w:t>34</w:t>
+        </w:r>
+      </w:hyperlink>
+      <w:r>
+        <w:rPr>
+          <w:lang w:val="en_US" w:bidi="en_US"/>
+        </w:rPr>
+        <w:t xml:space="preserve">, </w:t>
+      </w:r>
+      <w:hyperlink r:id="rId79">
+        <w:r>
+          <w:rPr>
+            <w:lang w:val="en_US" w:bidi="en_US"/>
+          </w:rPr>
+          <w:rPr>
+            <w:color w:val="0000EE"/>
+            <w:u w:val="single"/>
+          </w:rPr>
+          <w:t>51</w:t>
+        </w:r>
+      </w:hyperlink>
+      <w:r>
+        <w:rPr>
+          <w:lang w:val="en_US" w:bidi="en_US"/>
+        </w:rPr>
+        <w:t xml:space="preserve">, </w:t>
+      </w:r>
+      <w:hyperlink r:id="rId80">
+        <w:r>
+          <w:rPr>
+            <w:lang w:val="en_US" w:bidi="en_US"/>
+          </w:rPr>
+          <w:rPr>
+            <w:color w:val="0000EE"/>
+            <w:u w:val="single"/>
+          </w:rPr>
+          <w:t>52</w:t>
+        </w:r>
+      </w:hyperlink>
+      <w:r>
+        <w:rPr>
+          <w:lang w:val="en_US" w:bidi="en_US"/>
+        </w:rPr>
+        <w:t xml:space="preserve">, </w:t>
+      </w:r>
+      <w:hyperlink r:id="rId81">
+        <w:r>
+          <w:rPr>
+            <w:lang w:val="en_US" w:bidi="en_US"/>
+          </w:rPr>
+          <w:rPr>
+            <w:color w:val="0000EE"/>
+            <w:u w:val="single"/>
+          </w:rPr>
+          <w:t>54</w:t>
+        </w:r>
+      </w:hyperlink>
+      <w:r>
+        <w:rPr>
+          <w:lang w:val="en_US" w:bidi="en_US"/>
+        </w:rPr>
+        <w:t xml:space="preserve">, </w:t>
+      </w:r>
+      <w:hyperlink r:id="rId82">
+        <w:r>
+          <w:rPr>
+            <w:lang w:val="en_US" w:bidi="en_US"/>
+          </w:rPr>
+          <w:rPr>
+            <w:color w:val="0000EE"/>
+            <w:u w:val="single"/>
+          </w:rPr>
+          <w:t>56</w:t>
+        </w:r>
+      </w:hyperlink>
+      <w:r>
+        <w:rPr>
+          <w:lang w:val="en_US" w:bidi="en_US"/>
+        </w:rPr>
+        <w:t xml:space="preserve">, </w:t>
+      </w:r>
+      <w:hyperlink r:id="rId83">
+        <w:r>
+          <w:rPr>
+            <w:lang w:val="en_US" w:bidi="en_US"/>
+          </w:rPr>
+          <w:rPr>
+            <w:color w:val="0000EE"/>
+            <w:u w:val="single"/>
+          </w:rPr>
+          <w:t>57</w:t>
+        </w:r>
+      </w:hyperlink>
+      <w:r>
+        <w:rPr>
+          <w:lang w:val="en_US" w:bidi="en_US"/>
+        </w:rPr>
+        <w:t xml:space="preserve">, </w:t>
+      </w:r>
+      <w:hyperlink r:id="rId84">
+        <w:r>
+          <w:rPr>
+            <w:lang w:val="en_US" w:bidi="en_US"/>
+          </w:rPr>
+          <w:rPr>
+            <w:color w:val="0000EE"/>
+            <w:u w:val="single"/>
+          </w:rPr>
+          <w:t>59</w:t>
+        </w:r>
+      </w:hyperlink>
+      <w:r>
+        <w:rPr>
+          <w:lang w:val="en_US" w:bidi="en_US"/>
+        </w:rPr>
+        <w:t xml:space="preserve">, </w:t>
+      </w:r>
+      <w:hyperlink r:id="rId85">
+        <w:r>
+          <w:rPr>
+            <w:lang w:val="en_US" w:bidi="en_US"/>
+          </w:rPr>
+          <w:rPr>
+            <w:color w:val="0000EE"/>
+            <w:u w:val="single"/>
+          </w:rPr>
+          <w:t>60</w:t>
+        </w:r>
+      </w:hyperlink>
+      <w:r>
+        <w:rPr>
+          <w:lang w:val="en_US" w:bidi="en_US"/>
+        </w:rPr>
+        <w:t xml:space="preserve">, </w:t>
+      </w:r>
+      <w:hyperlink r:id="rId86">
+        <w:r>
+          <w:rPr>
+            <w:lang w:val="en_US" w:bidi="en_US"/>
+          </w:rPr>
+          <w:rPr>
+            <w:color w:val="0000EE"/>
+            <w:u w:val="single"/>
+          </w:rPr>
+          <w:t>63</w:t>
+        </w:r>
+      </w:hyperlink>
+      <w:r>
+        <w:rPr>
+          <w:lang w:val="en_US" w:bidi="en_US"/>
+        </w:rPr>
+        <w:t xml:space="preserve">, </w:t>
+      </w:r>
+      <w:hyperlink r:id="rId87">
+        <w:r>
+          <w:rPr>
+            <w:lang w:val="en_US" w:bidi="en_US"/>
+          </w:rPr>
+          <w:rPr>
+            <w:color w:val="0000EE"/>
+            <w:u w:val="single"/>
+          </w:rPr>
+          <w:t>142</w:t>
+        </w:r>
+      </w:hyperlink>
+      <w:r>
+        <w:rPr>
+          <w:lang w:val="en_US" w:bidi="en_US"/>
+        </w:rPr>
+        <w:t xml:space="preserve">). However, the content of these psalms often contains few details that clearly connect them to those events. For example, the title of </w:t>
+      </w:r>
+      <w:hyperlink r:id="rId79">
+        <w:r>
+          <w:rPr>
+            <w:lang w:val="en_US" w:bidi="en_US"/>
+          </w:rPr>
+          <w:rPr>
+            <w:color w:val="0000EE"/>
+            <w:u w:val="single"/>
+          </w:rPr>
+          <w:t>Psalm 51</w:t>
+        </w:r>
+      </w:hyperlink>
+      <w:r>
+        <w:rPr>
+          <w:lang w:val="en_US" w:bidi="en_US"/>
+        </w:rPr>
+        <w:t xml:space="preserve"> links the psalm to David's sin and Nathan's rebuke. The psalm speaks about sin, forgiveness, and repentance (turning away from sin), but it does not mention many details of that specific situation.</w:t>
+      </w:r>
+    </w:p>
+    <w:p>
+      <w:pPr/>
+      <w:r>
+        <w:rPr>
+          <w:lang w:val="en_US" w:bidi="en_US"/>
+        </w:rPr>
+      </w:r>
+      <w:r>
+        <w:rPr>
+          <w:lang w:val="en_US" w:bidi="en_US"/>
+        </w:rPr>
+        <w:t xml:space="preserve">Some psalms “of David” also seem to assume that the temple already existed, even though it was not built until after David's death (see </w:t>
+      </w:r>
+      <w:hyperlink r:id="rId88">
+        <w:r>
+          <w:rPr>
+            <w:lang w:val="en_US" w:bidi="en_US"/>
+          </w:rPr>
+          <w:rPr>
+            <w:color w:val="0000EE"/>
+            <w:u w:val="single"/>
+          </w:rPr>
+          <w:t>Psalm 5:7</w:t>
+        </w:r>
+      </w:hyperlink>
+      <w:r>
+        <w:rPr>
+          <w:lang w:val="en_US" w:bidi="en_US"/>
+        </w:rPr>
+        <w:t xml:space="preserve">; </w:t>
+      </w:r>
+      <w:hyperlink r:id="rId89">
+        <w:r>
+          <w:rPr>
+            <w:lang w:val="en_US" w:bidi="en_US"/>
+          </w:rPr>
+          <w:rPr>
+            <w:color w:val="0000EE"/>
+            <w:u w:val="single"/>
+          </w:rPr>
+          <w:t>122:title</w:t>
+        </w:r>
+      </w:hyperlink>
+      <w:r>
+        <w:rPr>
+          <w:lang w:val="en_US" w:bidi="en_US"/>
+        </w:rPr>
+        <w:t xml:space="preserve">; </w:t>
+      </w:r>
+      <w:hyperlink r:id="rId90">
+        <w:r>
+          <w:rPr>
+            <w:lang w:val="en_US" w:bidi="en_US"/>
+          </w:rPr>
+          <w:rPr>
+            <w:color w:val="0000EE"/>
+            <w:u w:val="single"/>
+          </w:rPr>
+          <w:t>138:2</w:t>
+        </w:r>
+      </w:hyperlink>
+      <w:r>
+        <w:rPr>
+          <w:lang w:val="en_US" w:bidi="en_US"/>
+        </w:rPr>
+        <w:t xml:space="preserve">). Likewise, the title of </w:t>
+      </w:r>
+      <w:hyperlink r:id="rId91">
+        <w:r>
+          <w:rPr>
+            <w:lang w:val="en_US" w:bidi="en_US"/>
+          </w:rPr>
+          <w:rPr>
+            <w:color w:val="0000EE"/>
+            <w:u w:val="single"/>
+          </w:rPr>
+          <w:t>Psalm 30</w:t>
+        </w:r>
+      </w:hyperlink>
+      <w:r>
+        <w:rPr>
+          <w:lang w:val="en_US" w:bidi="en_US"/>
+        </w:rPr>
+        <w:t xml:space="preserve"> connects David with the dedication of the temple, and </w:t>
+      </w:r>
+      <w:hyperlink r:id="rId92">
+        <w:r>
+          <w:rPr>
+            <w:lang w:val="en_US" w:bidi="en_US"/>
+          </w:rPr>
+          <w:rPr>
+            <w:color w:val="0000EE"/>
+            <w:u w:val="single"/>
+          </w:rPr>
+          <w:t>Psalm 69</w:t>
+        </w:r>
+      </w:hyperlink>
+      <w:r>
+        <w:rPr>
+          <w:lang w:val="en_US" w:bidi="en_US"/>
+        </w:rPr>
+        <w:t xml:space="preserve"> does not appear to fit well with what is known about David's life.</w:t>
+      </w:r>
+    </w:p>
+    <w:p>
+      <w:pPr/>
+      <w:r>
+        <w:rPr>
+          <w:lang w:val="en_US" w:bidi="en_US"/>
+        </w:rPr>
+      </w:r>
+      <w:r>
+        <w:rPr>
+          <w:lang w:val="en_US" w:bidi="en_US"/>
+        </w:rPr>
+        <w:t xml:space="preserve">Finally, some ancient textual traditions differ in whether David's name appears in certain titles (for example, </w:t>
+      </w:r>
+      <w:hyperlink r:id="rId93">
+        <w:r>
+          <w:rPr>
+            <w:lang w:val="en_US" w:bidi="en_US"/>
+          </w:rPr>
+          <w:rPr>
+            <w:color w:val="0000EE"/>
+            <w:u w:val="single"/>
+          </w:rPr>
+          <w:t>Psalms 122</w:t>
+        </w:r>
+      </w:hyperlink>
+      <w:r>
+        <w:rPr>
+          <w:lang w:val="en_US" w:bidi="en_US"/>
+        </w:rPr>
+        <w:t xml:space="preserve">, </w:t>
+      </w:r>
+      <w:hyperlink r:id="rId94">
+        <w:r>
+          <w:rPr>
+            <w:lang w:val="en_US" w:bidi="en_US"/>
+          </w:rPr>
+          <w:rPr>
+            <w:color w:val="0000EE"/>
+            <w:u w:val="single"/>
+          </w:rPr>
+          <w:t>124</w:t>
+        </w:r>
+      </w:hyperlink>
+      <w:r>
+        <w:rPr>
+          <w:lang w:val="en_US" w:bidi="en_US"/>
+        </w:rPr>
+        <w:t xml:space="preserve">). Because of these factors, </w:t>
+      </w:r>
+      <w:r>
+        <w:rPr>
+          <w:i/>
+          <w:lang w:val="en_US" w:bidi="en_US"/>
+        </w:rPr>
+        <w:t>ledawid</w:t>
+      </w:r>
+      <w:r>
+        <w:rPr>
+          <w:lang w:val="en_US" w:bidi="en_US"/>
+        </w:rPr>
+        <w:t xml:space="preserve"> may often mean “for David,” “dedicated to David,” or “concerning David” rather than “by David.” In such cases, the psalm may present David as the leading representative of his royal family line without implying that he personally wrote it.</w:t>
+      </w:r>
+    </w:p>
+    <w:p>
+      <w:pPr/>
+      <w:r>
+        <w:rPr>
+          <w:lang w:val="en_US" w:bidi="en_US"/>
+        </w:rPr>
+      </w:r>
+      <w:r>
+        <w:rPr>
+          <w:lang w:val="en_US" w:bidi="en_US"/>
+        </w:rPr>
+        <w:t>Even so, many psalms may have been written by David.</w:t>
+      </w:r>
+    </w:p>
+    <w:p>
+      <w:pPr>
+        <w:pStyle w:val="Heading2"/>
+      </w:pPr>
+      <w:r>
+        <w:rPr>
+          <w:lang w:val="en_US" w:bidi="en_US"/>
+        </w:rPr>
+        <w:t>Literary Issues</w:t>
+      </w:r>
+    </w:p>
+    <w:p>
+      <w:pPr/>
+      <w:r>
+        <w:rPr>
+          <w:lang w:val="en_US" w:bidi="en_US"/>
+        </w:rPr>
+      </w:r>
+      <w:r>
+        <w:rPr>
+          <w:lang w:val="en_US" w:bidi="en_US"/>
+        </w:rPr>
+        <w:t xml:space="preserve">The title </w:t>
+      </w:r>
+      <w:r>
+        <w:rPr>
+          <w:i/>
+          <w:lang w:val="en_US" w:bidi="en_US"/>
+        </w:rPr>
+        <w:t>Psalms</w:t>
+      </w:r>
+      <w:r>
+        <w:rPr>
+          <w:lang w:val="en_US" w:bidi="en_US"/>
+        </w:rPr>
+        <w:t xml:space="preserve"> comes from the Greek word </w:t>
+      </w:r>
+      <w:r>
+        <w:rPr>
+          <w:i/>
+          <w:lang w:val="en_US" w:bidi="en_US"/>
+        </w:rPr>
+        <w:t>psalmos</w:t>
+      </w:r>
+      <w:r>
+        <w:rPr>
+          <w:lang w:val="en_US" w:bidi="en_US"/>
+        </w:rPr>
+        <w:t xml:space="preserve">, which means "song" (see </w:t>
+      </w:r>
+      <w:hyperlink r:id="rId65">
+        <w:r>
+          <w:rPr>
+            <w:lang w:val="en_US" w:bidi="en_US"/>
+          </w:rPr>
+          <w:rPr>
+            <w:color w:val="0000EE"/>
+            <w:u w:val="single"/>
+          </w:rPr>
+          <w:t>Luke 20:42</w:t>
+        </w:r>
+      </w:hyperlink>
+      <w:r>
+        <w:rPr>
+          <w:lang w:val="en_US" w:bidi="en_US"/>
+        </w:rPr>
+        <w:t xml:space="preserve">; </w:t>
+      </w:r>
+      <w:hyperlink r:id="rId67">
+        <w:r>
+          <w:rPr>
+            <w:lang w:val="en_US" w:bidi="en_US"/>
+          </w:rPr>
+          <w:rPr>
+            <w:color w:val="0000EE"/>
+            <w:u w:val="single"/>
+          </w:rPr>
+          <w:t>24:44</w:t>
+        </w:r>
+      </w:hyperlink>
+      <w:r>
+        <w:rPr>
+          <w:lang w:val="en_US" w:bidi="en_US"/>
+        </w:rPr>
+        <w:t xml:space="preserve">). This word translates the Hebrew word </w:t>
+      </w:r>
+      <w:r>
+        <w:rPr>
+          <w:i/>
+          <w:lang w:val="en_US" w:bidi="en_US"/>
+        </w:rPr>
+        <w:t>mizmor</w:t>
+      </w:r>
+      <w:r>
+        <w:rPr>
+          <w:lang w:val="en_US" w:bidi="en_US"/>
+        </w:rPr>
+        <w:t xml:space="preserve">, which appears in the titles of many individual psalms (for example, see </w:t>
+      </w:r>
+      <w:hyperlink r:id="rId95">
+        <w:r>
+          <w:rPr>
+            <w:lang w:val="en_US" w:bidi="en_US"/>
+          </w:rPr>
+          <w:rPr>
+            <w:color w:val="0000EE"/>
+            <w:u w:val="single"/>
+          </w:rPr>
+          <w:t>Psalm 3:title</w:t>
+        </w:r>
+      </w:hyperlink>
+      <w:r>
+        <w:rPr>
+          <w:lang w:val="en_US" w:bidi="en_US"/>
+        </w:rPr>
+        <w:t xml:space="preserve">, where it is translated “psalm”). </w:t>
+      </w:r>
+    </w:p>
+    <w:p>
+      <w:pPr/>
+      <w:r>
+        <w:rPr>
+          <w:lang w:val="en_US" w:bidi="en_US"/>
+        </w:rPr>
+      </w:r>
+      <w:r>
+        <w:rPr>
+          <w:lang w:val="en_US" w:bidi="en_US"/>
+        </w:rPr>
+        <w:t xml:space="preserve">The word </w:t>
+      </w:r>
+      <w:r>
+        <w:rPr>
+          <w:i/>
+          <w:lang w:val="en_US" w:bidi="en_US"/>
+        </w:rPr>
+        <w:t>mizmor</w:t>
+      </w:r>
+      <w:r>
+        <w:rPr>
+          <w:lang w:val="en_US" w:bidi="en_US"/>
+        </w:rPr>
+        <w:t xml:space="preserve"> is related to a Hebrew verb that means “to play a stringed instrument.” This suggests that the psalms were originally sung with musical accompaniment. Before they were collected into a book, they were also part of Israel's oral tradition (material passed on by speaking and singing rather than by writing).</w:t>
+      </w:r>
+    </w:p>
+    <w:p>
+      <w:pPr/>
+      <w:r>
+        <w:rPr>
+          <w:lang w:val="en_US" w:bidi="en_US"/>
+        </w:rPr>
+      </w:r>
+      <w:r>
+        <w:rPr>
+          <w:lang w:val="en_US" w:bidi="en_US"/>
+        </w:rPr>
+        <w:t xml:space="preserve">The Hebrew title of the book of Psalms is </w:t>
+      </w:r>
+      <w:r>
+        <w:rPr>
+          <w:i/>
+          <w:lang w:val="en_US" w:bidi="en_US"/>
+        </w:rPr>
+        <w:t>tehillim</w:t>
+      </w:r>
+      <w:r>
+        <w:rPr>
+          <w:lang w:val="en_US" w:bidi="en_US"/>
+        </w:rPr>
+        <w:t xml:space="preserve">, which means “praises.” This word is related to </w:t>
+      </w:r>
+      <w:r>
+        <w:rPr>
+          <w:i/>
+          <w:lang w:val="en_US" w:bidi="en_US"/>
+        </w:rPr>
+        <w:t>hallelujah</w:t>
+      </w:r>
+      <w:r>
+        <w:rPr>
+          <w:lang w:val="en_US" w:bidi="en_US"/>
+        </w:rPr>
+        <w:t>, which means “praise Yahweh” (the personal name of God in the Old Testament).</w:t>
+      </w:r>
+    </w:p>
+    <w:p>
+      <w:pPr>
+        <w:pStyle w:val="Heading3"/>
+      </w:pPr>
+      <w:r>
+        <w:rPr>
+          <w:lang w:val="en_US" w:bidi="en_US"/>
+        </w:rPr>
+        <w:t>Psalm Titles</w:t>
+      </w:r>
+    </w:p>
+    <w:p>
+      <w:pPr/>
+      <w:r>
+        <w:rPr>
+          <w:lang w:val="en_US" w:bidi="en_US"/>
+        </w:rPr>
+      </w:r>
+      <w:r>
+        <w:rPr>
+          <w:lang w:val="en_US" w:bidi="en_US"/>
+        </w:rPr>
+        <w:t>The psalm titles, also called superscriptions (short notes that appear before a psalm), provide information about many of the psalms. These titles may identify a person associated with the psalm, describe the type of psalm (such as a song or prayer), give musical instructions, explain how the psalm was used, provide historical background, or indicate a dedication.</w:t>
+      </w:r>
+    </w:p>
+    <w:p>
+      <w:pPr/>
+      <w:r>
+        <w:rPr>
+          <w:lang w:val="en_US" w:bidi="en_US"/>
+        </w:rPr>
+      </w:r>
+      <w:r>
+        <w:rPr>
+          <w:lang w:val="en_US" w:bidi="en_US"/>
+        </w:rPr>
+        <w:t>However, the meaning of much of this information is uncertain. For this reason, many scholars do not place strong emphasis on the psalm titles when interpreting the psalms.</w:t>
+      </w:r>
+    </w:p>
+    <w:p>
+      <w:pPr/>
+      <w:r>
+        <w:rPr>
+          <w:lang w:val="en_US" w:bidi="en_US"/>
+        </w:rPr>
+      </w:r>
+      <w:r>
+        <w:rPr>
+          <w:lang w:val="en_US" w:bidi="en_US"/>
+        </w:rPr>
+        <w:t>In Hebrew editions of the psalms, the title is usually counted as verse 1. Because of this, the verse numbers in many psalms differ by one verse from those found in most English translations.</w:t>
+      </w:r>
+    </w:p>
+    <w:p>
+      <w:pPr>
+        <w:pStyle w:val="Heading3"/>
+      </w:pPr>
+      <w:r>
+        <w:rPr>
+          <w:lang w:val="en_US" w:bidi="en_US"/>
+        </w:rPr>
+        <w:t>Interlude (</w:t>
+      </w:r>
+      <w:r>
+        <w:rPr>
+          <w:i/>
+          <w:lang w:val="en_US" w:bidi="en_US"/>
+        </w:rPr>
+        <w:t>Selah</w:t>
+      </w:r>
+      <w:r>
+        <w:rPr>
+          <w:lang w:val="en_US" w:bidi="en_US"/>
+        </w:rPr>
+        <w:t xml:space="preserve">) </w:t>
+      </w:r>
+    </w:p>
+    <w:p>
+      <w:pPr/>
+      <w:r>
+        <w:rPr>
+          <w:lang w:val="en_US" w:bidi="en_US"/>
+        </w:rPr>
+      </w:r>
+      <w:r>
+        <w:rPr>
+          <w:lang w:val="en_US" w:bidi="en_US"/>
+        </w:rPr>
+        <w:t xml:space="preserve">The Hebrew word </w:t>
+      </w:r>
+      <w:r>
+        <w:rPr>
+          <w:i/>
+          <w:lang w:val="en_US" w:bidi="en_US"/>
+        </w:rPr>
+        <w:t>Selah</w:t>
+      </w:r>
+      <w:r>
+        <w:rPr>
+          <w:lang w:val="en_US" w:bidi="en_US"/>
+        </w:rPr>
+        <w:t xml:space="preserve"> appears throughout the book of Psalms. Its exact meaning is uncertain, but it is probably a musical or literary term. In the Berean Standard Bible (BSB), it is always transliterated as </w:t>
+      </w:r>
+      <w:r>
+        <w:rPr>
+          <w:i/>
+          <w:lang w:val="en_US" w:bidi="en_US"/>
+        </w:rPr>
+        <w:t>Selah.</w:t>
+      </w:r>
+      <w:r>
+        <w:rPr>
+          <w:lang w:val="en_US" w:bidi="en_US"/>
+        </w:rPr>
+        <w:t xml:space="preserve"> Some translation, like the New Living Translation (NLT), translate it as "Interlude." </w:t>
+      </w:r>
+    </w:p>
+    <w:p>
+      <w:pPr>
+        <w:pStyle w:val="Heading3"/>
+      </w:pPr>
+      <w:r>
+        <w:rPr>
+          <w:lang w:val="en_US" w:bidi="en_US"/>
+        </w:rPr>
+        <w:t xml:space="preserve">Groupings of the Psalms </w:t>
+      </w:r>
+    </w:p>
+    <w:p>
+      <w:pPr/>
+      <w:r>
+        <w:rPr>
+          <w:lang w:val="en_US" w:bidi="en_US"/>
+        </w:rPr>
+      </w:r>
+      <w:r>
+        <w:rPr>
+          <w:lang w:val="en_US" w:bidi="en_US"/>
+        </w:rPr>
+        <w:t>The psalms can be grouped in a number of ways:</w:t>
+      </w:r>
+    </w:p>
+    <w:p>
+      <w:pPr>
+        <w:pStyle w:val="ListBullet"/>
+        <w:spacing w:line="240" w:lineRule="auto"/>
+        <w:ind w:left="720"/>
+      </w:pPr>
+      <w:r>
+        <w:rPr>
+          <w:lang w:val="en_US" w:bidi="en_US"/>
+        </w:rPr>
+      </w:r>
+      <w:r>
+        <w:rPr>
+          <w:b/>
+          <w:lang w:val="en_US" w:bidi="en_US"/>
+        </w:rPr>
+        <w:t>By the names used for God.</w:t>
+      </w:r>
+      <w:r>
+        <w:rPr>
+          <w:lang w:val="en_US" w:bidi="en_US"/>
+        </w:rPr>
+        <w:t xml:space="preserve"> Some collections mainly use Yahweh (translated "the LORD" ; </w:t>
+      </w:r>
+      <w:hyperlink r:id="rId16">
+        <w:r>
+          <w:rPr>
+            <w:lang w:val="en_US" w:bidi="en_US"/>
+          </w:rPr>
+          <w:rPr>
+            <w:color w:val="0000EE"/>
+            <w:u w:val="single"/>
+          </w:rPr>
+          <w:t>Psalms 1–41</w:t>
+        </w:r>
+      </w:hyperlink>
+      <w:r>
+        <w:rPr>
+          <w:lang w:val="en_US" w:bidi="en_US"/>
+        </w:rPr>
+        <w:t xml:space="preserve">), while others mainly use Elohim (a Hebrew name for God; </w:t>
+      </w:r>
+      <w:hyperlink r:id="rId18">
+        <w:r>
+          <w:rPr>
+            <w:lang w:val="en_US" w:bidi="en_US"/>
+          </w:rPr>
+          <w:rPr>
+            <w:color w:val="0000EE"/>
+            <w:u w:val="single"/>
+          </w:rPr>
+          <w:t>Psalms 42–72</w:t>
+        </w:r>
+      </w:hyperlink>
+      <w:r>
+        <w:rPr>
+          <w:lang w:val="en_US" w:bidi="en_US"/>
+        </w:rPr>
+        <w:t>).</w:t>
+      </w:r>
+    </w:p>
+    <w:p>
+      <w:pPr>
+        <w:pStyle w:val="ListBullet"/>
+        <w:spacing w:line="240" w:lineRule="auto"/>
+        <w:ind w:left="720"/>
+      </w:pPr>
+      <w:r>
+        <w:rPr>
+          <w:lang w:val="en_US" w:bidi="en_US"/>
+        </w:rPr>
+      </w:r>
+      <w:r>
+        <w:rPr>
+          <w:b/>
+          <w:lang w:val="en_US" w:bidi="en_US"/>
+        </w:rPr>
+        <w:t>By the names in the titles.</w:t>
+      </w:r>
+      <w:r>
+        <w:rPr>
+          <w:lang w:val="en_US" w:bidi="en_US"/>
+        </w:rPr>
+        <w:t xml:space="preserve"> Some psalms are associated with David (</w:t>
+      </w:r>
+      <w:hyperlink r:id="rId25">
+        <w:r>
+          <w:rPr>
+            <w:lang w:val="en_US" w:bidi="en_US"/>
+          </w:rPr>
+          <w:rPr>
+            <w:color w:val="0000EE"/>
+            <w:u w:val="single"/>
+          </w:rPr>
+          <w:t>Psalms 3–32</w:t>
+        </w:r>
+      </w:hyperlink>
+      <w:r>
+        <w:rPr>
+          <w:lang w:val="en_US" w:bidi="en_US"/>
+        </w:rPr>
+        <w:t xml:space="preserve">; </w:t>
+      </w:r>
+      <w:hyperlink r:id="rId26">
+        <w:r>
+          <w:rPr>
+            <w:lang w:val="en_US" w:bidi="en_US"/>
+          </w:rPr>
+          <w:rPr>
+            <w:color w:val="0000EE"/>
+            <w:u w:val="single"/>
+          </w:rPr>
+          <w:t>34:1–41:13</w:t>
+        </w:r>
+      </w:hyperlink>
+      <w:r>
+        <w:rPr>
+          <w:lang w:val="en_US" w:bidi="en_US"/>
+        </w:rPr>
+        <w:t>, and others). Others are associated with the descendants of Korah (</w:t>
+      </w:r>
+      <w:hyperlink r:id="rId27">
+        <w:r>
+          <w:rPr>
+            <w:lang w:val="en_US" w:bidi="en_US"/>
+          </w:rPr>
+          <w:rPr>
+            <w:color w:val="0000EE"/>
+            <w:u w:val="single"/>
+          </w:rPr>
+          <w:t>Psalms 42–49</w:t>
+        </w:r>
+      </w:hyperlink>
+      <w:r>
+        <w:rPr>
+          <w:lang w:val="en_US" w:bidi="en_US"/>
+        </w:rPr>
+        <w:t xml:space="preserve">; </w:t>
+      </w:r>
+      <w:hyperlink r:id="rId35">
+        <w:r>
+          <w:rPr>
+            <w:lang w:val="en_US" w:bidi="en_US"/>
+          </w:rPr>
+          <w:rPr>
+            <w:color w:val="0000EE"/>
+            <w:u w:val="single"/>
+          </w:rPr>
+          <w:t>84:1–85:13</w:t>
+        </w:r>
+      </w:hyperlink>
+      <w:r>
+        <w:rPr>
+          <w:lang w:val="en_US" w:bidi="en_US"/>
+        </w:rPr>
+        <w:t xml:space="preserve">; </w:t>
+      </w:r>
+      <w:hyperlink r:id="rId36">
+        <w:r>
+          <w:rPr>
+            <w:lang w:val="en_US" w:bidi="en_US"/>
+          </w:rPr>
+          <w:rPr>
+            <w:color w:val="0000EE"/>
+            <w:u w:val="single"/>
+          </w:rPr>
+          <w:t>87:1–88:18</w:t>
+        </w:r>
+      </w:hyperlink>
+      <w:r>
+        <w:rPr>
+          <w:lang w:val="en_US" w:bidi="en_US"/>
+        </w:rPr>
+        <w:t>). Others are associated with Asaph (</w:t>
+      </w:r>
+      <w:hyperlink r:id="rId28">
+        <w:r>
+          <w:rPr>
+            <w:lang w:val="en_US" w:bidi="en_US"/>
+          </w:rPr>
+          <w:rPr>
+            <w:color w:val="0000EE"/>
+            <w:u w:val="single"/>
+          </w:rPr>
+          <w:t>Psalms 50</w:t>
+        </w:r>
+      </w:hyperlink>
+      <w:r>
+        <w:rPr>
+          <w:lang w:val="en_US" w:bidi="en_US"/>
+        </w:rPr>
+        <w:t xml:space="preserve">, </w:t>
+      </w:r>
+      <w:hyperlink r:id="rId34">
+        <w:r>
+          <w:rPr>
+            <w:lang w:val="en_US" w:bidi="en_US"/>
+          </w:rPr>
+          <w:rPr>
+            <w:color w:val="0000EE"/>
+            <w:u w:val="single"/>
+          </w:rPr>
+          <w:t>73–83</w:t>
+        </w:r>
+      </w:hyperlink>
+      <w:r>
+        <w:rPr>
+          <w:lang w:val="en_US" w:bidi="en_US"/>
+        </w:rPr>
+        <w:t>).</w:t>
+      </w:r>
+    </w:p>
+    <w:p>
+      <w:pPr>
+        <w:pStyle w:val="ListBullet"/>
+        <w:spacing w:line="240" w:lineRule="auto"/>
+        <w:ind w:left="720"/>
+      </w:pPr>
+      <w:r>
+        <w:rPr>
+          <w:lang w:val="en_US" w:bidi="en_US"/>
+        </w:rPr>
+      </w:r>
+      <w:r>
+        <w:rPr>
+          <w:b/>
+          <w:lang w:val="en_US" w:bidi="en_US"/>
+        </w:rPr>
+        <w:t>By genre (type of psalm).</w:t>
+      </w:r>
+      <w:r>
+        <w:rPr>
+          <w:lang w:val="en_US" w:bidi="en_US"/>
+        </w:rPr>
+        <w:t xml:space="preserve"> Examples include psalms of praise, lament, thanksgiving, and wisdom (discussed in more detail in the next section).</w:t>
+      </w:r>
+    </w:p>
+    <w:p>
+      <w:pPr>
+        <w:pStyle w:val="ListBullet"/>
+        <w:spacing w:line="240" w:lineRule="auto"/>
+        <w:ind w:left="720"/>
+      </w:pPr>
+      <w:r>
+        <w:rPr>
+          <w:lang w:val="en_US" w:bidi="en_US"/>
+        </w:rPr>
+      </w:r>
+      <w:r>
+        <w:rPr>
+          <w:b/>
+          <w:lang w:val="en_US" w:bidi="en_US"/>
+        </w:rPr>
+        <w:t>By existing collections within the Psalter.</w:t>
+      </w:r>
+      <w:r>
+        <w:rPr>
+          <w:lang w:val="en_US" w:bidi="en_US"/>
+        </w:rPr>
+        <w:t xml:space="preserve"> One example is the </w:t>
+      </w:r>
+      <w:r>
+        <w:rPr>
+          <w:i/>
+          <w:lang w:val="en_US" w:bidi="en_US"/>
+        </w:rPr>
+        <w:t>Songs of Ascents</w:t>
+      </w:r>
+      <w:r>
+        <w:rPr>
+          <w:lang w:val="en_US" w:bidi="en_US"/>
+        </w:rPr>
+        <w:t xml:space="preserve"> (</w:t>
+      </w:r>
+      <w:hyperlink r:id="rId49">
+        <w:r>
+          <w:rPr>
+            <w:lang w:val="en_US" w:bidi="en_US"/>
+          </w:rPr>
+          <w:rPr>
+            <w:color w:val="0000EE"/>
+            <w:u w:val="single"/>
+          </w:rPr>
+          <w:t>Psalms 120–134</w:t>
+        </w:r>
+      </w:hyperlink>
+      <w:r>
+        <w:rPr>
+          <w:lang w:val="en_US" w:bidi="en_US"/>
+        </w:rPr>
+        <w:t xml:space="preserve">). Jewish tradition also recognized other collections, such as the </w:t>
+      </w:r>
+      <w:r>
+        <w:rPr>
+          <w:i/>
+          <w:lang w:val="en_US" w:bidi="en_US"/>
+        </w:rPr>
+        <w:t>Egyptian Hallel</w:t>
+      </w:r>
+      <w:r>
+        <w:rPr>
+          <w:lang w:val="en_US" w:bidi="en_US"/>
+        </w:rPr>
+        <w:t xml:space="preserve"> (</w:t>
+      </w:r>
+      <w:hyperlink r:id="rId46">
+        <w:r>
+          <w:rPr>
+            <w:lang w:val="en_US" w:bidi="en_US"/>
+          </w:rPr>
+          <w:rPr>
+            <w:color w:val="0000EE"/>
+            <w:u w:val="single"/>
+          </w:rPr>
+          <w:t>Psalms 113–118</w:t>
+        </w:r>
+      </w:hyperlink>
+      <w:r>
+        <w:rPr>
+          <w:lang w:val="en_US" w:bidi="en_US"/>
+        </w:rPr>
+        <w:t xml:space="preserve">) and the </w:t>
+      </w:r>
+      <w:r>
+        <w:rPr>
+          <w:i/>
+          <w:lang w:val="en_US" w:bidi="en_US"/>
+        </w:rPr>
+        <w:t>hallelujah</w:t>
+      </w:r>
+      <w:r>
+        <w:rPr>
+          <w:lang w:val="en_US" w:bidi="en_US"/>
+        </w:rPr>
+        <w:t xml:space="preserve"> hymns (</w:t>
+      </w:r>
+      <w:hyperlink r:id="rId51">
+        <w:r>
+          <w:rPr>
+            <w:lang w:val="en_US" w:bidi="en_US"/>
+          </w:rPr>
+          <w:rPr>
+            <w:color w:val="0000EE"/>
+            <w:u w:val="single"/>
+          </w:rPr>
+          <w:t>Psalms 146–150</w:t>
+        </w:r>
+      </w:hyperlink>
+      <w:r>
+        <w:rPr>
+          <w:lang w:val="en_US" w:bidi="en_US"/>
+        </w:rPr>
+        <w:t>).</w:t>
+      </w:r>
+    </w:p>
+    <w:p>
+      <w:pPr>
+        <w:pStyle w:val="ListBullet"/>
+        <w:spacing w:line="240" w:lineRule="auto"/>
+        <w:ind w:left="720"/>
+      </w:pPr>
+      <w:r>
+        <w:rPr>
+          <w:lang w:val="en_US" w:bidi="en_US"/>
+        </w:rPr>
+      </w:r>
+      <w:r>
+        <w:rPr>
+          <w:b/>
+          <w:lang w:val="en_US" w:bidi="en_US"/>
+        </w:rPr>
+        <w:t>By shared themes.</w:t>
+      </w:r>
+      <w:r>
+        <w:rPr>
+          <w:lang w:val="en_US" w:bidi="en_US"/>
+        </w:rPr>
+        <w:t xml:space="preserve"> Examples include God's kingship (</w:t>
+      </w:r>
+      <w:hyperlink r:id="rId41">
+        <w:r>
+          <w:rPr>
+            <w:lang w:val="en_US" w:bidi="en_US"/>
+          </w:rPr>
+          <w:rPr>
+            <w:color w:val="0000EE"/>
+            <w:u w:val="single"/>
+          </w:rPr>
+          <w:t>Psalms 93–100</w:t>
+        </w:r>
+      </w:hyperlink>
+      <w:r>
+        <w:rPr>
+          <w:lang w:val="en_US" w:bidi="en_US"/>
+        </w:rPr>
+        <w:t>) and the storyline from creation to the exile (</w:t>
+      </w:r>
+      <w:hyperlink r:id="rId44">
+        <w:r>
+          <w:rPr>
+            <w:lang w:val="en_US" w:bidi="en_US"/>
+          </w:rPr>
+          <w:rPr>
+            <w:color w:val="0000EE"/>
+            <w:u w:val="single"/>
+          </w:rPr>
+          <w:t>Psalms 104–106</w:t>
+        </w:r>
+      </w:hyperlink>
+      <w:r>
+        <w:rPr>
+          <w:lang w:val="en_US" w:bidi="en_US"/>
+        </w:rPr>
+        <w:t>).</w:t>
+      </w:r>
+    </w:p>
+    <w:p>
+      <w:pPr>
+        <w:pStyle w:val="Heading3"/>
+      </w:pPr>
+      <w:r>
+        <w:rPr>
+          <w:lang w:val="en_US" w:bidi="en_US"/>
+        </w:rPr>
+        <w:t xml:space="preserve">Genres of the Psalms </w:t>
+      </w:r>
+    </w:p>
+    <w:p>
+      <w:pPr/>
+      <w:r>
+        <w:rPr>
+          <w:lang w:val="en_US" w:bidi="en_US"/>
+        </w:rPr>
+      </w:r>
+      <w:r>
+        <w:rPr>
+          <w:lang w:val="en_US" w:bidi="en_US"/>
+        </w:rPr>
+        <w:t xml:space="preserve">The titles of many psalms identify the type, or genre, of the psalm. The most common genre term is the Hebrew word </w:t>
+      </w:r>
+      <w:r>
+        <w:rPr>
+          <w:i/>
+          <w:lang w:val="en_US" w:bidi="en_US"/>
+        </w:rPr>
+        <w:t>mizmor</w:t>
+      </w:r>
+      <w:r>
+        <w:rPr>
+          <w:lang w:val="en_US" w:bidi="en_US"/>
+        </w:rPr>
+        <w:t>, which refers to a song that was originally accompanied by stringed instruments.</w:t>
+      </w:r>
+    </w:p>
+    <w:p>
+      <w:pPr/>
+      <w:r>
+        <w:rPr>
+          <w:lang w:val="en_US" w:bidi="en_US"/>
+        </w:rPr>
+      </w:r>
+      <w:r>
+        <w:rPr>
+          <w:lang w:val="en_US" w:bidi="en_US"/>
+        </w:rPr>
+        <w:t>Other genre terms appear less often:</w:t>
+      </w:r>
+    </w:p>
+    <w:p>
+      <w:pPr>
+        <w:pStyle w:val="ListBullet"/>
+        <w:spacing w:line="240" w:lineRule="auto"/>
+        <w:ind w:left="720"/>
+      </w:pPr>
+      <w:r>
+        <w:rPr>
+          <w:lang w:val="en_US" w:bidi="en_US"/>
+        </w:rPr>
+      </w:r>
+      <w:r>
+        <w:rPr>
+          <w:i/>
+          <w:lang w:val="en_US" w:bidi="en_US"/>
+        </w:rPr>
+        <w:t>maskil</w:t>
+      </w:r>
+      <w:r>
+        <w:rPr>
+          <w:lang w:val="en_US" w:bidi="en_US"/>
+        </w:rPr>
+        <w:t xml:space="preserve"> (a type of psalm or chant; </w:t>
+      </w:r>
+      <w:hyperlink r:id="rId96">
+        <w:r>
+          <w:rPr>
+            <w:lang w:val="en_US" w:bidi="en_US"/>
+          </w:rPr>
+          <w:rPr>
+            <w:color w:val="0000EE"/>
+            <w:u w:val="single"/>
+          </w:rPr>
+          <w:t>Psalms 32</w:t>
+        </w:r>
+      </w:hyperlink>
+      <w:r>
+        <w:rPr>
+          <w:lang w:val="en_US" w:bidi="en_US"/>
+        </w:rPr>
+        <w:t xml:space="preserve">; </w:t>
+      </w:r>
+      <w:hyperlink r:id="rId97">
+        <w:r>
+          <w:rPr>
+            <w:lang w:val="en_US" w:bidi="en_US"/>
+          </w:rPr>
+          <w:rPr>
+            <w:color w:val="0000EE"/>
+            <w:u w:val="single"/>
+          </w:rPr>
+          <w:t>42</w:t>
+        </w:r>
+      </w:hyperlink>
+      <w:r>
+        <w:rPr>
+          <w:lang w:val="en_US" w:bidi="en_US"/>
+        </w:rPr>
+        <w:t xml:space="preserve">; </w:t>
+      </w:r>
+      <w:hyperlink r:id="rId98">
+        <w:r>
+          <w:rPr>
+            <w:lang w:val="en_US" w:bidi="en_US"/>
+          </w:rPr>
+          <w:rPr>
+            <w:color w:val="0000EE"/>
+            <w:u w:val="single"/>
+          </w:rPr>
+          <w:t>44–45</w:t>
+        </w:r>
+      </w:hyperlink>
+      <w:r>
+        <w:rPr>
+          <w:lang w:val="en_US" w:bidi="en_US"/>
+        </w:rPr>
+        <w:t xml:space="preserve">; </w:t>
+      </w:r>
+      <w:hyperlink r:id="rId99">
+        <w:r>
+          <w:rPr>
+            <w:lang w:val="en_US" w:bidi="en_US"/>
+          </w:rPr>
+          <w:rPr>
+            <w:color w:val="0000EE"/>
+            <w:u w:val="single"/>
+          </w:rPr>
+          <w:t>52–55</w:t>
+        </w:r>
+      </w:hyperlink>
+      <w:r>
+        <w:rPr>
+          <w:lang w:val="en_US" w:bidi="en_US"/>
+        </w:rPr>
+        <w:t xml:space="preserve">; </w:t>
+      </w:r>
+      <w:hyperlink r:id="rId100">
+        <w:r>
+          <w:rPr>
+            <w:lang w:val="en_US" w:bidi="en_US"/>
+          </w:rPr>
+          <w:rPr>
+            <w:color w:val="0000EE"/>
+            <w:u w:val="single"/>
+          </w:rPr>
+          <w:t>74</w:t>
+        </w:r>
+      </w:hyperlink>
+      <w:r>
+        <w:rPr>
+          <w:lang w:val="en_US" w:bidi="en_US"/>
+        </w:rPr>
+        <w:t xml:space="preserve">; </w:t>
+      </w:r>
+      <w:hyperlink r:id="rId101">
+        <w:r>
+          <w:rPr>
+            <w:lang w:val="en_US" w:bidi="en_US"/>
+          </w:rPr>
+          <w:rPr>
+            <w:color w:val="0000EE"/>
+            <w:u w:val="single"/>
+          </w:rPr>
+          <w:t>88–89</w:t>
+        </w:r>
+      </w:hyperlink>
+      <w:r>
+        <w:rPr>
+          <w:lang w:val="en_US" w:bidi="en_US"/>
+        </w:rPr>
+        <w:t>),</w:t>
+      </w:r>
+    </w:p>
+    <w:p>
+      <w:pPr>
+        <w:pStyle w:val="ListBullet"/>
+        <w:spacing w:line="240" w:lineRule="auto"/>
+        <w:ind w:left="720"/>
+      </w:pPr>
+      <w:r>
+        <w:rPr>
+          <w:lang w:val="en_US" w:bidi="en_US"/>
+        </w:rPr>
+      </w:r>
+      <w:r>
+        <w:rPr>
+          <w:i/>
+          <w:lang w:val="en_US" w:bidi="en_US"/>
+        </w:rPr>
+        <w:t>miktam</w:t>
+      </w:r>
+      <w:r>
+        <w:rPr>
+          <w:lang w:val="en_US" w:bidi="en_US"/>
+        </w:rPr>
+        <w:t xml:space="preserve"> (a type of psalm or chant; </w:t>
+      </w:r>
+      <w:hyperlink r:id="rId102">
+        <w:r>
+          <w:rPr>
+            <w:lang w:val="en_US" w:bidi="en_US"/>
+          </w:rPr>
+          <w:rPr>
+            <w:color w:val="0000EE"/>
+            <w:u w:val="single"/>
+          </w:rPr>
+          <w:t>Psalms 16</w:t>
+        </w:r>
+      </w:hyperlink>
+      <w:r>
+        <w:rPr>
+          <w:lang w:val="en_US" w:bidi="en_US"/>
+        </w:rPr>
+        <w:t xml:space="preserve">; </w:t>
+      </w:r>
+      <w:hyperlink r:id="rId103">
+        <w:r>
+          <w:rPr>
+            <w:lang w:val="en_US" w:bidi="en_US"/>
+          </w:rPr>
+          <w:rPr>
+            <w:color w:val="0000EE"/>
+            <w:u w:val="single"/>
+          </w:rPr>
+          <w:t>56–60</w:t>
+        </w:r>
+      </w:hyperlink>
+      <w:r>
+        <w:rPr>
+          <w:lang w:val="en_US" w:bidi="en_US"/>
+        </w:rPr>
+        <w:t>),</w:t>
+      </w:r>
+    </w:p>
+    <w:p>
+      <w:pPr>
+        <w:pStyle w:val="ListBullet"/>
+        <w:spacing w:line="240" w:lineRule="auto"/>
+        <w:ind w:left="720"/>
+      </w:pPr>
+      <w:r>
+        <w:rPr>
+          <w:lang w:val="en_US" w:bidi="en_US"/>
+        </w:rPr>
+      </w:r>
+      <w:r>
+        <w:rPr>
+          <w:i/>
+          <w:lang w:val="en_US" w:bidi="en_US"/>
+        </w:rPr>
+        <w:t>shir</w:t>
+      </w:r>
+      <w:r>
+        <w:rPr>
+          <w:lang w:val="en_US" w:bidi="en_US"/>
+        </w:rPr>
+        <w:t xml:space="preserve"> (“song”; </w:t>
+      </w:r>
+      <w:hyperlink r:id="rId104">
+        <w:r>
+          <w:rPr>
+            <w:lang w:val="en_US" w:bidi="en_US"/>
+          </w:rPr>
+          <w:rPr>
+            <w:color w:val="0000EE"/>
+            <w:u w:val="single"/>
+          </w:rPr>
+          <w:t>Psalms 45</w:t>
+        </w:r>
+      </w:hyperlink>
+      <w:r>
+        <w:rPr>
+          <w:lang w:val="en_US" w:bidi="en_US"/>
+        </w:rPr>
+        <w:t xml:space="preserve">; </w:t>
+      </w:r>
+      <w:hyperlink r:id="rId105">
+        <w:r>
+          <w:rPr>
+            <w:lang w:val="en_US" w:bidi="en_US"/>
+          </w:rPr>
+          <w:rPr>
+            <w:color w:val="0000EE"/>
+            <w:u w:val="single"/>
+          </w:rPr>
+          <w:t>120–135</w:t>
+        </w:r>
+      </w:hyperlink>
+      <w:r>
+        <w:rPr>
+          <w:lang w:val="en_US" w:bidi="en_US"/>
+        </w:rPr>
+        <w:t>),</w:t>
+      </w:r>
+    </w:p>
+    <w:p>
+      <w:pPr>
+        <w:pStyle w:val="ListBullet"/>
+        <w:spacing w:line="240" w:lineRule="auto"/>
+        <w:ind w:left="720"/>
+      </w:pPr>
+      <w:r>
+        <w:rPr>
+          <w:lang w:val="en_US" w:bidi="en_US"/>
+        </w:rPr>
+      </w:r>
+      <w:r>
+        <w:rPr>
+          <w:i/>
+          <w:lang w:val="en_US" w:bidi="en_US"/>
+        </w:rPr>
+        <w:t>shiggayon</w:t>
+      </w:r>
+      <w:r>
+        <w:rPr>
+          <w:lang w:val="en_US" w:bidi="en_US"/>
+        </w:rPr>
+        <w:t xml:space="preserve"> (a type of psalm; the exact meaning is uncertain; </w:t>
+      </w:r>
+      <w:hyperlink r:id="rId76">
+        <w:r>
+          <w:rPr>
+            <w:lang w:val="en_US" w:bidi="en_US"/>
+          </w:rPr>
+          <w:rPr>
+            <w:color w:val="0000EE"/>
+            <w:u w:val="single"/>
+          </w:rPr>
+          <w:t>Psalm 7</w:t>
+        </w:r>
+      </w:hyperlink>
+      <w:r>
+        <w:rPr>
+          <w:lang w:val="en_US" w:bidi="en_US"/>
+        </w:rPr>
+        <w:t xml:space="preserve">), </w:t>
+      </w:r>
+    </w:p>
+    <w:p>
+      <w:pPr>
+        <w:pStyle w:val="ListBullet"/>
+        <w:spacing w:line="240" w:lineRule="auto"/>
+        <w:ind w:left="720"/>
+      </w:pPr>
+      <w:r>
+        <w:rPr>
+          <w:lang w:val="en_US" w:bidi="en_US"/>
+        </w:rPr>
+      </w:r>
+      <w:r>
+        <w:rPr>
+          <w:i/>
+          <w:lang w:val="en_US" w:bidi="en_US"/>
+        </w:rPr>
+        <w:t>tepillah</w:t>
+      </w:r>
+      <w:r>
+        <w:rPr>
+          <w:lang w:val="en_US" w:bidi="en_US"/>
+        </w:rPr>
+        <w:t xml:space="preserve"> (“prayer”; </w:t>
+      </w:r>
+      <w:hyperlink r:id="rId106">
+        <w:r>
+          <w:rPr>
+            <w:lang w:val="en_US" w:bidi="en_US"/>
+          </w:rPr>
+          <w:rPr>
+            <w:color w:val="0000EE"/>
+            <w:u w:val="single"/>
+          </w:rPr>
+          <w:t>Psalms 17</w:t>
+        </w:r>
+      </w:hyperlink>
+      <w:r>
+        <w:rPr>
+          <w:lang w:val="en_US" w:bidi="en_US"/>
+        </w:rPr>
+        <w:t xml:space="preserve">; </w:t>
+      </w:r>
+      <w:hyperlink r:id="rId37">
+        <w:r>
+          <w:rPr>
+            <w:lang w:val="en_US" w:bidi="en_US"/>
+          </w:rPr>
+          <w:rPr>
+            <w:color w:val="0000EE"/>
+            <w:u w:val="single"/>
+          </w:rPr>
+          <w:t>86</w:t>
+        </w:r>
+      </w:hyperlink>
+      <w:r>
+        <w:rPr>
+          <w:lang w:val="en_US" w:bidi="en_US"/>
+        </w:rPr>
+        <w:t xml:space="preserve">; </w:t>
+      </w:r>
+      <w:hyperlink r:id="rId71">
+        <w:r>
+          <w:rPr>
+            <w:lang w:val="en_US" w:bidi="en_US"/>
+          </w:rPr>
+          <w:rPr>
+            <w:color w:val="0000EE"/>
+            <w:u w:val="single"/>
+          </w:rPr>
+          <w:t>90</w:t>
+        </w:r>
+      </w:hyperlink>
+      <w:r>
+        <w:rPr>
+          <w:lang w:val="en_US" w:bidi="en_US"/>
+        </w:rPr>
+        <w:t>),</w:t>
+      </w:r>
+    </w:p>
+    <w:p>
+      <w:pPr>
+        <w:pStyle w:val="ListBullet"/>
+        <w:spacing w:line="240" w:lineRule="auto"/>
+        <w:ind w:left="720"/>
+      </w:pPr>
+      <w:r>
+        <w:rPr>
+          <w:lang w:val="en_US" w:bidi="en_US"/>
+        </w:rPr>
+      </w:r>
+      <w:r>
+        <w:rPr>
+          <w:lang w:val="en_US" w:bidi="en_US"/>
+        </w:rPr>
+        <w:t xml:space="preserve"> </w:t>
+      </w:r>
+      <w:r>
+        <w:rPr>
+          <w:i/>
+          <w:lang w:val="en_US" w:bidi="en_US"/>
+        </w:rPr>
+        <w:t>tehillah</w:t>
+      </w:r>
+      <w:r>
+        <w:rPr>
+          <w:lang w:val="en_US" w:bidi="en_US"/>
+        </w:rPr>
+        <w:t xml:space="preserve"> (“psalm of praise”; </w:t>
+      </w:r>
+      <w:hyperlink r:id="rId56">
+        <w:r>
+          <w:rPr>
+            <w:lang w:val="en_US" w:bidi="en_US"/>
+          </w:rPr>
+          <w:rPr>
+            <w:color w:val="0000EE"/>
+            <w:u w:val="single"/>
+          </w:rPr>
+          <w:t>Psalm 145</w:t>
+        </w:r>
+      </w:hyperlink>
+      <w:r>
+        <w:rPr>
+          <w:lang w:val="en_US" w:bidi="en_US"/>
+        </w:rPr>
+        <w:t>),</w:t>
+      </w:r>
+    </w:p>
+    <w:p>
+      <w:pPr>
+        <w:pStyle w:val="ListBullet"/>
+        <w:spacing w:line="240" w:lineRule="auto"/>
+        <w:ind w:left="720"/>
+      </w:pPr>
+      <w:r>
+        <w:rPr>
+          <w:lang w:val="en_US" w:bidi="en_US"/>
+        </w:rPr>
+      </w:r>
+      <w:r>
+        <w:rPr>
+          <w:lang w:val="en_US" w:bidi="en_US"/>
+        </w:rPr>
+        <w:t xml:space="preserve"> </w:t>
+      </w:r>
+      <w:r>
+        <w:rPr>
+          <w:i/>
+          <w:lang w:val="en_US" w:bidi="en_US"/>
+        </w:rPr>
+        <w:t>higgayon</w:t>
+      </w:r>
+      <w:r>
+        <w:rPr>
+          <w:lang w:val="en_US" w:bidi="en_US"/>
+        </w:rPr>
+        <w:t xml:space="preserve"> (“meditation”; the exact meaning is uncertain; </w:t>
+      </w:r>
+      <w:hyperlink r:id="rId107">
+        <w:r>
+          <w:rPr>
+            <w:lang w:val="en_US" w:bidi="en_US"/>
+          </w:rPr>
+          <w:rPr>
+            <w:color w:val="0000EE"/>
+            <w:u w:val="single"/>
+          </w:rPr>
+          <w:t>Psalm 9:16</w:t>
+        </w:r>
+      </w:hyperlink>
+      <w:r>
+        <w:rPr>
+          <w:lang w:val="en_US" w:bidi="en_US"/>
+        </w:rPr>
+        <w:t xml:space="preserve">), and </w:t>
+      </w:r>
+    </w:p>
+    <w:p>
+      <w:pPr>
+        <w:pStyle w:val="ListBullet"/>
+        <w:spacing w:line="240" w:lineRule="auto"/>
+        <w:ind w:left="720"/>
+      </w:pPr>
+      <w:r>
+        <w:rPr>
+          <w:lang w:val="en_US" w:bidi="en_US"/>
+        </w:rPr>
+      </w:r>
+      <w:r>
+        <w:rPr>
+          <w:i/>
+          <w:lang w:val="en_US" w:bidi="en_US"/>
+        </w:rPr>
+        <w:t>todah</w:t>
+      </w:r>
+      <w:r>
+        <w:rPr>
+          <w:lang w:val="en_US" w:bidi="en_US"/>
+        </w:rPr>
+        <w:t xml:space="preserve"> (“psalm of thanksgiving“: </w:t>
+      </w:r>
+      <w:hyperlink r:id="rId42">
+        <w:r>
+          <w:rPr>
+            <w:lang w:val="en_US" w:bidi="en_US"/>
+          </w:rPr>
+          <w:rPr>
+            <w:color w:val="0000EE"/>
+            <w:u w:val="single"/>
+          </w:rPr>
+          <w:t>Psalm 100</w:t>
+        </w:r>
+      </w:hyperlink>
+      <w:r>
+        <w:rPr>
+          <w:lang w:val="en_US" w:bidi="en_US"/>
+        </w:rPr>
+        <w:t>).</w:t>
+      </w:r>
+    </w:p>
+    <w:p>
+      <w:pPr/>
+      <w:r>
+        <w:rPr>
+          <w:lang w:val="en_US" w:bidi="en_US"/>
+        </w:rPr>
+      </w:r>
+      <w:r>
+        <w:rPr>
+          <w:lang w:val="en_US" w:bidi="en_US"/>
+        </w:rPr>
+        <w:t>The precise meaning of some of these Hebrew terms is not known. They may describe a type of psalm, a musical style, or how the psalm was used in worship.</w:t>
+      </w:r>
+    </w:p>
+    <w:p>
+      <w:pPr/>
+      <w:r>
+        <w:rPr>
+          <w:lang w:val="en_US" w:bidi="en_US"/>
+        </w:rPr>
+      </w:r>
+      <w:r>
+        <w:rPr>
+          <w:lang w:val="en_US" w:bidi="en_US"/>
+        </w:rPr>
+        <w:t>In addition to the genre labels found in the Hebrew text, the psalms can be grouped into three main categories:</w:t>
+      </w:r>
+    </w:p>
+    <w:p>
+      <w:pPr>
+        <w:pStyle w:val="ListNumber"/>
+        <w:numPr>
+          <w:ilvl w:val="0"/>
+          <w:numId w:val="21"/>
+        </w:numPr>
+        <w:spacing w:line="240" w:lineRule="auto"/>
+        <w:ind w:left="720"/>
+      </w:pPr>
+      <w:r>
+        <w:rPr>
+          <w:lang w:val="en_US" w:bidi="en_US"/>
+        </w:rPr>
+      </w:r>
+      <w:r>
+        <w:rPr>
+          <w:b/>
+          <w:lang w:val="en_US" w:bidi="en_US"/>
+        </w:rPr>
+        <w:t>Wisdom or instructional psalms</w:t>
+      </w:r>
+      <w:r>
+        <w:rPr>
+          <w:lang w:val="en_US" w:bidi="en_US"/>
+        </w:rPr>
+        <w:t>, which teach people how to live according to God's ways (</w:t>
+      </w:r>
+      <w:hyperlink r:id="rId14">
+        <w:r>
+          <w:rPr>
+            <w:lang w:val="en_US" w:bidi="en_US"/>
+          </w:rPr>
+          <w:rPr>
+            <w:color w:val="0000EE"/>
+            <w:u w:val="single"/>
+          </w:rPr>
+          <w:t>Psalms 1</w:t>
+        </w:r>
+      </w:hyperlink>
+      <w:r>
+        <w:rPr>
+          <w:lang w:val="en_US" w:bidi="en_US"/>
+        </w:rPr>
+        <w:t xml:space="preserve">, </w:t>
+      </w:r>
+      <w:hyperlink r:id="rId108">
+        <w:r>
+          <w:rPr>
+            <w:lang w:val="en_US" w:bidi="en_US"/>
+          </w:rPr>
+          <w:rPr>
+            <w:color w:val="0000EE"/>
+            <w:u w:val="single"/>
+          </w:rPr>
+          <w:t>15</w:t>
+        </w:r>
+      </w:hyperlink>
+      <w:r>
+        <w:rPr>
+          <w:lang w:val="en_US" w:bidi="en_US"/>
+        </w:rPr>
+        <w:t xml:space="preserve">, </w:t>
+      </w:r>
+      <w:hyperlink r:id="rId109">
+        <w:r>
+          <w:rPr>
+            <w:lang w:val="en_US" w:bidi="en_US"/>
+          </w:rPr>
+          <w:rPr>
+            <w:color w:val="0000EE"/>
+            <w:u w:val="single"/>
+          </w:rPr>
+          <w:t>24</w:t>
+        </w:r>
+      </w:hyperlink>
+      <w:r>
+        <w:rPr>
+          <w:lang w:val="en_US" w:bidi="en_US"/>
+        </w:rPr>
+        <w:t xml:space="preserve">, </w:t>
+      </w:r>
+      <w:hyperlink r:id="rId110">
+        <w:r>
+          <w:rPr>
+            <w:lang w:val="en_US" w:bidi="en_US"/>
+          </w:rPr>
+          <w:rPr>
+            <w:color w:val="0000EE"/>
+            <w:u w:val="single"/>
+          </w:rPr>
+          <w:t>33</w:t>
+        </w:r>
+      </w:hyperlink>
+      <w:r>
+        <w:rPr>
+          <w:lang w:val="en_US" w:bidi="en_US"/>
+        </w:rPr>
+        <w:t xml:space="preserve">, </w:t>
+      </w:r>
+      <w:hyperlink r:id="rId78">
+        <w:r>
+          <w:rPr>
+            <w:lang w:val="en_US" w:bidi="en_US"/>
+          </w:rPr>
+          <w:rPr>
+            <w:color w:val="0000EE"/>
+            <w:u w:val="single"/>
+          </w:rPr>
+          <w:t>34</w:t>
+        </w:r>
+      </w:hyperlink>
+      <w:r>
+        <w:rPr>
+          <w:lang w:val="en_US" w:bidi="en_US"/>
+        </w:rPr>
+        <w:t xml:space="preserve">, </w:t>
+      </w:r>
+      <w:hyperlink r:id="rId111">
+        <w:r>
+          <w:rPr>
+            <w:lang w:val="en_US" w:bidi="en_US"/>
+          </w:rPr>
+          <w:rPr>
+            <w:color w:val="0000EE"/>
+            <w:u w:val="single"/>
+          </w:rPr>
+          <w:t>37</w:t>
+        </w:r>
+      </w:hyperlink>
+      <w:r>
+        <w:rPr>
+          <w:lang w:val="en_US" w:bidi="en_US"/>
+        </w:rPr>
+        <w:t xml:space="preserve">, </w:t>
+      </w:r>
+      <w:hyperlink r:id="rId38">
+        <w:r>
+          <w:rPr>
+            <w:lang w:val="en_US" w:bidi="en_US"/>
+          </w:rPr>
+          <w:rPr>
+            <w:color w:val="0000EE"/>
+            <w:u w:val="single"/>
+          </w:rPr>
+          <w:t>73</w:t>
+        </w:r>
+      </w:hyperlink>
+      <w:r>
+        <w:rPr>
+          <w:lang w:val="en_US" w:bidi="en_US"/>
+        </w:rPr>
+        <w:t xml:space="preserve">, </w:t>
+      </w:r>
+      <w:hyperlink r:id="rId71">
+        <w:r>
+          <w:rPr>
+            <w:lang w:val="en_US" w:bidi="en_US"/>
+          </w:rPr>
+          <w:rPr>
+            <w:color w:val="0000EE"/>
+            <w:u w:val="single"/>
+          </w:rPr>
+          <w:t>90</w:t>
+        </w:r>
+      </w:hyperlink>
+      <w:r>
+        <w:rPr>
+          <w:lang w:val="en_US" w:bidi="en_US"/>
+        </w:rPr>
+        <w:t xml:space="preserve">, </w:t>
+      </w:r>
+      <w:hyperlink r:id="rId52">
+        <w:r>
+          <w:rPr>
+            <w:lang w:val="en_US" w:bidi="en_US"/>
+          </w:rPr>
+          <w:rPr>
+            <w:color w:val="0000EE"/>
+            <w:u w:val="single"/>
+          </w:rPr>
+          <w:t>107</w:t>
+        </w:r>
+      </w:hyperlink>
+      <w:r>
+        <w:rPr>
+          <w:lang w:val="en_US" w:bidi="en_US"/>
+        </w:rPr>
+        <w:t>).</w:t>
+      </w:r>
+    </w:p>
+    <w:p>
+      <w:pPr>
+        <w:pStyle w:val="ListNumber"/>
+        <w:spacing w:line="240" w:lineRule="auto"/>
+        <w:ind w:left="720"/>
+      </w:pPr>
+      <w:r>
+        <w:rPr>
+          <w:lang w:val="en_US" w:bidi="en_US"/>
+        </w:rPr>
+      </w:r>
+      <w:r>
+        <w:rPr>
+          <w:b/>
+          <w:lang w:val="en_US" w:bidi="en_US"/>
+        </w:rPr>
+        <w:t>Psalms of lament</w:t>
+      </w:r>
+      <w:r>
+        <w:rPr>
+          <w:lang w:val="en_US" w:bidi="en_US"/>
+        </w:rPr>
+        <w:t>, which express sorrow, suffering, questions, or requests for help. These can be divided into individual laments and community laments. Most of the psalms in Books One through Three belong to this category.</w:t>
+      </w:r>
+    </w:p>
+    <w:p>
+      <w:pPr>
+        <w:pStyle w:val="ListNumber"/>
+        <w:spacing w:line="240" w:lineRule="auto"/>
+        <w:ind w:left="720"/>
+      </w:pPr>
+      <w:r>
+        <w:rPr>
+          <w:lang w:val="en_US" w:bidi="en_US"/>
+        </w:rPr>
+      </w:r>
+      <w:r>
+        <w:rPr>
+          <w:b/>
+          <w:lang w:val="en_US" w:bidi="en_US"/>
+        </w:rPr>
+        <w:t>Psalms of praise or thanksgiving</w:t>
+      </w:r>
+      <w:r>
+        <w:rPr>
+          <w:lang w:val="en_US" w:bidi="en_US"/>
+        </w:rPr>
+        <w:t>, which celebrate God's character and actions (</w:t>
       </w:r>
       <w:hyperlink r:id="rId112">
         <w:r>
@@ -3621,7 +4952,7 @@
             <w:color w:val="0000EE"/>
             <w:u w:val="single"/>
           </w:rPr>
-          <w:t>Pss 8</w:t>
+          <w:t>Psalms 8</w:t>
         </w:r>
       </w:hyperlink>
       <w:r>
@@ -3718,7 +5049,7 @@
         <w:rPr>
           <w:lang w:val="en_US" w:bidi="en_US"/>
         </w:rPr>
-        <w:t>), which can similarly be divided into individual and community hymns</w:t>
+        <w:t>). These can also be divided into individual and community psalms.</w:t>
       </w:r>
     </w:p>
     <w:p>
@@ -3732,7 +5063,32 @@
         <w:rPr>
           <w:lang w:val="en_US" w:bidi="en_US"/>
         </w:rPr>
-        <w:t>The psalms of praise include several subgenres, including “royal” psalms about the king (</w:t>
+        <w:t>The psalms of praise include several smaller categories:</w:t>
+      </w:r>
+    </w:p>
+    <w:p>
+      <w:pPr>
+        <w:pStyle w:val="ListBullet"/>
+        <w:spacing w:line="240" w:lineRule="auto"/>
+        <w:ind w:left="720"/>
+      </w:pPr>
+      <w:r>
+        <w:rPr>
+          <w:lang w:val="en_US" w:bidi="en_US"/>
+        </w:rPr>
+      </w:r>
+      <w:r>
+        <w:rPr>
+          <w:b/>
+          <w:lang w:val="en_US" w:bidi="en_US"/>
+        </w:rPr>
+        <w:t>Royal psalms</w:t>
+      </w:r>
+      <w:r>
+        <w:rPr>
+          <w:lang w:val="en_US" w:bidi="en_US"/>
+        </w:rPr>
+        <w:t>, which focus on the king (</w:t>
       </w:r>
       <w:hyperlink r:id="rId15">
         <w:r>
@@ -3743,7 +5099,7 @@
             <w:color w:val="0000EE"/>
             <w:u w:val="single"/>
           </w:rPr>
-          <w:t>Pss 2</w:t>
+          <w:t>Psalms 2</w:t>
         </w:r>
       </w:hyperlink>
       <w:r>
@@ -3822,7 +5178,32 @@
         <w:rPr>
           <w:lang w:val="en_US" w:bidi="en_US"/>
         </w:rPr>
-        <w:t>); psalms ascribing kingship to the Lord (</w:t>
+        <w:t>);</w:t>
+      </w:r>
+    </w:p>
+    <w:p>
+      <w:pPr>
+        <w:pStyle w:val="ListBullet"/>
+        <w:spacing w:line="240" w:lineRule="auto"/>
+        <w:ind w:left="720"/>
+      </w:pPr>
+      <w:r>
+        <w:rPr>
+          <w:lang w:val="en_US" w:bidi="en_US"/>
+        </w:rPr>
+      </w:r>
+      <w:r>
+        <w:rPr>
+          <w:b/>
+          <w:lang w:val="en_US" w:bidi="en_US"/>
+        </w:rPr>
+        <w:t>Psalms about the Lord's kingship</w:t>
+      </w:r>
+      <w:r>
+        <w:rPr>
+          <w:lang w:val="en_US" w:bidi="en_US"/>
+        </w:rPr>
+        <w:t>, which celebrate God as king (</w:t>
       </w:r>
       <w:hyperlink r:id="rId118">
         <w:r>
@@ -3833,7 +5214,7 @@
             <w:color w:val="0000EE"/>
             <w:u w:val="single"/>
           </w:rPr>
-          <w:t>Pss 93</w:t>
+          <w:t>Psalms 93</w:t>
         </w:r>
       </w:hyperlink>
       <w:r>
@@ -3858,7 +5239,32 @@
         <w:rPr>
           <w:lang w:val="en_US" w:bidi="en_US"/>
         </w:rPr>
-        <w:t>); hymns about creation (</w:t>
+        <w:t>);</w:t>
+      </w:r>
+    </w:p>
+    <w:p>
+      <w:pPr>
+        <w:pStyle w:val="ListBullet"/>
+        <w:spacing w:line="240" w:lineRule="auto"/>
+        <w:ind w:left="720"/>
+      </w:pPr>
+      <w:r>
+        <w:rPr>
+          <w:lang w:val="en_US" w:bidi="en_US"/>
+        </w:rPr>
+      </w:r>
+      <w:r>
+        <w:rPr>
+          <w:b/>
+          <w:lang w:val="en_US" w:bidi="en_US"/>
+        </w:rPr>
+        <w:t>Creation hymns</w:t>
+      </w:r>
+      <w:r>
+        <w:rPr>
+          <w:lang w:val="en_US" w:bidi="en_US"/>
+        </w:rPr>
+        <w:t>, which praise God as the Creator (</w:t>
       </w:r>
       <w:hyperlink r:id="rId113">
         <w:r>
@@ -3869,7 +5275,7 @@
             <w:color w:val="0000EE"/>
             <w:u w:val="single"/>
           </w:rPr>
-          <w:t>Pss 19</w:t>
+          <w:t>Psalms 19</w:t>
         </w:r>
       </w:hyperlink>
       <w:r>
@@ -3912,7 +5318,32 @@
         <w:rPr>
           <w:lang w:val="en_US" w:bidi="en_US"/>
         </w:rPr>
-        <w:t>); and hymns about Zion (</w:t>
+        <w:t>); and</w:t>
+      </w:r>
+    </w:p>
+    <w:p>
+      <w:pPr>
+        <w:pStyle w:val="ListBullet"/>
+        <w:spacing w:line="240" w:lineRule="auto"/>
+        <w:ind w:left="720"/>
+      </w:pPr>
+      <w:r>
+        <w:rPr>
+          <w:lang w:val="en_US" w:bidi="en_US"/>
+        </w:rPr>
+      </w:r>
+      <w:r>
+        <w:rPr>
+          <w:b/>
+          <w:lang w:val="en_US" w:bidi="en_US"/>
+        </w:rPr>
+        <w:t>Zion hymns</w:t>
+      </w:r>
+      <w:r>
+        <w:rPr>
+          <w:lang w:val="en_US" w:bidi="en_US"/>
+        </w:rPr>
+        <w:t xml:space="preserve">, which focus on Zion (Jerusalem, the city associated with God's presence and rule; see </w:t>
       </w:r>
       <w:hyperlink r:id="rId121">
         <w:r>
@@ -3923,7 +5354,7 @@
             <w:color w:val="0000EE"/>
             <w:u w:val="single"/>
           </w:rPr>
-          <w:t>Pss 46</w:t>
+          <w:t>Psalms 46</w:t>
         </w:r>
       </w:hyperlink>
       <w:r>
@@ -3998,7 +5429,21 @@
         <w:rPr>
           <w:lang w:val="en_US" w:bidi="en_US"/>
         </w:rPr>
-        <w:t xml:space="preserve">Another way of reading the psalms is based on the movement in many psalms from instruction to a problem and from a problem to a renewal in commitment and character. The Psalter as a collection of five books is largely instructional in nature. It is “instruction” (torah; see </w:t>
+        <w:t>Another way to read the Psalms is to focus on a pattern that appears in many of them. Many psalms move from instruction to a problem, and then from the problem to renewed commitment and changed character.</w:t>
+      </w:r>
+    </w:p>
+    <w:p>
+      <w:pPr/>
+      <w:r>
+        <w:rPr>
+          <w:lang w:val="en_US" w:bidi="en_US"/>
+        </w:rPr>
+      </w:r>
+      <w:r>
+        <w:rPr>
+          <w:lang w:val="en_US" w:bidi="en_US"/>
+        </w:rPr>
+        <w:t xml:space="preserve">The Psalter is also instructional in its overall purpose. As a collection of five books, it is intended to teach God's people how to live. </w:t>
       </w:r>
       <w:hyperlink r:id="rId124">
         <w:r>
@@ -4009,14 +5454,27 @@
             <w:color w:val="0000EE"/>
             <w:u w:val="single"/>
           </w:rPr>
-          <w:t>1:2</w:t>
-        </w:r>
-      </w:hyperlink>
-      <w:r>
-        <w:rPr>
-          <w:lang w:val="en_US" w:bidi="en_US"/>
-        </w:rPr>
-        <w:t>) and has the purpose of teaching God’s people how to live.</w:t>
+          <w:t>Psalm 1:2</w:t>
+        </w:r>
+      </w:hyperlink>
+      <w:r>
+        <w:rPr>
+          <w:lang w:val="en_US" w:bidi="en_US"/>
+        </w:rPr>
+        <w:t xml:space="preserve"> describes it as </w:t>
+      </w:r>
+      <w:r>
+        <w:rPr>
+          <w:i/>
+          <w:lang w:val="en_US" w:bidi="en_US"/>
+        </w:rPr>
+        <w:t>torah</w:t>
+      </w:r>
+      <w:r>
+        <w:rPr>
+          <w:lang w:val="en_US" w:bidi="en_US"/>
+        </w:rPr>
+        <w:t xml:space="preserve"> (instruction), highlighting its role in guiding God's people in God's ways.</w:t>
       </w:r>
     </w:p>
     <w:p>
@@ -4041,7 +5499,21 @@
         <w:rPr>
           <w:lang w:val="en_US" w:bidi="en_US"/>
         </w:rPr>
-        <w:t>The book of Psalms contains much information on music making in ancient Israel. The majority of psalms are songs of praise, thanksgiving, prayer, and repentance. Some of the psalms were used on specific occasions, such as at Passover (</w:t>
+        <w:t xml:space="preserve">The book of Psalms contains important information about music in ancient Israel. Most of the psalms are songs of praise, thanksgiving, prayer, or repentance. </w:t>
+      </w:r>
+    </w:p>
+    <w:p>
+      <w:pPr/>
+      <w:r>
+        <w:rPr>
+          <w:lang w:val="en_US" w:bidi="en_US"/>
+        </w:rPr>
+      </w:r>
+      <w:r>
+        <w:rPr>
+          <w:lang w:val="en_US" w:bidi="en_US"/>
+        </w:rPr>
+        <w:t xml:space="preserve">Some psalms were used on specific occasions. For example, </w:t>
       </w:r>
       <w:hyperlink r:id="rId46">
         <w:r>
@@ -4052,14 +5524,14 @@
             <w:color w:val="0000EE"/>
             <w:u w:val="single"/>
           </w:rPr>
-          <w:t>Pss 113–118</w:t>
-        </w:r>
-      </w:hyperlink>
-      <w:r>
-        <w:rPr>
-          <w:lang w:val="en_US" w:bidi="en_US"/>
-        </w:rPr>
-        <w:t>, or when journeying to Jerusalem for the annual festivals (</w:t>
+          <w:t>Psalms 113–118</w:t>
+        </w:r>
+      </w:hyperlink>
+      <w:r>
+        <w:rPr>
+          <w:lang w:val="en_US" w:bidi="en_US"/>
+        </w:rPr>
+        <w:t xml:space="preserve"> were associated with the Passover festival, and </w:t>
       </w:r>
       <w:hyperlink r:id="rId49">
         <w:r>
@@ -4070,14 +5542,28 @@
             <w:color w:val="0000EE"/>
             <w:u w:val="single"/>
           </w:rPr>
-          <w:t>Pss 120–134</w:t>
-        </w:r>
-      </w:hyperlink>
-      <w:r>
-        <w:rPr>
-          <w:lang w:val="en_US" w:bidi="en_US"/>
-        </w:rPr>
-        <w:t xml:space="preserve">. There are also historic odes that relate great national events (for example, </w:t>
+          <w:t>Psalms 120–134</w:t>
+        </w:r>
+      </w:hyperlink>
+      <w:r>
+        <w:rPr>
+          <w:lang w:val="en_US" w:bidi="en_US"/>
+        </w:rPr>
+        <w:t xml:space="preserve"> were used by people traveling to Jerusalem for the annual festivals.</w:t>
+      </w:r>
+    </w:p>
+    <w:p>
+      <w:pPr/>
+      <w:r>
+        <w:rPr>
+          <w:lang w:val="en_US" w:bidi="en_US"/>
+        </w:rPr>
+      </w:r>
+      <w:r>
+        <w:rPr>
+          <w:lang w:val="en_US" w:bidi="en_US"/>
+        </w:rPr>
+        <w:t xml:space="preserve">The psalms also include songs that recount important events in Israel's history. For example, </w:t>
       </w:r>
       <w:hyperlink r:id="rId91">
         <w:r>
@@ -4088,14 +5574,27 @@
             <w:color w:val="0000EE"/>
             <w:u w:val="single"/>
           </w:rPr>
-          <w:t>Ps 30</w:t>
-        </w:r>
-      </w:hyperlink>
-      <w:r>
-        <w:rPr>
-          <w:lang w:val="en_US" w:bidi="en_US"/>
-        </w:rPr>
-        <w:t xml:space="preserve">, “a song for the dedication of the Temple,” and </w:t>
+          <w:t>Psalm 30</w:t>
+        </w:r>
+      </w:hyperlink>
+      <w:r>
+        <w:rPr>
+          <w:lang w:val="en_US" w:bidi="en_US"/>
+        </w:rPr>
+        <w:t xml:space="preserve"> is described as “</w:t>
+      </w:r>
+      <w:r>
+        <w:rPr>
+          <w:i/>
+          <w:lang w:val="en_US" w:bidi="en_US"/>
+        </w:rPr>
+        <w:t>a song for the dedication of the temple</w:t>
+      </w:r>
+      <w:r>
+        <w:rPr>
+          <w:lang w:val="en_US" w:bidi="en_US"/>
+        </w:rPr>
+        <w:t xml:space="preserve">,” and </w:t>
       </w:r>
       <w:hyperlink r:id="rId125">
         <w:r>
@@ -4106,14 +5605,28 @@
             <w:color w:val="0000EE"/>
             <w:u w:val="single"/>
           </w:rPr>
-          <w:t>Ps 137</w:t>
-        </w:r>
-      </w:hyperlink>
-      <w:r>
-        <w:rPr>
-          <w:lang w:val="en_US" w:bidi="en_US"/>
-        </w:rPr>
-        <w:t>, which portrays the sufferings of the Jews in captivity). Such psalms played a role in the life of the community; however, the exact nature of that role is uncertain.</w:t>
+          <w:t>Psalm 137</w:t>
+        </w:r>
+      </w:hyperlink>
+      <w:r>
+        <w:rPr>
+          <w:lang w:val="en_US" w:bidi="en_US"/>
+        </w:rPr>
+        <w:t>, reflects the suffering of God's people during the Babylonian exile.</w:t>
+      </w:r>
+    </w:p>
+    <w:p>
+      <w:pPr/>
+      <w:r>
+        <w:rPr>
+          <w:lang w:val="en_US" w:bidi="en_US"/>
+        </w:rPr>
+      </w:r>
+      <w:r>
+        <w:rPr>
+          <w:lang w:val="en_US" w:bidi="en_US"/>
+        </w:rPr>
+        <w:t>These psalms played an important role in the life of the community, although the exact nature of that role is not fully known.</w:t>
       </w:r>
     </w:p>
     <w:p>
@@ -4138,7 +5651,7 @@
         <w:rPr>
           <w:lang w:val="en_US" w:bidi="en_US"/>
         </w:rPr>
-        <w:t>The psalms provide windows into the souls of the ancient saints who wrote them. Their theological reflections are not easy or simple-minded, but the psalmists’ faith, when tried, is purified.</w:t>
+        <w:t>The psalms give us insight into the hearts and lives of the faithful people who wrote them. Their reflections on God are honest and thoughtful, not simple or superficial. As their faith is tested, it becomes stronger and more refined.</w:t>
       </w:r>
     </w:p>
     <w:p>
@@ -4152,7 +5665,20 @@
         <w:rPr>
           <w:lang w:val="en_US" w:bidi="en_US"/>
         </w:rPr>
-        <w:t xml:space="preserve">The psalms model depth of character, wisdom, honesty, and authenticity. But the prayers in the Psalter are more than models to be imitated. They are God’s instructions for righteous living, part of his torah (“instruction”; see </w:t>
+        <w:t xml:space="preserve">The psalms model deep character, wisdom, honesty, and sincerity. But the prayers in the Psalter are more than examples to follow. They are part of God's </w:t>
+      </w:r>
+      <w:r>
+        <w:rPr>
+          <w:i/>
+          <w:lang w:val="en_US" w:bidi="en_US"/>
+        </w:rPr>
+        <w:t>torah</w:t>
+      </w:r>
+      <w:r>
+        <w:rPr>
+          <w:lang w:val="en_US" w:bidi="en_US"/>
+        </w:rPr>
+        <w:t xml:space="preserve"> (instruction; see </w:t>
       </w:r>
       <w:hyperlink r:id="rId14">
         <w:r>
@@ -4163,7 +5689,7 @@
             <w:color w:val="0000EE"/>
             <w:u w:val="single"/>
           </w:rPr>
-          <w:t>Pss 1</w:t>
+          <w:t>Psalms 1</w:t>
         </w:r>
       </w:hyperlink>
       <w:r>
@@ -4206,7 +5732,7 @@
         <w:rPr>
           <w:lang w:val="en_US" w:bidi="en_US"/>
         </w:rPr>
-        <w:t>). God teaches who he is, what he has done, and what he expects from his people. The psalms are God-centered, instructing his people to discern error in themselves, to receive his correction, and to be like him. They also encourage God’s people to worship him vibrantly and to bear witness about him to the world.</w:t>
+        <w:t xml:space="preserve">) and teach God's people how to live rightly. </w:t>
       </w:r>
     </w:p>
     <w:p>
@@ -4220,7 +5746,21 @@
         <w:rPr>
           <w:lang w:val="en_US" w:bidi="en_US"/>
         </w:rPr>
-        <w:t xml:space="preserve">The psalmists reflected on the transitory nature of life, on suffering, and on the many kinds of adversity that human beings experience. As the psalmists faced alienation and pain, they longed for God’s presence, provision, and protection (e.g., </w:t>
+        <w:t>Through the psalms, God teaches his people who he is, what he has done, and what he expects from them. The psalms focus on God. They help his people recognize their own failures, receive his correction, and become more like him. They also encourage God's people to worship him wholeheartedly and to tell others about him.</w:t>
+      </w:r>
+    </w:p>
+    <w:p>
+      <w:pPr/>
+      <w:r>
+        <w:rPr>
+          <w:lang w:val="en_US" w:bidi="en_US"/>
+        </w:rPr>
+      </w:r>
+      <w:r>
+        <w:rPr>
+          <w:lang w:val="en_US" w:bidi="en_US"/>
+        </w:rPr>
+        <w:t xml:space="preserve">The writers of the Psalms reflected on how short and uncertain life can be. They wrote about suffering and the many hardships that people experience. In times of pain, loneliness, and rejection, they longed for God's presence, care, and protection (for example, </w:t>
       </w:r>
       <w:hyperlink r:id="rId126">
         <w:r>
@@ -4231,14 +5771,14 @@
             <w:color w:val="0000EE"/>
             <w:u w:val="single"/>
           </w:rPr>
-          <w:t>Ps 23</w:t>
-        </w:r>
-      </w:hyperlink>
-      <w:r>
-        <w:rPr>
-          <w:lang w:val="en_US" w:bidi="en_US"/>
-        </w:rPr>
-        <w:t>), and for a lasting glory. Even the psalms connected with David often reveal a humble rather than a victorious David—humiliated rather than glorious. The psalmists experienced alienation and shame, and they longed for redemption, trusting in the Lord to vindicate them.</w:t>
+          <w:t>Psalm 23</w:t>
+        </w:r>
+      </w:hyperlink>
+      <w:r>
+        <w:rPr>
+          <w:lang w:val="en_US" w:bidi="en_US"/>
+        </w:rPr>
+        <w:t>). They also looked forward to the lasting glory that God would provide.</w:t>
       </w:r>
     </w:p>
     <w:p>
@@ -4252,7 +5792,21 @@
         <w:rPr>
           <w:lang w:val="en_US" w:bidi="en_US"/>
         </w:rPr>
-        <w:t xml:space="preserve">The Psalter illustrates the failures of Israel and of David’s dynasty. The best of the godly Israelites and kings were unable to bring the happiness and peace that </w:t>
+        <w:t>Even the psalms associated with David often present him as humble rather than triumphant. They show him experiencing humiliation, weakness, and suffering rather than glory. Like David, the writers of the Psalms experienced shame and rejection, and they longed for redemption (God's rescue and restoration). They trusted that the Lord would ultimately vindicate them and show that they were in the right.</w:t>
+      </w:r>
+    </w:p>
+    <w:p>
+      <w:pPr/>
+      <w:r>
+        <w:rPr>
+          <w:lang w:val="en_US" w:bidi="en_US"/>
+        </w:rPr>
+      </w:r>
+      <w:r>
+        <w:rPr>
+          <w:lang w:val="en_US" w:bidi="en_US"/>
+        </w:rPr>
+        <w:t xml:space="preserve">The Psalter shows the failures of both Israel and David's royal family line. Even the most faithful people in Israel and the best of its kings were unable to bring about the joy and peace described in </w:t>
       </w:r>
       <w:hyperlink r:id="rId14">
         <w:r>
@@ -4288,7 +5842,7 @@
         <w:rPr>
           <w:lang w:val="en_US" w:bidi="en_US"/>
         </w:rPr>
-        <w:t xml:space="preserve"> speak of (see also </w:t>
+        <w:t xml:space="preserve"> (see also </w:t>
       </w:r>
       <w:hyperlink r:id="rId31">
         <w:r>
@@ -4299,14 +5853,14 @@
             <w:color w:val="0000EE"/>
             <w:u w:val="single"/>
           </w:rPr>
-          <w:t>Ps 72</w:t>
-        </w:r>
-      </w:hyperlink>
-      <w:r>
-        <w:rPr>
-          <w:lang w:val="en_US" w:bidi="en_US"/>
-        </w:rPr>
-        <w:t>). The psalms are thus God’s exhortation to each person to cultivate wisdom, to trust in him, to live by grace, and to have hope in the one who can bring blessings to a needy world.</w:t>
+          <w:t>Psalm 72</w:t>
+        </w:r>
+      </w:hyperlink>
+      <w:r>
+        <w:rPr>
+          <w:lang w:val="en_US" w:bidi="en_US"/>
+        </w:rPr>
+        <w:t xml:space="preserve">). </w:t>
       </w:r>
     </w:p>
     <w:p>
@@ -4320,7 +5874,21 @@
         <w:rPr>
           <w:lang w:val="en_US" w:bidi="en_US"/>
         </w:rPr>
-        <w:t xml:space="preserve">The psalms prepare God’s people for the coming of Jesus Christ as the perfect human and ideal king, the descendant of David who has absolute integrity. Jesus and the apostles understood Jesus’ life and ministry in light of the psalms (see </w:t>
+        <w:t>The psalms therefore encourage each person to seek wisdom, trust in God, and live by his grace. They also point God's people toward the one who can bring blessing to a world in need and give them hope in him.</w:t>
+      </w:r>
+    </w:p>
+    <w:p>
+      <w:pPr/>
+      <w:r>
+        <w:rPr>
+          <w:lang w:val="en_US" w:bidi="en_US"/>
+        </w:rPr>
+      </w:r>
+      <w:r>
+        <w:rPr>
+          <w:lang w:val="en_US" w:bidi="en_US"/>
+        </w:rPr>
+        <w:t xml:space="preserve">The psalms prepare God's people for the coming of Jesus Christ, the perfect human being and the ideal king. He is the descendant of David who lived with complete faithfulness and integrity. Jesus and the apostles understood his life and ministry in light of the psalms (see </w:t>
       </w:r>
       <w:hyperlink r:id="rId128">
         <w:r>
@@ -4331,7 +5899,7 @@
             <w:color w:val="0000EE"/>
             <w:u w:val="single"/>
           </w:rPr>
-          <w:t>Matt 13:34–35</w:t>
+          <w:t>Matthew 13:34–35</w:t>
         </w:r>
       </w:hyperlink>
       <w:r>
@@ -4547,7 +6115,7 @@
             <w:color w:val="0000EE"/>
             <w:u w:val="single"/>
           </w:rPr>
-          <w:t>Rom 15:3</w:t>
+          <w:t>Romans 15:3</w:t>
         </w:r>
       </w:hyperlink>
       <w:r>
@@ -4565,7 +6133,7 @@
             <w:color w:val="0000EE"/>
             <w:u w:val="single"/>
           </w:rPr>
-          <w:t>1 Cor 15:25–27</w:t>
+          <w:t>1 Corinthians 15:25–27</w:t>
         </w:r>
       </w:hyperlink>
       <w:r>
@@ -4583,7 +6151,7 @@
             <w:color w:val="0000EE"/>
             <w:u w:val="single"/>
           </w:rPr>
-          <w:t>Eph 4:7–10</w:t>
+          <w:t>Ephesians 4:7–10</w:t>
         </w:r>
       </w:hyperlink>
       <w:r>
@@ -4601,14 +6169,28 @@
             <w:color w:val="0000EE"/>
             <w:u w:val="single"/>
           </w:rPr>
-          <w:t>1 Pet 2:7</w:t>
-        </w:r>
-      </w:hyperlink>
-      <w:r>
-        <w:rPr>
-          <w:lang w:val="en_US" w:bidi="en_US"/>
-        </w:rPr>
-        <w:t>). Jesus entered the world of humans and lived out the patterns found in the psalms, including humiliation, suffering, death, vindication, and glory. He is the only human being who has completely pleased God (</w:t>
+          <w:t>1 Peter 2:7</w:t>
+        </w:r>
+      </w:hyperlink>
+      <w:r>
+        <w:rPr>
+          <w:lang w:val="en_US" w:bidi="en_US"/>
+        </w:rPr>
+        <w:t xml:space="preserve">). </w:t>
+      </w:r>
+    </w:p>
+    <w:p>
+      <w:pPr/>
+      <w:r>
+        <w:rPr>
+          <w:lang w:val="en_US" w:bidi="en_US"/>
+        </w:rPr>
+      </w:r>
+      <w:r>
+        <w:rPr>
+          <w:lang w:val="en_US" w:bidi="en_US"/>
+        </w:rPr>
+        <w:t>Jesus entered the human world and experienced the patterns found in the Psalms, including humiliation, suffering, death, vindication (God's public approval), and glory. He is the only person who has completely pleased God (</w:t>
       </w:r>
       <w:hyperlink r:id="rId14">
         <w:r>
@@ -4619,14 +6201,14 @@
             <w:color w:val="0000EE"/>
             <w:u w:val="single"/>
           </w:rPr>
-          <w:t>Ps 1</w:t>
-        </w:r>
-      </w:hyperlink>
-      <w:r>
-        <w:rPr>
-          <w:lang w:val="en_US" w:bidi="en_US"/>
-        </w:rPr>
-        <w:t>). He is the Messiah and King (</w:t>
+          <w:t>Psalm 1</w:t>
+        </w:r>
+      </w:hyperlink>
+      <w:r>
+        <w:rPr>
+          <w:lang w:val="en_US" w:bidi="en_US"/>
+        </w:rPr>
+        <w:t xml:space="preserve">). He is the Messiah (God's chosen king) and the king described in </w:t>
       </w:r>
       <w:hyperlink r:id="rId15">
         <w:r>
@@ -4637,14 +6219,14 @@
             <w:color w:val="0000EE"/>
             <w:u w:val="single"/>
           </w:rPr>
-          <w:t>Ps 2</w:t>
-        </w:r>
-      </w:hyperlink>
-      <w:r>
-        <w:rPr>
-          <w:lang w:val="en_US" w:bidi="en_US"/>
-        </w:rPr>
-        <w:t>) who has become our means of redemption, happiness, and peace.</w:t>
+          <w:t>Psalm 2</w:t>
+        </w:r>
+      </w:hyperlink>
+      <w:r>
+        <w:rPr>
+          <w:lang w:val="en_US" w:bidi="en_US"/>
+        </w:rPr>
+        <w:t>. Through Jesus, God brings redemption, joy, and peace to his people.</w:t>
       </w:r>
       <w:r>
         <w:rPr>
@@ -6559,6 +8141,42 @@
       <w:startOverride w:val="1"/>
     </w:lvlOverride>
   </w:num>
+  <w:num w:numId="16">
+    <w:abstractNumId w:val="3"/>
+    <w:lvlOverride w:ilvl="0">
+      <w:startOverride w:val="1"/>
+    </w:lvlOverride>
+  </w:num>
+  <w:num w:numId="17">
+    <w:abstractNumId w:val="3"/>
+    <w:lvlOverride w:ilvl="0">
+      <w:startOverride w:val="1"/>
+    </w:lvlOverride>
+  </w:num>
+  <w:num w:numId="18">
+    <w:abstractNumId w:val="3"/>
+    <w:lvlOverride w:ilvl="0">
+      <w:startOverride w:val="1"/>
+    </w:lvlOverride>
+  </w:num>
+  <w:num w:numId="19">
+    <w:abstractNumId w:val="3"/>
+    <w:lvlOverride w:ilvl="0">
+      <w:startOverride w:val="1"/>
+    </w:lvlOverride>
+  </w:num>
+  <w:num w:numId="20">
+    <w:abstractNumId w:val="3"/>
+    <w:lvlOverride w:ilvl="0">
+      <w:startOverride w:val="1"/>
+    </w:lvlOverride>
+  </w:num>
+  <w:num w:numId="21">
+    <w:abstractNumId w:val="3"/>
+    <w:lvlOverride w:ilvl="0">
+      <w:startOverride w:val="1"/>
+    </w:lvlOverride>
+  </w:num>
   <w:numIdMacAtCleanup w:val="10"/>
 </w:numbering>
 </file>

--- a/eng/docx/19.content.docx
+++ b/eng/docx/19.content.docx
@@ -19,7 +19,7 @@
         <w:rPr>
           <w:lang w:val="en_US" w:bidi="en_US"/>
         </w:rPr>
-        <w:t>Resource: Tyndale Open Study Notes</w:t>
+        <w:t>Resource: Aquifer Open Study Notes (Book Intros)</w:t>
       </w:r>
       <w:r>
         <w:rPr>
@@ -112,7 +112,7 @@
         <w:rPr>
           <w:lang w:val="en_US" w:bidi="en_US"/>
         </w:rPr>
-        <w:t>Tyndale Open Study Notes</w:t>
+        <w:t>Aquifer Open Study Notes (Book Intros)</w:t>
       </w:r>
     </w:p>
     <w:p>

--- a/eng/docx/19.content.docx
+++ b/eng/docx/19.content.docx
@@ -272,18 +272,12 @@
         </w:rPr>
         <w:t xml:space="preserve">The psalms, like all Scripture, are inspired by God and given by him (see </w:t>
       </w:r>
-      <w:hyperlink r:id="rId13">
-        <w:r>
-          <w:rPr>
-            <w:lang w:val="en_US" w:bidi="en_US"/>
-          </w:rPr>
-          <w:rPr>
-            <w:color w:val="0000EE"/>
-            <w:u w:val="single"/>
-          </w:rPr>
-          <w:t>2 Timothy 3:16</w:t>
-        </w:r>
-      </w:hyperlink>
+      <w:r>
+        <w:rPr>
+          <w:lang w:val="en_US" w:bidi="en_US"/>
+        </w:rPr>
+        <w:t>2 Timothy 3:16</w:t>
+      </w:r>
       <w:r>
         <w:rPr>
           <w:lang w:val="en_US" w:bidi="en_US"/>
@@ -318,18 +312,12 @@
         </w:rPr>
         <w:t xml:space="preserve">The first two psalms introduce the entire Psalter. </w:t>
       </w:r>
-      <w:hyperlink r:id="rId14">
-        <w:r>
-          <w:rPr>
-            <w:lang w:val="en_US" w:bidi="en_US"/>
-          </w:rPr>
-          <w:rPr>
-            <w:color w:val="0000EE"/>
-            <w:u w:val="single"/>
-          </w:rPr>
-          <w:t>Psalm 1</w:t>
-        </w:r>
-      </w:hyperlink>
+      <w:r>
+        <w:rPr>
+          <w:lang w:val="en_US" w:bidi="en_US"/>
+        </w:rPr>
+        <w:t>Psalm 1</w:t>
+      </w:r>
       <w:r>
         <w:rPr>
           <w:lang w:val="en_US" w:bidi="en_US"/>
@@ -344,18 +332,12 @@
           <w:lang w:val="en_US" w:bidi="en_US"/>
         </w:rPr>
       </w:r>
-      <w:hyperlink r:id="rId14">
-        <w:r>
-          <w:rPr>
-            <w:lang w:val="en_US" w:bidi="en_US"/>
-          </w:rPr>
-          <w:rPr>
-            <w:color w:val="0000EE"/>
-            <w:u w:val="single"/>
-          </w:rPr>
-          <w:t>Psalm 1</w:t>
-        </w:r>
-      </w:hyperlink>
+      <w:r>
+        <w:rPr>
+          <w:lang w:val="en_US" w:bidi="en_US"/>
+        </w:rPr>
+        <w:t>Psalm 1</w:t>
+      </w:r>
       <w:r>
         <w:rPr>
           <w:lang w:val="en_US" w:bidi="en_US"/>
@@ -442,18 +424,12 @@
           <w:lang w:val="en_US" w:bidi="en_US"/>
         </w:rPr>
       </w:r>
-      <w:hyperlink r:id="rId15">
-        <w:r>
-          <w:rPr>
-            <w:lang w:val="en_US" w:bidi="en_US"/>
-          </w:rPr>
-          <w:rPr>
-            <w:color w:val="0000EE"/>
-            <w:u w:val="single"/>
-          </w:rPr>
-          <w:t>Psalm 2</w:t>
-        </w:r>
-      </w:hyperlink>
+      <w:r>
+        <w:rPr>
+          <w:lang w:val="en_US" w:bidi="en_US"/>
+        </w:rPr>
+        <w:t>Psalm 2</w:t>
+      </w:r>
       <w:r>
         <w:rPr>
           <w:lang w:val="en_US" w:bidi="en_US"/>
@@ -468,18 +444,12 @@
           <w:lang w:val="en_US" w:bidi="en_US"/>
         </w:rPr>
       </w:r>
-      <w:hyperlink r:id="rId15">
-        <w:r>
-          <w:rPr>
-            <w:lang w:val="en_US" w:bidi="en_US"/>
-          </w:rPr>
-          <w:rPr>
-            <w:color w:val="0000EE"/>
-            <w:u w:val="single"/>
-          </w:rPr>
-          <w:t>Psalm 2</w:t>
-        </w:r>
-      </w:hyperlink>
+      <w:r>
+        <w:rPr>
+          <w:lang w:val="en_US" w:bidi="en_US"/>
+        </w:rPr>
+        <w:t>Psalm 2</w:t>
+      </w:r>
       <w:r>
         <w:rPr>
           <w:lang w:val="en_US" w:bidi="en_US"/>
@@ -601,72 +571,48 @@
         </w:rPr>
         <w:t xml:space="preserve">The editors placed </w:t>
       </w:r>
-      <w:hyperlink r:id="rId14">
-        <w:r>
-          <w:rPr>
-            <w:lang w:val="en_US" w:bidi="en_US"/>
-          </w:rPr>
-          <w:rPr>
-            <w:color w:val="0000EE"/>
-            <w:u w:val="single"/>
-          </w:rPr>
-          <w:t>Psalms 1</w:t>
-        </w:r>
-      </w:hyperlink>
+      <w:r>
+        <w:rPr>
+          <w:lang w:val="en_US" w:bidi="en_US"/>
+        </w:rPr>
+        <w:t>Psalms 1</w:t>
+      </w:r>
       <w:r>
         <w:rPr>
           <w:lang w:val="en_US" w:bidi="en_US"/>
         </w:rPr>
         <w:t xml:space="preserve"> and </w:t>
       </w:r>
-      <w:hyperlink r:id="rId15">
-        <w:r>
-          <w:rPr>
-            <w:lang w:val="en_US" w:bidi="en_US"/>
-          </w:rPr>
-          <w:rPr>
-            <w:color w:val="0000EE"/>
-            <w:u w:val="single"/>
-          </w:rPr>
-          <w:t>2</w:t>
-        </w:r>
-      </w:hyperlink>
+      <w:r>
+        <w:rPr>
+          <w:lang w:val="en_US" w:bidi="en_US"/>
+        </w:rPr>
+        <w:t>2</w:t>
+      </w:r>
       <w:r>
         <w:rPr>
           <w:lang w:val="en_US" w:bidi="en_US"/>
         </w:rPr>
         <w:t xml:space="preserve"> at the beginning of the book as an introduction to the entire Psalter. Both psalms present ideal examples. </w:t>
       </w:r>
-      <w:hyperlink r:id="rId14">
-        <w:r>
-          <w:rPr>
-            <w:lang w:val="en_US" w:bidi="en_US"/>
-          </w:rPr>
-          <w:rPr>
-            <w:color w:val="0000EE"/>
-            <w:u w:val="single"/>
-          </w:rPr>
-          <w:t>Psalm 1</w:t>
-        </w:r>
-      </w:hyperlink>
+      <w:r>
+        <w:rPr>
+          <w:lang w:val="en_US" w:bidi="en_US"/>
+        </w:rPr>
+        <w:t>Psalm 1</w:t>
+      </w:r>
       <w:r>
         <w:rPr>
           <w:lang w:val="en_US" w:bidi="en_US"/>
         </w:rPr>
         <w:t xml:space="preserve"> describes the ideal righteous person who lives by God's instruction. </w:t>
       </w:r>
-      <w:hyperlink r:id="rId15">
-        <w:r>
-          <w:rPr>
-            <w:lang w:val="en_US" w:bidi="en_US"/>
-          </w:rPr>
-          <w:rPr>
-            <w:color w:val="0000EE"/>
-            <w:u w:val="single"/>
-          </w:rPr>
-          <w:t>Psalm 2</w:t>
-        </w:r>
-      </w:hyperlink>
+      <w:r>
+        <w:rPr>
+          <w:lang w:val="en_US" w:bidi="en_US"/>
+        </w:rPr>
+        <w:t>Psalm 2</w:t>
+      </w:r>
       <w:r>
         <w:rPr>
           <w:lang w:val="en_US" w:bidi="en_US"/>
@@ -716,36 +662,24 @@
         </w:rPr>
         <w:t xml:space="preserve">Book One includes </w:t>
       </w:r>
-      <w:hyperlink r:id="rId16">
-        <w:r>
-          <w:rPr>
-            <w:lang w:val="en_US" w:bidi="en_US"/>
-          </w:rPr>
-          <w:rPr>
-            <w:color w:val="0000EE"/>
-            <w:u w:val="single"/>
-          </w:rPr>
-          <w:t>Psalms 1–41</w:t>
-        </w:r>
-      </w:hyperlink>
+      <w:r>
+        <w:rPr>
+          <w:lang w:val="en_US" w:bidi="en_US"/>
+        </w:rPr>
+        <w:t>Psalms 1–41</w:t>
+      </w:r>
       <w:r>
         <w:rPr>
           <w:lang w:val="en_US" w:bidi="en_US"/>
         </w:rPr>
         <w:t xml:space="preserve"> and ends with a doxology (a short song or statement of praise to God) in </w:t>
       </w:r>
-      <w:hyperlink r:id="rId17">
-        <w:r>
-          <w:rPr>
-            <w:lang w:val="en_US" w:bidi="en_US"/>
-          </w:rPr>
-          <w:rPr>
-            <w:color w:val="0000EE"/>
-            <w:u w:val="single"/>
-          </w:rPr>
-          <w:t>41:13</w:t>
-        </w:r>
-      </w:hyperlink>
+      <w:r>
+        <w:rPr>
+          <w:lang w:val="en_US" w:bidi="en_US"/>
+        </w:rPr>
+        <w:t>41:13</w:t>
+      </w:r>
       <w:r>
         <w:rPr>
           <w:lang w:val="en_US" w:bidi="en_US"/>
@@ -770,36 +704,24 @@
         </w:rPr>
         <w:t xml:space="preserve">Book Two includes </w:t>
       </w:r>
-      <w:hyperlink r:id="rId18">
-        <w:r>
-          <w:rPr>
-            <w:lang w:val="en_US" w:bidi="en_US"/>
-          </w:rPr>
-          <w:rPr>
-            <w:color w:val="0000EE"/>
-            <w:u w:val="single"/>
-          </w:rPr>
-          <w:t>Psalms 42–72</w:t>
-        </w:r>
-      </w:hyperlink>
+      <w:r>
+        <w:rPr>
+          <w:lang w:val="en_US" w:bidi="en_US"/>
+        </w:rPr>
+        <w:t>Psalms 42–72</w:t>
+      </w:r>
       <w:r>
         <w:rPr>
           <w:lang w:val="en_US" w:bidi="en_US"/>
         </w:rPr>
         <w:t xml:space="preserve"> and ends with a doxology in </w:t>
       </w:r>
-      <w:hyperlink r:id="rId19">
-        <w:r>
-          <w:rPr>
-            <w:lang w:val="en_US" w:bidi="en_US"/>
-          </w:rPr>
-          <w:rPr>
-            <w:color w:val="0000EE"/>
-            <w:u w:val="single"/>
-          </w:rPr>
-          <w:t>72:19</w:t>
-        </w:r>
-      </w:hyperlink>
+      <w:r>
+        <w:rPr>
+          <w:lang w:val="en_US" w:bidi="en_US"/>
+        </w:rPr>
+        <w:t>72:19</w:t>
+      </w:r>
       <w:r>
         <w:rPr>
           <w:lang w:val="en_US" w:bidi="en_US"/>
@@ -824,36 +746,24 @@
         </w:rPr>
         <w:t xml:space="preserve">Book Three includes </w:t>
       </w:r>
-      <w:hyperlink r:id="rId20">
-        <w:r>
-          <w:rPr>
-            <w:lang w:val="en_US" w:bidi="en_US"/>
-          </w:rPr>
-          <w:rPr>
-            <w:color w:val="0000EE"/>
-            <w:u w:val="single"/>
-          </w:rPr>
-          <w:t>Psalms 73–89</w:t>
-        </w:r>
-      </w:hyperlink>
+      <w:r>
+        <w:rPr>
+          <w:lang w:val="en_US" w:bidi="en_US"/>
+        </w:rPr>
+        <w:t>Psalms 73–89</w:t>
+      </w:r>
       <w:r>
         <w:rPr>
           <w:lang w:val="en_US" w:bidi="en_US"/>
         </w:rPr>
         <w:t xml:space="preserve"> and ends with a doxology in </w:t>
       </w:r>
-      <w:hyperlink r:id="rId21">
-        <w:r>
-          <w:rPr>
-            <w:lang w:val="en_US" w:bidi="en_US"/>
-          </w:rPr>
-          <w:rPr>
-            <w:color w:val="0000EE"/>
-            <w:u w:val="single"/>
-          </w:rPr>
-          <w:t>89:52</w:t>
-        </w:r>
-      </w:hyperlink>
+      <w:r>
+        <w:rPr>
+          <w:lang w:val="en_US" w:bidi="en_US"/>
+        </w:rPr>
+        <w:t>89:52</w:t>
+      </w:r>
       <w:r>
         <w:rPr>
           <w:lang w:val="en_US" w:bidi="en_US"/>
@@ -878,36 +788,24 @@
         </w:rPr>
         <w:t xml:space="preserve">Book Four includes </w:t>
       </w:r>
-      <w:hyperlink r:id="rId22">
-        <w:r>
-          <w:rPr>
-            <w:lang w:val="en_US" w:bidi="en_US"/>
-          </w:rPr>
-          <w:rPr>
-            <w:color w:val="0000EE"/>
-            <w:u w:val="single"/>
-          </w:rPr>
-          <w:t>Psalms 90–106</w:t>
-        </w:r>
-      </w:hyperlink>
+      <w:r>
+        <w:rPr>
+          <w:lang w:val="en_US" w:bidi="en_US"/>
+        </w:rPr>
+        <w:t>Psalms 90–106</w:t>
+      </w:r>
       <w:r>
         <w:rPr>
           <w:lang w:val="en_US" w:bidi="en_US"/>
         </w:rPr>
         <w:t xml:space="preserve"> and ends with a doxology in </w:t>
       </w:r>
-      <w:hyperlink r:id="rId23">
-        <w:r>
-          <w:rPr>
-            <w:lang w:val="en_US" w:bidi="en_US"/>
-          </w:rPr>
-          <w:rPr>
-            <w:color w:val="0000EE"/>
-            <w:u w:val="single"/>
-          </w:rPr>
-          <w:t>106:48</w:t>
-        </w:r>
-      </w:hyperlink>
+      <w:r>
+        <w:rPr>
+          <w:lang w:val="en_US" w:bidi="en_US"/>
+        </w:rPr>
+        <w:t>106:48</w:t>
+      </w:r>
       <w:r>
         <w:rPr>
           <w:lang w:val="en_US" w:bidi="en_US"/>
@@ -932,18 +830,12 @@
         </w:rPr>
         <w:t xml:space="preserve">Book Five includes </w:t>
       </w:r>
-      <w:hyperlink r:id="rId24">
-        <w:r>
-          <w:rPr>
-            <w:lang w:val="en_US" w:bidi="en_US"/>
-          </w:rPr>
-          <w:rPr>
-            <w:color w:val="0000EE"/>
-            <w:u w:val="single"/>
-          </w:rPr>
-          <w:t>Psalms 107–150</w:t>
-        </w:r>
-      </w:hyperlink>
+      <w:r>
+        <w:rPr>
+          <w:lang w:val="en_US" w:bidi="en_US"/>
+        </w:rPr>
+        <w:t>Psalms 107–150</w:t>
+      </w:r>
       <w:r>
         <w:rPr>
           <w:lang w:val="en_US" w:bidi="en_US"/>
@@ -972,72 +864,48 @@
         </w:rPr>
         <w:t>Books One (</w:t>
       </w:r>
-      <w:hyperlink r:id="rId16">
-        <w:r>
-          <w:rPr>
-            <w:lang w:val="en_US" w:bidi="en_US"/>
-          </w:rPr>
-          <w:rPr>
-            <w:color w:val="0000EE"/>
-            <w:u w:val="single"/>
-          </w:rPr>
-          <w:t>Psalms 1–41</w:t>
-        </w:r>
-      </w:hyperlink>
+      <w:r>
+        <w:rPr>
+          <w:lang w:val="en_US" w:bidi="en_US"/>
+        </w:rPr>
+        <w:t>Psalms 1–41</w:t>
+      </w:r>
       <w:r>
         <w:rPr>
           <w:lang w:val="en_US" w:bidi="en_US"/>
         </w:rPr>
         <w:t>) and Two (</w:t>
       </w:r>
-      <w:hyperlink r:id="rId18">
-        <w:r>
-          <w:rPr>
-            <w:lang w:val="en_US" w:bidi="en_US"/>
-          </w:rPr>
-          <w:rPr>
-            <w:color w:val="0000EE"/>
-            <w:u w:val="single"/>
-          </w:rPr>
-          <w:t>Psalms 42–72</w:t>
-        </w:r>
-      </w:hyperlink>
+      <w:r>
+        <w:rPr>
+          <w:lang w:val="en_US" w:bidi="en_US"/>
+        </w:rPr>
+        <w:t>Psalms 42–72</w:t>
+      </w:r>
       <w:r>
         <w:rPr>
           <w:lang w:val="en_US" w:bidi="en_US"/>
         </w:rPr>
         <w:t>) form the first major stage in the development of the Psalter. Book One is made up mostly of psalms by David (</w:t>
       </w:r>
-      <w:hyperlink r:id="rId25">
-        <w:r>
-          <w:rPr>
-            <w:lang w:val="en_US" w:bidi="en_US"/>
-          </w:rPr>
-          <w:rPr>
-            <w:color w:val="0000EE"/>
-            <w:u w:val="single"/>
-          </w:rPr>
-          <w:t>Psalms 3–32</w:t>
-        </w:r>
-      </w:hyperlink>
+      <w:r>
+        <w:rPr>
+          <w:lang w:val="en_US" w:bidi="en_US"/>
+        </w:rPr>
+        <w:t>Psalms 3–32</w:t>
+      </w:r>
       <w:r>
         <w:rPr>
           <w:lang w:val="en_US" w:bidi="en_US"/>
         </w:rPr>
         <w:t xml:space="preserve">; </w:t>
       </w:r>
-      <w:hyperlink r:id="rId26">
-        <w:r>
-          <w:rPr>
-            <w:lang w:val="en_US" w:bidi="en_US"/>
-          </w:rPr>
-          <w:rPr>
-            <w:color w:val="0000EE"/>
-            <w:u w:val="single"/>
-          </w:rPr>
-          <w:t>34–41</w:t>
-        </w:r>
-      </w:hyperlink>
+      <w:r>
+        <w:rPr>
+          <w:lang w:val="en_US" w:bidi="en_US"/>
+        </w:rPr>
+        <w:t>34–41</w:t>
+      </w:r>
       <w:r>
         <w:rPr>
           <w:lang w:val="en_US" w:bidi="en_US"/>
@@ -1062,18 +930,12 @@
         </w:rPr>
         <w:t>the descendants of Korah (</w:t>
       </w:r>
-      <w:hyperlink r:id="rId27">
-        <w:r>
-          <w:rPr>
-            <w:lang w:val="en_US" w:bidi="en_US"/>
-          </w:rPr>
-          <w:rPr>
-            <w:color w:val="0000EE"/>
-            <w:u w:val="single"/>
-          </w:rPr>
-          <w:t>Psalms 42–49</w:t>
-        </w:r>
-      </w:hyperlink>
+      <w:r>
+        <w:rPr>
+          <w:lang w:val="en_US" w:bidi="en_US"/>
+        </w:rPr>
+        <w:t>Psalms 42–49</w:t>
+      </w:r>
       <w:r>
         <w:rPr>
           <w:lang w:val="en_US" w:bidi="en_US"/>
@@ -1098,18 +960,12 @@
         </w:rPr>
         <w:t>Asaph (</w:t>
       </w:r>
-      <w:hyperlink r:id="rId28">
-        <w:r>
-          <w:rPr>
-            <w:lang w:val="en_US" w:bidi="en_US"/>
-          </w:rPr>
-          <w:rPr>
-            <w:color w:val="0000EE"/>
-            <w:u w:val="single"/>
-          </w:rPr>
-          <w:t>Psalm 50</w:t>
-        </w:r>
-      </w:hyperlink>
+      <w:r>
+        <w:rPr>
+          <w:lang w:val="en_US" w:bidi="en_US"/>
+        </w:rPr>
+        <w:t>Psalm 50</w:t>
+      </w:r>
       <w:r>
         <w:rPr>
           <w:lang w:val="en_US" w:bidi="en_US"/>
@@ -1134,36 +990,24 @@
         </w:rPr>
         <w:t>David (</w:t>
       </w:r>
-      <w:hyperlink r:id="rId29">
-        <w:r>
-          <w:rPr>
-            <w:lang w:val="en_US" w:bidi="en_US"/>
-          </w:rPr>
-          <w:rPr>
-            <w:color w:val="0000EE"/>
-            <w:u w:val="single"/>
-          </w:rPr>
-          <w:t>Psalms 51–65</w:t>
-        </w:r>
-      </w:hyperlink>
+      <w:r>
+        <w:rPr>
+          <w:lang w:val="en_US" w:bidi="en_US"/>
+        </w:rPr>
+        <w:t>Psalms 51–65</w:t>
+      </w:r>
       <w:r>
         <w:rPr>
           <w:lang w:val="en_US" w:bidi="en_US"/>
         </w:rPr>
         <w:t xml:space="preserve"> and </w:t>
       </w:r>
-      <w:hyperlink r:id="rId30">
-        <w:r>
-          <w:rPr>
-            <w:lang w:val="en_US" w:bidi="en_US"/>
-          </w:rPr>
-          <w:rPr>
-            <w:color w:val="0000EE"/>
-            <w:u w:val="single"/>
-          </w:rPr>
-          <w:t>68–70</w:t>
-        </w:r>
-      </w:hyperlink>
+      <w:r>
+        <w:rPr>
+          <w:lang w:val="en_US" w:bidi="en_US"/>
+        </w:rPr>
+        <w:t>68–70</w:t>
+      </w:r>
       <w:r>
         <w:rPr>
           <w:lang w:val="en_US" w:bidi="en_US"/>
@@ -1188,18 +1032,12 @@
         </w:rPr>
         <w:t>and Solomon (</w:t>
       </w:r>
-      <w:hyperlink r:id="rId31">
-        <w:r>
-          <w:rPr>
-            <w:lang w:val="en_US" w:bidi="en_US"/>
-          </w:rPr>
-          <w:rPr>
-            <w:color w:val="0000EE"/>
-            <w:u w:val="single"/>
-          </w:rPr>
-          <w:t>Psalm 72</w:t>
-        </w:r>
-      </w:hyperlink>
+      <w:r>
+        <w:rPr>
+          <w:lang w:val="en_US" w:bidi="en_US"/>
+        </w:rPr>
+        <w:t>Psalm 72</w:t>
+      </w:r>
       <w:r>
         <w:rPr>
           <w:lang w:val="en_US" w:bidi="en_US"/>
@@ -1246,18 +1084,12 @@
         </w:rPr>
         <w:t>” (</w:t>
       </w:r>
-      <w:hyperlink r:id="rId32">
-        <w:r>
-          <w:rPr>
-            <w:lang w:val="en_US" w:bidi="en_US"/>
-          </w:rPr>
-          <w:rPr>
-            <w:color w:val="0000EE"/>
-            <w:u w:val="single"/>
-          </w:rPr>
-          <w:t>72:20</w:t>
-        </w:r>
-      </w:hyperlink>
+      <w:r>
+        <w:rPr>
+          <w:lang w:val="en_US" w:bidi="en_US"/>
+        </w:rPr>
+        <w:t>72:20</w:t>
+      </w:r>
       <w:r>
         <w:rPr>
           <w:lang w:val="en_US" w:bidi="en_US"/>
@@ -1286,18 +1118,12 @@
         </w:rPr>
         <w:t>Book Three (</w:t>
       </w:r>
-      <w:hyperlink r:id="rId20">
-        <w:r>
-          <w:rPr>
-            <w:lang w:val="en_US" w:bidi="en_US"/>
-          </w:rPr>
-          <w:rPr>
-            <w:color w:val="0000EE"/>
-            <w:u w:val="single"/>
-          </w:rPr>
-          <w:t>Psalms 73–89</w:t>
-        </w:r>
-      </w:hyperlink>
+      <w:r>
+        <w:rPr>
+          <w:lang w:val="en_US" w:bidi="en_US"/>
+        </w:rPr>
+        <w:t>Psalms 73–89</w:t>
+      </w:r>
       <w:r>
         <w:rPr>
           <w:lang w:val="en_US" w:bidi="en_US"/>
@@ -1317,36 +1143,24 @@
         </w:rPr>
         <w:t xml:space="preserve"> (a Hebrew name for God) in speaking about God (</w:t>
       </w:r>
-      <w:hyperlink r:id="rId20">
-        <w:r>
-          <w:rPr>
-            <w:lang w:val="en_US" w:bidi="en_US"/>
-          </w:rPr>
-          <w:rPr>
-            <w:color w:val="0000EE"/>
-            <w:u w:val="single"/>
-          </w:rPr>
-          <w:t>Psalms 73–89</w:t>
-        </w:r>
-      </w:hyperlink>
+      <w:r>
+        <w:rPr>
+          <w:lang w:val="en_US" w:bidi="en_US"/>
+        </w:rPr>
+        <w:t>Psalms 73–89</w:t>
+      </w:r>
       <w:r>
         <w:rPr>
           <w:lang w:val="en_US" w:bidi="en_US"/>
         </w:rPr>
         <w:t xml:space="preserve">; </w:t>
       </w:r>
-      <w:hyperlink r:id="rId33">
-        <w:r>
-          <w:rPr>
-            <w:lang w:val="en_US" w:bidi="en_US"/>
-          </w:rPr>
-          <w:rPr>
-            <w:color w:val="0000EE"/>
-            <w:u w:val="single"/>
-          </w:rPr>
-          <w:t>Psalms 42–83</w:t>
-        </w:r>
-      </w:hyperlink>
+      <w:r>
+        <w:rPr>
+          <w:lang w:val="en_US" w:bidi="en_US"/>
+        </w:rPr>
+        <w:t>Psalms 42–83</w:t>
+      </w:r>
       <w:r>
         <w:rPr>
           <w:lang w:val="en_US" w:bidi="en_US"/>
@@ -1371,18 +1185,12 @@
         </w:rPr>
         <w:t>Asaph (</w:t>
       </w:r>
-      <w:hyperlink r:id="rId34">
-        <w:r>
-          <w:rPr>
-            <w:lang w:val="en_US" w:bidi="en_US"/>
-          </w:rPr>
-          <w:rPr>
-            <w:color w:val="0000EE"/>
-            <w:u w:val="single"/>
-          </w:rPr>
-          <w:t>Psalms 73–83</w:t>
-        </w:r>
-      </w:hyperlink>
+      <w:r>
+        <w:rPr>
+          <w:lang w:val="en_US" w:bidi="en_US"/>
+        </w:rPr>
+        <w:t>Psalms 73–83</w:t>
+      </w:r>
       <w:r>
         <w:rPr>
           <w:lang w:val="en_US" w:bidi="en_US"/>
@@ -1407,36 +1215,24 @@
         </w:rPr>
         <w:t>those descended from Korah (</w:t>
       </w:r>
-      <w:hyperlink r:id="rId35">
-        <w:r>
-          <w:rPr>
-            <w:lang w:val="en_US" w:bidi="en_US"/>
-          </w:rPr>
-          <w:rPr>
-            <w:color w:val="0000EE"/>
-            <w:u w:val="single"/>
-          </w:rPr>
-          <w:t>Psalms 84–85</w:t>
-        </w:r>
-      </w:hyperlink>
+      <w:r>
+        <w:rPr>
+          <w:lang w:val="en_US" w:bidi="en_US"/>
+        </w:rPr>
+        <w:t>Psalms 84–85</w:t>
+      </w:r>
       <w:r>
         <w:rPr>
           <w:lang w:val="en_US" w:bidi="en_US"/>
         </w:rPr>
         <w:t xml:space="preserve"> and </w:t>
       </w:r>
-      <w:hyperlink r:id="rId36">
-        <w:r>
-          <w:rPr>
-            <w:lang w:val="en_US" w:bidi="en_US"/>
-          </w:rPr>
-          <w:rPr>
-            <w:color w:val="0000EE"/>
-            <w:u w:val="single"/>
-          </w:rPr>
-          <w:t>87–88</w:t>
-        </w:r>
-      </w:hyperlink>
+      <w:r>
+        <w:rPr>
+          <w:lang w:val="en_US" w:bidi="en_US"/>
+        </w:rPr>
+        <w:t>87–88</w:t>
+      </w:r>
       <w:r>
         <w:rPr>
           <w:lang w:val="en_US" w:bidi="en_US"/>
@@ -1461,18 +1257,12 @@
         </w:rPr>
         <w:t>David (</w:t>
       </w:r>
-      <w:hyperlink r:id="rId37">
-        <w:r>
-          <w:rPr>
-            <w:lang w:val="en_US" w:bidi="en_US"/>
-          </w:rPr>
-          <w:rPr>
-            <w:color w:val="0000EE"/>
-            <w:u w:val="single"/>
-          </w:rPr>
-          <w:t>Psalm 86</w:t>
-        </w:r>
-      </w:hyperlink>
+      <w:r>
+        <w:rPr>
+          <w:lang w:val="en_US" w:bidi="en_US"/>
+        </w:rPr>
+        <w:t>Psalm 86</w:t>
+      </w:r>
       <w:r>
         <w:rPr>
           <w:lang w:val="en_US" w:bidi="en_US"/>
@@ -1487,54 +1277,36 @@
           <w:lang w:val="en_US" w:bidi="en_US"/>
         </w:rPr>
       </w:r>
-      <w:hyperlink r:id="rId38">
-        <w:r>
-          <w:rPr>
-            <w:lang w:val="en_US" w:bidi="en_US"/>
-          </w:rPr>
-          <w:rPr>
-            <w:color w:val="0000EE"/>
-            <w:u w:val="single"/>
-          </w:rPr>
-          <w:t>Psalm 73</w:t>
-        </w:r>
-      </w:hyperlink>
+      <w:r>
+        <w:rPr>
+          <w:lang w:val="en_US" w:bidi="en_US"/>
+        </w:rPr>
+        <w:t>Psalm 73</w:t>
+      </w:r>
       <w:r>
         <w:rPr>
           <w:lang w:val="en_US" w:bidi="en_US"/>
         </w:rPr>
         <w:t xml:space="preserve">, which begins Book Three, raises questions about God's justice and power. These questions challenge the hopeful picture of the Messiah's kingdom presented in </w:t>
       </w:r>
-      <w:hyperlink r:id="rId31">
-        <w:r>
-          <w:rPr>
-            <w:lang w:val="en_US" w:bidi="en_US"/>
-          </w:rPr>
-          <w:rPr>
-            <w:color w:val="0000EE"/>
-            <w:u w:val="single"/>
-          </w:rPr>
-          <w:t>Psalm 72</w:t>
-        </w:r>
-      </w:hyperlink>
+      <w:r>
+        <w:rPr>
+          <w:lang w:val="en_US" w:bidi="en_US"/>
+        </w:rPr>
+        <w:t>Psalm 72</w:t>
+      </w:r>
       <w:r>
         <w:rPr>
           <w:lang w:val="en_US" w:bidi="en_US"/>
         </w:rPr>
         <w:t xml:space="preserve">, the final psalm of Book Two. Similar questions appear again in </w:t>
       </w:r>
-      <w:hyperlink r:id="rId39">
-        <w:r>
-          <w:rPr>
-            <w:lang w:val="en_US" w:bidi="en_US"/>
-          </w:rPr>
-          <w:rPr>
-            <w:color w:val="0000EE"/>
-            <w:u w:val="single"/>
-          </w:rPr>
-          <w:t>Psalm 89</w:t>
-        </w:r>
-      </w:hyperlink>
+      <w:r>
+        <w:rPr>
+          <w:lang w:val="en_US" w:bidi="en_US"/>
+        </w:rPr>
+        <w:t>Psalm 89</w:t>
+      </w:r>
       <w:r>
         <w:rPr>
           <w:lang w:val="en_US" w:bidi="en_US"/>
@@ -1563,54 +1335,36 @@
         </w:rPr>
         <w:t>The psalms in Book Four (</w:t>
       </w:r>
-      <w:hyperlink r:id="rId22">
-        <w:r>
-          <w:rPr>
-            <w:lang w:val="en_US" w:bidi="en_US"/>
-          </w:rPr>
-          <w:rPr>
-            <w:color w:val="0000EE"/>
-            <w:u w:val="single"/>
-          </w:rPr>
-          <w:t>Psalms 90–106</w:t>
-        </w:r>
-      </w:hyperlink>
+      <w:r>
+        <w:rPr>
+          <w:lang w:val="en_US" w:bidi="en_US"/>
+        </w:rPr>
+        <w:t>Psalms 90–106</w:t>
+      </w:r>
       <w:r>
         <w:rPr>
           <w:lang w:val="en_US" w:bidi="en_US"/>
         </w:rPr>
         <w:t xml:space="preserve">) address questions that arose during the exile, when it seemed that God's covenant with David had come to an end (see </w:t>
       </w:r>
-      <w:hyperlink r:id="rId39">
-        <w:r>
-          <w:rPr>
-            <w:lang w:val="en_US" w:bidi="en_US"/>
-          </w:rPr>
-          <w:rPr>
-            <w:color w:val="0000EE"/>
-            <w:u w:val="single"/>
-          </w:rPr>
-          <w:t>Psalm 89</w:t>
-        </w:r>
-      </w:hyperlink>
+      <w:r>
+        <w:rPr>
+          <w:lang w:val="en_US" w:bidi="en_US"/>
+        </w:rPr>
+        <w:t>Psalm 89</w:t>
+      </w:r>
       <w:r>
         <w:rPr>
           <w:lang w:val="en_US" w:bidi="en_US"/>
         </w:rPr>
         <w:t xml:space="preserve">). In response to this crisis, several psalms encourage people to grow in character and faithfulness to God (see </w:t>
       </w:r>
-      <w:hyperlink r:id="rId40">
-        <w:r>
-          <w:rPr>
-            <w:lang w:val="en_US" w:bidi="en_US"/>
-          </w:rPr>
-          <w:rPr>
-            <w:color w:val="0000EE"/>
-            <w:u w:val="single"/>
-          </w:rPr>
-          <w:t>Psalms 91–92</w:t>
-        </w:r>
-      </w:hyperlink>
+      <w:r>
+        <w:rPr>
+          <w:lang w:val="en_US" w:bidi="en_US"/>
+        </w:rPr>
+        <w:t>Psalms 91–92</w:t>
+      </w:r>
       <w:r>
         <w:rPr>
           <w:lang w:val="en_US" w:bidi="en_US"/>
@@ -1624,18 +1378,12 @@
         </w:rPr>
         <w:t>Many psalms in this section present God as the true and faithful King whose rule extends over all creation (</w:t>
       </w:r>
-      <w:hyperlink r:id="rId41">
-        <w:r>
-          <w:rPr>
-            <w:lang w:val="en_US" w:bidi="en_US"/>
-          </w:rPr>
-          <w:rPr>
-            <w:color w:val="0000EE"/>
-            <w:u w:val="single"/>
-          </w:rPr>
-          <w:t>Psalms 93–100</w:t>
-        </w:r>
-      </w:hyperlink>
+      <w:r>
+        <w:rPr>
+          <w:lang w:val="en_US" w:bidi="en_US"/>
+        </w:rPr>
+        <w:t>Psalms 93–100</w:t>
+      </w:r>
       <w:r>
         <w:rPr>
           <w:lang w:val="en_US" w:bidi="en_US"/>
@@ -1649,54 +1397,36 @@
         </w:rPr>
         <w:t>God still loves his people, described as the flock of his pasture (</w:t>
       </w:r>
-      <w:hyperlink r:id="rId42">
-        <w:r>
-          <w:rPr>
-            <w:lang w:val="en_US" w:bidi="en_US"/>
-          </w:rPr>
-          <w:rPr>
-            <w:color w:val="0000EE"/>
-            <w:u w:val="single"/>
-          </w:rPr>
-          <w:t>Psalm 100</w:t>
-        </w:r>
-      </w:hyperlink>
+      <w:r>
+        <w:rPr>
+          <w:lang w:val="en_US" w:bidi="en_US"/>
+        </w:rPr>
+        <w:t>Psalm 100</w:t>
+      </w:r>
       <w:r>
         <w:rPr>
           <w:lang w:val="en_US" w:bidi="en_US"/>
         </w:rPr>
         <w:t>). At the same time, they must listen to and obey him (</w:t>
       </w:r>
-      <w:hyperlink r:id="rId43">
-        <w:r>
-          <w:rPr>
-            <w:lang w:val="en_US" w:bidi="en_US"/>
-          </w:rPr>
-          <w:rPr>
-            <w:color w:val="0000EE"/>
-            <w:u w:val="single"/>
-          </w:rPr>
-          <w:t>Psalms 95</w:t>
-        </w:r>
-      </w:hyperlink>
+      <w:r>
+        <w:rPr>
+          <w:lang w:val="en_US" w:bidi="en_US"/>
+        </w:rPr>
+        <w:t>Psalms 95</w:t>
+      </w:r>
       <w:r>
         <w:rPr>
           <w:lang w:val="en_US" w:bidi="en_US"/>
         </w:rPr>
         <w:t xml:space="preserve">; </w:t>
       </w:r>
-      <w:hyperlink r:id="rId42">
-        <w:r>
-          <w:rPr>
-            <w:lang w:val="en_US" w:bidi="en_US"/>
-          </w:rPr>
-          <w:rPr>
-            <w:color w:val="0000EE"/>
-            <w:u w:val="single"/>
-          </w:rPr>
-          <w:t>100</w:t>
-        </w:r>
-      </w:hyperlink>
+      <w:r>
+        <w:rPr>
+          <w:lang w:val="en_US" w:bidi="en_US"/>
+        </w:rPr>
+        <w:t>100</w:t>
+      </w:r>
       <w:r>
         <w:rPr>
           <w:lang w:val="en_US" w:bidi="en_US"/>
@@ -1710,18 +1440,12 @@
         </w:rPr>
         <w:t xml:space="preserve">God forgives his people, and his compassion assures those in exile that he still cares for them. The review of Israel's history (from creation to the Exile) in </w:t>
       </w:r>
-      <w:hyperlink r:id="rId44">
-        <w:r>
-          <w:rPr>
-            <w:lang w:val="en_US" w:bidi="en_US"/>
-          </w:rPr>
-          <w:rPr>
-            <w:color w:val="0000EE"/>
-            <w:u w:val="single"/>
-          </w:rPr>
-          <w:t xml:space="preserve">Psalms 104–106 </w:t>
-        </w:r>
-      </w:hyperlink>
+      <w:r>
+        <w:rPr>
+          <w:lang w:val="en_US" w:bidi="en_US"/>
+        </w:rPr>
+        <w:t xml:space="preserve">Psalms 104–106 </w:t>
+      </w:r>
       <w:r>
         <w:rPr>
           <w:lang w:val="en_US" w:bidi="en_US"/>
@@ -1746,36 +1470,24 @@
         </w:rPr>
         <w:t xml:space="preserve">The blessing in </w:t>
       </w:r>
-      <w:hyperlink r:id="rId23">
-        <w:r>
-          <w:rPr>
-            <w:lang w:val="en_US" w:bidi="en_US"/>
-          </w:rPr>
-          <w:rPr>
-            <w:color w:val="0000EE"/>
-            <w:u w:val="single"/>
-          </w:rPr>
-          <w:t>Psalm 106:48</w:t>
-        </w:r>
-      </w:hyperlink>
+      <w:r>
+        <w:rPr>
+          <w:lang w:val="en_US" w:bidi="en_US"/>
+        </w:rPr>
+        <w:t>Psalm 106:48</w:t>
+      </w:r>
       <w:r>
         <w:rPr>
           <w:lang w:val="en_US" w:bidi="en_US"/>
         </w:rPr>
         <w:t xml:space="preserve"> also appears in </w:t>
       </w:r>
-      <w:hyperlink r:id="rId45">
-        <w:r>
-          <w:rPr>
-            <w:lang w:val="en_US" w:bidi="en_US"/>
-          </w:rPr>
-          <w:rPr>
-            <w:color w:val="0000EE"/>
-            <w:u w:val="single"/>
-          </w:rPr>
-          <w:t>1 Chronicles 16:36</w:t>
-        </w:r>
-      </w:hyperlink>
+      <w:r>
+        <w:rPr>
+          <w:lang w:val="en_US" w:bidi="en_US"/>
+        </w:rPr>
+        <w:t>1 Chronicles 16:36</w:t>
+      </w:r>
       <w:r>
         <w:rPr>
           <w:lang w:val="en_US" w:bidi="en_US"/>
@@ -1800,18 +1512,12 @@
         </w:rPr>
         <w:t>Book Five (</w:t>
       </w:r>
-      <w:hyperlink r:id="rId24">
-        <w:r>
-          <w:rPr>
-            <w:lang w:val="en_US" w:bidi="en_US"/>
-          </w:rPr>
-          <w:rPr>
-            <w:color w:val="0000EE"/>
-            <w:u w:val="single"/>
-          </w:rPr>
-          <w:t>Psalms 107–150</w:t>
-        </w:r>
-      </w:hyperlink>
+      <w:r>
+        <w:rPr>
+          <w:lang w:val="en_US" w:bidi="en_US"/>
+        </w:rPr>
+        <w:t>Psalms 107–150</w:t>
+      </w:r>
       <w:r>
         <w:rPr>
           <w:lang w:val="en_US" w:bidi="en_US"/>
@@ -1849,18 +1555,12 @@
         </w:rPr>
         <w:t xml:space="preserve"> (</w:t>
       </w:r>
-      <w:hyperlink r:id="rId46">
-        <w:r>
-          <w:rPr>
-            <w:lang w:val="en_US" w:bidi="en_US"/>
-          </w:rPr>
-          <w:rPr>
-            <w:color w:val="0000EE"/>
-            <w:u w:val="single"/>
-          </w:rPr>
-          <w:t>Psalms 113–118</w:t>
-        </w:r>
-      </w:hyperlink>
+      <w:r>
+        <w:rPr>
+          <w:lang w:val="en_US" w:bidi="en_US"/>
+        </w:rPr>
+        <w:t>Psalms 113–118</w:t>
+      </w:r>
       <w:r>
         <w:rPr>
           <w:lang w:val="en_US" w:bidi="en_US"/>
@@ -1898,18 +1598,12 @@
         </w:rPr>
         <w:t xml:space="preserve"> (</w:t>
       </w:r>
-      <w:hyperlink r:id="rId47">
-        <w:r>
-          <w:rPr>
-            <w:lang w:val="en_US" w:bidi="en_US"/>
-          </w:rPr>
-          <w:rPr>
-            <w:color w:val="0000EE"/>
-            <w:u w:val="single"/>
-          </w:rPr>
-          <w:t>Psalm 119</w:t>
-        </w:r>
-      </w:hyperlink>
+      <w:r>
+        <w:rPr>
+          <w:lang w:val="en_US" w:bidi="en_US"/>
+        </w:rPr>
+        <w:t>Psalm 119</w:t>
+      </w:r>
       <w:r>
         <w:rPr>
           <w:lang w:val="en_US" w:bidi="en_US"/>
@@ -1947,18 +1641,12 @@
         </w:rPr>
         <w:t xml:space="preserve"> (</w:t>
       </w:r>
-      <w:hyperlink r:id="rId48">
-        <w:r>
-          <w:rPr>
-            <w:lang w:val="en_US" w:bidi="en_US"/>
-          </w:rPr>
-          <w:rPr>
-            <w:color w:val="0000EE"/>
-            <w:u w:val="single"/>
-          </w:rPr>
-          <w:t>Psalms 120–136</w:t>
-        </w:r>
-      </w:hyperlink>
+      <w:r>
+        <w:rPr>
+          <w:lang w:val="en_US" w:bidi="en_US"/>
+        </w:rPr>
+        <w:t>Psalms 120–136</w:t>
+      </w:r>
       <w:r>
         <w:rPr>
           <w:lang w:val="en_US" w:bidi="en_US"/>
@@ -1978,18 +1666,12 @@
         </w:rPr>
         <w:t xml:space="preserve"> (</w:t>
       </w:r>
-      <w:hyperlink r:id="rId49">
-        <w:r>
-          <w:rPr>
-            <w:lang w:val="en_US" w:bidi="en_US"/>
-          </w:rPr>
-          <w:rPr>
-            <w:color w:val="0000EE"/>
-            <w:u w:val="single"/>
-          </w:rPr>
-          <w:t>Psalms 120–134</w:t>
-        </w:r>
-      </w:hyperlink>
+      <w:r>
+        <w:rPr>
+          <w:lang w:val="en_US" w:bidi="en_US"/>
+        </w:rPr>
+        <w:t>Psalms 120–134</w:t>
+      </w:r>
       <w:r>
         <w:rPr>
           <w:lang w:val="en_US" w:bidi="en_US"/>
@@ -2014,18 +1696,12 @@
         </w:rPr>
         <w:t>eight psalms of David (</w:t>
       </w:r>
-      <w:hyperlink r:id="rId50">
-        <w:r>
-          <w:rPr>
-            <w:lang w:val="en_US" w:bidi="en_US"/>
-          </w:rPr>
-          <w:rPr>
-            <w:color w:val="0000EE"/>
-            <w:u w:val="single"/>
-          </w:rPr>
-          <w:t>Psalms 138–145</w:t>
-        </w:r>
-      </w:hyperlink>
+      <w:r>
+        <w:rPr>
+          <w:lang w:val="en_US" w:bidi="en_US"/>
+        </w:rPr>
+        <w:t>Psalms 138–145</w:t>
+      </w:r>
       <w:r>
         <w:rPr>
           <w:lang w:val="en_US" w:bidi="en_US"/>
@@ -2050,18 +1726,12 @@
         </w:rPr>
         <w:t>five concluding hymns of praise (</w:t>
       </w:r>
-      <w:hyperlink r:id="rId51">
-        <w:r>
-          <w:rPr>
-            <w:lang w:val="en_US" w:bidi="en_US"/>
-          </w:rPr>
-          <w:rPr>
-            <w:color w:val="0000EE"/>
-            <w:u w:val="single"/>
-          </w:rPr>
-          <w:t>Psalms 146–150</w:t>
-        </w:r>
-      </w:hyperlink>
+      <w:r>
+        <w:rPr>
+          <w:lang w:val="en_US" w:bidi="en_US"/>
+        </w:rPr>
+        <w:t>Psalms 146–150</w:t>
+      </w:r>
       <w:r>
         <w:rPr>
           <w:lang w:val="en_US" w:bidi="en_US"/>
@@ -2082,36 +1752,24 @@
         </w:rPr>
         <w:t xml:space="preserve">A major theme in Book Five is the movement from suffering and lament to God's rescue and praise. This pattern begins in </w:t>
       </w:r>
-      <w:hyperlink r:id="rId52">
-        <w:r>
-          <w:rPr>
-            <w:lang w:val="en_US" w:bidi="en_US"/>
-          </w:rPr>
-          <w:rPr>
-            <w:color w:val="0000EE"/>
-            <w:u w:val="single"/>
-          </w:rPr>
-          <w:t>Psalm 107</w:t>
-        </w:r>
-      </w:hyperlink>
+      <w:r>
+        <w:rPr>
+          <w:lang w:val="en_US" w:bidi="en_US"/>
+        </w:rPr>
+        <w:t>Psalm 107</w:t>
+      </w:r>
       <w:r>
         <w:rPr>
           <w:lang w:val="en_US" w:bidi="en_US"/>
         </w:rPr>
         <w:t>. The final verse of that psalm (</w:t>
       </w:r>
-      <w:hyperlink r:id="rId53">
-        <w:r>
-          <w:rPr>
-            <w:lang w:val="en_US" w:bidi="en_US"/>
-          </w:rPr>
-          <w:rPr>
-            <w:color w:val="0000EE"/>
-            <w:u w:val="single"/>
-          </w:rPr>
-          <w:t>107:43</w:t>
-        </w:r>
-      </w:hyperlink>
+      <w:r>
+        <w:rPr>
+          <w:lang w:val="en_US" w:bidi="en_US"/>
+        </w:rPr>
+        <w:t>107:43</w:t>
+      </w:r>
       <w:r>
         <w:rPr>
           <w:lang w:val="en_US" w:bidi="en_US"/>
@@ -2126,108 +1784,72 @@
           <w:lang w:val="en_US" w:bidi="en_US"/>
         </w:rPr>
       </w:r>
-      <w:hyperlink r:id="rId47">
-        <w:r>
-          <w:rPr>
-            <w:lang w:val="en_US" w:bidi="en_US"/>
-          </w:rPr>
-          <w:rPr>
-            <w:color w:val="0000EE"/>
-            <w:u w:val="single"/>
-          </w:rPr>
-          <w:t>Psalm 119</w:t>
-        </w:r>
-      </w:hyperlink>
+      <w:r>
+        <w:rPr>
+          <w:lang w:val="en_US" w:bidi="en_US"/>
+        </w:rPr>
+        <w:t>Psalm 119</w:t>
+      </w:r>
       <w:r>
         <w:rPr>
           <w:lang w:val="en_US" w:bidi="en_US"/>
         </w:rPr>
         <w:t>, the longest psalm, celebrates God's wisdom and his word. The psalms that recount the Lord's care for Israel during their journey through the wilderness (</w:t>
       </w:r>
-      <w:hyperlink r:id="rId54">
-        <w:r>
-          <w:rPr>
-            <w:lang w:val="en_US" w:bidi="en_US"/>
-          </w:rPr>
-          <w:rPr>
-            <w:color w:val="0000EE"/>
-            <w:u w:val="single"/>
-          </w:rPr>
-          <w:t>Psalms 114–118</w:t>
-        </w:r>
-      </w:hyperlink>
+      <w:r>
+        <w:rPr>
+          <w:lang w:val="en_US" w:bidi="en_US"/>
+        </w:rPr>
+        <w:t>Psalms 114–118</w:t>
+      </w:r>
       <w:r>
         <w:rPr>
           <w:lang w:val="en_US" w:bidi="en_US"/>
         </w:rPr>
         <w:t xml:space="preserve"> and </w:t>
       </w:r>
-      <w:hyperlink r:id="rId55">
-        <w:r>
-          <w:rPr>
-            <w:lang w:val="en_US" w:bidi="en_US"/>
-          </w:rPr>
-          <w:rPr>
-            <w:color w:val="0000EE"/>
-            <w:u w:val="single"/>
-          </w:rPr>
-          <w:t>135–136</w:t>
-        </w:r>
-      </w:hyperlink>
+      <w:r>
+        <w:rPr>
+          <w:lang w:val="en_US" w:bidi="en_US"/>
+        </w:rPr>
+        <w:t>135–136</w:t>
+      </w:r>
       <w:r>
         <w:rPr>
           <w:lang w:val="en_US" w:bidi="en_US"/>
         </w:rPr>
         <w:t>) help God's people understand David's final prayers (</w:t>
       </w:r>
-      <w:hyperlink r:id="rId50">
-        <w:r>
-          <w:rPr>
-            <w:lang w:val="en_US" w:bidi="en_US"/>
-          </w:rPr>
-          <w:rPr>
-            <w:color w:val="0000EE"/>
-            <w:u w:val="single"/>
-          </w:rPr>
-          <w:t>Psalms 138–145</w:t>
-        </w:r>
-      </w:hyperlink>
+      <w:r>
+        <w:rPr>
+          <w:lang w:val="en_US" w:bidi="en_US"/>
+        </w:rPr>
+        <w:t>Psalms 138–145</w:t>
+      </w:r>
       <w:r>
         <w:rPr>
           <w:lang w:val="en_US" w:bidi="en_US"/>
         </w:rPr>
         <w:t xml:space="preserve">) from a new perspective. These prayers look forward to God's kingdom, especially in </w:t>
       </w:r>
-      <w:hyperlink r:id="rId56">
-        <w:r>
-          <w:rPr>
-            <w:lang w:val="en_US" w:bidi="en_US"/>
-          </w:rPr>
-          <w:rPr>
-            <w:color w:val="0000EE"/>
-            <w:u w:val="single"/>
-          </w:rPr>
-          <w:t>Psalm 145</w:t>
-        </w:r>
-      </w:hyperlink>
+      <w:r>
+        <w:rPr>
+          <w:lang w:val="en_US" w:bidi="en_US"/>
+        </w:rPr>
+        <w:t>Psalm 145</w:t>
+      </w:r>
       <w:r>
         <w:rPr>
           <w:lang w:val="en_US" w:bidi="en_US"/>
         </w:rPr>
         <w:t>. The psalms of praise (</w:t>
       </w:r>
-      <w:hyperlink r:id="rId51">
-        <w:r>
-          <w:rPr>
-            <w:lang w:val="en_US" w:bidi="en_US"/>
-          </w:rPr>
-          <w:rPr>
-            <w:color w:val="0000EE"/>
-            <w:u w:val="single"/>
-          </w:rPr>
-          <w:t>Psalms 146–150</w:t>
-        </w:r>
-      </w:hyperlink>
+      <w:r>
+        <w:rPr>
+          <w:lang w:val="en_US" w:bidi="en_US"/>
+        </w:rPr>
+        <w:t>Psalms 146–150</w:t>
+      </w:r>
       <w:r>
         <w:rPr>
           <w:lang w:val="en_US" w:bidi="en_US"/>
@@ -2256,36 +1878,24 @@
         </w:rPr>
         <w:t xml:space="preserve">Some psalms appear to have been expanded after they were first written. This may explain the prayer for the restoration of Zion in </w:t>
       </w:r>
-      <w:hyperlink r:id="rId57">
-        <w:r>
-          <w:rPr>
-            <w:lang w:val="en_US" w:bidi="en_US"/>
-          </w:rPr>
-          <w:rPr>
-            <w:color w:val="0000EE"/>
-            <w:u w:val="single"/>
-          </w:rPr>
-          <w:t>51:18–19</w:t>
-        </w:r>
-      </w:hyperlink>
+      <w:r>
+        <w:rPr>
+          <w:lang w:val="en_US" w:bidi="en_US"/>
+        </w:rPr>
+        <w:t>51:18–19</w:t>
+      </w:r>
       <w:r>
         <w:rPr>
           <w:lang w:val="en_US" w:bidi="en_US"/>
         </w:rPr>
         <w:t xml:space="preserve"> and the prayer for God's blessing on Jerusalem in </w:t>
       </w:r>
-      <w:hyperlink r:id="rId58">
-        <w:r>
-          <w:rPr>
-            <w:lang w:val="en_US" w:bidi="en_US"/>
-          </w:rPr>
-          <w:rPr>
-            <w:color w:val="0000EE"/>
-            <w:u w:val="single"/>
-          </w:rPr>
-          <w:t>69:34–36</w:t>
-        </w:r>
-      </w:hyperlink>
+      <w:r>
+        <w:rPr>
+          <w:lang w:val="en_US" w:bidi="en_US"/>
+        </w:rPr>
+        <w:t>69:34–36</w:t>
+      </w:r>
       <w:r>
         <w:rPr>
           <w:lang w:val="en_US" w:bidi="en_US"/>
@@ -2317,108 +1927,72 @@
         </w:rPr>
         <w:t xml:space="preserve">In the Greek text, </w:t>
       </w:r>
-      <w:hyperlink r:id="rId59">
-        <w:r>
-          <w:rPr>
-            <w:lang w:val="en_US" w:bidi="en_US"/>
-          </w:rPr>
-          <w:rPr>
-            <w:color w:val="0000EE"/>
-            <w:u w:val="single"/>
-          </w:rPr>
-          <w:t>Psalms 9</w:t>
-        </w:r>
-      </w:hyperlink>
+      <w:r>
+        <w:rPr>
+          <w:lang w:val="en_US" w:bidi="en_US"/>
+        </w:rPr>
+        <w:t>Psalms 9</w:t>
+      </w:r>
       <w:r>
         <w:rPr>
           <w:lang w:val="en_US" w:bidi="en_US"/>
         </w:rPr>
         <w:t xml:space="preserve"> and </w:t>
       </w:r>
-      <w:hyperlink r:id="rId60">
-        <w:r>
-          <w:rPr>
-            <w:lang w:val="en_US" w:bidi="en_US"/>
-          </w:rPr>
-          <w:rPr>
-            <w:color w:val="0000EE"/>
-            <w:u w:val="single"/>
-          </w:rPr>
-          <w:t>10</w:t>
-        </w:r>
-      </w:hyperlink>
+      <w:r>
+        <w:rPr>
+          <w:lang w:val="en_US" w:bidi="en_US"/>
+        </w:rPr>
+        <w:t>10</w:t>
+      </w:r>
       <w:r>
         <w:rPr>
           <w:lang w:val="en_US" w:bidi="en_US"/>
         </w:rPr>
         <w:t xml:space="preserve"> are combined into one psalm, and </w:t>
       </w:r>
-      <w:hyperlink r:id="rId61">
-        <w:r>
-          <w:rPr>
-            <w:lang w:val="en_US" w:bidi="en_US"/>
-          </w:rPr>
-          <w:rPr>
-            <w:color w:val="0000EE"/>
-            <w:u w:val="single"/>
-          </w:rPr>
-          <w:t>Psalms 114</w:t>
-        </w:r>
-      </w:hyperlink>
+      <w:r>
+        <w:rPr>
+          <w:lang w:val="en_US" w:bidi="en_US"/>
+        </w:rPr>
+        <w:t>Psalms 114</w:t>
+      </w:r>
       <w:r>
         <w:rPr>
           <w:lang w:val="en_US" w:bidi="en_US"/>
         </w:rPr>
         <w:t xml:space="preserve"> and </w:t>
       </w:r>
-      <w:hyperlink r:id="rId62">
-        <w:r>
-          <w:rPr>
-            <w:lang w:val="en_US" w:bidi="en_US"/>
-          </w:rPr>
-          <w:rPr>
-            <w:color w:val="0000EE"/>
-            <w:u w:val="single"/>
-          </w:rPr>
-          <w:t>115</w:t>
-        </w:r>
-      </w:hyperlink>
+      <w:r>
+        <w:rPr>
+          <w:lang w:val="en_US" w:bidi="en_US"/>
+        </w:rPr>
+        <w:t>115</w:t>
+      </w:r>
       <w:r>
         <w:rPr>
           <w:lang w:val="en_US" w:bidi="en_US"/>
         </w:rPr>
         <w:t xml:space="preserve"> are also combined into one psalm. At the same time, </w:t>
       </w:r>
-      <w:hyperlink r:id="rId63">
-        <w:r>
-          <w:rPr>
-            <w:lang w:val="en_US" w:bidi="en_US"/>
-          </w:rPr>
-          <w:rPr>
-            <w:color w:val="0000EE"/>
-            <w:u w:val="single"/>
-          </w:rPr>
-          <w:t>Psalms 116</w:t>
-        </w:r>
-      </w:hyperlink>
+      <w:r>
+        <w:rPr>
+          <w:lang w:val="en_US" w:bidi="en_US"/>
+        </w:rPr>
+        <w:t>Psalms 116</w:t>
+      </w:r>
       <w:r>
         <w:rPr>
           <w:lang w:val="en_US" w:bidi="en_US"/>
         </w:rPr>
         <w:t xml:space="preserve"> and </w:t>
       </w:r>
-      <w:hyperlink r:id="rId64">
-        <w:r>
-          <w:rPr>
-            <w:lang w:val="en_US" w:bidi="en_US"/>
-          </w:rPr>
-          <w:rPr>
-            <w:color w:val="0000EE"/>
-            <w:u w:val="single"/>
-          </w:rPr>
-          <w:t>147</w:t>
-        </w:r>
-      </w:hyperlink>
+      <w:r>
+        <w:rPr>
+          <w:lang w:val="en_US" w:bidi="en_US"/>
+        </w:rPr>
+        <w:t>147</w:t>
+      </w:r>
       <w:r>
         <w:rPr>
           <w:lang w:val="en_US" w:bidi="en_US"/>
@@ -2439,54 +2013,36 @@
         </w:rPr>
         <w:t xml:space="preserve">By the time of Jesus, the book of Psalms was already widely known and used (see </w:t>
       </w:r>
-      <w:hyperlink r:id="rId65">
-        <w:r>
-          <w:rPr>
-            <w:lang w:val="en_US" w:bidi="en_US"/>
-          </w:rPr>
-          <w:rPr>
-            <w:color w:val="0000EE"/>
-            <w:u w:val="single"/>
-          </w:rPr>
-          <w:t>Luke 20:42</w:t>
-        </w:r>
-      </w:hyperlink>
+      <w:r>
+        <w:rPr>
+          <w:lang w:val="en_US" w:bidi="en_US"/>
+        </w:rPr>
+        <w:t>Luke 20:42</w:t>
+      </w:r>
       <w:r>
         <w:rPr>
           <w:lang w:val="en_US" w:bidi="en_US"/>
         </w:rPr>
         <w:t xml:space="preserve">; </w:t>
       </w:r>
-      <w:hyperlink r:id="rId66">
-        <w:r>
-          <w:rPr>
-            <w:lang w:val="en_US" w:bidi="en_US"/>
-          </w:rPr>
-          <w:rPr>
-            <w:color w:val="0000EE"/>
-            <w:u w:val="single"/>
-          </w:rPr>
-          <w:t>Acts 1:20</w:t>
-        </w:r>
-      </w:hyperlink>
+      <w:r>
+        <w:rPr>
+          <w:lang w:val="en_US" w:bidi="en_US"/>
+        </w:rPr>
+        <w:t>Acts 1:20</w:t>
+      </w:r>
       <w:r>
         <w:rPr>
           <w:lang w:val="en_US" w:bidi="en_US"/>
         </w:rPr>
         <w:t xml:space="preserve">). It was part of the third section of the Hebrew Scriptures, called the Writings (see </w:t>
       </w:r>
-      <w:hyperlink r:id="rId67">
-        <w:r>
-          <w:rPr>
-            <w:lang w:val="en_US" w:bidi="en_US"/>
-          </w:rPr>
-          <w:rPr>
-            <w:color w:val="0000EE"/>
-            <w:u w:val="single"/>
-          </w:rPr>
-          <w:t>Luke 24:44</w:t>
-        </w:r>
-      </w:hyperlink>
+      <w:r>
+        <w:rPr>
+          <w:lang w:val="en_US" w:bidi="en_US"/>
+        </w:rPr>
+        <w:t>Luke 24:44</w:t>
+      </w:r>
       <w:r>
         <w:rPr>
           <w:lang w:val="en_US" w:bidi="en_US"/>
@@ -2536,36 +2092,24 @@
         </w:rPr>
         <w:t>Asaph (</w:t>
       </w:r>
-      <w:hyperlink r:id="rId28">
-        <w:r>
-          <w:rPr>
-            <w:lang w:val="en_US" w:bidi="en_US"/>
-          </w:rPr>
-          <w:rPr>
-            <w:color w:val="0000EE"/>
-            <w:u w:val="single"/>
-          </w:rPr>
-          <w:t>Psalms 50</w:t>
-        </w:r>
-      </w:hyperlink>
+      <w:r>
+        <w:rPr>
+          <w:lang w:val="en_US" w:bidi="en_US"/>
+        </w:rPr>
+        <w:t>Psalms 50</w:t>
+      </w:r>
       <w:r>
         <w:rPr>
           <w:lang w:val="en_US" w:bidi="en_US"/>
         </w:rPr>
         <w:t xml:space="preserve">; </w:t>
       </w:r>
-      <w:hyperlink r:id="rId34">
-        <w:r>
-          <w:rPr>
-            <w:lang w:val="en_US" w:bidi="en_US"/>
-          </w:rPr>
-          <w:rPr>
-            <w:color w:val="0000EE"/>
-            <w:u w:val="single"/>
-          </w:rPr>
-          <w:t>73–83</w:t>
-        </w:r>
-      </w:hyperlink>
+      <w:r>
+        <w:rPr>
+          <w:lang w:val="en_US" w:bidi="en_US"/>
+        </w:rPr>
+        <w:t>73–83</w:t>
+      </w:r>
       <w:r>
         <w:rPr>
           <w:lang w:val="en_US" w:bidi="en_US"/>
@@ -2590,54 +2134,36 @@
         </w:rPr>
         <w:t>the descendants of Korah (</w:t>
       </w:r>
-      <w:hyperlink r:id="rId27">
-        <w:r>
-          <w:rPr>
-            <w:lang w:val="en_US" w:bidi="en_US"/>
-          </w:rPr>
-          <w:rPr>
-            <w:color w:val="0000EE"/>
-            <w:u w:val="single"/>
-          </w:rPr>
-          <w:t>Psalms 42–49</w:t>
-        </w:r>
-      </w:hyperlink>
+      <w:r>
+        <w:rPr>
+          <w:lang w:val="en_US" w:bidi="en_US"/>
+        </w:rPr>
+        <w:t>Psalms 42–49</w:t>
+      </w:r>
       <w:r>
         <w:rPr>
           <w:lang w:val="en_US" w:bidi="en_US"/>
         </w:rPr>
         <w:t xml:space="preserve">; </w:t>
       </w:r>
-      <w:hyperlink r:id="rId35">
-        <w:r>
-          <w:rPr>
-            <w:lang w:val="en_US" w:bidi="en_US"/>
-          </w:rPr>
-          <w:rPr>
-            <w:color w:val="0000EE"/>
-            <w:u w:val="single"/>
-          </w:rPr>
-          <w:t>84–85</w:t>
-        </w:r>
-      </w:hyperlink>
+      <w:r>
+        <w:rPr>
+          <w:lang w:val="en_US" w:bidi="en_US"/>
+        </w:rPr>
+        <w:t>84–85</w:t>
+      </w:r>
       <w:r>
         <w:rPr>
           <w:lang w:val="en_US" w:bidi="en_US"/>
         </w:rPr>
         <w:t xml:space="preserve">; </w:t>
       </w:r>
-      <w:hyperlink r:id="rId68">
-        <w:r>
-          <w:rPr>
-            <w:lang w:val="en_US" w:bidi="en_US"/>
-          </w:rPr>
-          <w:rPr>
-            <w:color w:val="0000EE"/>
-            <w:u w:val="single"/>
-          </w:rPr>
-          <w:t>87</w:t>
-        </w:r>
-      </w:hyperlink>
+      <w:r>
+        <w:rPr>
+          <w:lang w:val="en_US" w:bidi="en_US"/>
+        </w:rPr>
+        <w:t>87</w:t>
+      </w:r>
       <w:r>
         <w:rPr>
           <w:lang w:val="en_US" w:bidi="en_US"/>
@@ -2662,36 +2188,24 @@
         </w:rPr>
         <w:t>Solomon (</w:t>
       </w:r>
-      <w:hyperlink r:id="rId31">
-        <w:r>
-          <w:rPr>
-            <w:lang w:val="en_US" w:bidi="en_US"/>
-          </w:rPr>
-          <w:rPr>
-            <w:color w:val="0000EE"/>
-            <w:u w:val="single"/>
-          </w:rPr>
-          <w:t>Psalms 72</w:t>
-        </w:r>
-      </w:hyperlink>
+      <w:r>
+        <w:rPr>
+          <w:lang w:val="en_US" w:bidi="en_US"/>
+        </w:rPr>
+        <w:t>Psalms 72</w:t>
+      </w:r>
       <w:r>
         <w:rPr>
           <w:lang w:val="en_US" w:bidi="en_US"/>
         </w:rPr>
         <w:t xml:space="preserve">; </w:t>
       </w:r>
-      <w:hyperlink r:id="rId69">
-        <w:r>
-          <w:rPr>
-            <w:lang w:val="en_US" w:bidi="en_US"/>
-          </w:rPr>
-          <w:rPr>
-            <w:color w:val="0000EE"/>
-            <w:u w:val="single"/>
-          </w:rPr>
-          <w:t>127</w:t>
-        </w:r>
-      </w:hyperlink>
+      <w:r>
+        <w:rPr>
+          <w:lang w:val="en_US" w:bidi="en_US"/>
+        </w:rPr>
+        <w:t>127</w:t>
+      </w:r>
       <w:r>
         <w:rPr>
           <w:lang w:val="en_US" w:bidi="en_US"/>
@@ -2716,18 +2230,12 @@
         </w:rPr>
         <w:t>Heman (</w:t>
       </w:r>
-      <w:hyperlink r:id="rId70">
-        <w:r>
-          <w:rPr>
-            <w:lang w:val="en_US" w:bidi="en_US"/>
-          </w:rPr>
-          <w:rPr>
-            <w:color w:val="0000EE"/>
-            <w:u w:val="single"/>
-          </w:rPr>
-          <w:t>Psalm 88</w:t>
-        </w:r>
-      </w:hyperlink>
+      <w:r>
+        <w:rPr>
+          <w:lang w:val="en_US" w:bidi="en_US"/>
+        </w:rPr>
+        <w:t>Psalm 88</w:t>
+      </w:r>
       <w:r>
         <w:rPr>
           <w:lang w:val="en_US" w:bidi="en_US"/>
@@ -2752,18 +2260,12 @@
         </w:rPr>
         <w:t>Ethan (</w:t>
       </w:r>
-      <w:hyperlink r:id="rId39">
-        <w:r>
-          <w:rPr>
-            <w:lang w:val="en_US" w:bidi="en_US"/>
-          </w:rPr>
-          <w:rPr>
-            <w:color w:val="0000EE"/>
-            <w:u w:val="single"/>
-          </w:rPr>
-          <w:t>Psalm 89</w:t>
-        </w:r>
-      </w:hyperlink>
+      <w:r>
+        <w:rPr>
+          <w:lang w:val="en_US" w:bidi="en_US"/>
+        </w:rPr>
+        <w:t>Psalm 89</w:t>
+      </w:r>
       <w:r>
         <w:rPr>
           <w:lang w:val="en_US" w:bidi="en_US"/>
@@ -2788,18 +2290,12 @@
         </w:rPr>
         <w:t>Moses (</w:t>
       </w:r>
-      <w:hyperlink r:id="rId71">
-        <w:r>
-          <w:rPr>
-            <w:lang w:val="en_US" w:bidi="en_US"/>
-          </w:rPr>
-          <w:rPr>
-            <w:color w:val="0000EE"/>
-            <w:u w:val="single"/>
-          </w:rPr>
-          <w:t>Psalm 90</w:t>
-        </w:r>
-      </w:hyperlink>
+      <w:r>
+        <w:rPr>
+          <w:lang w:val="en_US" w:bidi="en_US"/>
+        </w:rPr>
+        <w:t>Psalm 90</w:t>
+      </w:r>
       <w:r>
         <w:rPr>
           <w:lang w:val="en_US" w:bidi="en_US"/>
@@ -2860,54 +2356,36 @@
         </w:rPr>
         <w:t>Many of the psalms “of David” may have been written by David, but there are several reasons to be cautious about this conclusion. Some titles include two names, such as David and Jeduthun or Asaph (</w:t>
       </w:r>
-      <w:hyperlink r:id="rId72">
-        <w:r>
-          <w:rPr>
-            <w:lang w:val="en_US" w:bidi="en_US"/>
-          </w:rPr>
-          <w:rPr>
-            <w:color w:val="0000EE"/>
-            <w:u w:val="single"/>
-          </w:rPr>
-          <w:t>Psalms 39</w:t>
-        </w:r>
-      </w:hyperlink>
+      <w:r>
+        <w:rPr>
+          <w:lang w:val="en_US" w:bidi="en_US"/>
+        </w:rPr>
+        <w:t>Psalms 39</w:t>
+      </w:r>
       <w:r>
         <w:rPr>
           <w:lang w:val="en_US" w:bidi="en_US"/>
         </w:rPr>
         <w:t xml:space="preserve">, </w:t>
       </w:r>
-      <w:hyperlink r:id="rId73">
-        <w:r>
-          <w:rPr>
-            <w:lang w:val="en_US" w:bidi="en_US"/>
-          </w:rPr>
-          <w:rPr>
-            <w:color w:val="0000EE"/>
-            <w:u w:val="single"/>
-          </w:rPr>
-          <w:t>62</w:t>
-        </w:r>
-      </w:hyperlink>
+      <w:r>
+        <w:rPr>
+          <w:lang w:val="en_US" w:bidi="en_US"/>
+        </w:rPr>
+        <w:t>62</w:t>
+      </w:r>
       <w:r>
         <w:rPr>
           <w:lang w:val="en_US" w:bidi="en_US"/>
         </w:rPr>
         <w:t xml:space="preserve">, </w:t>
       </w:r>
-      <w:hyperlink r:id="rId74">
-        <w:r>
-          <w:rPr>
-            <w:lang w:val="en_US" w:bidi="en_US"/>
-          </w:rPr>
-          <w:rPr>
-            <w:color w:val="0000EE"/>
-            <w:u w:val="single"/>
-          </w:rPr>
-          <w:t>77</w:t>
-        </w:r>
-      </w:hyperlink>
+      <w:r>
+        <w:rPr>
+          <w:lang w:val="en_US" w:bidi="en_US"/>
+        </w:rPr>
+        <w:t>77</w:t>
+      </w:r>
       <w:r>
         <w:rPr>
           <w:lang w:val="en_US" w:bidi="en_US"/>
@@ -2928,252 +2406,168 @@
         </w:rPr>
         <w:t>In addition, several psalms are linked in their titles to events in David's life (</w:t>
       </w:r>
-      <w:hyperlink r:id="rId75">
-        <w:r>
-          <w:rPr>
-            <w:lang w:val="en_US" w:bidi="en_US"/>
-          </w:rPr>
-          <w:rPr>
-            <w:color w:val="0000EE"/>
-            <w:u w:val="single"/>
-          </w:rPr>
-          <w:t>Psalms 3</w:t>
-        </w:r>
-      </w:hyperlink>
+      <w:r>
+        <w:rPr>
+          <w:lang w:val="en_US" w:bidi="en_US"/>
+        </w:rPr>
+        <w:t>Psalms 3</w:t>
+      </w:r>
       <w:r>
         <w:rPr>
           <w:lang w:val="en_US" w:bidi="en_US"/>
         </w:rPr>
         <w:t xml:space="preserve">, </w:t>
       </w:r>
-      <w:hyperlink r:id="rId76">
-        <w:r>
-          <w:rPr>
-            <w:lang w:val="en_US" w:bidi="en_US"/>
-          </w:rPr>
-          <w:rPr>
-            <w:color w:val="0000EE"/>
-            <w:u w:val="single"/>
-          </w:rPr>
-          <w:t>7</w:t>
-        </w:r>
-      </w:hyperlink>
+      <w:r>
+        <w:rPr>
+          <w:lang w:val="en_US" w:bidi="en_US"/>
+        </w:rPr>
+        <w:t>7</w:t>
+      </w:r>
       <w:r>
         <w:rPr>
           <w:lang w:val="en_US" w:bidi="en_US"/>
         </w:rPr>
         <w:t xml:space="preserve">, </w:t>
       </w:r>
-      <w:hyperlink r:id="rId77">
-        <w:r>
-          <w:rPr>
-            <w:lang w:val="en_US" w:bidi="en_US"/>
-          </w:rPr>
-          <w:rPr>
-            <w:color w:val="0000EE"/>
-            <w:u w:val="single"/>
-          </w:rPr>
-          <w:t>18</w:t>
-        </w:r>
-      </w:hyperlink>
+      <w:r>
+        <w:rPr>
+          <w:lang w:val="en_US" w:bidi="en_US"/>
+        </w:rPr>
+        <w:t>18</w:t>
+      </w:r>
       <w:r>
         <w:rPr>
           <w:lang w:val="en_US" w:bidi="en_US"/>
         </w:rPr>
         <w:t xml:space="preserve">, </w:t>
       </w:r>
-      <w:hyperlink r:id="rId78">
-        <w:r>
-          <w:rPr>
-            <w:lang w:val="en_US" w:bidi="en_US"/>
-          </w:rPr>
-          <w:rPr>
-            <w:color w:val="0000EE"/>
-            <w:u w:val="single"/>
-          </w:rPr>
-          <w:t>34</w:t>
-        </w:r>
-      </w:hyperlink>
+      <w:r>
+        <w:rPr>
+          <w:lang w:val="en_US" w:bidi="en_US"/>
+        </w:rPr>
+        <w:t>34</w:t>
+      </w:r>
       <w:r>
         <w:rPr>
           <w:lang w:val="en_US" w:bidi="en_US"/>
         </w:rPr>
         <w:t xml:space="preserve">, </w:t>
       </w:r>
-      <w:hyperlink r:id="rId79">
-        <w:r>
-          <w:rPr>
-            <w:lang w:val="en_US" w:bidi="en_US"/>
-          </w:rPr>
-          <w:rPr>
-            <w:color w:val="0000EE"/>
-            <w:u w:val="single"/>
-          </w:rPr>
-          <w:t>51</w:t>
-        </w:r>
-      </w:hyperlink>
+      <w:r>
+        <w:rPr>
+          <w:lang w:val="en_US" w:bidi="en_US"/>
+        </w:rPr>
+        <w:t>51</w:t>
+      </w:r>
       <w:r>
         <w:rPr>
           <w:lang w:val="en_US" w:bidi="en_US"/>
         </w:rPr>
         <w:t xml:space="preserve">, </w:t>
       </w:r>
-      <w:hyperlink r:id="rId80">
-        <w:r>
-          <w:rPr>
-            <w:lang w:val="en_US" w:bidi="en_US"/>
-          </w:rPr>
-          <w:rPr>
-            <w:color w:val="0000EE"/>
-            <w:u w:val="single"/>
-          </w:rPr>
-          <w:t>52</w:t>
-        </w:r>
-      </w:hyperlink>
+      <w:r>
+        <w:rPr>
+          <w:lang w:val="en_US" w:bidi="en_US"/>
+        </w:rPr>
+        <w:t>52</w:t>
+      </w:r>
       <w:r>
         <w:rPr>
           <w:lang w:val="en_US" w:bidi="en_US"/>
         </w:rPr>
         <w:t xml:space="preserve">, </w:t>
       </w:r>
-      <w:hyperlink r:id="rId81">
-        <w:r>
-          <w:rPr>
-            <w:lang w:val="en_US" w:bidi="en_US"/>
-          </w:rPr>
-          <w:rPr>
-            <w:color w:val="0000EE"/>
-            <w:u w:val="single"/>
-          </w:rPr>
-          <w:t>54</w:t>
-        </w:r>
-      </w:hyperlink>
+      <w:r>
+        <w:rPr>
+          <w:lang w:val="en_US" w:bidi="en_US"/>
+        </w:rPr>
+        <w:t>54</w:t>
+      </w:r>
       <w:r>
         <w:rPr>
           <w:lang w:val="en_US" w:bidi="en_US"/>
         </w:rPr>
         <w:t xml:space="preserve">, </w:t>
       </w:r>
-      <w:hyperlink r:id="rId82">
-        <w:r>
-          <w:rPr>
-            <w:lang w:val="en_US" w:bidi="en_US"/>
-          </w:rPr>
-          <w:rPr>
-            <w:color w:val="0000EE"/>
-            <w:u w:val="single"/>
-          </w:rPr>
-          <w:t>56</w:t>
-        </w:r>
-      </w:hyperlink>
+      <w:r>
+        <w:rPr>
+          <w:lang w:val="en_US" w:bidi="en_US"/>
+        </w:rPr>
+        <w:t>56</w:t>
+      </w:r>
       <w:r>
         <w:rPr>
           <w:lang w:val="en_US" w:bidi="en_US"/>
         </w:rPr>
         <w:t xml:space="preserve">, </w:t>
       </w:r>
-      <w:hyperlink r:id="rId83">
-        <w:r>
-          <w:rPr>
-            <w:lang w:val="en_US" w:bidi="en_US"/>
-          </w:rPr>
-          <w:rPr>
-            <w:color w:val="0000EE"/>
-            <w:u w:val="single"/>
-          </w:rPr>
-          <w:t>57</w:t>
-        </w:r>
-      </w:hyperlink>
+      <w:r>
+        <w:rPr>
+          <w:lang w:val="en_US" w:bidi="en_US"/>
+        </w:rPr>
+        <w:t>57</w:t>
+      </w:r>
       <w:r>
         <w:rPr>
           <w:lang w:val="en_US" w:bidi="en_US"/>
         </w:rPr>
         <w:t xml:space="preserve">, </w:t>
       </w:r>
-      <w:hyperlink r:id="rId84">
-        <w:r>
-          <w:rPr>
-            <w:lang w:val="en_US" w:bidi="en_US"/>
-          </w:rPr>
-          <w:rPr>
-            <w:color w:val="0000EE"/>
-            <w:u w:val="single"/>
-          </w:rPr>
-          <w:t>59</w:t>
-        </w:r>
-      </w:hyperlink>
+      <w:r>
+        <w:rPr>
+          <w:lang w:val="en_US" w:bidi="en_US"/>
+        </w:rPr>
+        <w:t>59</w:t>
+      </w:r>
       <w:r>
         <w:rPr>
           <w:lang w:val="en_US" w:bidi="en_US"/>
         </w:rPr>
         <w:t xml:space="preserve">, </w:t>
       </w:r>
-      <w:hyperlink r:id="rId85">
-        <w:r>
-          <w:rPr>
-            <w:lang w:val="en_US" w:bidi="en_US"/>
-          </w:rPr>
-          <w:rPr>
-            <w:color w:val="0000EE"/>
-            <w:u w:val="single"/>
-          </w:rPr>
-          <w:t>60</w:t>
-        </w:r>
-      </w:hyperlink>
+      <w:r>
+        <w:rPr>
+          <w:lang w:val="en_US" w:bidi="en_US"/>
+        </w:rPr>
+        <w:t>60</w:t>
+      </w:r>
       <w:r>
         <w:rPr>
           <w:lang w:val="en_US" w:bidi="en_US"/>
         </w:rPr>
         <w:t xml:space="preserve">, </w:t>
       </w:r>
-      <w:hyperlink r:id="rId86">
-        <w:r>
-          <w:rPr>
-            <w:lang w:val="en_US" w:bidi="en_US"/>
-          </w:rPr>
-          <w:rPr>
-            <w:color w:val="0000EE"/>
-            <w:u w:val="single"/>
-          </w:rPr>
-          <w:t>63</w:t>
-        </w:r>
-      </w:hyperlink>
+      <w:r>
+        <w:rPr>
+          <w:lang w:val="en_US" w:bidi="en_US"/>
+        </w:rPr>
+        <w:t>63</w:t>
+      </w:r>
       <w:r>
         <w:rPr>
           <w:lang w:val="en_US" w:bidi="en_US"/>
         </w:rPr>
         <w:t xml:space="preserve">, </w:t>
       </w:r>
-      <w:hyperlink r:id="rId87">
-        <w:r>
-          <w:rPr>
-            <w:lang w:val="en_US" w:bidi="en_US"/>
-          </w:rPr>
-          <w:rPr>
-            <w:color w:val="0000EE"/>
-            <w:u w:val="single"/>
-          </w:rPr>
-          <w:t>142</w:t>
-        </w:r>
-      </w:hyperlink>
+      <w:r>
+        <w:rPr>
+          <w:lang w:val="en_US" w:bidi="en_US"/>
+        </w:rPr>
+        <w:t>142</w:t>
+      </w:r>
       <w:r>
         <w:rPr>
           <w:lang w:val="en_US" w:bidi="en_US"/>
         </w:rPr>
         <w:t xml:space="preserve">). However, the content of these psalms often contains few details that clearly connect them to those events. For example, the title of </w:t>
       </w:r>
-      <w:hyperlink r:id="rId79">
-        <w:r>
-          <w:rPr>
-            <w:lang w:val="en_US" w:bidi="en_US"/>
-          </w:rPr>
-          <w:rPr>
-            <w:color w:val="0000EE"/>
-            <w:u w:val="single"/>
-          </w:rPr>
-          <w:t>Psalm 51</w:t>
-        </w:r>
-      </w:hyperlink>
+      <w:r>
+        <w:rPr>
+          <w:lang w:val="en_US" w:bidi="en_US"/>
+        </w:rPr>
+        <w:t>Psalm 51</w:t>
+      </w:r>
       <w:r>
         <w:rPr>
           <w:lang w:val="en_US" w:bidi="en_US"/>
@@ -3194,90 +2588,60 @@
         </w:rPr>
         <w:t xml:space="preserve">Some psalms “of David” also seem to assume that the temple already existed, even though it was not built until after David's death (see </w:t>
       </w:r>
-      <w:hyperlink r:id="rId88">
-        <w:r>
-          <w:rPr>
-            <w:lang w:val="en_US" w:bidi="en_US"/>
-          </w:rPr>
-          <w:rPr>
-            <w:color w:val="0000EE"/>
-            <w:u w:val="single"/>
-          </w:rPr>
-          <w:t>Psalm 5:7</w:t>
-        </w:r>
-      </w:hyperlink>
+      <w:r>
+        <w:rPr>
+          <w:lang w:val="en_US" w:bidi="en_US"/>
+        </w:rPr>
+        <w:t>Psalm 5:7</w:t>
+      </w:r>
       <w:r>
         <w:rPr>
           <w:lang w:val="en_US" w:bidi="en_US"/>
         </w:rPr>
         <w:t xml:space="preserve">; </w:t>
       </w:r>
-      <w:hyperlink r:id="rId89">
-        <w:r>
-          <w:rPr>
-            <w:lang w:val="en_US" w:bidi="en_US"/>
-          </w:rPr>
-          <w:rPr>
-            <w:color w:val="0000EE"/>
-            <w:u w:val="single"/>
-          </w:rPr>
-          <w:t>122:title</w:t>
-        </w:r>
-      </w:hyperlink>
+      <w:r>
+        <w:rPr>
+          <w:lang w:val="en_US" w:bidi="en_US"/>
+        </w:rPr>
+        <w:t>122:title</w:t>
+      </w:r>
       <w:r>
         <w:rPr>
           <w:lang w:val="en_US" w:bidi="en_US"/>
         </w:rPr>
         <w:t xml:space="preserve">; </w:t>
       </w:r>
-      <w:hyperlink r:id="rId90">
-        <w:r>
-          <w:rPr>
-            <w:lang w:val="en_US" w:bidi="en_US"/>
-          </w:rPr>
-          <w:rPr>
-            <w:color w:val="0000EE"/>
-            <w:u w:val="single"/>
-          </w:rPr>
-          <w:t>138:2</w:t>
-        </w:r>
-      </w:hyperlink>
+      <w:r>
+        <w:rPr>
+          <w:lang w:val="en_US" w:bidi="en_US"/>
+        </w:rPr>
+        <w:t>138:2</w:t>
+      </w:r>
       <w:r>
         <w:rPr>
           <w:lang w:val="en_US" w:bidi="en_US"/>
         </w:rPr>
         <w:t xml:space="preserve">). Likewise, the title of </w:t>
       </w:r>
-      <w:hyperlink r:id="rId91">
-        <w:r>
-          <w:rPr>
-            <w:lang w:val="en_US" w:bidi="en_US"/>
-          </w:rPr>
-          <w:rPr>
-            <w:color w:val="0000EE"/>
-            <w:u w:val="single"/>
-          </w:rPr>
-          <w:t>Psalm 30</w:t>
-        </w:r>
-      </w:hyperlink>
+      <w:r>
+        <w:rPr>
+          <w:lang w:val="en_US" w:bidi="en_US"/>
+        </w:rPr>
+        <w:t>Psalm 30</w:t>
+      </w:r>
       <w:r>
         <w:rPr>
           <w:lang w:val="en_US" w:bidi="en_US"/>
         </w:rPr>
         <w:t xml:space="preserve"> connects David with the dedication of the temple, and </w:t>
       </w:r>
-      <w:hyperlink r:id="rId92">
-        <w:r>
-          <w:rPr>
-            <w:lang w:val="en_US" w:bidi="en_US"/>
-          </w:rPr>
-          <w:rPr>
-            <w:color w:val="0000EE"/>
-            <w:u w:val="single"/>
-          </w:rPr>
-          <w:t>Psalm 69</w:t>
-        </w:r>
-      </w:hyperlink>
+      <w:r>
+        <w:rPr>
+          <w:lang w:val="en_US" w:bidi="en_US"/>
+        </w:rPr>
+        <w:t>Psalm 69</w:t>
+      </w:r>
       <w:r>
         <w:rPr>
           <w:lang w:val="en_US" w:bidi="en_US"/>
@@ -3298,36 +2662,24 @@
         </w:rPr>
         <w:t xml:space="preserve">Finally, some ancient textual traditions differ in whether David's name appears in certain titles (for example, </w:t>
       </w:r>
-      <w:hyperlink r:id="rId93">
-        <w:r>
-          <w:rPr>
-            <w:lang w:val="en_US" w:bidi="en_US"/>
-          </w:rPr>
-          <w:rPr>
-            <w:color w:val="0000EE"/>
-            <w:u w:val="single"/>
-          </w:rPr>
-          <w:t>Psalms 122</w:t>
-        </w:r>
-      </w:hyperlink>
+      <w:r>
+        <w:rPr>
+          <w:lang w:val="en_US" w:bidi="en_US"/>
+        </w:rPr>
+        <w:t>Psalms 122</w:t>
+      </w:r>
       <w:r>
         <w:rPr>
           <w:lang w:val="en_US" w:bidi="en_US"/>
         </w:rPr>
         <w:t xml:space="preserve">, </w:t>
       </w:r>
-      <w:hyperlink r:id="rId94">
-        <w:r>
-          <w:rPr>
-            <w:lang w:val="en_US" w:bidi="en_US"/>
-          </w:rPr>
-          <w:rPr>
-            <w:color w:val="0000EE"/>
-            <w:u w:val="single"/>
-          </w:rPr>
-          <w:t>124</w:t>
-        </w:r>
-      </w:hyperlink>
+      <w:r>
+        <w:rPr>
+          <w:lang w:val="en_US" w:bidi="en_US"/>
+        </w:rPr>
+        <w:t>124</w:t>
+      </w:r>
       <w:r>
         <w:rPr>
           <w:lang w:val="en_US" w:bidi="en_US"/>
@@ -3412,36 +2764,24 @@
         </w:rPr>
         <w:t xml:space="preserve">, which means "song" (see </w:t>
       </w:r>
-      <w:hyperlink r:id="rId65">
-        <w:r>
-          <w:rPr>
-            <w:lang w:val="en_US" w:bidi="en_US"/>
-          </w:rPr>
-          <w:rPr>
-            <w:color w:val="0000EE"/>
-            <w:u w:val="single"/>
-          </w:rPr>
-          <w:t>Luke 20:42</w:t>
-        </w:r>
-      </w:hyperlink>
+      <w:r>
+        <w:rPr>
+          <w:lang w:val="en_US" w:bidi="en_US"/>
+        </w:rPr>
+        <w:t>Luke 20:42</w:t>
+      </w:r>
       <w:r>
         <w:rPr>
           <w:lang w:val="en_US" w:bidi="en_US"/>
         </w:rPr>
         <w:t xml:space="preserve">; </w:t>
       </w:r>
-      <w:hyperlink r:id="rId67">
-        <w:r>
-          <w:rPr>
-            <w:lang w:val="en_US" w:bidi="en_US"/>
-          </w:rPr>
-          <w:rPr>
-            <w:color w:val="0000EE"/>
-            <w:u w:val="single"/>
-          </w:rPr>
-          <w:t>24:44</w:t>
-        </w:r>
-      </w:hyperlink>
+      <w:r>
+        <w:rPr>
+          <w:lang w:val="en_US" w:bidi="en_US"/>
+        </w:rPr>
+        <w:t>24:44</w:t>
+      </w:r>
       <w:r>
         <w:rPr>
           <w:lang w:val="en_US" w:bidi="en_US"/>
@@ -3461,18 +2801,12 @@
         </w:rPr>
         <w:t xml:space="preserve">, which appears in the titles of many individual psalms (for example, see </w:t>
       </w:r>
-      <w:hyperlink r:id="rId95">
-        <w:r>
-          <w:rPr>
-            <w:lang w:val="en_US" w:bidi="en_US"/>
-          </w:rPr>
-          <w:rPr>
-            <w:color w:val="0000EE"/>
-            <w:u w:val="single"/>
-          </w:rPr>
-          <w:t>Psalm 3:title</w:t>
-        </w:r>
-      </w:hyperlink>
+      <w:r>
+        <w:rPr>
+          <w:lang w:val="en_US" w:bidi="en_US"/>
+        </w:rPr>
+        <w:t>Psalm 3:title</w:t>
+      </w:r>
       <w:r>
         <w:rPr>
           <w:lang w:val="en_US" w:bidi="en_US"/>
@@ -3713,36 +3047,24 @@
         </w:rPr>
         <w:t xml:space="preserve"> Some collections mainly use Yahweh (translated "the LORD" ; </w:t>
       </w:r>
-      <w:hyperlink r:id="rId16">
-        <w:r>
-          <w:rPr>
-            <w:lang w:val="en_US" w:bidi="en_US"/>
-          </w:rPr>
-          <w:rPr>
-            <w:color w:val="0000EE"/>
-            <w:u w:val="single"/>
-          </w:rPr>
-          <w:t>Psalms 1–41</w:t>
-        </w:r>
-      </w:hyperlink>
+      <w:r>
+        <w:rPr>
+          <w:lang w:val="en_US" w:bidi="en_US"/>
+        </w:rPr>
+        <w:t>Psalms 1–41</w:t>
+      </w:r>
       <w:r>
         <w:rPr>
           <w:lang w:val="en_US" w:bidi="en_US"/>
         </w:rPr>
         <w:t xml:space="preserve">), while others mainly use Elohim (a Hebrew name for God; </w:t>
       </w:r>
-      <w:hyperlink r:id="rId18">
-        <w:r>
-          <w:rPr>
-            <w:lang w:val="en_US" w:bidi="en_US"/>
-          </w:rPr>
-          <w:rPr>
-            <w:color w:val="0000EE"/>
-            <w:u w:val="single"/>
-          </w:rPr>
-          <w:t>Psalms 42–72</w:t>
-        </w:r>
-      </w:hyperlink>
+      <w:r>
+        <w:rPr>
+          <w:lang w:val="en_US" w:bidi="en_US"/>
+        </w:rPr>
+        <w:t>Psalms 42–72</w:t>
+      </w:r>
       <w:r>
         <w:rPr>
           <w:lang w:val="en_US" w:bidi="en_US"/>
@@ -3774,126 +3096,84 @@
         </w:rPr>
         <w:t xml:space="preserve"> Some psalms are associated with David (</w:t>
       </w:r>
-      <w:hyperlink r:id="rId25">
-        <w:r>
-          <w:rPr>
-            <w:lang w:val="en_US" w:bidi="en_US"/>
-          </w:rPr>
-          <w:rPr>
-            <w:color w:val="0000EE"/>
-            <w:u w:val="single"/>
-          </w:rPr>
-          <w:t>Psalms 3–32</w:t>
-        </w:r>
-      </w:hyperlink>
+      <w:r>
+        <w:rPr>
+          <w:lang w:val="en_US" w:bidi="en_US"/>
+        </w:rPr>
+        <w:t>Psalms 3–32</w:t>
+      </w:r>
       <w:r>
         <w:rPr>
           <w:lang w:val="en_US" w:bidi="en_US"/>
         </w:rPr>
         <w:t xml:space="preserve">; </w:t>
       </w:r>
-      <w:hyperlink r:id="rId26">
-        <w:r>
-          <w:rPr>
-            <w:lang w:val="en_US" w:bidi="en_US"/>
-          </w:rPr>
-          <w:rPr>
-            <w:color w:val="0000EE"/>
-            <w:u w:val="single"/>
-          </w:rPr>
-          <w:t>34:1–41:13</w:t>
-        </w:r>
-      </w:hyperlink>
+      <w:r>
+        <w:rPr>
+          <w:lang w:val="en_US" w:bidi="en_US"/>
+        </w:rPr>
+        <w:t>34:1–41:13</w:t>
+      </w:r>
       <w:r>
         <w:rPr>
           <w:lang w:val="en_US" w:bidi="en_US"/>
         </w:rPr>
         <w:t>, and others). Others are associated with the descendants of Korah (</w:t>
       </w:r>
-      <w:hyperlink r:id="rId27">
-        <w:r>
-          <w:rPr>
-            <w:lang w:val="en_US" w:bidi="en_US"/>
-          </w:rPr>
-          <w:rPr>
-            <w:color w:val="0000EE"/>
-            <w:u w:val="single"/>
-          </w:rPr>
-          <w:t>Psalms 42–49</w:t>
-        </w:r>
-      </w:hyperlink>
+      <w:r>
+        <w:rPr>
+          <w:lang w:val="en_US" w:bidi="en_US"/>
+        </w:rPr>
+        <w:t>Psalms 42–49</w:t>
+      </w:r>
       <w:r>
         <w:rPr>
           <w:lang w:val="en_US" w:bidi="en_US"/>
         </w:rPr>
         <w:t xml:space="preserve">; </w:t>
       </w:r>
-      <w:hyperlink r:id="rId35">
-        <w:r>
-          <w:rPr>
-            <w:lang w:val="en_US" w:bidi="en_US"/>
-          </w:rPr>
-          <w:rPr>
-            <w:color w:val="0000EE"/>
-            <w:u w:val="single"/>
-          </w:rPr>
-          <w:t>84:1–85:13</w:t>
-        </w:r>
-      </w:hyperlink>
+      <w:r>
+        <w:rPr>
+          <w:lang w:val="en_US" w:bidi="en_US"/>
+        </w:rPr>
+        <w:t>84:1–85:13</w:t>
+      </w:r>
       <w:r>
         <w:rPr>
           <w:lang w:val="en_US" w:bidi="en_US"/>
         </w:rPr>
         <w:t xml:space="preserve">; </w:t>
       </w:r>
-      <w:hyperlink r:id="rId36">
-        <w:r>
-          <w:rPr>
-            <w:lang w:val="en_US" w:bidi="en_US"/>
-          </w:rPr>
-          <w:rPr>
-            <w:color w:val="0000EE"/>
-            <w:u w:val="single"/>
-          </w:rPr>
-          <w:t>87:1–88:18</w:t>
-        </w:r>
-      </w:hyperlink>
+      <w:r>
+        <w:rPr>
+          <w:lang w:val="en_US" w:bidi="en_US"/>
+        </w:rPr>
+        <w:t>87:1–88:18</w:t>
+      </w:r>
       <w:r>
         <w:rPr>
           <w:lang w:val="en_US" w:bidi="en_US"/>
         </w:rPr>
         <w:t>). Others are associated with Asaph (</w:t>
       </w:r>
-      <w:hyperlink r:id="rId28">
-        <w:r>
-          <w:rPr>
-            <w:lang w:val="en_US" w:bidi="en_US"/>
-          </w:rPr>
-          <w:rPr>
-            <w:color w:val="0000EE"/>
-            <w:u w:val="single"/>
-          </w:rPr>
-          <w:t>Psalms 50</w:t>
-        </w:r>
-      </w:hyperlink>
+      <w:r>
+        <w:rPr>
+          <w:lang w:val="en_US" w:bidi="en_US"/>
+        </w:rPr>
+        <w:t>Psalms 50</w:t>
+      </w:r>
       <w:r>
         <w:rPr>
           <w:lang w:val="en_US" w:bidi="en_US"/>
         </w:rPr>
         <w:t xml:space="preserve">, </w:t>
       </w:r>
-      <w:hyperlink r:id="rId34">
-        <w:r>
-          <w:rPr>
-            <w:lang w:val="en_US" w:bidi="en_US"/>
-          </w:rPr>
-          <w:rPr>
-            <w:color w:val="0000EE"/>
-            <w:u w:val="single"/>
-          </w:rPr>
-          <w:t>73–83</w:t>
-        </w:r>
-      </w:hyperlink>
+      <w:r>
+        <w:rPr>
+          <w:lang w:val="en_US" w:bidi="en_US"/>
+        </w:rPr>
+        <w:t>73–83</w:t>
+      </w:r>
       <w:r>
         <w:rPr>
           <w:lang w:val="en_US" w:bidi="en_US"/>
@@ -3963,18 +3243,12 @@
         </w:rPr>
         <w:t xml:space="preserve"> (</w:t>
       </w:r>
-      <w:hyperlink r:id="rId49">
-        <w:r>
-          <w:rPr>
-            <w:lang w:val="en_US" w:bidi="en_US"/>
-          </w:rPr>
-          <w:rPr>
-            <w:color w:val="0000EE"/>
-            <w:u w:val="single"/>
-          </w:rPr>
-          <w:t>Psalms 120–134</w:t>
-        </w:r>
-      </w:hyperlink>
+      <w:r>
+        <w:rPr>
+          <w:lang w:val="en_US" w:bidi="en_US"/>
+        </w:rPr>
+        <w:t>Psalms 120–134</w:t>
+      </w:r>
       <w:r>
         <w:rPr>
           <w:lang w:val="en_US" w:bidi="en_US"/>
@@ -3994,18 +3268,12 @@
         </w:rPr>
         <w:t xml:space="preserve"> (</w:t>
       </w:r>
-      <w:hyperlink r:id="rId46">
-        <w:r>
-          <w:rPr>
-            <w:lang w:val="en_US" w:bidi="en_US"/>
-          </w:rPr>
-          <w:rPr>
-            <w:color w:val="0000EE"/>
-            <w:u w:val="single"/>
-          </w:rPr>
-          <w:t>Psalms 113–118</w:t>
-        </w:r>
-      </w:hyperlink>
+      <w:r>
+        <w:rPr>
+          <w:lang w:val="en_US" w:bidi="en_US"/>
+        </w:rPr>
+        <w:t>Psalms 113–118</w:t>
+      </w:r>
       <w:r>
         <w:rPr>
           <w:lang w:val="en_US" w:bidi="en_US"/>
@@ -4025,18 +3293,12 @@
         </w:rPr>
         <w:t xml:space="preserve"> hymns (</w:t>
       </w:r>
-      <w:hyperlink r:id="rId51">
-        <w:r>
-          <w:rPr>
-            <w:lang w:val="en_US" w:bidi="en_US"/>
-          </w:rPr>
-          <w:rPr>
-            <w:color w:val="0000EE"/>
-            <w:u w:val="single"/>
-          </w:rPr>
-          <w:t>Psalms 146–150</w:t>
-        </w:r>
-      </w:hyperlink>
+      <w:r>
+        <w:rPr>
+          <w:lang w:val="en_US" w:bidi="en_US"/>
+        </w:rPr>
+        <w:t>Psalms 146–150</w:t>
+      </w:r>
       <w:r>
         <w:rPr>
           <w:lang w:val="en_US" w:bidi="en_US"/>
@@ -4068,36 +3330,24 @@
         </w:rPr>
         <w:t xml:space="preserve"> Examples include God's kingship (</w:t>
       </w:r>
-      <w:hyperlink r:id="rId41">
-        <w:r>
-          <w:rPr>
-            <w:lang w:val="en_US" w:bidi="en_US"/>
-          </w:rPr>
-          <w:rPr>
-            <w:color w:val="0000EE"/>
-            <w:u w:val="single"/>
-          </w:rPr>
-          <w:t>Psalms 93–100</w:t>
-        </w:r>
-      </w:hyperlink>
+      <w:r>
+        <w:rPr>
+          <w:lang w:val="en_US" w:bidi="en_US"/>
+        </w:rPr>
+        <w:t>Psalms 93–100</w:t>
+      </w:r>
       <w:r>
         <w:rPr>
           <w:lang w:val="en_US" w:bidi="en_US"/>
         </w:rPr>
         <w:t>) and the storyline from creation to the exile (</w:t>
       </w:r>
-      <w:hyperlink r:id="rId44">
-        <w:r>
-          <w:rPr>
-            <w:lang w:val="en_US" w:bidi="en_US"/>
-          </w:rPr>
-          <w:rPr>
-            <w:color w:val="0000EE"/>
-            <w:u w:val="single"/>
-          </w:rPr>
-          <w:t>Psalms 104–106</w:t>
-        </w:r>
-      </w:hyperlink>
+      <w:r>
+        <w:rPr>
+          <w:lang w:val="en_US" w:bidi="en_US"/>
+        </w:rPr>
+        <w:t>Psalms 104–106</w:t>
+      </w:r>
       <w:r>
         <w:rPr>
           <w:lang w:val="en_US" w:bidi="en_US"/>
@@ -4181,108 +3431,72 @@
         </w:rPr>
         <w:t xml:space="preserve"> (a type of psalm or chant; </w:t>
       </w:r>
-      <w:hyperlink r:id="rId96">
-        <w:r>
-          <w:rPr>
-            <w:lang w:val="en_US" w:bidi="en_US"/>
-          </w:rPr>
-          <w:rPr>
-            <w:color w:val="0000EE"/>
-            <w:u w:val="single"/>
-          </w:rPr>
-          <w:t>Psalms 32</w:t>
-        </w:r>
-      </w:hyperlink>
+      <w:r>
+        <w:rPr>
+          <w:lang w:val="en_US" w:bidi="en_US"/>
+        </w:rPr>
+        <w:t>Psalms 32</w:t>
+      </w:r>
       <w:r>
         <w:rPr>
           <w:lang w:val="en_US" w:bidi="en_US"/>
         </w:rPr>
         <w:t xml:space="preserve">; </w:t>
       </w:r>
-      <w:hyperlink r:id="rId97">
-        <w:r>
-          <w:rPr>
-            <w:lang w:val="en_US" w:bidi="en_US"/>
-          </w:rPr>
-          <w:rPr>
-            <w:color w:val="0000EE"/>
-            <w:u w:val="single"/>
-          </w:rPr>
-          <w:t>42</w:t>
-        </w:r>
-      </w:hyperlink>
+      <w:r>
+        <w:rPr>
+          <w:lang w:val="en_US" w:bidi="en_US"/>
+        </w:rPr>
+        <w:t>42</w:t>
+      </w:r>
       <w:r>
         <w:rPr>
           <w:lang w:val="en_US" w:bidi="en_US"/>
         </w:rPr>
         <w:t xml:space="preserve">; </w:t>
       </w:r>
-      <w:hyperlink r:id="rId98">
-        <w:r>
-          <w:rPr>
-            <w:lang w:val="en_US" w:bidi="en_US"/>
-          </w:rPr>
-          <w:rPr>
-            <w:color w:val="0000EE"/>
-            <w:u w:val="single"/>
-          </w:rPr>
-          <w:t>44–45</w:t>
-        </w:r>
-      </w:hyperlink>
+      <w:r>
+        <w:rPr>
+          <w:lang w:val="en_US" w:bidi="en_US"/>
+        </w:rPr>
+        <w:t>44–45</w:t>
+      </w:r>
       <w:r>
         <w:rPr>
           <w:lang w:val="en_US" w:bidi="en_US"/>
         </w:rPr>
         <w:t xml:space="preserve">; </w:t>
       </w:r>
-      <w:hyperlink r:id="rId99">
-        <w:r>
-          <w:rPr>
-            <w:lang w:val="en_US" w:bidi="en_US"/>
-          </w:rPr>
-          <w:rPr>
-            <w:color w:val="0000EE"/>
-            <w:u w:val="single"/>
-          </w:rPr>
-          <w:t>52–55</w:t>
-        </w:r>
-      </w:hyperlink>
+      <w:r>
+        <w:rPr>
+          <w:lang w:val="en_US" w:bidi="en_US"/>
+        </w:rPr>
+        <w:t>52–55</w:t>
+      </w:r>
       <w:r>
         <w:rPr>
           <w:lang w:val="en_US" w:bidi="en_US"/>
         </w:rPr>
         <w:t xml:space="preserve">; </w:t>
       </w:r>
-      <w:hyperlink r:id="rId100">
-        <w:r>
-          <w:rPr>
-            <w:lang w:val="en_US" w:bidi="en_US"/>
-          </w:rPr>
-          <w:rPr>
-            <w:color w:val="0000EE"/>
-            <w:u w:val="single"/>
-          </w:rPr>
-          <w:t>74</w:t>
-        </w:r>
-      </w:hyperlink>
+      <w:r>
+        <w:rPr>
+          <w:lang w:val="en_US" w:bidi="en_US"/>
+        </w:rPr>
+        <w:t>74</w:t>
+      </w:r>
       <w:r>
         <w:rPr>
           <w:lang w:val="en_US" w:bidi="en_US"/>
         </w:rPr>
         <w:t xml:space="preserve">; </w:t>
       </w:r>
-      <w:hyperlink r:id="rId101">
-        <w:r>
-          <w:rPr>
-            <w:lang w:val="en_US" w:bidi="en_US"/>
-          </w:rPr>
-          <w:rPr>
-            <w:color w:val="0000EE"/>
-            <w:u w:val="single"/>
-          </w:rPr>
-          <w:t>88–89</w:t>
-        </w:r>
-      </w:hyperlink>
+      <w:r>
+        <w:rPr>
+          <w:lang w:val="en_US" w:bidi="en_US"/>
+        </w:rPr>
+        <w:t>88–89</w:t>
+      </w:r>
       <w:r>
         <w:rPr>
           <w:lang w:val="en_US" w:bidi="en_US"/>
@@ -4314,36 +3528,24 @@
         </w:rPr>
         <w:t xml:space="preserve"> (a type of psalm or chant; </w:t>
       </w:r>
-      <w:hyperlink r:id="rId102">
-        <w:r>
-          <w:rPr>
-            <w:lang w:val="en_US" w:bidi="en_US"/>
-          </w:rPr>
-          <w:rPr>
-            <w:color w:val="0000EE"/>
-            <w:u w:val="single"/>
-          </w:rPr>
-          <w:t>Psalms 16</w:t>
-        </w:r>
-      </w:hyperlink>
+      <w:r>
+        <w:rPr>
+          <w:lang w:val="en_US" w:bidi="en_US"/>
+        </w:rPr>
+        <w:t>Psalms 16</w:t>
+      </w:r>
       <w:r>
         <w:rPr>
           <w:lang w:val="en_US" w:bidi="en_US"/>
         </w:rPr>
         <w:t xml:space="preserve">; </w:t>
       </w:r>
-      <w:hyperlink r:id="rId103">
-        <w:r>
-          <w:rPr>
-            <w:lang w:val="en_US" w:bidi="en_US"/>
-          </w:rPr>
-          <w:rPr>
-            <w:color w:val="0000EE"/>
-            <w:u w:val="single"/>
-          </w:rPr>
-          <w:t>56–60</w:t>
-        </w:r>
-      </w:hyperlink>
+      <w:r>
+        <w:rPr>
+          <w:lang w:val="en_US" w:bidi="en_US"/>
+        </w:rPr>
+        <w:t>56–60</w:t>
+      </w:r>
       <w:r>
         <w:rPr>
           <w:lang w:val="en_US" w:bidi="en_US"/>
@@ -4375,36 +3577,24 @@
         </w:rPr>
         <w:t xml:space="preserve"> (“song”; </w:t>
       </w:r>
-      <w:hyperlink r:id="rId104">
-        <w:r>
-          <w:rPr>
-            <w:lang w:val="en_US" w:bidi="en_US"/>
-          </w:rPr>
-          <w:rPr>
-            <w:color w:val="0000EE"/>
-            <w:u w:val="single"/>
-          </w:rPr>
-          <w:t>Psalms 45</w:t>
-        </w:r>
-      </w:hyperlink>
+      <w:r>
+        <w:rPr>
+          <w:lang w:val="en_US" w:bidi="en_US"/>
+        </w:rPr>
+        <w:t>Psalms 45</w:t>
+      </w:r>
       <w:r>
         <w:rPr>
           <w:lang w:val="en_US" w:bidi="en_US"/>
         </w:rPr>
         <w:t xml:space="preserve">; </w:t>
       </w:r>
-      <w:hyperlink r:id="rId105">
-        <w:r>
-          <w:rPr>
-            <w:lang w:val="en_US" w:bidi="en_US"/>
-          </w:rPr>
-          <w:rPr>
-            <w:color w:val="0000EE"/>
-            <w:u w:val="single"/>
-          </w:rPr>
-          <w:t>120–135</w:t>
-        </w:r>
-      </w:hyperlink>
+      <w:r>
+        <w:rPr>
+          <w:lang w:val="en_US" w:bidi="en_US"/>
+        </w:rPr>
+        <w:t>120–135</w:t>
+      </w:r>
       <w:r>
         <w:rPr>
           <w:lang w:val="en_US" w:bidi="en_US"/>
@@ -4436,18 +3626,12 @@
         </w:rPr>
         <w:t xml:space="preserve"> (a type of psalm; the exact meaning is uncertain; </w:t>
       </w:r>
-      <w:hyperlink r:id="rId76">
-        <w:r>
-          <w:rPr>
-            <w:lang w:val="en_US" w:bidi="en_US"/>
-          </w:rPr>
-          <w:rPr>
-            <w:color w:val="0000EE"/>
-            <w:u w:val="single"/>
-          </w:rPr>
-          <w:t>Psalm 7</w:t>
-        </w:r>
-      </w:hyperlink>
+      <w:r>
+        <w:rPr>
+          <w:lang w:val="en_US" w:bidi="en_US"/>
+        </w:rPr>
+        <w:t>Psalm 7</w:t>
+      </w:r>
       <w:r>
         <w:rPr>
           <w:lang w:val="en_US" w:bidi="en_US"/>
@@ -4479,54 +3663,36 @@
         </w:rPr>
         <w:t xml:space="preserve"> (“prayer”; </w:t>
       </w:r>
-      <w:hyperlink r:id="rId106">
-        <w:r>
-          <w:rPr>
-            <w:lang w:val="en_US" w:bidi="en_US"/>
-          </w:rPr>
-          <w:rPr>
-            <w:color w:val="0000EE"/>
-            <w:u w:val="single"/>
-          </w:rPr>
-          <w:t>Psalms 17</w:t>
-        </w:r>
-      </w:hyperlink>
+      <w:r>
+        <w:rPr>
+          <w:lang w:val="en_US" w:bidi="en_US"/>
+        </w:rPr>
+        <w:t>Psalms 17</w:t>
+      </w:r>
       <w:r>
         <w:rPr>
           <w:lang w:val="en_US" w:bidi="en_US"/>
         </w:rPr>
         <w:t xml:space="preserve">; </w:t>
       </w:r>
-      <w:hyperlink r:id="rId37">
-        <w:r>
-          <w:rPr>
-            <w:lang w:val="en_US" w:bidi="en_US"/>
-          </w:rPr>
-          <w:rPr>
-            <w:color w:val="0000EE"/>
-            <w:u w:val="single"/>
-          </w:rPr>
-          <w:t>86</w:t>
-        </w:r>
-      </w:hyperlink>
+      <w:r>
+        <w:rPr>
+          <w:lang w:val="en_US" w:bidi="en_US"/>
+        </w:rPr>
+        <w:t>86</w:t>
+      </w:r>
       <w:r>
         <w:rPr>
           <w:lang w:val="en_US" w:bidi="en_US"/>
         </w:rPr>
         <w:t xml:space="preserve">; </w:t>
       </w:r>
-      <w:hyperlink r:id="rId71">
-        <w:r>
-          <w:rPr>
-            <w:lang w:val="en_US" w:bidi="en_US"/>
-          </w:rPr>
-          <w:rPr>
-            <w:color w:val="0000EE"/>
-            <w:u w:val="single"/>
-          </w:rPr>
-          <w:t>90</w:t>
-        </w:r>
-      </w:hyperlink>
+      <w:r>
+        <w:rPr>
+          <w:lang w:val="en_US" w:bidi="en_US"/>
+        </w:rPr>
+        <w:t>90</w:t>
+      </w:r>
       <w:r>
         <w:rPr>
           <w:lang w:val="en_US" w:bidi="en_US"/>
@@ -4564,18 +3730,12 @@
         </w:rPr>
         <w:t xml:space="preserve"> (“psalm of praise”; </w:t>
       </w:r>
-      <w:hyperlink r:id="rId56">
-        <w:r>
-          <w:rPr>
-            <w:lang w:val="en_US" w:bidi="en_US"/>
-          </w:rPr>
-          <w:rPr>
-            <w:color w:val="0000EE"/>
-            <w:u w:val="single"/>
-          </w:rPr>
-          <w:t>Psalm 145</w:t>
-        </w:r>
-      </w:hyperlink>
+      <w:r>
+        <w:rPr>
+          <w:lang w:val="en_US" w:bidi="en_US"/>
+        </w:rPr>
+        <w:t>Psalm 145</w:t>
+      </w:r>
       <w:r>
         <w:rPr>
           <w:lang w:val="en_US" w:bidi="en_US"/>
@@ -4613,18 +3773,12 @@
         </w:rPr>
         <w:t xml:space="preserve"> (“meditation”; the exact meaning is uncertain; </w:t>
       </w:r>
-      <w:hyperlink r:id="rId107">
-        <w:r>
-          <w:rPr>
-            <w:lang w:val="en_US" w:bidi="en_US"/>
-          </w:rPr>
-          <w:rPr>
-            <w:color w:val="0000EE"/>
-            <w:u w:val="single"/>
-          </w:rPr>
-          <w:t>Psalm 9:16</w:t>
-        </w:r>
-      </w:hyperlink>
+      <w:r>
+        <w:rPr>
+          <w:lang w:val="en_US" w:bidi="en_US"/>
+        </w:rPr>
+        <w:t>Psalm 9:16</w:t>
+      </w:r>
       <w:r>
         <w:rPr>
           <w:lang w:val="en_US" w:bidi="en_US"/>
@@ -4656,18 +3810,12 @@
         </w:rPr>
         <w:t xml:space="preserve"> (“psalm of thanksgiving“: </w:t>
       </w:r>
-      <w:hyperlink r:id="rId42">
-        <w:r>
-          <w:rPr>
-            <w:lang w:val="en_US" w:bidi="en_US"/>
-          </w:rPr>
-          <w:rPr>
-            <w:color w:val="0000EE"/>
-            <w:u w:val="single"/>
-          </w:rPr>
-          <w:t>Psalm 100</w:t>
-        </w:r>
-      </w:hyperlink>
+      <w:r>
+        <w:rPr>
+          <w:lang w:val="en_US" w:bidi="en_US"/>
+        </w:rPr>
+        <w:t>Psalm 100</w:t>
+      </w:r>
       <w:r>
         <w:rPr>
           <w:lang w:val="en_US" w:bidi="en_US"/>
@@ -4731,162 +3879,108 @@
         </w:rPr>
         <w:t>, which teach people how to live according to God's ways (</w:t>
       </w:r>
-      <w:hyperlink r:id="rId14">
-        <w:r>
-          <w:rPr>
-            <w:lang w:val="en_US" w:bidi="en_US"/>
-          </w:rPr>
-          <w:rPr>
-            <w:color w:val="0000EE"/>
-            <w:u w:val="single"/>
-          </w:rPr>
-          <w:t>Psalms 1</w:t>
-        </w:r>
-      </w:hyperlink>
+      <w:r>
+        <w:rPr>
+          <w:lang w:val="en_US" w:bidi="en_US"/>
+        </w:rPr>
+        <w:t>Psalms 1</w:t>
+      </w:r>
       <w:r>
         <w:rPr>
           <w:lang w:val="en_US" w:bidi="en_US"/>
         </w:rPr>
         <w:t xml:space="preserve">, </w:t>
       </w:r>
-      <w:hyperlink r:id="rId108">
-        <w:r>
-          <w:rPr>
-            <w:lang w:val="en_US" w:bidi="en_US"/>
-          </w:rPr>
-          <w:rPr>
-            <w:color w:val="0000EE"/>
-            <w:u w:val="single"/>
-          </w:rPr>
-          <w:t>15</w:t>
-        </w:r>
-      </w:hyperlink>
+      <w:r>
+        <w:rPr>
+          <w:lang w:val="en_US" w:bidi="en_US"/>
+        </w:rPr>
+        <w:t>15</w:t>
+      </w:r>
       <w:r>
         <w:rPr>
           <w:lang w:val="en_US" w:bidi="en_US"/>
         </w:rPr>
         <w:t xml:space="preserve">, </w:t>
       </w:r>
-      <w:hyperlink r:id="rId109">
-        <w:r>
-          <w:rPr>
-            <w:lang w:val="en_US" w:bidi="en_US"/>
-          </w:rPr>
-          <w:rPr>
-            <w:color w:val="0000EE"/>
-            <w:u w:val="single"/>
-          </w:rPr>
-          <w:t>24</w:t>
-        </w:r>
-      </w:hyperlink>
+      <w:r>
+        <w:rPr>
+          <w:lang w:val="en_US" w:bidi="en_US"/>
+        </w:rPr>
+        <w:t>24</w:t>
+      </w:r>
       <w:r>
         <w:rPr>
           <w:lang w:val="en_US" w:bidi="en_US"/>
         </w:rPr>
         <w:t xml:space="preserve">, </w:t>
       </w:r>
-      <w:hyperlink r:id="rId110">
-        <w:r>
-          <w:rPr>
-            <w:lang w:val="en_US" w:bidi="en_US"/>
-          </w:rPr>
-          <w:rPr>
-            <w:color w:val="0000EE"/>
-            <w:u w:val="single"/>
-          </w:rPr>
-          <w:t>33</w:t>
-        </w:r>
-      </w:hyperlink>
+      <w:r>
+        <w:rPr>
+          <w:lang w:val="en_US" w:bidi="en_US"/>
+        </w:rPr>
+        <w:t>33</w:t>
+      </w:r>
       <w:r>
         <w:rPr>
           <w:lang w:val="en_US" w:bidi="en_US"/>
         </w:rPr>
         <w:t xml:space="preserve">, </w:t>
       </w:r>
-      <w:hyperlink r:id="rId78">
-        <w:r>
-          <w:rPr>
-            <w:lang w:val="en_US" w:bidi="en_US"/>
-          </w:rPr>
-          <w:rPr>
-            <w:color w:val="0000EE"/>
-            <w:u w:val="single"/>
-          </w:rPr>
-          <w:t>34</w:t>
-        </w:r>
-      </w:hyperlink>
+      <w:r>
+        <w:rPr>
+          <w:lang w:val="en_US" w:bidi="en_US"/>
+        </w:rPr>
+        <w:t>34</w:t>
+      </w:r>
       <w:r>
         <w:rPr>
           <w:lang w:val="en_US" w:bidi="en_US"/>
         </w:rPr>
         <w:t xml:space="preserve">, </w:t>
       </w:r>
-      <w:hyperlink r:id="rId111">
-        <w:r>
-          <w:rPr>
-            <w:lang w:val="en_US" w:bidi="en_US"/>
-          </w:rPr>
-          <w:rPr>
-            <w:color w:val="0000EE"/>
-            <w:u w:val="single"/>
-          </w:rPr>
-          <w:t>37</w:t>
-        </w:r>
-      </w:hyperlink>
+      <w:r>
+        <w:rPr>
+          <w:lang w:val="en_US" w:bidi="en_US"/>
+        </w:rPr>
+        <w:t>37</w:t>
+      </w:r>
       <w:r>
         <w:rPr>
           <w:lang w:val="en_US" w:bidi="en_US"/>
         </w:rPr>
         <w:t xml:space="preserve">, </w:t>
       </w:r>
-      <w:hyperlink r:id="rId38">
-        <w:r>
-          <w:rPr>
-            <w:lang w:val="en_US" w:bidi="en_US"/>
-          </w:rPr>
-          <w:rPr>
-            <w:color w:val="0000EE"/>
-            <w:u w:val="single"/>
-          </w:rPr>
-          <w:t>73</w:t>
-        </w:r>
-      </w:hyperlink>
+      <w:r>
+        <w:rPr>
+          <w:lang w:val="en_US" w:bidi="en_US"/>
+        </w:rPr>
+        <w:t>73</w:t>
+      </w:r>
       <w:r>
         <w:rPr>
           <w:lang w:val="en_US" w:bidi="en_US"/>
         </w:rPr>
         <w:t xml:space="preserve">, </w:t>
       </w:r>
-      <w:hyperlink r:id="rId71">
-        <w:r>
-          <w:rPr>
-            <w:lang w:val="en_US" w:bidi="en_US"/>
-          </w:rPr>
-          <w:rPr>
-            <w:color w:val="0000EE"/>
-            <w:u w:val="single"/>
-          </w:rPr>
-          <w:t>90</w:t>
-        </w:r>
-      </w:hyperlink>
+      <w:r>
+        <w:rPr>
+          <w:lang w:val="en_US" w:bidi="en_US"/>
+        </w:rPr>
+        <w:t>90</w:t>
+      </w:r>
       <w:r>
         <w:rPr>
           <w:lang w:val="en_US" w:bidi="en_US"/>
         </w:rPr>
         <w:t xml:space="preserve">, </w:t>
       </w:r>
-      <w:hyperlink r:id="rId52">
-        <w:r>
-          <w:rPr>
-            <w:lang w:val="en_US" w:bidi="en_US"/>
-          </w:rPr>
-          <w:rPr>
-            <w:color w:val="0000EE"/>
-            <w:u w:val="single"/>
-          </w:rPr>
-          <w:t>107</w:t>
-        </w:r>
-      </w:hyperlink>
+      <w:r>
+        <w:rPr>
+          <w:lang w:val="en_US" w:bidi="en_US"/>
+        </w:rPr>
+        <w:t>107</w:t>
+      </w:r>
       <w:r>
         <w:rPr>
           <w:lang w:val="en_US" w:bidi="en_US"/>
@@ -4943,108 +4037,72 @@
         </w:rPr>
         <w:t>, which celebrate God's character and actions (</w:t>
       </w:r>
-      <w:hyperlink r:id="rId112">
-        <w:r>
-          <w:rPr>
-            <w:lang w:val="en_US" w:bidi="en_US"/>
-          </w:rPr>
-          <w:rPr>
-            <w:color w:val="0000EE"/>
-            <w:u w:val="single"/>
-          </w:rPr>
-          <w:t>Psalms 8</w:t>
-        </w:r>
-      </w:hyperlink>
+      <w:r>
+        <w:rPr>
+          <w:lang w:val="en_US" w:bidi="en_US"/>
+        </w:rPr>
+        <w:t>Psalms 8</w:t>
+      </w:r>
       <w:r>
         <w:rPr>
           <w:lang w:val="en_US" w:bidi="en_US"/>
         </w:rPr>
         <w:t xml:space="preserve">, </w:t>
       </w:r>
-      <w:hyperlink r:id="rId113">
-        <w:r>
-          <w:rPr>
-            <w:lang w:val="en_US" w:bidi="en_US"/>
-          </w:rPr>
-          <w:rPr>
-            <w:color w:val="0000EE"/>
-            <w:u w:val="single"/>
-          </w:rPr>
-          <w:t>19</w:t>
-        </w:r>
-      </w:hyperlink>
+      <w:r>
+        <w:rPr>
+          <w:lang w:val="en_US" w:bidi="en_US"/>
+        </w:rPr>
+        <w:t>19</w:t>
+      </w:r>
       <w:r>
         <w:rPr>
           <w:lang w:val="en_US" w:bidi="en_US"/>
         </w:rPr>
         <w:t xml:space="preserve">, </w:t>
       </w:r>
-      <w:hyperlink r:id="rId114">
-        <w:r>
-          <w:rPr>
-            <w:lang w:val="en_US" w:bidi="en_US"/>
-          </w:rPr>
-          <w:rPr>
-            <w:color w:val="0000EE"/>
-            <w:u w:val="single"/>
-          </w:rPr>
-          <w:t>29</w:t>
-        </w:r>
-      </w:hyperlink>
+      <w:r>
+        <w:rPr>
+          <w:lang w:val="en_US" w:bidi="en_US"/>
+        </w:rPr>
+        <w:t>29</w:t>
+      </w:r>
       <w:r>
         <w:rPr>
           <w:lang w:val="en_US" w:bidi="en_US"/>
         </w:rPr>
         <w:t xml:space="preserve">, </w:t>
       </w:r>
-      <w:hyperlink r:id="rId115">
-        <w:r>
-          <w:rPr>
-            <w:lang w:val="en_US" w:bidi="en_US"/>
-          </w:rPr>
-          <w:rPr>
-            <w:color w:val="0000EE"/>
-            <w:u w:val="single"/>
-          </w:rPr>
-          <w:t>65</w:t>
-        </w:r>
-      </w:hyperlink>
+      <w:r>
+        <w:rPr>
+          <w:lang w:val="en_US" w:bidi="en_US"/>
+        </w:rPr>
+        <w:t>65</w:t>
+      </w:r>
       <w:r>
         <w:rPr>
           <w:lang w:val="en_US" w:bidi="en_US"/>
         </w:rPr>
         <w:t xml:space="preserve">, </w:t>
       </w:r>
-      <w:hyperlink r:id="rId116">
-        <w:r>
-          <w:rPr>
-            <w:lang w:val="en_US" w:bidi="en_US"/>
-          </w:rPr>
-          <w:rPr>
-            <w:color w:val="0000EE"/>
-            <w:u w:val="single"/>
-          </w:rPr>
-          <w:t>67</w:t>
-        </w:r>
-      </w:hyperlink>
+      <w:r>
+        <w:rPr>
+          <w:lang w:val="en_US" w:bidi="en_US"/>
+        </w:rPr>
+        <w:t>67</w:t>
+      </w:r>
       <w:r>
         <w:rPr>
           <w:lang w:val="en_US" w:bidi="en_US"/>
         </w:rPr>
         <w:t xml:space="preserve">, </w:t>
       </w:r>
-      <w:hyperlink r:id="rId61">
-        <w:r>
-          <w:rPr>
-            <w:lang w:val="en_US" w:bidi="en_US"/>
-          </w:rPr>
-          <w:rPr>
-            <w:color w:val="0000EE"/>
-            <w:u w:val="single"/>
-          </w:rPr>
-          <w:t>114</w:t>
-        </w:r>
-      </w:hyperlink>
+      <w:r>
+        <w:rPr>
+          <w:lang w:val="en_US" w:bidi="en_US"/>
+        </w:rPr>
+        <w:t>114</w:t>
+      </w:r>
       <w:r>
         <w:rPr>
           <w:lang w:val="en_US" w:bidi="en_US"/>
@@ -5090,90 +4148,60 @@
         </w:rPr>
         <w:t>, which focus on the king (</w:t>
       </w:r>
-      <w:hyperlink r:id="rId15">
-        <w:r>
-          <w:rPr>
-            <w:lang w:val="en_US" w:bidi="en_US"/>
-          </w:rPr>
-          <w:rPr>
-            <w:color w:val="0000EE"/>
-            <w:u w:val="single"/>
-          </w:rPr>
-          <w:t>Psalms 2</w:t>
-        </w:r>
-      </w:hyperlink>
+      <w:r>
+        <w:rPr>
+          <w:lang w:val="en_US" w:bidi="en_US"/>
+        </w:rPr>
+        <w:t>Psalms 2</w:t>
+      </w:r>
       <w:r>
         <w:rPr>
           <w:lang w:val="en_US" w:bidi="en_US"/>
         </w:rPr>
         <w:t xml:space="preserve">, </w:t>
       </w:r>
-      <w:hyperlink r:id="rId104">
-        <w:r>
-          <w:rPr>
-            <w:lang w:val="en_US" w:bidi="en_US"/>
-          </w:rPr>
-          <w:rPr>
-            <w:color w:val="0000EE"/>
-            <w:u w:val="single"/>
-          </w:rPr>
-          <w:t>45</w:t>
-        </w:r>
-      </w:hyperlink>
+      <w:r>
+        <w:rPr>
+          <w:lang w:val="en_US" w:bidi="en_US"/>
+        </w:rPr>
+        <w:t>45</w:t>
+      </w:r>
       <w:r>
         <w:rPr>
           <w:lang w:val="en_US" w:bidi="en_US"/>
         </w:rPr>
         <w:t xml:space="preserve">, </w:t>
       </w:r>
-      <w:hyperlink r:id="rId31">
-        <w:r>
-          <w:rPr>
-            <w:lang w:val="en_US" w:bidi="en_US"/>
-          </w:rPr>
-          <w:rPr>
-            <w:color w:val="0000EE"/>
-            <w:u w:val="single"/>
-          </w:rPr>
-          <w:t>72</w:t>
-        </w:r>
-      </w:hyperlink>
+      <w:r>
+        <w:rPr>
+          <w:lang w:val="en_US" w:bidi="en_US"/>
+        </w:rPr>
+        <w:t>72</w:t>
+      </w:r>
       <w:r>
         <w:rPr>
           <w:lang w:val="en_US" w:bidi="en_US"/>
         </w:rPr>
         <w:t xml:space="preserve">, </w:t>
       </w:r>
-      <w:hyperlink r:id="rId39">
-        <w:r>
-          <w:rPr>
-            <w:lang w:val="en_US" w:bidi="en_US"/>
-          </w:rPr>
-          <w:rPr>
-            <w:color w:val="0000EE"/>
-            <w:u w:val="single"/>
-          </w:rPr>
-          <w:t>89</w:t>
-        </w:r>
-      </w:hyperlink>
+      <w:r>
+        <w:rPr>
+          <w:lang w:val="en_US" w:bidi="en_US"/>
+        </w:rPr>
+        <w:t>89</w:t>
+      </w:r>
       <w:r>
         <w:rPr>
           <w:lang w:val="en_US" w:bidi="en_US"/>
         </w:rPr>
         <w:t xml:space="preserve">, </w:t>
       </w:r>
-      <w:hyperlink r:id="rId117">
-        <w:r>
-          <w:rPr>
-            <w:lang w:val="en_US" w:bidi="en_US"/>
-          </w:rPr>
-          <w:rPr>
-            <w:color w:val="0000EE"/>
-            <w:u w:val="single"/>
-          </w:rPr>
-          <w:t>110</w:t>
-        </w:r>
-      </w:hyperlink>
+      <w:r>
+        <w:rPr>
+          <w:lang w:val="en_US" w:bidi="en_US"/>
+        </w:rPr>
+        <w:t>110</w:t>
+      </w:r>
       <w:r>
         <w:rPr>
           <w:lang w:val="en_US" w:bidi="en_US"/>
@@ -5205,36 +4233,24 @@
         </w:rPr>
         <w:t>, which celebrate God as king (</w:t>
       </w:r>
-      <w:hyperlink r:id="rId118">
-        <w:r>
-          <w:rPr>
-            <w:lang w:val="en_US" w:bidi="en_US"/>
-          </w:rPr>
-          <w:rPr>
-            <w:color w:val="0000EE"/>
-            <w:u w:val="single"/>
-          </w:rPr>
-          <w:t>Psalms 93</w:t>
-        </w:r>
-      </w:hyperlink>
+      <w:r>
+        <w:rPr>
+          <w:lang w:val="en_US" w:bidi="en_US"/>
+        </w:rPr>
+        <w:t>Psalms 93</w:t>
+      </w:r>
       <w:r>
         <w:rPr>
           <w:lang w:val="en_US" w:bidi="en_US"/>
         </w:rPr>
         <w:t xml:space="preserve">, </w:t>
       </w:r>
-      <w:hyperlink r:id="rId119">
-        <w:r>
-          <w:rPr>
-            <w:lang w:val="en_US" w:bidi="en_US"/>
-          </w:rPr>
-          <w:rPr>
-            <w:color w:val="0000EE"/>
-            <w:u w:val="single"/>
-          </w:rPr>
-          <w:t>95–99</w:t>
-        </w:r>
-      </w:hyperlink>
+      <w:r>
+        <w:rPr>
+          <w:lang w:val="en_US" w:bidi="en_US"/>
+        </w:rPr>
+        <w:t>95–99</w:t>
+      </w:r>
       <w:r>
         <w:rPr>
           <w:lang w:val="en_US" w:bidi="en_US"/>
@@ -5266,54 +4282,36 @@
         </w:rPr>
         <w:t>, which praise God as the Creator (</w:t>
       </w:r>
-      <w:hyperlink r:id="rId113">
-        <w:r>
-          <w:rPr>
-            <w:lang w:val="en_US" w:bidi="en_US"/>
-          </w:rPr>
-          <w:rPr>
-            <w:color w:val="0000EE"/>
-            <w:u w:val="single"/>
-          </w:rPr>
-          <w:t>Psalms 19</w:t>
-        </w:r>
-      </w:hyperlink>
+      <w:r>
+        <w:rPr>
+          <w:lang w:val="en_US" w:bidi="en_US"/>
+        </w:rPr>
+        <w:t>Psalms 19</w:t>
+      </w:r>
       <w:r>
         <w:rPr>
           <w:lang w:val="en_US" w:bidi="en_US"/>
         </w:rPr>
         <w:t xml:space="preserve">, </w:t>
       </w:r>
-      <w:hyperlink r:id="rId114">
-        <w:r>
-          <w:rPr>
-            <w:lang w:val="en_US" w:bidi="en_US"/>
-          </w:rPr>
-          <w:rPr>
-            <w:color w:val="0000EE"/>
-            <w:u w:val="single"/>
-          </w:rPr>
-          <w:t>29</w:t>
-        </w:r>
-      </w:hyperlink>
+      <w:r>
+        <w:rPr>
+          <w:lang w:val="en_US" w:bidi="en_US"/>
+        </w:rPr>
+        <w:t>29</w:t>
+      </w:r>
       <w:r>
         <w:rPr>
           <w:lang w:val="en_US" w:bidi="en_US"/>
         </w:rPr>
         <w:t xml:space="preserve">, </w:t>
       </w:r>
-      <w:hyperlink r:id="rId120">
-        <w:r>
-          <w:rPr>
-            <w:lang w:val="en_US" w:bidi="en_US"/>
-          </w:rPr>
-          <w:rPr>
-            <w:color w:val="0000EE"/>
-            <w:u w:val="single"/>
-          </w:rPr>
-          <w:t>104</w:t>
-        </w:r>
-      </w:hyperlink>
+      <w:r>
+        <w:rPr>
+          <w:lang w:val="en_US" w:bidi="en_US"/>
+        </w:rPr>
+        <w:t>104</w:t>
+      </w:r>
       <w:r>
         <w:rPr>
           <w:lang w:val="en_US" w:bidi="en_US"/>
@@ -5345,72 +4343,48 @@
         </w:rPr>
         <w:t xml:space="preserve">, which focus on Zion (Jerusalem, the city associated with God's presence and rule; see </w:t>
       </w:r>
-      <w:hyperlink r:id="rId121">
-        <w:r>
-          <w:rPr>
-            <w:lang w:val="en_US" w:bidi="en_US"/>
-          </w:rPr>
-          <w:rPr>
-            <w:color w:val="0000EE"/>
-            <w:u w:val="single"/>
-          </w:rPr>
-          <w:t>Psalms 46</w:t>
-        </w:r>
-      </w:hyperlink>
+      <w:r>
+        <w:rPr>
+          <w:lang w:val="en_US" w:bidi="en_US"/>
+        </w:rPr>
+        <w:t>Psalms 46</w:t>
+      </w:r>
       <w:r>
         <w:rPr>
           <w:lang w:val="en_US" w:bidi="en_US"/>
         </w:rPr>
         <w:t xml:space="preserve">, </w:t>
       </w:r>
-      <w:hyperlink r:id="rId122">
-        <w:r>
-          <w:rPr>
-            <w:lang w:val="en_US" w:bidi="en_US"/>
-          </w:rPr>
-          <w:rPr>
-            <w:color w:val="0000EE"/>
-            <w:u w:val="single"/>
-          </w:rPr>
-          <w:t>48</w:t>
-        </w:r>
-      </w:hyperlink>
+      <w:r>
+        <w:rPr>
+          <w:lang w:val="en_US" w:bidi="en_US"/>
+        </w:rPr>
+        <w:t>48</w:t>
+      </w:r>
       <w:r>
         <w:rPr>
           <w:lang w:val="en_US" w:bidi="en_US"/>
         </w:rPr>
         <w:t xml:space="preserve">, </w:t>
       </w:r>
-      <w:hyperlink r:id="rId123">
-        <w:r>
-          <w:rPr>
-            <w:lang w:val="en_US" w:bidi="en_US"/>
-          </w:rPr>
-          <w:rPr>
-            <w:color w:val="0000EE"/>
-            <w:u w:val="single"/>
-          </w:rPr>
-          <w:t>84</w:t>
-        </w:r>
-      </w:hyperlink>
+      <w:r>
+        <w:rPr>
+          <w:lang w:val="en_US" w:bidi="en_US"/>
+        </w:rPr>
+        <w:t>84</w:t>
+      </w:r>
       <w:r>
         <w:rPr>
           <w:lang w:val="en_US" w:bidi="en_US"/>
         </w:rPr>
         <w:t xml:space="preserve">, </w:t>
       </w:r>
-      <w:hyperlink r:id="rId68">
-        <w:r>
-          <w:rPr>
-            <w:lang w:val="en_US" w:bidi="en_US"/>
-          </w:rPr>
-          <w:rPr>
-            <w:color w:val="0000EE"/>
-            <w:u w:val="single"/>
-          </w:rPr>
-          <w:t>87</w:t>
-        </w:r>
-      </w:hyperlink>
+      <w:r>
+        <w:rPr>
+          <w:lang w:val="en_US" w:bidi="en_US"/>
+        </w:rPr>
+        <w:t>87</w:t>
+      </w:r>
       <w:r>
         <w:rPr>
           <w:lang w:val="en_US" w:bidi="en_US"/>
@@ -5445,18 +4419,12 @@
         </w:rPr>
         <w:t xml:space="preserve">The Psalter is also instructional in its overall purpose. As a collection of five books, it is intended to teach God's people how to live. </w:t>
       </w:r>
-      <w:hyperlink r:id="rId124">
-        <w:r>
-          <w:rPr>
-            <w:lang w:val="en_US" w:bidi="en_US"/>
-          </w:rPr>
-          <w:rPr>
-            <w:color w:val="0000EE"/>
-            <w:u w:val="single"/>
-          </w:rPr>
-          <w:t>Psalm 1:2</w:t>
-        </w:r>
-      </w:hyperlink>
+      <w:r>
+        <w:rPr>
+          <w:lang w:val="en_US" w:bidi="en_US"/>
+        </w:rPr>
+        <w:t>Psalm 1:2</w:t>
+      </w:r>
       <w:r>
         <w:rPr>
           <w:lang w:val="en_US" w:bidi="en_US"/>
@@ -5515,36 +4483,24 @@
         </w:rPr>
         <w:t xml:space="preserve">Some psalms were used on specific occasions. For example, </w:t>
       </w:r>
-      <w:hyperlink r:id="rId46">
-        <w:r>
-          <w:rPr>
-            <w:lang w:val="en_US" w:bidi="en_US"/>
-          </w:rPr>
-          <w:rPr>
-            <w:color w:val="0000EE"/>
-            <w:u w:val="single"/>
-          </w:rPr>
-          <w:t>Psalms 113–118</w:t>
-        </w:r>
-      </w:hyperlink>
+      <w:r>
+        <w:rPr>
+          <w:lang w:val="en_US" w:bidi="en_US"/>
+        </w:rPr>
+        <w:t>Psalms 113–118</w:t>
+      </w:r>
       <w:r>
         <w:rPr>
           <w:lang w:val="en_US" w:bidi="en_US"/>
         </w:rPr>
         <w:t xml:space="preserve"> were associated with the Passover festival, and </w:t>
       </w:r>
-      <w:hyperlink r:id="rId49">
-        <w:r>
-          <w:rPr>
-            <w:lang w:val="en_US" w:bidi="en_US"/>
-          </w:rPr>
-          <w:rPr>
-            <w:color w:val="0000EE"/>
-            <w:u w:val="single"/>
-          </w:rPr>
-          <w:t>Psalms 120–134</w:t>
-        </w:r>
-      </w:hyperlink>
+      <w:r>
+        <w:rPr>
+          <w:lang w:val="en_US" w:bidi="en_US"/>
+        </w:rPr>
+        <w:t>Psalms 120–134</w:t>
+      </w:r>
       <w:r>
         <w:rPr>
           <w:lang w:val="en_US" w:bidi="en_US"/>
@@ -5565,18 +4521,12 @@
         </w:rPr>
         <w:t xml:space="preserve">The psalms also include songs that recount important events in Israel's history. For example, </w:t>
       </w:r>
-      <w:hyperlink r:id="rId91">
-        <w:r>
-          <w:rPr>
-            <w:lang w:val="en_US" w:bidi="en_US"/>
-          </w:rPr>
-          <w:rPr>
-            <w:color w:val="0000EE"/>
-            <w:u w:val="single"/>
-          </w:rPr>
-          <w:t>Psalm 30</w:t>
-        </w:r>
-      </w:hyperlink>
+      <w:r>
+        <w:rPr>
+          <w:lang w:val="en_US" w:bidi="en_US"/>
+        </w:rPr>
+        <w:t>Psalm 30</w:t>
+      </w:r>
       <w:r>
         <w:rPr>
           <w:lang w:val="en_US" w:bidi="en_US"/>
@@ -5596,18 +4546,12 @@
         </w:rPr>
         <w:t xml:space="preserve">,” and </w:t>
       </w:r>
-      <w:hyperlink r:id="rId125">
-        <w:r>
-          <w:rPr>
-            <w:lang w:val="en_US" w:bidi="en_US"/>
-          </w:rPr>
-          <w:rPr>
-            <w:color w:val="0000EE"/>
-            <w:u w:val="single"/>
-          </w:rPr>
-          <w:t>Psalm 137</w:t>
-        </w:r>
-      </w:hyperlink>
+      <w:r>
+        <w:rPr>
+          <w:lang w:val="en_US" w:bidi="en_US"/>
+        </w:rPr>
+        <w:t>Psalm 137</w:t>
+      </w:r>
       <w:r>
         <w:rPr>
           <w:lang w:val="en_US" w:bidi="en_US"/>
@@ -5680,54 +4624,36 @@
         </w:rPr>
         <w:t xml:space="preserve"> (instruction; see </w:t>
       </w:r>
-      <w:hyperlink r:id="rId14">
-        <w:r>
-          <w:rPr>
-            <w:lang w:val="en_US" w:bidi="en_US"/>
-          </w:rPr>
-          <w:rPr>
-            <w:color w:val="0000EE"/>
-            <w:u w:val="single"/>
-          </w:rPr>
-          <w:t>Psalms 1</w:t>
-        </w:r>
-      </w:hyperlink>
+      <w:r>
+        <w:rPr>
+          <w:lang w:val="en_US" w:bidi="en_US"/>
+        </w:rPr>
+        <w:t>Psalms 1</w:t>
+      </w:r>
       <w:r>
         <w:rPr>
           <w:lang w:val="en_US" w:bidi="en_US"/>
         </w:rPr>
         <w:t xml:space="preserve">; </w:t>
       </w:r>
-      <w:hyperlink r:id="rId113">
-        <w:r>
-          <w:rPr>
-            <w:lang w:val="en_US" w:bidi="en_US"/>
-          </w:rPr>
-          <w:rPr>
-            <w:color w:val="0000EE"/>
-            <w:u w:val="single"/>
-          </w:rPr>
-          <w:t>19</w:t>
-        </w:r>
-      </w:hyperlink>
+      <w:r>
+        <w:rPr>
+          <w:lang w:val="en_US" w:bidi="en_US"/>
+        </w:rPr>
+        <w:t>19</w:t>
+      </w:r>
       <w:r>
         <w:rPr>
           <w:lang w:val="en_US" w:bidi="en_US"/>
         </w:rPr>
         <w:t xml:space="preserve">; </w:t>
       </w:r>
-      <w:hyperlink r:id="rId47">
-        <w:r>
-          <w:rPr>
-            <w:lang w:val="en_US" w:bidi="en_US"/>
-          </w:rPr>
-          <w:rPr>
-            <w:color w:val="0000EE"/>
-            <w:u w:val="single"/>
-          </w:rPr>
-          <w:t>119</w:t>
-        </w:r>
-      </w:hyperlink>
+      <w:r>
+        <w:rPr>
+          <w:lang w:val="en_US" w:bidi="en_US"/>
+        </w:rPr>
+        <w:t>119</w:t>
+      </w:r>
       <w:r>
         <w:rPr>
           <w:lang w:val="en_US" w:bidi="en_US"/>
@@ -5762,18 +4688,12 @@
         </w:rPr>
         <w:t xml:space="preserve">The writers of the Psalms reflected on how short and uncertain life can be. They wrote about suffering and the many hardships that people experience. In times of pain, loneliness, and rejection, they longed for God's presence, care, and protection (for example, </w:t>
       </w:r>
-      <w:hyperlink r:id="rId126">
-        <w:r>
-          <w:rPr>
-            <w:lang w:val="en_US" w:bidi="en_US"/>
-          </w:rPr>
-          <w:rPr>
-            <w:color w:val="0000EE"/>
-            <w:u w:val="single"/>
-          </w:rPr>
-          <w:t>Psalm 23</w:t>
-        </w:r>
-      </w:hyperlink>
+      <w:r>
+        <w:rPr>
+          <w:lang w:val="en_US" w:bidi="en_US"/>
+        </w:rPr>
+        <w:t>Psalm 23</w:t>
+      </w:r>
       <w:r>
         <w:rPr>
           <w:lang w:val="en_US" w:bidi="en_US"/>
@@ -5808,54 +4728,36 @@
         </w:rPr>
         <w:t xml:space="preserve">The Psalter shows the failures of both Israel and David's royal family line. Even the most faithful people in Israel and the best of its kings were unable to bring about the joy and peace described in </w:t>
       </w:r>
-      <w:hyperlink r:id="rId14">
-        <w:r>
-          <w:rPr>
-            <w:lang w:val="en_US" w:bidi="en_US"/>
-          </w:rPr>
-          <w:rPr>
-            <w:color w:val="0000EE"/>
-            <w:u w:val="single"/>
-          </w:rPr>
-          <w:t>Psalms 1</w:t>
-        </w:r>
-      </w:hyperlink>
+      <w:r>
+        <w:rPr>
+          <w:lang w:val="en_US" w:bidi="en_US"/>
+        </w:rPr>
+        <w:t>Psalms 1</w:t>
+      </w:r>
       <w:r>
         <w:rPr>
           <w:lang w:val="en_US" w:bidi="en_US"/>
         </w:rPr>
         <w:t xml:space="preserve"> and </w:t>
       </w:r>
-      <w:hyperlink r:id="rId127">
-        <w:r>
-          <w:rPr>
-            <w:lang w:val="en_US" w:bidi="en_US"/>
-          </w:rPr>
-          <w:rPr>
-            <w:color w:val="0000EE"/>
-            <w:u w:val="single"/>
-          </w:rPr>
-          <w:t>2</w:t>
-        </w:r>
-      </w:hyperlink>
+      <w:r>
+        <w:rPr>
+          <w:lang w:val="en_US" w:bidi="en_US"/>
+        </w:rPr>
+        <w:t>2</w:t>
+      </w:r>
       <w:r>
         <w:rPr>
           <w:lang w:val="en_US" w:bidi="en_US"/>
         </w:rPr>
         <w:t xml:space="preserve"> (see also </w:t>
       </w:r>
-      <w:hyperlink r:id="rId31">
-        <w:r>
-          <w:rPr>
-            <w:lang w:val="en_US" w:bidi="en_US"/>
-          </w:rPr>
-          <w:rPr>
-            <w:color w:val="0000EE"/>
-            <w:u w:val="single"/>
-          </w:rPr>
-          <w:t>Psalm 72</w:t>
-        </w:r>
-      </w:hyperlink>
+      <w:r>
+        <w:rPr>
+          <w:lang w:val="en_US" w:bidi="en_US"/>
+        </w:rPr>
+        <w:t>Psalm 72</w:t>
+      </w:r>
       <w:r>
         <w:rPr>
           <w:lang w:val="en_US" w:bidi="en_US"/>
@@ -5890,288 +4792,192 @@
         </w:rPr>
         <w:t xml:space="preserve">The psalms prepare God's people for the coming of Jesus Christ, the perfect human being and the ideal king. He is the descendant of David who lived with complete faithfulness and integrity. Jesus and the apostles understood his life and ministry in light of the psalms (see </w:t>
       </w:r>
-      <w:hyperlink r:id="rId128">
-        <w:r>
-          <w:rPr>
-            <w:lang w:val="en_US" w:bidi="en_US"/>
-          </w:rPr>
-          <w:rPr>
-            <w:color w:val="0000EE"/>
-            <w:u w:val="single"/>
-          </w:rPr>
-          <w:t>Matthew 13:34–35</w:t>
-        </w:r>
-      </w:hyperlink>
+      <w:r>
+        <w:rPr>
+          <w:lang w:val="en_US" w:bidi="en_US"/>
+        </w:rPr>
+        <w:t>Matthew 13:34–35</w:t>
+      </w:r>
       <w:r>
         <w:rPr>
           <w:lang w:val="en_US" w:bidi="en_US"/>
         </w:rPr>
         <w:t xml:space="preserve">; </w:t>
       </w:r>
-      <w:hyperlink r:id="rId129">
-        <w:r>
-          <w:rPr>
-            <w:lang w:val="en_US" w:bidi="en_US"/>
-          </w:rPr>
-          <w:rPr>
-            <w:color w:val="0000EE"/>
-            <w:u w:val="single"/>
-          </w:rPr>
-          <w:t>21:16</w:t>
-        </w:r>
-      </w:hyperlink>
+      <w:r>
+        <w:rPr>
+          <w:lang w:val="en_US" w:bidi="en_US"/>
+        </w:rPr>
+        <w:t>21:16</w:t>
+      </w:r>
       <w:r>
         <w:rPr>
           <w:lang w:val="en_US" w:bidi="en_US"/>
         </w:rPr>
         <w:t xml:space="preserve">, </w:t>
       </w:r>
-      <w:hyperlink r:id="rId130">
-        <w:r>
-          <w:rPr>
-            <w:lang w:val="en_US" w:bidi="en_US"/>
-          </w:rPr>
-          <w:rPr>
-            <w:color w:val="0000EE"/>
-            <w:u w:val="single"/>
-          </w:rPr>
-          <w:t>42</w:t>
-        </w:r>
-      </w:hyperlink>
+      <w:r>
+        <w:rPr>
+          <w:lang w:val="en_US" w:bidi="en_US"/>
+        </w:rPr>
+        <w:t>42</w:t>
+      </w:r>
       <w:r>
         <w:rPr>
           <w:lang w:val="en_US" w:bidi="en_US"/>
         </w:rPr>
         <w:t xml:space="preserve">; </w:t>
       </w:r>
-      <w:hyperlink r:id="rId131">
-        <w:r>
-          <w:rPr>
-            <w:lang w:val="en_US" w:bidi="en_US"/>
-          </w:rPr>
-          <w:rPr>
-            <w:color w:val="0000EE"/>
-            <w:u w:val="single"/>
-          </w:rPr>
-          <w:t>23:39</w:t>
-        </w:r>
-      </w:hyperlink>
+      <w:r>
+        <w:rPr>
+          <w:lang w:val="en_US" w:bidi="en_US"/>
+        </w:rPr>
+        <w:t>23:39</w:t>
+      </w:r>
       <w:r>
         <w:rPr>
           <w:lang w:val="en_US" w:bidi="en_US"/>
         </w:rPr>
         <w:t xml:space="preserve">; </w:t>
       </w:r>
-      <w:hyperlink r:id="rId132">
-        <w:r>
-          <w:rPr>
-            <w:lang w:val="en_US" w:bidi="en_US"/>
-          </w:rPr>
-          <w:rPr>
-            <w:color w:val="0000EE"/>
-            <w:u w:val="single"/>
-          </w:rPr>
-          <w:t>John 2:17</w:t>
-        </w:r>
-      </w:hyperlink>
+      <w:r>
+        <w:rPr>
+          <w:lang w:val="en_US" w:bidi="en_US"/>
+        </w:rPr>
+        <w:t>John 2:17</w:t>
+      </w:r>
       <w:r>
         <w:rPr>
           <w:lang w:val="en_US" w:bidi="en_US"/>
         </w:rPr>
         <w:t xml:space="preserve">; </w:t>
       </w:r>
-      <w:hyperlink r:id="rId133">
-        <w:r>
-          <w:rPr>
-            <w:lang w:val="en_US" w:bidi="en_US"/>
-          </w:rPr>
-          <w:rPr>
-            <w:color w:val="0000EE"/>
-            <w:u w:val="single"/>
-          </w:rPr>
-          <w:t>15:25</w:t>
-        </w:r>
-      </w:hyperlink>
+      <w:r>
+        <w:rPr>
+          <w:lang w:val="en_US" w:bidi="en_US"/>
+        </w:rPr>
+        <w:t>15:25</w:t>
+      </w:r>
       <w:r>
         <w:rPr>
           <w:lang w:val="en_US" w:bidi="en_US"/>
         </w:rPr>
         <w:t xml:space="preserve">; </w:t>
       </w:r>
-      <w:hyperlink r:id="rId134">
-        <w:r>
-          <w:rPr>
-            <w:lang w:val="en_US" w:bidi="en_US"/>
-          </w:rPr>
-          <w:rPr>
-            <w:color w:val="0000EE"/>
-            <w:u w:val="single"/>
-          </w:rPr>
-          <w:t>19:24</w:t>
-        </w:r>
-      </w:hyperlink>
+      <w:r>
+        <w:rPr>
+          <w:lang w:val="en_US" w:bidi="en_US"/>
+        </w:rPr>
+        <w:t>19:24</w:t>
+      </w:r>
       <w:r>
         <w:rPr>
           <w:lang w:val="en_US" w:bidi="en_US"/>
         </w:rPr>
         <w:t xml:space="preserve">, </w:t>
       </w:r>
-      <w:hyperlink r:id="rId135">
-        <w:r>
-          <w:rPr>
-            <w:lang w:val="en_US" w:bidi="en_US"/>
-          </w:rPr>
-          <w:rPr>
-            <w:color w:val="0000EE"/>
-            <w:u w:val="single"/>
-          </w:rPr>
-          <w:t>28</w:t>
-        </w:r>
-      </w:hyperlink>
+      <w:r>
+        <w:rPr>
+          <w:lang w:val="en_US" w:bidi="en_US"/>
+        </w:rPr>
+        <w:t>28</w:t>
+      </w:r>
       <w:r>
         <w:rPr>
           <w:lang w:val="en_US" w:bidi="en_US"/>
         </w:rPr>
         <w:t xml:space="preserve">, </w:t>
       </w:r>
-      <w:hyperlink r:id="rId136">
-        <w:r>
-          <w:rPr>
-            <w:lang w:val="en_US" w:bidi="en_US"/>
-          </w:rPr>
-          <w:rPr>
-            <w:color w:val="0000EE"/>
-            <w:u w:val="single"/>
-          </w:rPr>
-          <w:t>36</w:t>
-        </w:r>
-      </w:hyperlink>
+      <w:r>
+        <w:rPr>
+          <w:lang w:val="en_US" w:bidi="en_US"/>
+        </w:rPr>
+        <w:t>36</w:t>
+      </w:r>
       <w:r>
         <w:rPr>
           <w:lang w:val="en_US" w:bidi="en_US"/>
         </w:rPr>
         <w:t xml:space="preserve">; </w:t>
       </w:r>
-      <w:hyperlink r:id="rId137">
-        <w:r>
-          <w:rPr>
-            <w:lang w:val="en_US" w:bidi="en_US"/>
-          </w:rPr>
-          <w:rPr>
-            <w:color w:val="0000EE"/>
-            <w:u w:val="single"/>
-          </w:rPr>
-          <w:t>Acts 2:22–35</w:t>
-        </w:r>
-      </w:hyperlink>
+      <w:r>
+        <w:rPr>
+          <w:lang w:val="en_US" w:bidi="en_US"/>
+        </w:rPr>
+        <w:t>Acts 2:22–35</w:t>
+      </w:r>
       <w:r>
         <w:rPr>
           <w:lang w:val="en_US" w:bidi="en_US"/>
         </w:rPr>
         <w:t xml:space="preserve">; </w:t>
       </w:r>
-      <w:hyperlink r:id="rId138">
-        <w:r>
-          <w:rPr>
-            <w:lang w:val="en_US" w:bidi="en_US"/>
-          </w:rPr>
-          <w:rPr>
-            <w:color w:val="0000EE"/>
-            <w:u w:val="single"/>
-          </w:rPr>
-          <w:t>4:11</w:t>
-        </w:r>
-      </w:hyperlink>
+      <w:r>
+        <w:rPr>
+          <w:lang w:val="en_US" w:bidi="en_US"/>
+        </w:rPr>
+        <w:t>4:11</w:t>
+      </w:r>
       <w:r>
         <w:rPr>
           <w:lang w:val="en_US" w:bidi="en_US"/>
         </w:rPr>
         <w:t xml:space="preserve">; </w:t>
       </w:r>
-      <w:hyperlink r:id="rId139">
-        <w:r>
-          <w:rPr>
-            <w:lang w:val="en_US" w:bidi="en_US"/>
-          </w:rPr>
-          <w:rPr>
-            <w:color w:val="0000EE"/>
-            <w:u w:val="single"/>
-          </w:rPr>
-          <w:t>13:32–38</w:t>
-        </w:r>
-      </w:hyperlink>
+      <w:r>
+        <w:rPr>
+          <w:lang w:val="en_US" w:bidi="en_US"/>
+        </w:rPr>
+        <w:t>13:32–38</w:t>
+      </w:r>
       <w:r>
         <w:rPr>
           <w:lang w:val="en_US" w:bidi="en_US"/>
         </w:rPr>
         <w:t xml:space="preserve">; </w:t>
       </w:r>
-      <w:hyperlink r:id="rId140">
-        <w:r>
-          <w:rPr>
-            <w:lang w:val="en_US" w:bidi="en_US"/>
-          </w:rPr>
-          <w:rPr>
-            <w:color w:val="0000EE"/>
-            <w:u w:val="single"/>
-          </w:rPr>
-          <w:t>Romans 15:3</w:t>
-        </w:r>
-      </w:hyperlink>
+      <w:r>
+        <w:rPr>
+          <w:lang w:val="en_US" w:bidi="en_US"/>
+        </w:rPr>
+        <w:t>Romans 15:3</w:t>
+      </w:r>
       <w:r>
         <w:rPr>
           <w:lang w:val="en_US" w:bidi="en_US"/>
         </w:rPr>
         <w:t xml:space="preserve">; </w:t>
       </w:r>
-      <w:hyperlink r:id="rId141">
-        <w:r>
-          <w:rPr>
-            <w:lang w:val="en_US" w:bidi="en_US"/>
-          </w:rPr>
-          <w:rPr>
-            <w:color w:val="0000EE"/>
-            <w:u w:val="single"/>
-          </w:rPr>
-          <w:t>1 Corinthians 15:25–27</w:t>
-        </w:r>
-      </w:hyperlink>
+      <w:r>
+        <w:rPr>
+          <w:lang w:val="en_US" w:bidi="en_US"/>
+        </w:rPr>
+        <w:t>1 Corinthians 15:25–27</w:t>
+      </w:r>
       <w:r>
         <w:rPr>
           <w:lang w:val="en_US" w:bidi="en_US"/>
         </w:rPr>
         <w:t xml:space="preserve">; </w:t>
       </w:r>
-      <w:hyperlink r:id="rId142">
-        <w:r>
-          <w:rPr>
-            <w:lang w:val="en_US" w:bidi="en_US"/>
-          </w:rPr>
-          <w:rPr>
-            <w:color w:val="0000EE"/>
-            <w:u w:val="single"/>
-          </w:rPr>
-          <w:t>Ephesians 4:7–10</w:t>
-        </w:r>
-      </w:hyperlink>
+      <w:r>
+        <w:rPr>
+          <w:lang w:val="en_US" w:bidi="en_US"/>
+        </w:rPr>
+        <w:t>Ephesians 4:7–10</w:t>
+      </w:r>
       <w:r>
         <w:rPr>
           <w:lang w:val="en_US" w:bidi="en_US"/>
         </w:rPr>
         <w:t xml:space="preserve">; </w:t>
       </w:r>
-      <w:hyperlink r:id="rId143">
-        <w:r>
-          <w:rPr>
-            <w:lang w:val="en_US" w:bidi="en_US"/>
-          </w:rPr>
-          <w:rPr>
-            <w:color w:val="0000EE"/>
-            <w:u w:val="single"/>
-          </w:rPr>
-          <w:t>1 Peter 2:7</w:t>
-        </w:r>
-      </w:hyperlink>
+      <w:r>
+        <w:rPr>
+          <w:lang w:val="en_US" w:bidi="en_US"/>
+        </w:rPr>
+        <w:t>1 Peter 2:7</w:t>
+      </w:r>
       <w:r>
         <w:rPr>
           <w:lang w:val="en_US" w:bidi="en_US"/>
@@ -6192,36 +4998,24 @@
         </w:rPr>
         <w:t>Jesus entered the human world and experienced the patterns found in the Psalms, including humiliation, suffering, death, vindication (God's public approval), and glory. He is the only person who has completely pleased God (</w:t>
       </w:r>
-      <w:hyperlink r:id="rId14">
-        <w:r>
-          <w:rPr>
-            <w:lang w:val="en_US" w:bidi="en_US"/>
-          </w:rPr>
-          <w:rPr>
-            <w:color w:val="0000EE"/>
-            <w:u w:val="single"/>
-          </w:rPr>
-          <w:t>Psalm 1</w:t>
-        </w:r>
-      </w:hyperlink>
+      <w:r>
+        <w:rPr>
+          <w:lang w:val="en_US" w:bidi="en_US"/>
+        </w:rPr>
+        <w:t>Psalm 1</w:t>
+      </w:r>
       <w:r>
         <w:rPr>
           <w:lang w:val="en_US" w:bidi="en_US"/>
         </w:rPr>
         <w:t xml:space="preserve">). He is the Messiah (God's chosen king) and the king described in </w:t>
       </w:r>
-      <w:hyperlink r:id="rId15">
-        <w:r>
-          <w:rPr>
-            <w:lang w:val="en_US" w:bidi="en_US"/>
-          </w:rPr>
-          <w:rPr>
-            <w:color w:val="0000EE"/>
-            <w:u w:val="single"/>
-          </w:rPr>
-          <w:t>Psalm 2</w:t>
-        </w:r>
-      </w:hyperlink>
+      <w:r>
+        <w:rPr>
+          <w:lang w:val="en_US" w:bidi="en_US"/>
+        </w:rPr>
+        <w:t>Psalm 2</w:t>
+      </w:r>
       <w:r>
         <w:rPr>
           <w:lang w:val="en_US" w:bidi="en_US"/>
